--- a/插件详细手册/23.窗口字符/关于字体管理器.docx
+++ b/插件详细手册/23.窗口字符/关于字体管理器.docx
@@ -1,10 +1,13 @@
 
 <file path=word/document.xml><?xml version="1.0" encoding="utf-8"?>
-<w:document xmlns:wpc="http://schemas.microsoft.com/office/word/2010/wordprocessingCanvas" xmlns:cx="http://schemas.microsoft.com/office/drawing/2014/chartex" xmlns:cx1="http://schemas.microsoft.com/office/drawing/2015/9/8/chartex" xmlns:cx2="http://schemas.microsoft.com/office/drawing/2015/10/21/chartex" xmlns:cx3="http://schemas.microsoft.com/office/drawing/2016/5/9/chartex" xmlns:cx4="http://schemas.microsoft.com/office/drawing/2016/5/10/chartex" xmlns:cx5="http://schemas.microsoft.com/office/drawing/2016/5/11/chartex" xmlns:cx6="http://schemas.microsoft.com/office/drawing/2016/5/12/chartex" xmlns:cx7="http://schemas.microsoft.com/office/drawing/2016/5/13/chartex" xmlns:cx8="http://schemas.microsoft.com/office/drawing/2016/5/14/chartex" xmlns:mc="http://schemas.openxmlformats.org/markup-compatibility/2006" xmlns:aink="http://schemas.microsoft.com/office/drawing/2016/ink" xmlns:am3d="http://schemas.microsoft.com/office/drawing/2017/model3d" xmlns:o="urn:schemas-microsoft-com:office:office" xmlns:oel="http://schemas.microsoft.com/office/2019/extlst" xmlns:r="http://schemas.openxmlformats.org/officeDocument/2006/relationships" xmlns:m="http://schemas.openxmlformats.org/officeDocument/2006/math" xmlns:v="urn:schemas-microsoft-com:vml" xmlns:wp14="http://schemas.microsoft.com/office/word/2010/wordprocessingDrawing" xmlns:wp="http://schemas.openxmlformats.org/drawingml/2006/wordprocessingDrawing" xmlns:w10="urn:schemas-microsoft-com:office:word" xmlns:w="http://schemas.openxmlformats.org/wordprocessingml/2006/main" xmlns:w14="http://schemas.microsoft.com/office/word/2010/wordml" xmlns:w15="http://schemas.microsoft.com/office/word/2012/wordml" xmlns:w16cex="http://schemas.microsoft.com/office/word/2018/wordml/cex" xmlns:w16cid="http://schemas.microsoft.com/office/word/2016/wordml/cid" xmlns:w16="http://schemas.microsoft.com/office/word/2018/wordml" xmlns:w16sdtdh="http://schemas.microsoft.com/office/word/2020/wordml/sdtdatahash" xmlns:w16se="http://schemas.microsoft.com/office/word/2015/wordml/symex" xmlns:wpg="http://schemas.microsoft.com/office/word/2010/wordprocessingGroup" xmlns:wpi="http://schemas.microsoft.com/office/word/2010/wordprocessingInk" xmlns:wne="http://schemas.microsoft.com/office/word/2006/wordml" xmlns:wps="http://schemas.microsoft.com/office/word/2010/wordprocessingShape" mc:Ignorable="w14 w15 w16se w16cid w16 w16cex w16sdtdh wp14">
+<w:document xmlns:wpc="http://schemas.microsoft.com/office/word/2010/wordprocessingCanvas" xmlns:cx="http://schemas.microsoft.com/office/drawing/2014/chartex" xmlns:cx1="http://schemas.microsoft.com/office/drawing/2015/9/8/chartex" xmlns:cx2="http://schemas.microsoft.com/office/drawing/2015/10/21/chartex" xmlns:cx3="http://schemas.microsoft.com/office/drawing/2016/5/9/chartex" xmlns:cx4="http://schemas.microsoft.com/office/drawing/2016/5/10/chartex" xmlns:cx5="http://schemas.microsoft.com/office/drawing/2016/5/11/chartex" xmlns:cx6="http://schemas.microsoft.com/office/drawing/2016/5/12/chartex" xmlns:cx7="http://schemas.microsoft.com/office/drawing/2016/5/13/chartex" xmlns:cx8="http://schemas.microsoft.com/office/drawing/2016/5/14/chartex" xmlns:mc="http://schemas.openxmlformats.org/markup-compatibility/2006" xmlns:aink="http://schemas.microsoft.com/office/drawing/2016/ink" xmlns:am3d="http://schemas.microsoft.com/office/drawing/2017/model3d" xmlns:o="urn:schemas-microsoft-com:office:office" xmlns:oel="http://schemas.microsoft.com/office/2019/extlst" xmlns:r="http://schemas.openxmlformats.org/officeDocument/2006/relationships" xmlns:m="http://schemas.openxmlformats.org/officeDocument/2006/math" xmlns:v="urn:schemas-microsoft-com:vml" xmlns:wp14="http://schemas.microsoft.com/office/word/2010/wordprocessingDrawing" xmlns:wp="http://schemas.openxmlformats.org/drawingml/2006/wordprocessingDrawing" xmlns:w10="urn:schemas-microsoft-com:office:word" xmlns:w="http://schemas.openxmlformats.org/wordprocessingml/2006/main" xmlns:w14="http://schemas.microsoft.com/office/word/2010/wordml" xmlns:w15="http://schemas.microsoft.com/office/word/2012/wordml" xmlns:w16cex="http://schemas.microsoft.com/office/word/2018/wordml/cex" xmlns:w16cid="http://schemas.microsoft.com/office/word/2016/wordml/cid" xmlns:w16="http://schemas.microsoft.com/office/word/2018/wordml" xmlns:w16du="http://schemas.microsoft.com/office/word/2023/wordml/word16du" xmlns:w16sdtdh="http://schemas.microsoft.com/office/word/2020/wordml/sdtdatahash" xmlns:w16sdtfl="http://schemas.microsoft.com/office/word/2024/wordml/sdtformatlock" xmlns:w16se="http://schemas.microsoft.com/office/word/2015/wordml/symex" xmlns:wpg="http://schemas.microsoft.com/office/word/2010/wordprocessingGroup" xmlns:wpi="http://schemas.microsoft.com/office/word/2010/wordprocessingInk" xmlns:wne="http://schemas.microsoft.com/office/word/2006/wordml" xmlns:wps="http://schemas.microsoft.com/office/word/2010/wordprocessingShape" mc:Ignorable="w14 w15 w16se w16cid w16 w16cex w16sdtdh w16sdtfl w16du wp14">
   <w:body>
     <w:p>
       <w:pPr>
         <w:pStyle w:val="2"/>
+        <w:rPr>
+          <w:rFonts w:hint="eastAsia"/>
+        </w:rPr>
       </w:pPr>
       <w:r>
         <w:rPr>
@@ -18,6 +21,421 @@
         <w:pStyle w:val="3"/>
         <w:spacing w:before="240" w:after="120" w:line="415" w:lineRule="auto"/>
         <w:rPr>
+          <w:rFonts w:hint="eastAsia"/>
+          <w:sz w:val="28"/>
+        </w:rPr>
+      </w:pPr>
+      <w:r>
+        <w:rPr>
+          <w:rFonts w:hint="eastAsia"/>
+          <w:sz w:val="28"/>
+        </w:rPr>
+        <w:t>基础要求</w:t>
+      </w:r>
+    </w:p>
+    <w:tbl>
+      <w:tblPr>
+        <w:tblStyle w:val="af"/>
+        <w:tblW w:w="0" w:type="auto"/>
+        <w:tblBorders>
+          <w:top w:val="none" w:sz="0" w:space="0" w:color="auto"/>
+          <w:left w:val="none" w:sz="0" w:space="0" w:color="auto"/>
+          <w:bottom w:val="none" w:sz="0" w:space="0" w:color="auto"/>
+          <w:right w:val="none" w:sz="0" w:space="0" w:color="auto"/>
+          <w:insideH w:val="none" w:sz="0" w:space="0" w:color="auto"/>
+          <w:insideV w:val="none" w:sz="0" w:space="0" w:color="auto"/>
+        </w:tblBorders>
+        <w:tblLook w:val="04A0" w:firstRow="1" w:lastRow="0" w:firstColumn="1" w:lastColumn="0" w:noHBand="0" w:noVBand="1"/>
+      </w:tblPr>
+      <w:tblGrid>
+        <w:gridCol w:w="5637"/>
+        <w:gridCol w:w="2885"/>
+      </w:tblGrid>
+      <w:tr>
+        <w:tc>
+          <w:tcPr>
+            <w:tcW w:w="5637" w:type="dxa"/>
+            <w:shd w:val="clear" w:color="auto" w:fill="auto"/>
+          </w:tcPr>
+          <w:p>
+            <w:pPr>
+              <w:snapToGrid w:val="0"/>
+              <w:rPr>
+                <w:rFonts w:ascii="Tahoma" w:eastAsia="微软雅黑" w:hAnsi="Tahoma"/>
+                <w:kern w:val="0"/>
+                <w:sz w:val="22"/>
+              </w:rPr>
+            </w:pPr>
+            <w:r>
+              <w:rPr>
+                <w:rFonts w:ascii="Tahoma" w:eastAsia="微软雅黑" w:hAnsi="Tahoma" w:hint="eastAsia"/>
+                <w:kern w:val="0"/>
+                <w:sz w:val="22"/>
+              </w:rPr>
+              <w:t>先尝试回答下面的问题：</w:t>
+            </w:r>
+          </w:p>
+          <w:p>
+            <w:pPr>
+              <w:snapToGrid w:val="0"/>
+              <w:ind w:firstLineChars="200" w:firstLine="440"/>
+              <w:rPr>
+                <w:rFonts w:ascii="Tahoma" w:eastAsia="微软雅黑" w:hAnsi="Tahoma"/>
+                <w:kern w:val="0"/>
+                <w:sz w:val="22"/>
+              </w:rPr>
+            </w:pPr>
+            <w:r>
+              <w:rPr>
+                <w:rFonts w:ascii="Tahoma" w:eastAsia="微软雅黑" w:hAnsi="Tahoma" w:hint="eastAsia"/>
+                <w:kern w:val="0"/>
+                <w:sz w:val="22"/>
+              </w:rPr>
+              <w:t>什么是文本域、</w:t>
+            </w:r>
+            <w:r>
+              <w:rPr>
+                <w:rFonts w:ascii="Tahoma" w:eastAsia="微软雅黑" w:hAnsi="Tahoma" w:hint="eastAsia"/>
+                <w:kern w:val="0"/>
+                <w:sz w:val="22"/>
+              </w:rPr>
+              <w:t>文本</w:t>
+            </w:r>
+            <w:r>
+              <w:rPr>
+                <w:rFonts w:ascii="Tahoma" w:eastAsia="微软雅黑" w:hAnsi="Tahoma" w:hint="eastAsia"/>
+                <w:kern w:val="0"/>
+                <w:sz w:val="22"/>
+              </w:rPr>
+              <w:t>光标？</w:t>
+            </w:r>
+          </w:p>
+          <w:p>
+            <w:pPr>
+              <w:snapToGrid w:val="0"/>
+              <w:ind w:firstLineChars="200" w:firstLine="440"/>
+              <w:rPr>
+                <w:rFonts w:ascii="Tahoma" w:eastAsia="微软雅黑" w:hAnsi="Tahoma"/>
+                <w:kern w:val="0"/>
+                <w:sz w:val="22"/>
+              </w:rPr>
+            </w:pPr>
+            <w:r>
+              <w:rPr>
+                <w:rFonts w:ascii="Tahoma" w:eastAsia="微软雅黑" w:hAnsi="Tahoma" w:hint="eastAsia"/>
+                <w:kern w:val="0"/>
+                <w:sz w:val="22"/>
+              </w:rPr>
+              <w:t>什么是窗口字符、底层字符？</w:t>
+            </w:r>
+          </w:p>
+          <w:p>
+            <w:pPr>
+              <w:snapToGrid w:val="0"/>
+              <w:ind w:firstLineChars="200" w:firstLine="440"/>
+              <w:rPr>
+                <w:rFonts w:ascii="Tahoma" w:eastAsia="微软雅黑" w:hAnsi="Tahoma"/>
+                <w:kern w:val="0"/>
+                <w:sz w:val="22"/>
+              </w:rPr>
+            </w:pPr>
+            <w:r>
+              <w:rPr>
+                <w:rFonts w:ascii="Tahoma" w:eastAsia="微软雅黑" w:hAnsi="Tahoma" w:hint="eastAsia"/>
+                <w:kern w:val="0"/>
+                <w:sz w:val="22"/>
+              </w:rPr>
+              <w:t>窗口字符分为哪些类型？</w:t>
+            </w:r>
+          </w:p>
+          <w:p>
+            <w:pPr>
+              <w:snapToGrid w:val="0"/>
+              <w:ind w:firstLineChars="200" w:firstLine="440"/>
+              <w:rPr>
+                <w:rFonts w:ascii="Tahoma" w:eastAsia="微软雅黑" w:hAnsi="Tahoma"/>
+                <w:kern w:val="0"/>
+                <w:sz w:val="22"/>
+              </w:rPr>
+            </w:pPr>
+            <w:r>
+              <w:rPr>
+                <w:rFonts w:ascii="Tahoma" w:eastAsia="微软雅黑" w:hAnsi="Tahoma" w:hint="eastAsia"/>
+                <w:kern w:val="0"/>
+                <w:sz w:val="22"/>
+              </w:rPr>
+              <w:t>窗口字符、底层字符有哪些固定格式？</w:t>
+            </w:r>
+          </w:p>
+        </w:tc>
+        <w:tc>
+          <w:tcPr>
+            <w:tcW w:w="2885" w:type="dxa"/>
+            <w:shd w:val="clear" w:color="auto" w:fill="auto"/>
+          </w:tcPr>
+          <w:p>
+            <w:pPr>
+              <w:snapToGrid w:val="0"/>
+              <w:jc w:val="center"/>
+              <w:rPr>
+                <w:rFonts w:ascii="Tahoma" w:eastAsia="微软雅黑" w:hAnsi="Tahoma"/>
+                <w:kern w:val="0"/>
+                <w:sz w:val="22"/>
+              </w:rPr>
+            </w:pPr>
+            <w:r>
+              <w:rPr>
+                <w:noProof/>
+              </w:rPr>
+              <w:drawing>
+                <wp:inline distT="0" distB="0" distL="0" distR="0" wp14:anchorId="4185E2E8" wp14:editId="13CFE4B8">
+                  <wp:extent cx="1314450" cy="685800"/>
+                  <wp:effectExtent l="0" t="0" r="0" b="0"/>
+                  <wp:docPr id="1932523231" name="图片 1"/>
+                  <wp:cNvGraphicFramePr>
+                    <a:graphicFrameLocks xmlns:a="http://schemas.openxmlformats.org/drawingml/2006/main" noChangeAspect="1"/>
+                  </wp:cNvGraphicFramePr>
+                  <a:graphic xmlns:a="http://schemas.openxmlformats.org/drawingml/2006/main">
+                    <a:graphicData uri="http://schemas.openxmlformats.org/drawingml/2006/picture">
+                      <pic:pic xmlns:pic="http://schemas.openxmlformats.org/drawingml/2006/picture">
+                        <pic:nvPicPr>
+                          <pic:cNvPr id="0" name="Picture 1"/>
+                          <pic:cNvPicPr>
+                            <a:picLocks noChangeAspect="1" noChangeArrowheads="1"/>
+                          </pic:cNvPicPr>
+                        </pic:nvPicPr>
+                        <pic:blipFill>
+                          <a:blip r:embed="rId7">
+                            <a:extLst>
+                              <a:ext uri="{28A0092B-C50C-407E-A947-70E740481C1C}">
+                                <a14:useLocalDpi xmlns:a14="http://schemas.microsoft.com/office/drawing/2010/main" val="0"/>
+                              </a:ext>
+                            </a:extLst>
+                          </a:blip>
+                          <a:srcRect/>
+                          <a:stretch>
+                            <a:fillRect/>
+                          </a:stretch>
+                        </pic:blipFill>
+                        <pic:spPr bwMode="auto">
+                          <a:xfrm>
+                            <a:off x="0" y="0"/>
+                            <a:ext cx="1314450" cy="685800"/>
+                          </a:xfrm>
+                          <a:prstGeom prst="rect">
+                            <a:avLst/>
+                          </a:prstGeom>
+                          <a:noFill/>
+                          <a:ln>
+                            <a:noFill/>
+                          </a:ln>
+                        </pic:spPr>
+                      </pic:pic>
+                    </a:graphicData>
+                  </a:graphic>
+                </wp:inline>
+              </w:drawing>
+            </w:r>
+          </w:p>
+          <w:p>
+            <w:pPr>
+              <w:snapToGrid w:val="0"/>
+              <w:jc w:val="center"/>
+              <w:rPr>
+                <w:rFonts w:ascii="Tahoma" w:eastAsia="微软雅黑" w:hAnsi="Tahoma"/>
+                <w:kern w:val="0"/>
+                <w:sz w:val="22"/>
+              </w:rPr>
+            </w:pPr>
+            <w:r>
+              <w:rPr>
+                <w:rFonts w:ascii="Tahoma" w:eastAsia="微软雅黑" w:hAnsi="Tahoma" w:hint="eastAsia"/>
+                <w:kern w:val="0"/>
+                <w:sz w:val="22"/>
+              </w:rPr>
+              <w:t>需要先了解基础知识哦！</w:t>
+            </w:r>
+          </w:p>
+        </w:tc>
+      </w:tr>
+    </w:tbl>
+    <w:p>
+      <w:pPr>
+        <w:snapToGrid w:val="0"/>
+        <w:spacing w:before="200"/>
+        <w:rPr>
+          <w:rFonts w:ascii="Tahoma" w:eastAsia="微软雅黑" w:hAnsi="Tahoma"/>
+          <w:kern w:val="0"/>
+          <w:sz w:val="22"/>
+        </w:rPr>
+      </w:pPr>
+      <w:r>
+        <w:rPr>
+          <w:rFonts w:ascii="Tahoma" w:eastAsia="微软雅黑" w:hAnsi="Tahoma" w:hint="eastAsia"/>
+          <w:kern w:val="0"/>
+          <w:sz w:val="22"/>
+        </w:rPr>
+        <w:t>如果你对上述问题有疑问，那么说明你还不了解</w:t>
+      </w:r>
+      <w:r>
+        <w:rPr>
+          <w:rFonts w:ascii="Tahoma" w:eastAsia="微软雅黑" w:hAnsi="Tahoma" w:hint="eastAsia"/>
+          <w:kern w:val="0"/>
+          <w:sz w:val="22"/>
+        </w:rPr>
+        <w:t xml:space="preserve"> </w:t>
+      </w:r>
+      <w:r>
+        <w:rPr>
+          <w:rFonts w:ascii="Tahoma" w:eastAsia="微软雅黑" w:hAnsi="Tahoma" w:hint="eastAsia"/>
+          <w:kern w:val="0"/>
+          <w:sz w:val="22"/>
+        </w:rPr>
+        <w:t>窗口字符</w:t>
+      </w:r>
+      <w:r>
+        <w:rPr>
+          <w:rFonts w:ascii="Tahoma" w:eastAsia="微软雅黑" w:hAnsi="Tahoma" w:hint="eastAsia"/>
+          <w:kern w:val="0"/>
+          <w:sz w:val="22"/>
+        </w:rPr>
+        <w:t>。</w:t>
+      </w:r>
+    </w:p>
+    <w:p>
+      <w:pPr>
+        <w:snapToGrid w:val="0"/>
+        <w:rPr>
+          <w:rFonts w:ascii="Tahoma" w:eastAsia="微软雅黑" w:hAnsi="Tahoma"/>
+          <w:kern w:val="0"/>
+          <w:sz w:val="22"/>
+        </w:rPr>
+      </w:pPr>
+      <w:r>
+        <w:rPr>
+          <w:rFonts w:ascii="Tahoma" w:eastAsia="微软雅黑" w:hAnsi="Tahoma" w:hint="eastAsia"/>
+          <w:kern w:val="0"/>
+          <w:sz w:val="22"/>
+        </w:rPr>
+        <w:t>需要去看看：</w:t>
+      </w:r>
+      <w:r>
+        <w:rPr>
+          <w:rFonts w:ascii="Tahoma" w:eastAsia="微软雅黑" w:hAnsi="Tahoma"/>
+          <w:kern w:val="0"/>
+          <w:sz w:val="22"/>
+        </w:rPr>
+        <w:t>”</w:t>
+      </w:r>
+      <w:r>
+        <w:rPr>
+          <w:rFonts w:ascii="Tahoma" w:eastAsia="微软雅黑" w:hAnsi="Tahoma" w:hint="eastAsia"/>
+          <w:color w:val="0070C0"/>
+          <w:kern w:val="0"/>
+          <w:sz w:val="22"/>
+        </w:rPr>
+        <w:t>23</w:t>
+      </w:r>
+      <w:r>
+        <w:rPr>
+          <w:rFonts w:ascii="Tahoma" w:eastAsia="微软雅黑" w:hAnsi="Tahoma"/>
+          <w:color w:val="0070C0"/>
+          <w:kern w:val="0"/>
+          <w:sz w:val="22"/>
+        </w:rPr>
+        <w:t>.</w:t>
+      </w:r>
+      <w:r>
+        <w:rPr>
+          <w:rFonts w:ascii="Tahoma" w:eastAsia="微软雅黑" w:hAnsi="Tahoma" w:hint="eastAsia"/>
+          <w:color w:val="0070C0"/>
+          <w:kern w:val="0"/>
+          <w:sz w:val="22"/>
+        </w:rPr>
+        <w:t>窗口字符</w:t>
+      </w:r>
+      <w:r>
+        <w:rPr>
+          <w:rFonts w:ascii="Tahoma" w:eastAsia="微软雅黑" w:hAnsi="Tahoma"/>
+          <w:color w:val="0070C0"/>
+          <w:kern w:val="0"/>
+          <w:sz w:val="22"/>
+        </w:rPr>
+        <w:t xml:space="preserve"> &gt; </w:t>
+      </w:r>
+      <w:r>
+        <w:rPr>
+          <w:rFonts w:ascii="Tahoma" w:eastAsia="微软雅黑" w:hAnsi="Tahoma" w:hint="eastAsia"/>
+          <w:color w:val="0070C0"/>
+          <w:kern w:val="0"/>
+          <w:sz w:val="22"/>
+        </w:rPr>
+        <w:t>关于窗口字符</w:t>
+      </w:r>
+      <w:r>
+        <w:rPr>
+          <w:rFonts w:ascii="Tahoma" w:eastAsia="微软雅黑" w:hAnsi="Tahoma" w:hint="eastAsia"/>
+          <w:color w:val="0070C0"/>
+          <w:kern w:val="0"/>
+          <w:sz w:val="22"/>
+        </w:rPr>
+        <w:t>.doc</w:t>
+      </w:r>
+      <w:r>
+        <w:rPr>
+          <w:rFonts w:ascii="Tahoma" w:eastAsia="微软雅黑" w:hAnsi="Tahoma"/>
+          <w:color w:val="0070C0"/>
+          <w:kern w:val="0"/>
+          <w:sz w:val="22"/>
+        </w:rPr>
+        <w:t>x</w:t>
+      </w:r>
+      <w:proofErr w:type="gramStart"/>
+      <w:r>
+        <w:rPr>
+          <w:rFonts w:ascii="Tahoma" w:eastAsia="微软雅黑" w:hAnsi="Tahoma"/>
+          <w:kern w:val="0"/>
+          <w:sz w:val="22"/>
+        </w:rPr>
+        <w:t>”</w:t>
+      </w:r>
+      <w:proofErr w:type="gramEnd"/>
+      <w:r>
+        <w:rPr>
+          <w:rFonts w:ascii="Tahoma" w:eastAsia="微软雅黑" w:hAnsi="Tahoma" w:hint="eastAsia"/>
+          <w:kern w:val="0"/>
+          <w:sz w:val="22"/>
+        </w:rPr>
+        <w:t>。</w:t>
+      </w:r>
+    </w:p>
+    <w:p>
+      <w:pPr>
+        <w:rPr>
+          <w:rFonts w:hint="eastAsia"/>
+        </w:rPr>
+      </w:pPr>
+    </w:p>
+    <w:p>
+      <w:pPr>
+        <w:rPr>
+          <w:rFonts w:hint="eastAsia"/>
+        </w:rPr>
+      </w:pPr>
+    </w:p>
+    <w:p>
+      <w:pPr>
+        <w:rPr>
+          <w:rFonts w:hint="eastAsia"/>
+        </w:rPr>
+      </w:pPr>
+    </w:p>
+    <w:p>
+      <w:pPr>
+        <w:pStyle w:val="3"/>
+        <w:spacing w:before="240" w:after="120" w:line="415" w:lineRule="auto"/>
+        <w:rPr>
+          <w:rFonts w:hint="eastAsia"/>
           <w:sz w:val="28"/>
         </w:rPr>
       </w:pPr>
@@ -312,6 +730,9 @@
     <w:p>
       <w:pPr>
         <w:pStyle w:val="2"/>
+        <w:rPr>
+          <w:rFonts w:hint="eastAsia"/>
+        </w:rPr>
       </w:pPr>
       <w:r>
         <w:rPr>
@@ -326,15 +747,23 @@
         <w:pStyle w:val="3"/>
         <w:spacing w:before="240" w:after="120" w:line="415" w:lineRule="auto"/>
         <w:rPr>
-          <w:sz w:val="28"/>
-        </w:rPr>
-      </w:pPr>
-      <w:r>
-        <w:rPr>
           <w:rFonts w:hint="eastAsia"/>
           <w:sz w:val="28"/>
         </w:rPr>
-        <w:t>1）字体文件夹</w:t>
+      </w:pPr>
+      <w:r>
+        <w:rPr>
+          <w:rFonts w:hint="eastAsia"/>
+          <w:sz w:val="28"/>
+        </w:rPr>
+        <w:t>1</w:t>
+      </w:r>
+      <w:r>
+        <w:rPr>
+          <w:rFonts w:hint="eastAsia"/>
+          <w:sz w:val="28"/>
+        </w:rPr>
+        <w:t>）字体文件夹</w:t>
       </w:r>
     </w:p>
     <w:p>
@@ -342,7 +771,6 @@
         <w:widowControl/>
         <w:adjustRightInd w:val="0"/>
         <w:snapToGrid w:val="0"/>
-        <w:spacing w:after="200"/>
         <w:jc w:val="left"/>
         <w:rPr>
           <w:rFonts w:ascii="Tahoma" w:eastAsia="微软雅黑" w:hAnsi="Tahoma"/>
@@ -372,7 +800,28 @@
           <w:kern w:val="0"/>
           <w:sz w:val="22"/>
         </w:rPr>
-        <w:t>文件夹中，并且字体格式必须是</w:t>
+        <w:t>文件夹中，</w:t>
+      </w:r>
+    </w:p>
+    <w:p>
+      <w:pPr>
+        <w:widowControl/>
+        <w:adjustRightInd w:val="0"/>
+        <w:snapToGrid w:val="0"/>
+        <w:jc w:val="left"/>
+        <w:rPr>
+          <w:rFonts w:ascii="Tahoma" w:eastAsia="微软雅黑" w:hAnsi="Tahoma"/>
+          <w:kern w:val="0"/>
+          <w:sz w:val="22"/>
+        </w:rPr>
+      </w:pPr>
+      <w:r>
+        <w:rPr>
+          <w:rFonts w:ascii="Tahoma" w:eastAsia="微软雅黑" w:hAnsi="Tahoma" w:hint="eastAsia"/>
+          <w:kern w:val="0"/>
+          <w:sz w:val="22"/>
+        </w:rPr>
+        <w:t>并且字体格式必须是</w:t>
       </w:r>
       <w:r>
         <w:rPr>
@@ -394,9 +843,10 @@
     <w:p>
       <w:pPr>
         <w:widowControl/>
+        <w:snapToGrid w:val="0"/>
         <w:jc w:val="center"/>
         <w:rPr>
-          <w:rFonts w:ascii="宋体" w:eastAsia="宋体" w:hAnsi="宋体" w:cs="宋体"/>
+          <w:rFonts w:ascii="宋体" w:eastAsia="宋体" w:hAnsi="宋体" w:cs="宋体" w:hint="eastAsia"/>
           <w:kern w:val="0"/>
           <w:sz w:val="24"/>
           <w:szCs w:val="24"/>
@@ -411,9 +861,9 @@
           <w:szCs w:val="24"/>
         </w:rPr>
         <w:drawing>
-          <wp:inline distT="0" distB="0" distL="0" distR="0" wp14:anchorId="3C73FBF0" wp14:editId="136A7D6A">
-            <wp:extent cx="3520440" cy="729461"/>
-            <wp:effectExtent l="19050" t="19050" r="22860" b="13970"/>
+          <wp:inline distT="0" distB="0" distL="0" distR="0" wp14:anchorId="3C73FBF0" wp14:editId="0BB1FD0A">
+            <wp:extent cx="3295650" cy="682883"/>
+            <wp:effectExtent l="19050" t="19050" r="19050" b="22225"/>
             <wp:docPr id="1" name="图片 1" descr="C:\Users\lenovo\AppData\Roaming\Tencent\Users\1355126171\QQ\WinTemp\RichOle\OQQXGB0$@WV)%7)4WH)K@2U.png"/>
             <wp:cNvGraphicFramePr>
               <a:graphicFrameLocks xmlns:a="http://schemas.openxmlformats.org/drawingml/2006/main" noChangeAspect="1"/>
@@ -423,77 +873,6 @@
                 <pic:pic xmlns:pic="http://schemas.openxmlformats.org/drawingml/2006/picture">
                   <pic:nvPicPr>
                     <pic:cNvPr id="0" name="Picture 1" descr="C:\Users\lenovo\AppData\Roaming\Tencent\Users\1355126171\QQ\WinTemp\RichOle\OQQXGB0$@WV)%7)4WH)K@2U.png"/>
-                    <pic:cNvPicPr>
-                      <a:picLocks noChangeAspect="1" noChangeArrowheads="1"/>
-                    </pic:cNvPicPr>
-                  </pic:nvPicPr>
-                  <pic:blipFill>
-                    <a:blip r:embed="rId7">
-                      <a:extLst>
-                        <a:ext uri="{28A0092B-C50C-407E-A947-70E740481C1C}">
-                          <a14:useLocalDpi xmlns:a14="http://schemas.microsoft.com/office/drawing/2010/main" val="0"/>
-                        </a:ext>
-                      </a:extLst>
-                    </a:blip>
-                    <a:srcRect/>
-                    <a:stretch>
-                      <a:fillRect/>
-                    </a:stretch>
-                  </pic:blipFill>
-                  <pic:spPr bwMode="auto">
-                    <a:xfrm>
-                      <a:off x="0" y="0"/>
-                      <a:ext cx="3617692" cy="749612"/>
-                    </a:xfrm>
-                    <a:prstGeom prst="rect">
-                      <a:avLst/>
-                    </a:prstGeom>
-                    <a:noFill/>
-                    <a:ln>
-                      <a:solidFill>
-                        <a:schemeClr val="tx1"/>
-                      </a:solidFill>
-                    </a:ln>
-                  </pic:spPr>
-                </pic:pic>
-              </a:graphicData>
-            </a:graphic>
-          </wp:inline>
-        </w:drawing>
-      </w:r>
-    </w:p>
-    <w:p>
-      <w:pPr>
-        <w:widowControl/>
-        <w:jc w:val="center"/>
-        <w:rPr>
-          <w:rFonts w:ascii="宋体" w:eastAsia="宋体" w:hAnsi="宋体" w:cs="宋体"/>
-          <w:kern w:val="0"/>
-          <w:sz w:val="24"/>
-          <w:szCs w:val="24"/>
-        </w:rPr>
-      </w:pPr>
-      <w:r>
-        <w:rPr>
-          <w:rFonts w:ascii="宋体" w:eastAsia="宋体" w:hAnsi="宋体" w:cs="宋体"/>
-          <w:noProof/>
-          <w:kern w:val="0"/>
-          <w:sz w:val="24"/>
-          <w:szCs w:val="24"/>
-        </w:rPr>
-        <w:drawing>
-          <wp:inline distT="0" distB="0" distL="0" distR="0" wp14:anchorId="169F24AF" wp14:editId="1964390E">
-            <wp:extent cx="2766060" cy="919814"/>
-            <wp:effectExtent l="19050" t="19050" r="15240" b="13970"/>
-            <wp:docPr id="4" name="图片 4" descr="C:\Users\lenovo\AppData\Roaming\Tencent\Users\1355126171\QQ\WinTemp\RichOle\OP~U7]DR9{DZ4_3D)O)A}}7.png"/>
-            <wp:cNvGraphicFramePr>
-              <a:graphicFrameLocks xmlns:a="http://schemas.openxmlformats.org/drawingml/2006/main" noChangeAspect="1"/>
-            </wp:cNvGraphicFramePr>
-            <a:graphic xmlns:a="http://schemas.openxmlformats.org/drawingml/2006/main">
-              <a:graphicData uri="http://schemas.openxmlformats.org/drawingml/2006/picture">
-                <pic:pic xmlns:pic="http://schemas.openxmlformats.org/drawingml/2006/picture">
-                  <pic:nvPicPr>
-                    <pic:cNvPr id="0" name="Picture 3" descr="C:\Users\lenovo\AppData\Roaming\Tencent\Users\1355126171\QQ\WinTemp\RichOle\OP~U7]DR9{DZ4_3D)O)A}}7.png"/>
                     <pic:cNvPicPr>
                       <a:picLocks noChangeAspect="1" noChangeArrowheads="1"/>
                     </pic:cNvPicPr>
@@ -514,7 +893,7 @@
                   <pic:spPr bwMode="auto">
                     <a:xfrm>
                       <a:off x="0" y="0"/>
-                      <a:ext cx="2795680" cy="929664"/>
+                      <a:ext cx="3402038" cy="704927"/>
                     </a:xfrm>
                     <a:prstGeom prst="rect">
                       <a:avLst/>
@@ -535,364 +914,11 @@
     </w:p>
     <w:p>
       <w:pPr>
-        <w:pStyle w:val="3"/>
-        <w:spacing w:before="240" w:after="120" w:line="415" w:lineRule="auto"/>
-        <w:rPr>
-          <w:sz w:val="28"/>
-        </w:rPr>
-      </w:pPr>
-      <w:r>
-        <w:rPr>
-          <w:sz w:val="28"/>
-        </w:rPr>
-        <w:t>2</w:t>
-      </w:r>
-      <w:r>
-        <w:rPr>
-          <w:rFonts w:hint="eastAsia"/>
-          <w:sz w:val="28"/>
-        </w:rPr>
-        <w:t>）字体配置</w:t>
-      </w:r>
-      <w:r>
-        <w:rPr>
-          <w:rFonts w:hint="eastAsia"/>
-          <w:sz w:val="28"/>
-        </w:rPr>
-        <w:t>介绍</w:t>
-      </w:r>
-    </w:p>
-    <w:p>
-      <w:pPr>
         <w:widowControl/>
-        <w:adjustRightInd w:val="0"/>
         <w:snapToGrid w:val="0"/>
-        <w:jc w:val="left"/>
-        <w:rPr>
-          <w:rFonts w:ascii="Tahoma" w:eastAsia="微软雅黑" w:hAnsi="Tahoma"/>
-          <w:kern w:val="0"/>
-          <w:sz w:val="22"/>
-        </w:rPr>
-      </w:pPr>
-      <w:r>
-        <w:rPr>
-          <w:rFonts w:ascii="Tahoma" w:eastAsia="微软雅黑" w:hAnsi="Tahoma" w:hint="eastAsia"/>
-          <w:kern w:val="0"/>
-          <w:sz w:val="22"/>
-        </w:rPr>
-        <w:t>使用记事本打开</w:t>
-      </w:r>
-      <w:r>
-        <w:rPr>
-          <w:rFonts w:ascii="Tahoma" w:eastAsia="微软雅黑" w:hAnsi="Tahoma" w:hint="eastAsia"/>
-          <w:kern w:val="0"/>
-          <w:sz w:val="22"/>
-        </w:rPr>
-        <w:t>gamefont</w:t>
-      </w:r>
-      <w:r>
-        <w:rPr>
-          <w:rFonts w:ascii="Tahoma" w:eastAsia="微软雅黑" w:hAnsi="Tahoma"/>
-          <w:kern w:val="0"/>
-          <w:sz w:val="22"/>
-        </w:rPr>
-        <w:t>.css</w:t>
-      </w:r>
-      <w:r>
-        <w:rPr>
-          <w:rFonts w:ascii="Tahoma" w:eastAsia="微软雅黑" w:hAnsi="Tahoma" w:hint="eastAsia"/>
-          <w:kern w:val="0"/>
-          <w:sz w:val="22"/>
-        </w:rPr>
-        <w:t>，</w:t>
-      </w:r>
-    </w:p>
-    <w:p>
-      <w:pPr>
-        <w:widowControl/>
-        <w:adjustRightInd w:val="0"/>
-        <w:snapToGrid w:val="0"/>
-        <w:jc w:val="left"/>
-        <w:rPr>
-          <w:rFonts w:ascii="Tahoma" w:eastAsia="微软雅黑" w:hAnsi="Tahoma"/>
-          <w:kern w:val="0"/>
-          <w:sz w:val="22"/>
-        </w:rPr>
-      </w:pPr>
-      <w:r>
-        <w:rPr>
-          <w:rFonts w:ascii="Tahoma" w:eastAsia="微软雅黑" w:hAnsi="Tahoma" w:hint="eastAsia"/>
-          <w:kern w:val="0"/>
-          <w:sz w:val="22"/>
-        </w:rPr>
-        <w:t>可以看到字体配置中，定义了一个</w:t>
-      </w:r>
-      <w:r>
-        <w:rPr>
-          <w:rFonts w:ascii="Tahoma" w:eastAsia="微软雅黑" w:hAnsi="Tahoma"/>
-          <w:kern w:val="0"/>
-          <w:sz w:val="22"/>
-        </w:rPr>
-        <w:t>”</w:t>
-      </w:r>
-      <w:r>
-        <w:rPr>
-          <w:rFonts w:ascii="Tahoma" w:eastAsia="微软雅黑" w:hAnsi="Tahoma" w:hint="eastAsia"/>
-          <w:kern w:val="0"/>
-          <w:sz w:val="22"/>
-        </w:rPr>
-        <w:t>GameFont</w:t>
-      </w:r>
-      <w:r>
-        <w:rPr>
-          <w:rFonts w:ascii="Tahoma" w:eastAsia="微软雅黑" w:hAnsi="Tahoma"/>
-          <w:kern w:val="0"/>
-          <w:sz w:val="22"/>
-        </w:rPr>
-        <w:t xml:space="preserve">” </w:t>
-      </w:r>
-      <w:r>
-        <w:rPr>
-          <w:rFonts w:ascii="Tahoma" w:eastAsia="微软雅黑" w:hAnsi="Tahoma" w:hint="eastAsia"/>
-          <w:kern w:val="0"/>
-          <w:sz w:val="22"/>
-        </w:rPr>
-        <w:t>对应了</w:t>
-      </w:r>
-      <w:r>
-        <w:rPr>
-          <w:rFonts w:ascii="Tahoma" w:eastAsia="微软雅黑" w:hAnsi="Tahoma" w:hint="eastAsia"/>
-          <w:kern w:val="0"/>
-          <w:sz w:val="22"/>
-        </w:rPr>
-        <w:t xml:space="preserve"> </w:t>
-      </w:r>
-      <w:r>
-        <w:rPr>
-          <w:rFonts w:ascii="Tahoma" w:eastAsia="微软雅黑" w:hAnsi="Tahoma"/>
-          <w:kern w:val="0"/>
-          <w:sz w:val="22"/>
-        </w:rPr>
-        <w:t>”</w:t>
-      </w:r>
-      <w:r>
-        <w:rPr>
-          <w:rFonts w:ascii="Tahoma" w:eastAsia="微软雅黑" w:hAnsi="Tahoma" w:hint="eastAsia"/>
-          <w:kern w:val="0"/>
-          <w:sz w:val="22"/>
-        </w:rPr>
-        <w:t>杨任东竹石体</w:t>
-      </w:r>
-      <w:r>
-        <w:rPr>
-          <w:rFonts w:ascii="Tahoma" w:eastAsia="微软雅黑" w:hAnsi="Tahoma"/>
-          <w:kern w:val="0"/>
-          <w:sz w:val="22"/>
-        </w:rPr>
-        <w:t>-Regular.ttf</w:t>
-      </w:r>
-      <w:r>
-        <w:rPr>
-          <w:rFonts w:ascii="Tahoma" w:eastAsia="微软雅黑" w:hAnsi="Tahoma"/>
-          <w:kern w:val="0"/>
-          <w:sz w:val="22"/>
-        </w:rPr>
-        <w:t>”</w:t>
-      </w:r>
-      <w:r>
-        <w:rPr>
-          <w:rFonts w:ascii="Tahoma" w:eastAsia="微软雅黑" w:hAnsi="Tahoma" w:hint="eastAsia"/>
-          <w:kern w:val="0"/>
-          <w:sz w:val="22"/>
-        </w:rPr>
-        <w:t>。</w:t>
-      </w:r>
-    </w:p>
-    <w:p>
-      <w:pPr>
-        <w:widowControl/>
-        <w:adjustRightInd w:val="0"/>
-        <w:snapToGrid w:val="0"/>
-        <w:jc w:val="left"/>
-        <w:rPr>
-          <w:rFonts w:ascii="Tahoma" w:eastAsia="微软雅黑" w:hAnsi="Tahoma"/>
-          <w:kern w:val="0"/>
-          <w:sz w:val="22"/>
-        </w:rPr>
-      </w:pPr>
-      <w:r>
-        <w:rPr>
-          <w:rFonts w:ascii="Tahoma" w:eastAsia="微软雅黑" w:hAnsi="Tahoma" w:hint="eastAsia"/>
-          <w:kern w:val="0"/>
-          <w:sz w:val="22"/>
-        </w:rPr>
-        <w:t>此格式的意思为：</w:t>
-      </w:r>
-    </w:p>
-    <w:p>
-      <w:pPr>
-        <w:widowControl/>
-        <w:adjustRightInd w:val="0"/>
-        <w:snapToGrid w:val="0"/>
-        <w:jc w:val="left"/>
-        <w:rPr>
-          <w:rFonts w:ascii="Tahoma" w:eastAsia="微软雅黑" w:hAnsi="Tahoma"/>
-          <w:color w:val="0070C0"/>
-          <w:kern w:val="0"/>
-          <w:sz w:val="22"/>
-        </w:rPr>
-      </w:pPr>
-      <w:r>
-        <w:rPr>
-          <w:rFonts w:ascii="Tahoma" w:eastAsia="微软雅黑" w:hAnsi="Tahoma" w:hint="eastAsia"/>
-          <w:color w:val="0070C0"/>
-          <w:kern w:val="0"/>
-          <w:sz w:val="22"/>
-        </w:rPr>
-        <w:t>我们在游戏中定义了一个</w:t>
-      </w:r>
-      <w:r>
-        <w:rPr>
-          <w:rFonts w:ascii="Tahoma" w:eastAsia="微软雅黑" w:hAnsi="Tahoma" w:hint="eastAsia"/>
-          <w:color w:val="0070C0"/>
-          <w:kern w:val="0"/>
-          <w:sz w:val="22"/>
-        </w:rPr>
-        <w:t>叫</w:t>
-      </w:r>
-      <w:r>
-        <w:rPr>
-          <w:rFonts w:ascii="Tahoma" w:eastAsia="微软雅黑" w:hAnsi="Tahoma"/>
-          <w:color w:val="0070C0"/>
-          <w:kern w:val="0"/>
-          <w:sz w:val="22"/>
-        </w:rPr>
-        <w:t>”</w:t>
-      </w:r>
-      <w:r>
-        <w:rPr>
-          <w:rFonts w:ascii="Tahoma" w:eastAsia="微软雅黑" w:hAnsi="Tahoma" w:hint="eastAsia"/>
-          <w:color w:val="0070C0"/>
-          <w:kern w:val="0"/>
-          <w:sz w:val="22"/>
-        </w:rPr>
-        <w:t>GameFont</w:t>
-      </w:r>
-      <w:r>
-        <w:rPr>
-          <w:rFonts w:ascii="Tahoma" w:eastAsia="微软雅黑" w:hAnsi="Tahoma"/>
-          <w:color w:val="0070C0"/>
-          <w:kern w:val="0"/>
-          <w:sz w:val="22"/>
-        </w:rPr>
-        <w:t>”</w:t>
-      </w:r>
-      <w:r>
-        <w:rPr>
-          <w:rFonts w:ascii="Tahoma" w:eastAsia="微软雅黑" w:hAnsi="Tahoma" w:hint="eastAsia"/>
-          <w:color w:val="0070C0"/>
-          <w:kern w:val="0"/>
-          <w:sz w:val="22"/>
-        </w:rPr>
-        <w:t>名字的</w:t>
-      </w:r>
-      <w:r>
-        <w:rPr>
-          <w:rFonts w:ascii="Tahoma" w:eastAsia="微软雅黑" w:hAnsi="Tahoma" w:hint="eastAsia"/>
-          <w:color w:val="0070C0"/>
-          <w:kern w:val="0"/>
-          <w:sz w:val="22"/>
-        </w:rPr>
-        <w:t>字体，</w:t>
-      </w:r>
-      <w:r>
-        <w:rPr>
-          <w:rFonts w:ascii="Tahoma" w:eastAsia="微软雅黑" w:hAnsi="Tahoma" w:hint="eastAsia"/>
-          <w:color w:val="0070C0"/>
-          <w:kern w:val="0"/>
-          <w:sz w:val="22"/>
-        </w:rPr>
-        <w:t>而</w:t>
-      </w:r>
-      <w:r>
-        <w:rPr>
-          <w:rFonts w:ascii="Tahoma" w:eastAsia="微软雅黑" w:hAnsi="Tahoma" w:hint="eastAsia"/>
-          <w:color w:val="0070C0"/>
-          <w:kern w:val="0"/>
-          <w:sz w:val="22"/>
-        </w:rPr>
-        <w:t>这个字体</w:t>
-      </w:r>
-      <w:r>
-        <w:rPr>
-          <w:rFonts w:ascii="Tahoma" w:eastAsia="微软雅黑" w:hAnsi="Tahoma" w:hint="eastAsia"/>
-          <w:color w:val="0070C0"/>
-          <w:kern w:val="0"/>
-          <w:sz w:val="22"/>
-        </w:rPr>
-        <w:t>名</w:t>
-      </w:r>
-      <w:r>
-        <w:rPr>
-          <w:rFonts w:ascii="Tahoma" w:eastAsia="微软雅黑" w:hAnsi="Tahoma" w:hint="eastAsia"/>
-          <w:color w:val="0070C0"/>
-          <w:kern w:val="0"/>
-          <w:sz w:val="22"/>
-        </w:rPr>
-        <w:t>对应了</w:t>
-      </w:r>
-      <w:r>
-        <w:rPr>
-          <w:rFonts w:ascii="Tahoma" w:eastAsia="微软雅黑" w:hAnsi="Tahoma"/>
-          <w:color w:val="0070C0"/>
-          <w:kern w:val="0"/>
-          <w:sz w:val="22"/>
-        </w:rPr>
-        <w:t>”</w:t>
-      </w:r>
-      <w:r>
-        <w:rPr>
-          <w:rFonts w:ascii="Tahoma" w:eastAsia="微软雅黑" w:hAnsi="Tahoma" w:hint="eastAsia"/>
-          <w:color w:val="0070C0"/>
-          <w:kern w:val="0"/>
-          <w:sz w:val="22"/>
-        </w:rPr>
-        <w:t>杨任东竹石体</w:t>
-      </w:r>
-      <w:r>
-        <w:rPr>
-          <w:rFonts w:ascii="Tahoma" w:eastAsia="微软雅黑" w:hAnsi="Tahoma"/>
-          <w:color w:val="0070C0"/>
-          <w:kern w:val="0"/>
-          <w:sz w:val="22"/>
-        </w:rPr>
-        <w:t>-Regular.ttf</w:t>
-      </w:r>
-      <w:r>
-        <w:rPr>
-          <w:rFonts w:ascii="Tahoma" w:eastAsia="微软雅黑" w:hAnsi="Tahoma"/>
-          <w:color w:val="0070C0"/>
-          <w:kern w:val="0"/>
-          <w:sz w:val="22"/>
-        </w:rPr>
-        <w:t>”</w:t>
-      </w:r>
-      <w:r>
-        <w:rPr>
-          <w:rFonts w:ascii="Tahoma" w:eastAsia="微软雅黑" w:hAnsi="Tahoma" w:hint="eastAsia"/>
-          <w:color w:val="0070C0"/>
-          <w:kern w:val="0"/>
-          <w:sz w:val="22"/>
-        </w:rPr>
-        <w:t>。</w:t>
-      </w:r>
-    </w:p>
-    <w:p>
-      <w:pPr>
-        <w:widowControl/>
         <w:jc w:val="center"/>
         <w:rPr>
-          <w:rFonts w:ascii="宋体" w:eastAsia="宋体" w:hAnsi="宋体" w:cs="宋体"/>
+          <w:rFonts w:ascii="宋体" w:eastAsia="宋体" w:hAnsi="宋体" w:cs="宋体" w:hint="eastAsia"/>
           <w:kern w:val="0"/>
           <w:sz w:val="24"/>
           <w:szCs w:val="24"/>
@@ -907,10 +933,10 @@
           <w:szCs w:val="24"/>
         </w:rPr>
         <w:drawing>
-          <wp:inline distT="0" distB="0" distL="0" distR="0" wp14:anchorId="5DF90999" wp14:editId="198720D8">
-            <wp:extent cx="4373880" cy="2813637"/>
-            <wp:effectExtent l="19050" t="19050" r="26670" b="25400"/>
-            <wp:docPr id="5" name="图片 5" descr="C:\Users\lenovo\AppData\Roaming\Tencent\Users\1355126171\QQ\WinTemp\RichOle\ON}UFY~[MLB(XAMDC9`]OP6.png"/>
+          <wp:inline distT="0" distB="0" distL="0" distR="0" wp14:anchorId="169F24AF" wp14:editId="57DEF99B">
+            <wp:extent cx="2628900" cy="874204"/>
+            <wp:effectExtent l="19050" t="19050" r="19050" b="21590"/>
+            <wp:docPr id="4" name="图片 4" descr="C:\Users\lenovo\AppData\Roaming\Tencent\Users\1355126171\QQ\WinTemp\RichOle\OP~U7]DR9{DZ4_3D)O)A}}7.png"/>
             <wp:cNvGraphicFramePr>
               <a:graphicFrameLocks xmlns:a="http://schemas.openxmlformats.org/drawingml/2006/main" noChangeAspect="1"/>
             </wp:cNvGraphicFramePr>
@@ -918,7 +944,7 @@
               <a:graphicData uri="http://schemas.openxmlformats.org/drawingml/2006/picture">
                 <pic:pic xmlns:pic="http://schemas.openxmlformats.org/drawingml/2006/picture">
                   <pic:nvPicPr>
-                    <pic:cNvPr id="0" name="Picture 5" descr="C:\Users\lenovo\AppData\Roaming\Tencent\Users\1355126171\QQ\WinTemp\RichOle\ON}UFY~[MLB(XAMDC9`]OP6.png"/>
+                    <pic:cNvPr id="0" name="Picture 3" descr="C:\Users\lenovo\AppData\Roaming\Tencent\Users\1355126171\QQ\WinTemp\RichOle\OP~U7]DR9{DZ4_3D)O)A}}7.png"/>
                     <pic:cNvPicPr>
                       <a:picLocks noChangeAspect="1" noChangeArrowheads="1"/>
                     </pic:cNvPicPr>
@@ -939,7 +965,455 @@
                   <pic:spPr bwMode="auto">
                     <a:xfrm>
                       <a:off x="0" y="0"/>
-                      <a:ext cx="4373880" cy="2813637"/>
+                      <a:ext cx="2667448" cy="887023"/>
+                    </a:xfrm>
+                    <a:prstGeom prst="rect">
+                      <a:avLst/>
+                    </a:prstGeom>
+                    <a:noFill/>
+                    <a:ln>
+                      <a:solidFill>
+                        <a:schemeClr val="tx1"/>
+                      </a:solidFill>
+                    </a:ln>
+                  </pic:spPr>
+                </pic:pic>
+              </a:graphicData>
+            </a:graphic>
+          </wp:inline>
+        </w:drawing>
+      </w:r>
+    </w:p>
+    <w:p>
+      <w:pPr>
+        <w:pStyle w:val="3"/>
+        <w:spacing w:before="240" w:after="120" w:line="415" w:lineRule="auto"/>
+        <w:rPr>
+          <w:rFonts w:hint="eastAsia"/>
+          <w:sz w:val="28"/>
+        </w:rPr>
+      </w:pPr>
+      <w:r>
+        <w:rPr>
+          <w:rFonts w:hint="eastAsia"/>
+          <w:sz w:val="28"/>
+        </w:rPr>
+        <w:t>2</w:t>
+      </w:r>
+      <w:r>
+        <w:rPr>
+          <w:rFonts w:hint="eastAsia"/>
+          <w:sz w:val="28"/>
+        </w:rPr>
+        <w:t>）字体配置</w:t>
+      </w:r>
+    </w:p>
+    <w:p>
+      <w:pPr>
+        <w:widowControl/>
+        <w:adjustRightInd w:val="0"/>
+        <w:snapToGrid w:val="0"/>
+        <w:jc w:val="left"/>
+        <w:rPr>
+          <w:rFonts w:ascii="Tahoma" w:eastAsia="微软雅黑" w:hAnsi="Tahoma"/>
+          <w:kern w:val="0"/>
+          <w:sz w:val="22"/>
+        </w:rPr>
+      </w:pPr>
+      <w:r>
+        <w:rPr>
+          <w:rFonts w:ascii="Tahoma" w:eastAsia="微软雅黑" w:hAnsi="Tahoma" w:hint="eastAsia"/>
+          <w:kern w:val="0"/>
+          <w:sz w:val="22"/>
+        </w:rPr>
+        <w:t>使用记事本打开</w:t>
+      </w:r>
+      <w:r>
+        <w:rPr>
+          <w:rFonts w:ascii="Tahoma" w:eastAsia="微软雅黑" w:hAnsi="Tahoma" w:hint="eastAsia"/>
+          <w:kern w:val="0"/>
+          <w:sz w:val="22"/>
+        </w:rPr>
+        <w:t>gamefont</w:t>
+      </w:r>
+      <w:r>
+        <w:rPr>
+          <w:rFonts w:ascii="Tahoma" w:eastAsia="微软雅黑" w:hAnsi="Tahoma"/>
+          <w:kern w:val="0"/>
+          <w:sz w:val="22"/>
+        </w:rPr>
+        <w:t>.css</w:t>
+      </w:r>
+      <w:r>
+        <w:rPr>
+          <w:rFonts w:ascii="Tahoma" w:eastAsia="微软雅黑" w:hAnsi="Tahoma" w:hint="eastAsia"/>
+          <w:kern w:val="0"/>
+          <w:sz w:val="22"/>
+        </w:rPr>
+        <w:t>文件</w:t>
+      </w:r>
+      <w:r>
+        <w:rPr>
+          <w:rFonts w:ascii="Tahoma" w:eastAsia="微软雅黑" w:hAnsi="Tahoma" w:hint="eastAsia"/>
+          <w:kern w:val="0"/>
+          <w:sz w:val="22"/>
+        </w:rPr>
+        <w:t>，</w:t>
+      </w:r>
+    </w:p>
+    <w:p>
+      <w:pPr>
+        <w:widowControl/>
+        <w:adjustRightInd w:val="0"/>
+        <w:snapToGrid w:val="0"/>
+        <w:jc w:val="left"/>
+        <w:rPr>
+          <w:rFonts w:ascii="Tahoma" w:eastAsia="微软雅黑" w:hAnsi="Tahoma"/>
+          <w:kern w:val="0"/>
+          <w:sz w:val="22"/>
+        </w:rPr>
+      </w:pPr>
+      <w:r>
+        <w:rPr>
+          <w:rFonts w:ascii="Tahoma" w:eastAsia="微软雅黑" w:hAnsi="Tahoma" w:hint="eastAsia"/>
+          <w:kern w:val="0"/>
+          <w:sz w:val="22"/>
+        </w:rPr>
+        <w:t>可以看到字体配置中</w:t>
+      </w:r>
+      <w:r>
+        <w:rPr>
+          <w:rFonts w:ascii="Tahoma" w:eastAsia="微软雅黑" w:hAnsi="Tahoma" w:hint="eastAsia"/>
+          <w:kern w:val="0"/>
+          <w:sz w:val="22"/>
+        </w:rPr>
+        <w:t>：</w:t>
+      </w:r>
+    </w:p>
+    <w:p>
+      <w:pPr>
+        <w:widowControl/>
+        <w:adjustRightInd w:val="0"/>
+        <w:snapToGrid w:val="0"/>
+        <w:ind w:firstLine="420"/>
+        <w:jc w:val="left"/>
+        <w:rPr>
+          <w:rFonts w:ascii="Tahoma" w:eastAsia="微软雅黑" w:hAnsi="Tahoma"/>
+          <w:kern w:val="0"/>
+          <w:sz w:val="22"/>
+        </w:rPr>
+      </w:pPr>
+      <w:r>
+        <w:rPr>
+          <w:rFonts w:ascii="Tahoma" w:eastAsia="微软雅黑" w:hAnsi="Tahoma" w:hint="eastAsia"/>
+          <w:kern w:val="0"/>
+          <w:sz w:val="22"/>
+        </w:rPr>
+        <w:t>“</w:t>
+      </w:r>
+      <w:r>
+        <w:rPr>
+          <w:rFonts w:ascii="Tahoma" w:eastAsia="微软雅黑" w:hAnsi="Tahoma" w:hint="eastAsia"/>
+          <w:kern w:val="0"/>
+          <w:sz w:val="22"/>
+        </w:rPr>
+        <w:t>@font-face</w:t>
+      </w:r>
+      <w:r>
+        <w:rPr>
+          <w:rFonts w:ascii="Tahoma" w:eastAsia="微软雅黑" w:hAnsi="Tahoma" w:hint="eastAsia"/>
+          <w:kern w:val="0"/>
+          <w:sz w:val="22"/>
+        </w:rPr>
+        <w:t>”下</w:t>
+      </w:r>
+      <w:r>
+        <w:rPr>
+          <w:rFonts w:ascii="Tahoma" w:eastAsia="微软雅黑" w:hAnsi="Tahoma" w:hint="eastAsia"/>
+          <w:kern w:val="0"/>
+          <w:sz w:val="22"/>
+        </w:rPr>
+        <w:t>有</w:t>
+      </w:r>
+      <w:r>
+        <w:rPr>
+          <w:rFonts w:ascii="Tahoma" w:eastAsia="微软雅黑" w:hAnsi="Tahoma" w:hint="eastAsia"/>
+          <w:kern w:val="0"/>
+          <w:sz w:val="22"/>
+        </w:rPr>
+        <w:t>“</w:t>
+      </w:r>
+      <w:r>
+        <w:rPr>
+          <w:rFonts w:ascii="Tahoma" w:eastAsia="微软雅黑" w:hAnsi="Tahoma" w:hint="eastAsia"/>
+          <w:kern w:val="0"/>
+          <w:sz w:val="22"/>
+        </w:rPr>
+        <w:t>GameFont</w:t>
+      </w:r>
+      <w:r>
+        <w:rPr>
+          <w:rFonts w:ascii="Tahoma" w:eastAsia="微软雅黑" w:hAnsi="Tahoma" w:hint="eastAsia"/>
+          <w:kern w:val="0"/>
+          <w:sz w:val="22"/>
+        </w:rPr>
+        <w:t>”</w:t>
+      </w:r>
+      <w:r>
+        <w:rPr>
+          <w:rFonts w:ascii="Tahoma" w:eastAsia="微软雅黑" w:hAnsi="Tahoma" w:hint="eastAsia"/>
+          <w:kern w:val="0"/>
+          <w:sz w:val="22"/>
+        </w:rPr>
+        <w:t>和“</w:t>
+      </w:r>
+      <w:r>
+        <w:rPr>
+          <w:rFonts w:ascii="Tahoma" w:eastAsia="微软雅黑" w:hAnsi="Tahoma" w:hint="eastAsia"/>
+          <w:kern w:val="0"/>
+          <w:sz w:val="22"/>
+        </w:rPr>
+        <w:t>杨任东竹石体</w:t>
+      </w:r>
+      <w:r>
+        <w:rPr>
+          <w:rFonts w:ascii="Tahoma" w:eastAsia="微软雅黑" w:hAnsi="Tahoma"/>
+          <w:kern w:val="0"/>
+          <w:sz w:val="22"/>
+        </w:rPr>
+        <w:t>-Regular.ttf</w:t>
+      </w:r>
+      <w:r>
+        <w:rPr>
+          <w:rFonts w:ascii="Tahoma" w:eastAsia="微软雅黑" w:hAnsi="Tahoma" w:hint="eastAsia"/>
+          <w:kern w:val="0"/>
+          <w:sz w:val="22"/>
+        </w:rPr>
+        <w:t>”</w:t>
+      </w:r>
+      <w:r>
+        <w:rPr>
+          <w:rFonts w:ascii="Tahoma" w:eastAsia="微软雅黑" w:hAnsi="Tahoma" w:hint="eastAsia"/>
+          <w:kern w:val="0"/>
+          <w:sz w:val="22"/>
+        </w:rPr>
+        <w:t>。</w:t>
+      </w:r>
+    </w:p>
+    <w:p>
+      <w:pPr>
+        <w:widowControl/>
+        <w:adjustRightInd w:val="0"/>
+        <w:snapToGrid w:val="0"/>
+        <w:jc w:val="left"/>
+        <w:rPr>
+          <w:rFonts w:ascii="Tahoma" w:eastAsia="微软雅黑" w:hAnsi="Tahoma"/>
+          <w:kern w:val="0"/>
+          <w:sz w:val="22"/>
+        </w:rPr>
+      </w:pPr>
+      <w:r>
+        <w:rPr>
+          <w:rFonts w:ascii="Tahoma" w:eastAsia="微软雅黑" w:hAnsi="Tahoma" w:hint="eastAsia"/>
+          <w:kern w:val="0"/>
+          <w:sz w:val="22"/>
+        </w:rPr>
+        <w:t>此格式的意思为：</w:t>
+      </w:r>
+    </w:p>
+    <w:p>
+      <w:pPr>
+        <w:widowControl/>
+        <w:adjustRightInd w:val="0"/>
+        <w:snapToGrid w:val="0"/>
+        <w:ind w:firstLine="420"/>
+        <w:jc w:val="left"/>
+        <w:rPr>
+          <w:rFonts w:ascii="Tahoma" w:eastAsia="微软雅黑" w:hAnsi="Tahoma"/>
+          <w:kern w:val="0"/>
+          <w:sz w:val="22"/>
+        </w:rPr>
+      </w:pPr>
+      <w:r>
+        <w:rPr>
+          <w:rFonts w:ascii="Tahoma" w:eastAsia="微软雅黑" w:hAnsi="Tahoma" w:hint="eastAsia"/>
+          <w:kern w:val="0"/>
+          <w:sz w:val="22"/>
+        </w:rPr>
+        <w:t>在游戏中定义一个叫</w:t>
+      </w:r>
+      <w:r>
+        <w:rPr>
+          <w:rFonts w:ascii="Tahoma" w:eastAsia="微软雅黑" w:hAnsi="Tahoma" w:hint="eastAsia"/>
+          <w:kern w:val="0"/>
+          <w:sz w:val="22"/>
+        </w:rPr>
+        <w:t>“</w:t>
+      </w:r>
+      <w:r>
+        <w:rPr>
+          <w:rFonts w:ascii="Tahoma" w:eastAsia="微软雅黑" w:hAnsi="Tahoma" w:hint="eastAsia"/>
+          <w:kern w:val="0"/>
+          <w:sz w:val="22"/>
+        </w:rPr>
+        <w:t>GameFont</w:t>
+      </w:r>
+      <w:r>
+        <w:rPr>
+          <w:rFonts w:ascii="Tahoma" w:eastAsia="微软雅黑" w:hAnsi="Tahoma" w:hint="eastAsia"/>
+          <w:kern w:val="0"/>
+          <w:sz w:val="22"/>
+        </w:rPr>
+        <w:t>”</w:t>
+      </w:r>
+      <w:r>
+        <w:rPr>
+          <w:rFonts w:ascii="Tahoma" w:eastAsia="微软雅黑" w:hAnsi="Tahoma" w:hint="eastAsia"/>
+          <w:kern w:val="0"/>
+          <w:sz w:val="22"/>
+        </w:rPr>
+        <w:t>名字的字体，</w:t>
+      </w:r>
+    </w:p>
+    <w:p>
+      <w:pPr>
+        <w:widowControl/>
+        <w:adjustRightInd w:val="0"/>
+        <w:snapToGrid w:val="0"/>
+        <w:ind w:firstLine="420"/>
+        <w:jc w:val="left"/>
+        <w:rPr>
+          <w:rFonts w:ascii="Tahoma" w:eastAsia="微软雅黑" w:hAnsi="Tahoma"/>
+          <w:kern w:val="0"/>
+          <w:sz w:val="22"/>
+        </w:rPr>
+      </w:pPr>
+      <w:r>
+        <w:rPr>
+          <w:rFonts w:ascii="Tahoma" w:eastAsia="微软雅黑" w:hAnsi="Tahoma" w:hint="eastAsia"/>
+          <w:kern w:val="0"/>
+          <w:sz w:val="22"/>
+        </w:rPr>
+        <w:t>并且</w:t>
+      </w:r>
+      <w:r>
+        <w:rPr>
+          <w:rFonts w:ascii="Tahoma" w:eastAsia="微软雅黑" w:hAnsi="Tahoma" w:hint="eastAsia"/>
+          <w:kern w:val="0"/>
+          <w:sz w:val="22"/>
+        </w:rPr>
+        <w:t>这个字体名</w:t>
+      </w:r>
+      <w:r>
+        <w:rPr>
+          <w:rFonts w:ascii="Tahoma" w:eastAsia="微软雅黑" w:hAnsi="Tahoma" w:hint="eastAsia"/>
+          <w:kern w:val="0"/>
+          <w:sz w:val="22"/>
+        </w:rPr>
+        <w:t>链接</w:t>
+      </w:r>
+      <w:r>
+        <w:rPr>
+          <w:rFonts w:ascii="Tahoma" w:eastAsia="微软雅黑" w:hAnsi="Tahoma" w:hint="eastAsia"/>
+          <w:kern w:val="0"/>
+          <w:sz w:val="22"/>
+        </w:rPr>
+        <w:t>“</w:t>
+      </w:r>
+      <w:r>
+        <w:rPr>
+          <w:rFonts w:ascii="Tahoma" w:eastAsia="微软雅黑" w:hAnsi="Tahoma" w:hint="eastAsia"/>
+          <w:kern w:val="0"/>
+          <w:sz w:val="22"/>
+        </w:rPr>
+        <w:t>杨任东竹石体</w:t>
+      </w:r>
+      <w:r>
+        <w:rPr>
+          <w:rFonts w:ascii="Tahoma" w:eastAsia="微软雅黑" w:hAnsi="Tahoma"/>
+          <w:kern w:val="0"/>
+          <w:sz w:val="22"/>
+        </w:rPr>
+        <w:t>-Regular.ttf</w:t>
+      </w:r>
+      <w:r>
+        <w:rPr>
+          <w:rFonts w:ascii="Tahoma" w:eastAsia="微软雅黑" w:hAnsi="Tahoma" w:hint="eastAsia"/>
+          <w:kern w:val="0"/>
+          <w:sz w:val="22"/>
+        </w:rPr>
+        <w:t>”</w:t>
+      </w:r>
+      <w:r>
+        <w:rPr>
+          <w:rFonts w:ascii="Tahoma" w:eastAsia="微软雅黑" w:hAnsi="Tahoma" w:hint="eastAsia"/>
+          <w:kern w:val="0"/>
+          <w:sz w:val="22"/>
+        </w:rPr>
+        <w:t>文件</w:t>
+      </w:r>
+      <w:r>
+        <w:rPr>
+          <w:rFonts w:ascii="Tahoma" w:eastAsia="微软雅黑" w:hAnsi="Tahoma" w:hint="eastAsia"/>
+          <w:kern w:val="0"/>
+          <w:sz w:val="22"/>
+        </w:rPr>
+        <w:t>。</w:t>
+      </w:r>
+    </w:p>
+    <w:p>
+      <w:pPr>
+        <w:widowControl/>
+        <w:jc w:val="center"/>
+        <w:rPr>
+          <w:rFonts w:ascii="宋体" w:eastAsia="宋体" w:hAnsi="宋体" w:cs="宋体" w:hint="eastAsia"/>
+          <w:kern w:val="0"/>
+          <w:sz w:val="24"/>
+          <w:szCs w:val="24"/>
+        </w:rPr>
+      </w:pPr>
+      <w:r>
+        <w:rPr>
+          <w:rFonts w:ascii="宋体" w:eastAsia="宋体" w:hAnsi="宋体" w:cs="宋体"/>
+          <w:noProof/>
+          <w:kern w:val="0"/>
+          <w:sz w:val="24"/>
+          <w:szCs w:val="24"/>
+        </w:rPr>
+        <w:drawing>
+          <wp:inline distT="0" distB="0" distL="0" distR="0" wp14:anchorId="5DF90999" wp14:editId="28A51CEE">
+            <wp:extent cx="4343353" cy="2794000"/>
+            <wp:effectExtent l="19050" t="19050" r="19685" b="25400"/>
+            <wp:docPr id="5" name="图片 5" descr="C:\Users\lenovo\AppData\Roaming\Tencent\Users\1355126171\QQ\WinTemp\RichOle\ON}UFY~[MLB(XAMDC9`]OP6.png"/>
+            <wp:cNvGraphicFramePr>
+              <a:graphicFrameLocks xmlns:a="http://schemas.openxmlformats.org/drawingml/2006/main" noChangeAspect="1"/>
+            </wp:cNvGraphicFramePr>
+            <a:graphic xmlns:a="http://schemas.openxmlformats.org/drawingml/2006/main">
+              <a:graphicData uri="http://schemas.openxmlformats.org/drawingml/2006/picture">
+                <pic:pic xmlns:pic="http://schemas.openxmlformats.org/drawingml/2006/picture">
+                  <pic:nvPicPr>
+                    <pic:cNvPr id="0" name="Picture 5" descr="C:\Users\lenovo\AppData\Roaming\Tencent\Users\1355126171\QQ\WinTemp\RichOle\ON}UFY~[MLB(XAMDC9`]OP6.png"/>
+                    <pic:cNvPicPr>
+                      <a:picLocks noChangeAspect="1" noChangeArrowheads="1"/>
+                    </pic:cNvPicPr>
+                  </pic:nvPicPr>
+                  <pic:blipFill>
+                    <a:blip r:embed="rId10">
+                      <a:extLst>
+                        <a:ext uri="{28A0092B-C50C-407E-A947-70E740481C1C}">
+                          <a14:useLocalDpi xmlns:a14="http://schemas.microsoft.com/office/drawing/2010/main" val="0"/>
+                        </a:ext>
+                      </a:extLst>
+                    </a:blip>
+                    <a:srcRect/>
+                    <a:stretch>
+                      <a:fillRect/>
+                    </a:stretch>
+                  </pic:blipFill>
+                  <pic:spPr bwMode="auto">
+                    <a:xfrm>
+                      <a:off x="0" y="0"/>
+                      <a:ext cx="4364979" cy="2807912"/>
                     </a:xfrm>
                     <a:prstGeom prst="rect">
                       <a:avLst/>
@@ -1071,7 +1545,23 @@
                 <w:kern w:val="0"/>
                 <w:sz w:val="22"/>
               </w:rPr>
-              <w:t>。（有时候下载来的文件名和字体名可能不一样）</w:t>
+              <w:t>。（有时候下载来的文件名和字体名可能不一样</w:t>
+            </w:r>
+            <w:r>
+              <w:rPr>
+                <w:rFonts w:ascii="Tahoma" w:eastAsia="微软雅黑" w:hAnsi="Tahoma" w:hint="eastAsia"/>
+                <w:kern w:val="0"/>
+                <w:sz w:val="22"/>
+              </w:rPr>
+              <w:t>，需要改成一样</w:t>
+            </w:r>
+            <w:r>
+              <w:rPr>
+                <w:rFonts w:ascii="Tahoma" w:eastAsia="微软雅黑" w:hAnsi="Tahoma" w:hint="eastAsia"/>
+                <w:kern w:val="0"/>
+                <w:sz w:val="22"/>
+              </w:rPr>
+              <w:t>）</w:t>
             </w:r>
           </w:p>
         </w:tc>
@@ -1082,19 +1572,6 @@
         <w:widowControl/>
         <w:adjustRightInd w:val="0"/>
         <w:snapToGrid w:val="0"/>
-        <w:jc w:val="left"/>
-        <w:rPr>
-          <w:rFonts w:ascii="Tahoma" w:eastAsia="微软雅黑" w:hAnsi="Tahoma"/>
-          <w:kern w:val="0"/>
-          <w:sz w:val="22"/>
-        </w:rPr>
-      </w:pPr>
-    </w:p>
-    <w:p>
-      <w:pPr>
-        <w:widowControl/>
-        <w:adjustRightInd w:val="0"/>
-        <w:snapToGrid w:val="0"/>
         <w:jc w:val="center"/>
         <w:rPr>
           <w:rFonts w:ascii="Tahoma" w:eastAsia="微软雅黑" w:hAnsi="Tahoma"/>
@@ -1112,9 +1589,9 @@
         </w:rPr>
         <w:lastRenderedPageBreak/>
         <w:drawing>
-          <wp:inline distT="0" distB="0" distL="0" distR="0" wp14:anchorId="02F538B3" wp14:editId="148CD30B">
-            <wp:extent cx="2766060" cy="919814"/>
-            <wp:effectExtent l="19050" t="19050" r="15240" b="13970"/>
+          <wp:inline distT="0" distB="0" distL="0" distR="0" wp14:anchorId="02F538B3" wp14:editId="398047F8">
+            <wp:extent cx="2581275" cy="858367"/>
+            <wp:effectExtent l="19050" t="19050" r="9525" b="18415"/>
             <wp:docPr id="2" name="图片 2" descr="C:\Users\lenovo\AppData\Roaming\Tencent\Users\1355126171\QQ\WinTemp\RichOle\OP~U7]DR9{DZ4_3D)O)A}}7.png"/>
             <wp:cNvGraphicFramePr>
               <a:graphicFrameLocks xmlns:a="http://schemas.openxmlformats.org/drawingml/2006/main" noChangeAspect="1"/>
@@ -1129,7 +1606,7 @@
                     </pic:cNvPicPr>
                   </pic:nvPicPr>
                   <pic:blipFill>
-                    <a:blip r:embed="rId8">
+                    <a:blip r:embed="rId9">
                       <a:extLst>
                         <a:ext uri="{28A0092B-C50C-407E-A947-70E740481C1C}">
                           <a14:useLocalDpi xmlns:a14="http://schemas.microsoft.com/office/drawing/2010/main" val="0"/>
@@ -1144,7 +1621,7 @@
                   <pic:spPr bwMode="auto">
                     <a:xfrm>
                       <a:off x="0" y="0"/>
-                      <a:ext cx="2795680" cy="929664"/>
+                      <a:ext cx="2627729" cy="873815"/>
                     </a:xfrm>
                     <a:prstGeom prst="rect">
                       <a:avLst/>
@@ -1169,7 +1646,7 @@
         <w:spacing w:after="200"/>
         <w:jc w:val="center"/>
         <w:rPr>
-          <w:rFonts w:ascii="宋体" w:eastAsia="宋体" w:hAnsi="宋体" w:cs="宋体"/>
+          <w:rFonts w:ascii="宋体" w:eastAsia="宋体" w:hAnsi="宋体" w:cs="宋体" w:hint="eastAsia"/>
           <w:kern w:val="0"/>
           <w:sz w:val="24"/>
           <w:szCs w:val="24"/>
@@ -1184,9 +1661,9 @@
           <w:szCs w:val="24"/>
         </w:rPr>
         <w:drawing>
-          <wp:inline distT="0" distB="0" distL="0" distR="0" wp14:anchorId="2320CDE8" wp14:editId="5C6BF8F1">
-            <wp:extent cx="4099560" cy="2064778"/>
-            <wp:effectExtent l="19050" t="19050" r="15240" b="12065"/>
+          <wp:inline distT="0" distB="0" distL="0" distR="0" wp14:anchorId="2320CDE8" wp14:editId="4C94EDB0">
+            <wp:extent cx="4482055" cy="2257425"/>
+            <wp:effectExtent l="19050" t="19050" r="13970" b="9525"/>
             <wp:docPr id="6" name="图片 6" descr="C:\Users\lenovo\AppData\Roaming\Tencent\Users\1355126171\QQ\WinTemp\RichOle\JYNTD%NZO]K6T3XF7(UT$VM.png"/>
             <wp:cNvGraphicFramePr>
               <a:graphicFrameLocks xmlns:a="http://schemas.openxmlformats.org/drawingml/2006/main" noChangeAspect="1"/>
@@ -1196,136 +1673,6 @@
                 <pic:pic xmlns:pic="http://schemas.openxmlformats.org/drawingml/2006/picture">
                   <pic:nvPicPr>
                     <pic:cNvPr id="0" name="Picture 7" descr="C:\Users\lenovo\AppData\Roaming\Tencent\Users\1355126171\QQ\WinTemp\RichOle\JYNTD%NZO]K6T3XF7(UT$VM.png"/>
-                    <pic:cNvPicPr>
-                      <a:picLocks noChangeAspect="1" noChangeArrowheads="1"/>
-                    </pic:cNvPicPr>
-                  </pic:nvPicPr>
-                  <pic:blipFill>
-                    <a:blip r:embed="rId10">
-                      <a:extLst>
-                        <a:ext uri="{28A0092B-C50C-407E-A947-70E740481C1C}">
-                          <a14:useLocalDpi xmlns:a14="http://schemas.microsoft.com/office/drawing/2010/main" val="0"/>
-                        </a:ext>
-                      </a:extLst>
-                    </a:blip>
-                    <a:srcRect/>
-                    <a:stretch>
-                      <a:fillRect/>
-                    </a:stretch>
-                  </pic:blipFill>
-                  <pic:spPr bwMode="auto">
-                    <a:xfrm>
-                      <a:off x="0" y="0"/>
-                      <a:ext cx="4141463" cy="2085883"/>
-                    </a:xfrm>
-                    <a:prstGeom prst="rect">
-                      <a:avLst/>
-                    </a:prstGeom>
-                    <a:noFill/>
-                    <a:ln>
-                      <a:solidFill>
-                        <a:schemeClr val="tx1"/>
-                      </a:solidFill>
-                    </a:ln>
-                  </pic:spPr>
-                </pic:pic>
-              </a:graphicData>
-            </a:graphic>
-          </wp:inline>
-        </w:drawing>
-      </w:r>
-    </w:p>
-    <w:p>
-      <w:pPr>
-        <w:pStyle w:val="3"/>
-        <w:spacing w:before="240" w:after="120" w:line="415" w:lineRule="auto"/>
-        <w:rPr>
-          <w:sz w:val="28"/>
-        </w:rPr>
-      </w:pPr>
-      <w:r>
-        <w:rPr>
-          <w:sz w:val="28"/>
-        </w:rPr>
-        <w:t>3</w:t>
-      </w:r>
-      <w:r>
-        <w:rPr>
-          <w:rFonts w:hint="eastAsia"/>
-          <w:sz w:val="28"/>
-        </w:rPr>
-        <w:t>）添加新字体</w:t>
-      </w:r>
-    </w:p>
-    <w:p>
-      <w:pPr>
-        <w:widowControl/>
-        <w:adjustRightInd w:val="0"/>
-        <w:snapToGrid w:val="0"/>
-        <w:jc w:val="left"/>
-        <w:rPr>
-          <w:rFonts w:ascii="Tahoma" w:eastAsia="微软雅黑" w:hAnsi="Tahoma"/>
-          <w:kern w:val="0"/>
-          <w:sz w:val="22"/>
-        </w:rPr>
-      </w:pPr>
-      <w:r>
-        <w:rPr>
-          <w:rFonts w:ascii="Tahoma" w:eastAsia="微软雅黑" w:hAnsi="Tahoma" w:hint="eastAsia"/>
-          <w:kern w:val="0"/>
-          <w:sz w:val="22"/>
-        </w:rPr>
-        <w:t>接下来，我们添加一个新的字体文件到</w:t>
-      </w:r>
-      <w:r>
-        <w:rPr>
-          <w:rFonts w:ascii="Tahoma" w:eastAsia="微软雅黑" w:hAnsi="Tahoma" w:hint="eastAsia"/>
-          <w:kern w:val="0"/>
-          <w:sz w:val="22"/>
-        </w:rPr>
-        <w:t>文件夹</w:t>
-      </w:r>
-      <w:r>
-        <w:rPr>
-          <w:rFonts w:ascii="Tahoma" w:eastAsia="微软雅黑" w:hAnsi="Tahoma" w:hint="eastAsia"/>
-          <w:kern w:val="0"/>
-          <w:sz w:val="22"/>
-        </w:rPr>
-        <w:t>中。</w:t>
-      </w:r>
-    </w:p>
-    <w:p>
-      <w:pPr>
-        <w:widowControl/>
-        <w:jc w:val="center"/>
-        <w:rPr>
-          <w:rFonts w:ascii="宋体" w:eastAsia="宋体" w:hAnsi="宋体" w:cs="宋体"/>
-          <w:kern w:val="0"/>
-          <w:sz w:val="24"/>
-          <w:szCs w:val="24"/>
-        </w:rPr>
-      </w:pPr>
-      <w:r>
-        <w:rPr>
-          <w:rFonts w:ascii="宋体" w:eastAsia="宋体" w:hAnsi="宋体" w:cs="宋体"/>
-          <w:noProof/>
-          <w:kern w:val="0"/>
-          <w:sz w:val="24"/>
-          <w:szCs w:val="24"/>
-        </w:rPr>
-        <w:drawing>
-          <wp:inline distT="0" distB="0" distL="0" distR="0" wp14:anchorId="4934313B" wp14:editId="11B7A69F">
-            <wp:extent cx="3723774" cy="1257300"/>
-            <wp:effectExtent l="19050" t="19050" r="10160" b="19050"/>
-            <wp:docPr id="9" name="图片 9" descr="C:\Users\lenovo\AppData\Roaming\Tencent\Users\1355126171\QQ\WinTemp\RichOle\UO}ETPCPLX)~%%S]_6F~ETJ.png"/>
-            <wp:cNvGraphicFramePr>
-              <a:graphicFrameLocks xmlns:a="http://schemas.openxmlformats.org/drawingml/2006/main" noChangeAspect="1"/>
-            </wp:cNvGraphicFramePr>
-            <a:graphic xmlns:a="http://schemas.openxmlformats.org/drawingml/2006/main">
-              <a:graphicData uri="http://schemas.openxmlformats.org/drawingml/2006/picture">
-                <pic:pic xmlns:pic="http://schemas.openxmlformats.org/drawingml/2006/picture">
-                  <pic:nvPicPr>
-                    <pic:cNvPr id="0" name="Picture 13" descr="C:\Users\lenovo\AppData\Roaming\Tencent\Users\1355126171\QQ\WinTemp\RichOle\UO}ETPCPLX)~%%S]_6F~ETJ.png"/>
                     <pic:cNvPicPr>
                       <a:picLocks noChangeAspect="1" noChangeArrowheads="1"/>
                     </pic:cNvPicPr>
@@ -1346,7 +1693,7 @@
                   <pic:spPr bwMode="auto">
                     <a:xfrm>
                       <a:off x="0" y="0"/>
-                      <a:ext cx="3761072" cy="1269893"/>
+                      <a:ext cx="4531343" cy="2282250"/>
                     </a:xfrm>
                     <a:prstGeom prst="rect">
                       <a:avLst/>
@@ -1367,6 +1714,30 @@
     </w:p>
     <w:p>
       <w:pPr>
+        <w:pStyle w:val="3"/>
+        <w:spacing w:before="240" w:after="120" w:line="415" w:lineRule="auto"/>
+        <w:rPr>
+          <w:rFonts w:hint="eastAsia"/>
+          <w:sz w:val="28"/>
+        </w:rPr>
+      </w:pPr>
+      <w:r>
+        <w:rPr>
+          <w:rFonts w:hint="eastAsia"/>
+          <w:sz w:val="28"/>
+        </w:rPr>
+        <w:t>3</w:t>
+      </w:r>
+      <w:r>
+        <w:rPr>
+          <w:rFonts w:hint="eastAsia"/>
+          <w:sz w:val="28"/>
+        </w:rPr>
+        <w:t>）添加新字体</w:t>
+      </w:r>
+    </w:p>
+    <w:p>
+      <w:pPr>
         <w:widowControl/>
         <w:adjustRightInd w:val="0"/>
         <w:snapToGrid w:val="0"/>
@@ -1383,92 +1754,32 @@
           <w:kern w:val="0"/>
           <w:sz w:val="22"/>
         </w:rPr>
-        <w:t>打开</w:t>
-      </w:r>
-      <w:r>
-        <w:rPr>
-          <w:rFonts w:ascii="Tahoma" w:eastAsia="微软雅黑" w:hAnsi="Tahoma" w:hint="eastAsia"/>
-          <w:kern w:val="0"/>
-          <w:sz w:val="22"/>
-        </w:rPr>
-        <w:t>gamefont</w:t>
-      </w:r>
-      <w:r>
-        <w:rPr>
-          <w:rFonts w:ascii="Tahoma" w:eastAsia="微软雅黑" w:hAnsi="Tahoma"/>
-          <w:kern w:val="0"/>
-          <w:sz w:val="22"/>
-        </w:rPr>
-        <w:t>.css</w:t>
-      </w:r>
-      <w:r>
-        <w:rPr>
-          <w:rFonts w:ascii="Tahoma" w:eastAsia="微软雅黑" w:hAnsi="Tahoma" w:hint="eastAsia"/>
-          <w:kern w:val="0"/>
-          <w:sz w:val="22"/>
-        </w:rPr>
-        <w:t>，复制一样的格式。</w:t>
+        <w:t>接下来，我们添加一个新的字体文件到</w:t>
+      </w:r>
+      <w:r>
+        <w:rPr>
+          <w:rFonts w:ascii="Tahoma" w:eastAsia="微软雅黑" w:hAnsi="Tahoma" w:hint="eastAsia"/>
+          <w:kern w:val="0"/>
+          <w:sz w:val="22"/>
+        </w:rPr>
+        <w:t>文件夹</w:t>
+      </w:r>
+      <w:r>
+        <w:rPr>
+          <w:rFonts w:ascii="Tahoma" w:eastAsia="微软雅黑" w:hAnsi="Tahoma" w:hint="eastAsia"/>
+          <w:kern w:val="0"/>
+          <w:sz w:val="22"/>
+        </w:rPr>
+        <w:t>中。</w:t>
       </w:r>
     </w:p>
     <w:p>
       <w:pPr>
         <w:widowControl/>
-        <w:adjustRightInd w:val="0"/>
         <w:snapToGrid w:val="0"/>
-        <w:jc w:val="left"/>
-        <w:rPr>
-          <w:rFonts w:ascii="Tahoma" w:eastAsia="微软雅黑" w:hAnsi="Tahoma"/>
-          <w:kern w:val="0"/>
-          <w:sz w:val="22"/>
-        </w:rPr>
-      </w:pPr>
-      <w:r>
-        <w:rPr>
-          <w:rFonts w:ascii="Tahoma" w:eastAsia="微软雅黑" w:hAnsi="Tahoma" w:hint="eastAsia"/>
-          <w:kern w:val="0"/>
-          <w:sz w:val="22"/>
-        </w:rPr>
-        <w:t>注意，格式中的标点符号都需要一致，不能</w:t>
-      </w:r>
-      <w:r>
-        <w:rPr>
-          <w:rFonts w:ascii="Tahoma" w:eastAsia="微软雅黑" w:hAnsi="Tahoma" w:hint="eastAsia"/>
-          <w:kern w:val="0"/>
-          <w:sz w:val="22"/>
-        </w:rPr>
-        <w:t>出现</w:t>
-      </w:r>
-      <w:r>
-        <w:rPr>
-          <w:rFonts w:ascii="Tahoma" w:eastAsia="微软雅黑" w:hAnsi="Tahoma" w:hint="eastAsia"/>
-          <w:kern w:val="0"/>
-          <w:sz w:val="22"/>
-        </w:rPr>
-        <w:t>中文冒号</w:t>
-      </w:r>
-      <w:r>
-        <w:rPr>
-          <w:rFonts w:ascii="Tahoma" w:eastAsia="微软雅黑" w:hAnsi="Tahoma" w:hint="eastAsia"/>
-          <w:kern w:val="0"/>
-          <w:sz w:val="22"/>
-        </w:rPr>
-        <w:t>或</w:t>
-      </w:r>
-      <w:r>
-        <w:rPr>
-          <w:rFonts w:ascii="Tahoma" w:eastAsia="微软雅黑" w:hAnsi="Tahoma" w:hint="eastAsia"/>
-          <w:kern w:val="0"/>
-          <w:sz w:val="22"/>
-        </w:rPr>
-        <w:t>中文括号。</w:t>
-      </w:r>
-    </w:p>
-    <w:p>
-      <w:pPr>
-        <w:widowControl/>
         <w:jc w:val="center"/>
         <w:rPr>
-          <w:rFonts w:ascii="宋体" w:eastAsia="宋体" w:hAnsi="宋体" w:cs="宋体"/>
+          <w:rFonts w:ascii="宋体" w:eastAsia="宋体" w:hAnsi="宋体" w:cs="宋体" w:hint="eastAsia"/>
           <w:kern w:val="0"/>
           <w:sz w:val="24"/>
           <w:szCs w:val="24"/>
@@ -1483,10 +1794,10 @@
           <w:szCs w:val="24"/>
         </w:rPr>
         <w:drawing>
-          <wp:inline distT="0" distB="0" distL="0" distR="0" wp14:anchorId="3B4F1623" wp14:editId="3F0C9754">
-            <wp:extent cx="4225290" cy="2877616"/>
-            <wp:effectExtent l="19050" t="19050" r="22860" b="18415"/>
-            <wp:docPr id="8" name="图片 8" descr="C:\Users\lenovo\AppData\Roaming\Tencent\Users\1355126171\QQ\WinTemp\RichOle\Q%`(G{@LB{UOY[C4(HWKY%Q.png"/>
+          <wp:inline distT="0" distB="0" distL="0" distR="0" wp14:anchorId="4934313B" wp14:editId="5F484610">
+            <wp:extent cx="3467100" cy="1170636"/>
+            <wp:effectExtent l="19050" t="19050" r="19050" b="10795"/>
+            <wp:docPr id="9" name="图片 9" descr="C:\Users\lenovo\AppData\Roaming\Tencent\Users\1355126171\QQ\WinTemp\RichOle\UO}ETPCPLX)~%%S]_6F~ETJ.png"/>
             <wp:cNvGraphicFramePr>
               <a:graphicFrameLocks xmlns:a="http://schemas.openxmlformats.org/drawingml/2006/main" noChangeAspect="1"/>
             </wp:cNvGraphicFramePr>
@@ -1494,7 +1805,7 @@
               <a:graphicData uri="http://schemas.openxmlformats.org/drawingml/2006/picture">
                 <pic:pic xmlns:pic="http://schemas.openxmlformats.org/drawingml/2006/picture">
                   <pic:nvPicPr>
-                    <pic:cNvPr id="0" name="Picture 11" descr="C:\Users\lenovo\AppData\Roaming\Tencent\Users\1355126171\QQ\WinTemp\RichOle\Q%`(G{@LB{UOY[C4(HWKY%Q.png"/>
+                    <pic:cNvPr id="0" name="Picture 13" descr="C:\Users\lenovo\AppData\Roaming\Tencent\Users\1355126171\QQ\WinTemp\RichOle\UO}ETPCPLX)~%%S]_6F~ETJ.png"/>
                     <pic:cNvPicPr>
                       <a:picLocks noChangeAspect="1" noChangeArrowheads="1"/>
                     </pic:cNvPicPr>
@@ -1515,7 +1826,7 @@
                   <pic:spPr bwMode="auto">
                     <a:xfrm>
                       <a:off x="0" y="0"/>
-                      <a:ext cx="4237154" cy="2885696"/>
+                      <a:ext cx="3512664" cy="1186020"/>
                     </a:xfrm>
                     <a:prstGeom prst="rect">
                       <a:avLst/>
@@ -1552,88 +1863,39 @@
           <w:kern w:val="0"/>
           <w:sz w:val="22"/>
         </w:rPr>
-        <w:lastRenderedPageBreak/>
-        <w:t>起名为</w:t>
-      </w:r>
-      <w:r>
-        <w:rPr>
-          <w:rFonts w:ascii="Tahoma" w:eastAsia="微软雅黑" w:hAnsi="Tahoma"/>
-          <w:kern w:val="0"/>
-          <w:sz w:val="22"/>
-        </w:rPr>
-        <w:t>”</w:t>
-      </w:r>
-      <w:r>
-        <w:rPr>
-          <w:rFonts w:ascii="Tahoma" w:eastAsia="微软雅黑" w:hAnsi="Tahoma" w:hint="eastAsia"/>
-          <w:kern w:val="0"/>
-          <w:sz w:val="22"/>
-        </w:rPr>
-        <w:t>HappyFont</w:t>
-      </w:r>
-      <w:r>
-        <w:rPr>
-          <w:rFonts w:ascii="Tahoma" w:eastAsia="微软雅黑" w:hAnsi="Tahoma"/>
-          <w:kern w:val="0"/>
-          <w:sz w:val="22"/>
-        </w:rPr>
-        <w:t>”</w:t>
-      </w:r>
-      <w:r>
-        <w:rPr>
-          <w:rFonts w:ascii="Tahoma" w:eastAsia="微软雅黑" w:hAnsi="Tahoma" w:hint="eastAsia"/>
-          <w:kern w:val="0"/>
-          <w:sz w:val="22"/>
-        </w:rPr>
-        <w:t>，对应</w:t>
-      </w:r>
-      <w:r>
-        <w:rPr>
-          <w:rFonts w:ascii="Tahoma" w:eastAsia="微软雅黑" w:hAnsi="Tahoma" w:hint="eastAsia"/>
-          <w:kern w:val="0"/>
-          <w:sz w:val="22"/>
-        </w:rPr>
-        <w:t xml:space="preserve"> </w:t>
-      </w:r>
-      <w:r>
-        <w:rPr>
-          <w:rFonts w:ascii="Tahoma" w:eastAsia="微软雅黑" w:hAnsi="Tahoma"/>
-          <w:kern w:val="0"/>
-          <w:sz w:val="22"/>
-        </w:rPr>
-        <w:t>”</w:t>
-      </w:r>
-      <w:r>
-        <w:rPr>
-          <w:rFonts w:ascii="Tahoma" w:eastAsia="微软雅黑" w:hAnsi="Tahoma" w:hint="eastAsia"/>
-          <w:kern w:val="0"/>
-          <w:sz w:val="22"/>
-        </w:rPr>
-        <w:t>站酷快乐体</w:t>
-      </w:r>
-      <w:r>
-        <w:rPr>
-          <w:rFonts w:ascii="Tahoma" w:eastAsia="微软雅黑" w:hAnsi="Tahoma"/>
-          <w:kern w:val="0"/>
-          <w:sz w:val="22"/>
-        </w:rPr>
-        <w:t>.ttf</w:t>
-      </w:r>
-      <w:r>
-        <w:rPr>
-          <w:rFonts w:ascii="Tahoma" w:eastAsia="微软雅黑" w:hAnsi="Tahoma"/>
-          <w:kern w:val="0"/>
-          <w:sz w:val="22"/>
-        </w:rPr>
-        <w:t xml:space="preserve">” </w:t>
-      </w:r>
-      <w:r>
-        <w:rPr>
-          <w:rFonts w:ascii="Tahoma" w:eastAsia="微软雅黑" w:hAnsi="Tahoma" w:hint="eastAsia"/>
-          <w:kern w:val="0"/>
-          <w:sz w:val="22"/>
-        </w:rPr>
-        <w:t>。</w:t>
+        <w:t>打开</w:t>
+      </w:r>
+      <w:r>
+        <w:rPr>
+          <w:rFonts w:ascii="Tahoma" w:eastAsia="微软雅黑" w:hAnsi="Tahoma" w:hint="eastAsia"/>
+          <w:kern w:val="0"/>
+          <w:sz w:val="22"/>
+        </w:rPr>
+        <w:t>gamefont</w:t>
+      </w:r>
+      <w:r>
+        <w:rPr>
+          <w:rFonts w:ascii="Tahoma" w:eastAsia="微软雅黑" w:hAnsi="Tahoma"/>
+          <w:kern w:val="0"/>
+          <w:sz w:val="22"/>
+        </w:rPr>
+        <w:t>.css</w:t>
+      </w:r>
+      <w:r>
+        <w:rPr>
+          <w:rFonts w:ascii="Tahoma" w:eastAsia="微软雅黑" w:hAnsi="Tahoma" w:hint="eastAsia"/>
+          <w:kern w:val="0"/>
+          <w:sz w:val="22"/>
+        </w:rPr>
+        <w:t>文件</w:t>
+      </w:r>
+      <w:r>
+        <w:rPr>
+          <w:rFonts w:ascii="Tahoma" w:eastAsia="微软雅黑" w:hAnsi="Tahoma" w:hint="eastAsia"/>
+          <w:kern w:val="0"/>
+          <w:sz w:val="22"/>
+        </w:rPr>
+        <w:t>，</w:t>
       </w:r>
     </w:p>
     <w:p>
@@ -1654,39 +1916,39 @@
           <w:kern w:val="0"/>
           <w:sz w:val="22"/>
         </w:rPr>
-        <w:t>这里的名字可以随便起，可长可</w:t>
-      </w:r>
-      <w:r>
-        <w:rPr>
-          <w:rFonts w:ascii="Tahoma" w:eastAsia="微软雅黑" w:hAnsi="Tahoma" w:hint="eastAsia"/>
-          <w:kern w:val="0"/>
-          <w:sz w:val="22"/>
-        </w:rPr>
-        <w:t>短</w:t>
-      </w:r>
-      <w:r>
-        <w:rPr>
-          <w:rFonts w:ascii="Tahoma" w:eastAsia="微软雅黑" w:hAnsi="Tahoma" w:hint="eastAsia"/>
-          <w:kern w:val="0"/>
-          <w:sz w:val="22"/>
-        </w:rPr>
-        <w:t>，但是必须要是英文</w:t>
-      </w:r>
-      <w:r>
-        <w:rPr>
-          <w:rFonts w:ascii="Tahoma" w:eastAsia="微软雅黑" w:hAnsi="Tahoma" w:hint="eastAsia"/>
-          <w:kern w:val="0"/>
-          <w:sz w:val="22"/>
-        </w:rPr>
-        <w:t>字母</w:t>
-      </w:r>
-      <w:r>
-        <w:rPr>
-          <w:rFonts w:ascii="Tahoma" w:eastAsia="微软雅黑" w:hAnsi="Tahoma" w:hint="eastAsia"/>
-          <w:kern w:val="0"/>
-          <w:sz w:val="22"/>
-        </w:rPr>
-        <w:t>。</w:t>
+        <w:t>复制</w:t>
+      </w:r>
+      <w:r>
+        <w:rPr>
+          <w:rFonts w:ascii="Tahoma" w:eastAsia="微软雅黑" w:hAnsi="Tahoma" w:hint="eastAsia"/>
+          <w:kern w:val="0"/>
+          <w:sz w:val="22"/>
+        </w:rPr>
+        <w:t>“</w:t>
+      </w:r>
+      <w:r>
+        <w:rPr>
+          <w:rFonts w:ascii="Tahoma" w:eastAsia="微软雅黑" w:hAnsi="Tahoma" w:hint="eastAsia"/>
+          <w:kern w:val="0"/>
+          <w:sz w:val="22"/>
+        </w:rPr>
+        <w:t>@font-face</w:t>
+      </w:r>
+      <w:r>
+        <w:rPr>
+          <w:rFonts w:ascii="Tahoma" w:eastAsia="微软雅黑" w:hAnsi="Tahoma" w:hint="eastAsia"/>
+          <w:kern w:val="0"/>
+          <w:sz w:val="22"/>
+        </w:rPr>
+        <w:t>”一模</w:t>
+      </w:r>
+      <w:r>
+        <w:rPr>
+          <w:rFonts w:ascii="Tahoma" w:eastAsia="微软雅黑" w:hAnsi="Tahoma" w:hint="eastAsia"/>
+          <w:kern w:val="0"/>
+          <w:sz w:val="22"/>
+        </w:rPr>
+        <w:t>一样的格式。</w:t>
       </w:r>
     </w:p>
     <w:p>
@@ -1694,25 +1956,79 @@
         <w:widowControl/>
         <w:adjustRightInd w:val="0"/>
         <w:snapToGrid w:val="0"/>
+        <w:jc w:val="left"/>
+        <w:rPr>
+          <w:rFonts w:ascii="Tahoma" w:eastAsia="微软雅黑" w:hAnsi="Tahoma"/>
+          <w:kern w:val="0"/>
+          <w:sz w:val="22"/>
+        </w:rPr>
+      </w:pPr>
+      <w:r>
+        <w:rPr>
+          <w:rFonts w:ascii="Tahoma" w:eastAsia="微软雅黑" w:hAnsi="Tahoma" w:hint="eastAsia"/>
+          <w:kern w:val="0"/>
+          <w:sz w:val="22"/>
+        </w:rPr>
+        <w:t>注意，格式中的标点符号都需要一致，不能</w:t>
+      </w:r>
+      <w:r>
+        <w:rPr>
+          <w:rFonts w:ascii="Tahoma" w:eastAsia="微软雅黑" w:hAnsi="Tahoma" w:hint="eastAsia"/>
+          <w:kern w:val="0"/>
+          <w:sz w:val="22"/>
+        </w:rPr>
+        <w:t>出现</w:t>
+      </w:r>
+      <w:r>
+        <w:rPr>
+          <w:rFonts w:ascii="Tahoma" w:eastAsia="微软雅黑" w:hAnsi="Tahoma" w:hint="eastAsia"/>
+          <w:kern w:val="0"/>
+          <w:sz w:val="22"/>
+        </w:rPr>
+        <w:t>中文冒号</w:t>
+      </w:r>
+      <w:r>
+        <w:rPr>
+          <w:rFonts w:ascii="Tahoma" w:eastAsia="微软雅黑" w:hAnsi="Tahoma" w:hint="eastAsia"/>
+          <w:kern w:val="0"/>
+          <w:sz w:val="22"/>
+        </w:rPr>
+        <w:t>或</w:t>
+      </w:r>
+      <w:r>
+        <w:rPr>
+          <w:rFonts w:ascii="Tahoma" w:eastAsia="微软雅黑" w:hAnsi="Tahoma" w:hint="eastAsia"/>
+          <w:kern w:val="0"/>
+          <w:sz w:val="22"/>
+        </w:rPr>
+        <w:t>中文括号。</w:t>
+      </w:r>
+    </w:p>
+    <w:p>
+      <w:pPr>
+        <w:widowControl/>
+        <w:snapToGrid w:val="0"/>
         <w:jc w:val="center"/>
         <w:rPr>
-          <w:rFonts w:ascii="Tahoma" w:eastAsia="微软雅黑" w:hAnsi="Tahoma"/>
-          <w:kern w:val="0"/>
-          <w:sz w:val="22"/>
-        </w:rPr>
-      </w:pPr>
-      <w:r>
-        <w:rPr>
-          <w:rFonts w:ascii="Tahoma" w:eastAsia="微软雅黑" w:hAnsi="Tahoma"/>
+          <w:rFonts w:ascii="宋体" w:eastAsia="宋体" w:hAnsi="宋体" w:cs="宋体" w:hint="eastAsia"/>
+          <w:kern w:val="0"/>
+          <w:sz w:val="24"/>
+          <w:szCs w:val="24"/>
+        </w:rPr>
+      </w:pPr>
+      <w:r>
+        <w:rPr>
+          <w:rFonts w:ascii="宋体" w:eastAsia="宋体" w:hAnsi="宋体" w:cs="宋体"/>
           <w:noProof/>
           <w:kern w:val="0"/>
-          <w:sz w:val="22"/>
+          <w:sz w:val="24"/>
+          <w:szCs w:val="24"/>
         </w:rPr>
         <w:drawing>
-          <wp:inline distT="0" distB="0" distL="0" distR="0" wp14:anchorId="7DC0A115" wp14:editId="52DEF57F">
-            <wp:extent cx="2951425" cy="1760220"/>
-            <wp:effectExtent l="19050" t="19050" r="20955" b="11430"/>
-            <wp:docPr id="10" name="图片 10" descr="C:\Users\lenovo\AppData\Roaming\Tencent\Users\1355126171\QQ\WinTemp\RichOle\}FI2921~C`%7L$HM2F4~R)I.png"/>
+          <wp:inline distT="0" distB="0" distL="0" distR="0" wp14:anchorId="3B4F1623" wp14:editId="7D5D8AE8">
+            <wp:extent cx="3819525" cy="2601274"/>
+            <wp:effectExtent l="19050" t="19050" r="9525" b="27940"/>
+            <wp:docPr id="8" name="图片 8" descr="C:\Users\lenovo\AppData\Roaming\Tencent\Users\1355126171\QQ\WinTemp\RichOle\Q%`(G{@LB{UOY[C4(HWKY%Q.png"/>
             <wp:cNvGraphicFramePr>
               <a:graphicFrameLocks xmlns:a="http://schemas.openxmlformats.org/drawingml/2006/main" noChangeAspect="1"/>
             </wp:cNvGraphicFramePr>
@@ -1720,7 +2036,7 @@
               <a:graphicData uri="http://schemas.openxmlformats.org/drawingml/2006/picture">
                 <pic:pic xmlns:pic="http://schemas.openxmlformats.org/drawingml/2006/picture">
                   <pic:nvPicPr>
-                    <pic:cNvPr id="0" name="Picture 15" descr="C:\Users\lenovo\AppData\Roaming\Tencent\Users\1355126171\QQ\WinTemp\RichOle\}FI2921~C`%7L$HM2F4~R)I.png"/>
+                    <pic:cNvPr id="0" name="Picture 11" descr="C:\Users\lenovo\AppData\Roaming\Tencent\Users\1355126171\QQ\WinTemp\RichOle\Q%`(G{@LB{UOY[C4(HWKY%Q.png"/>
                     <pic:cNvPicPr>
                       <a:picLocks noChangeAspect="1" noChangeArrowheads="1"/>
                     </pic:cNvPicPr>
@@ -1741,7 +2057,7 @@
                   <pic:spPr bwMode="auto">
                     <a:xfrm>
                       <a:off x="0" y="0"/>
-                      <a:ext cx="2964261" cy="1767875"/>
+                      <a:ext cx="3862438" cy="2630500"/>
                     </a:xfrm>
                     <a:prstGeom prst="rect">
                       <a:avLst/>
@@ -1762,28 +2078,6 @@
     </w:p>
     <w:p>
       <w:pPr>
-        <w:pStyle w:val="3"/>
-        <w:spacing w:before="240" w:after="120" w:line="415" w:lineRule="auto"/>
-        <w:rPr>
-          <w:sz w:val="28"/>
-        </w:rPr>
-      </w:pPr>
-      <w:r>
-        <w:rPr>
-          <w:sz w:val="28"/>
-        </w:rPr>
-        <w:t>4</w:t>
-      </w:r>
-      <w:r>
-        <w:rPr>
-          <w:rFonts w:hint="eastAsia"/>
-          <w:sz w:val="28"/>
-        </w:rPr>
-        <w:t>）使用指定字体</w:t>
-      </w:r>
-    </w:p>
-    <w:p>
-      <w:pPr>
         <w:widowControl/>
         <w:adjustRightInd w:val="0"/>
         <w:snapToGrid w:val="0"/>
@@ -1800,74 +2094,207 @@
           <w:kern w:val="0"/>
           <w:sz w:val="22"/>
         </w:rPr>
-        <w:t>在插件中配置了</w:t>
-      </w:r>
-      <w:r>
-        <w:rPr>
-          <w:rFonts w:ascii="Tahoma" w:eastAsia="微软雅黑" w:hAnsi="Tahoma" w:hint="eastAsia"/>
-          <w:kern w:val="0"/>
-          <w:sz w:val="22"/>
-        </w:rPr>
-        <w:t xml:space="preserve"> </w:t>
-      </w:r>
-      <w:r>
-        <w:rPr>
-          <w:rFonts w:ascii="Tahoma" w:eastAsia="微软雅黑" w:hAnsi="Tahoma" w:hint="eastAsia"/>
-          <w:kern w:val="0"/>
-          <w:sz w:val="22"/>
-        </w:rPr>
-        <w:t>字体管理器</w:t>
-      </w:r>
-      <w:r>
-        <w:rPr>
-          <w:rFonts w:ascii="Tahoma" w:eastAsia="微软雅黑" w:hAnsi="Tahoma" w:hint="eastAsia"/>
-          <w:kern w:val="0"/>
-          <w:sz w:val="22"/>
-        </w:rPr>
-        <w:t xml:space="preserve"> </w:t>
-      </w:r>
-      <w:r>
-        <w:rPr>
-          <w:rFonts w:ascii="Tahoma" w:eastAsia="微软雅黑" w:hAnsi="Tahoma" w:hint="eastAsia"/>
-          <w:kern w:val="0"/>
-          <w:sz w:val="22"/>
-        </w:rPr>
-        <w:t>之后，</w:t>
-      </w:r>
-      <w:r>
-        <w:rPr>
-          <w:rFonts w:ascii="Tahoma" w:eastAsia="微软雅黑" w:hAnsi="Tahoma" w:hint="eastAsia"/>
-          <w:kern w:val="0"/>
-          <w:sz w:val="22"/>
-        </w:rPr>
-        <w:t>在预加载中添加新的字体。</w:t>
+        <w:lastRenderedPageBreak/>
+        <w:t>起名为</w:t>
+      </w:r>
+      <w:r>
+        <w:rPr>
+          <w:rFonts w:ascii="Tahoma" w:eastAsia="微软雅黑" w:hAnsi="Tahoma" w:hint="eastAsia"/>
+          <w:kern w:val="0"/>
+          <w:sz w:val="22"/>
+        </w:rPr>
+        <w:t>“</w:t>
+      </w:r>
+      <w:r>
+        <w:rPr>
+          <w:rFonts w:ascii="Tahoma" w:eastAsia="微软雅黑" w:hAnsi="Tahoma" w:hint="eastAsia"/>
+          <w:kern w:val="0"/>
+          <w:sz w:val="22"/>
+        </w:rPr>
+        <w:t>HappyFont</w:t>
+      </w:r>
+      <w:r>
+        <w:rPr>
+          <w:rFonts w:ascii="Tahoma" w:eastAsia="微软雅黑" w:hAnsi="Tahoma" w:hint="eastAsia"/>
+          <w:kern w:val="0"/>
+          <w:sz w:val="22"/>
+        </w:rPr>
+        <w:t>”</w:t>
+      </w:r>
+      <w:r>
+        <w:rPr>
+          <w:rFonts w:ascii="Tahoma" w:eastAsia="微软雅黑" w:hAnsi="Tahoma" w:hint="eastAsia"/>
+          <w:kern w:val="0"/>
+          <w:sz w:val="22"/>
+        </w:rPr>
+        <w:t>，</w:t>
+      </w:r>
+      <w:r>
+        <w:rPr>
+          <w:rFonts w:ascii="Tahoma" w:eastAsia="微软雅黑" w:hAnsi="Tahoma" w:hint="eastAsia"/>
+          <w:kern w:val="0"/>
+          <w:sz w:val="22"/>
+        </w:rPr>
+        <w:t>并对应“</w:t>
+      </w:r>
+      <w:r>
+        <w:rPr>
+          <w:rFonts w:ascii="Tahoma" w:eastAsia="微软雅黑" w:hAnsi="Tahoma" w:hint="eastAsia"/>
+          <w:kern w:val="0"/>
+          <w:sz w:val="22"/>
+        </w:rPr>
+        <w:t>站酷快乐体</w:t>
+      </w:r>
+      <w:r>
+        <w:rPr>
+          <w:rFonts w:ascii="Tahoma" w:eastAsia="微软雅黑" w:hAnsi="Tahoma"/>
+          <w:kern w:val="0"/>
+          <w:sz w:val="22"/>
+        </w:rPr>
+        <w:t>.ttf</w:t>
+      </w:r>
+      <w:r>
+        <w:rPr>
+          <w:rFonts w:ascii="Tahoma" w:eastAsia="微软雅黑" w:hAnsi="Tahoma" w:hint="eastAsia"/>
+          <w:kern w:val="0"/>
+          <w:sz w:val="22"/>
+        </w:rPr>
+        <w:t>”文件</w:t>
+      </w:r>
+      <w:r>
+        <w:rPr>
+          <w:rFonts w:ascii="Tahoma" w:eastAsia="微软雅黑" w:hAnsi="Tahoma" w:hint="eastAsia"/>
+          <w:kern w:val="0"/>
+          <w:sz w:val="22"/>
+        </w:rPr>
+        <w:t>。</w:t>
       </w:r>
     </w:p>
     <w:p>
       <w:pPr>
         <w:widowControl/>
+        <w:adjustRightInd w:val="0"/>
+        <w:snapToGrid w:val="0"/>
+        <w:jc w:val="left"/>
+        <w:rPr>
+          <w:rFonts w:ascii="Tahoma" w:eastAsia="微软雅黑" w:hAnsi="Tahoma"/>
+          <w:kern w:val="0"/>
+          <w:sz w:val="22"/>
+        </w:rPr>
+      </w:pPr>
+      <w:r>
+        <w:rPr>
+          <w:rFonts w:ascii="Tahoma" w:eastAsia="微软雅黑" w:hAnsi="Tahoma" w:hint="eastAsia"/>
+          <w:kern w:val="0"/>
+          <w:sz w:val="22"/>
+        </w:rPr>
+        <w:t>这里的名字</w:t>
+      </w:r>
+      <w:r>
+        <w:rPr>
+          <w:rFonts w:ascii="Tahoma" w:eastAsia="微软雅黑" w:hAnsi="Tahoma" w:hint="eastAsia"/>
+          <w:kern w:val="0"/>
+          <w:sz w:val="22"/>
+        </w:rPr>
+        <w:t>“</w:t>
+      </w:r>
+      <w:r>
+        <w:rPr>
+          <w:rFonts w:ascii="Tahoma" w:eastAsia="微软雅黑" w:hAnsi="Tahoma" w:hint="eastAsia"/>
+          <w:kern w:val="0"/>
+          <w:sz w:val="22"/>
+        </w:rPr>
+        <w:t>HappyFont</w:t>
+      </w:r>
+      <w:r>
+        <w:rPr>
+          <w:rFonts w:ascii="Tahoma" w:eastAsia="微软雅黑" w:hAnsi="Tahoma" w:hint="eastAsia"/>
+          <w:kern w:val="0"/>
+          <w:sz w:val="22"/>
+        </w:rPr>
+        <w:t>”</w:t>
+      </w:r>
+      <w:r>
+        <w:rPr>
+          <w:rFonts w:ascii="Tahoma" w:eastAsia="微软雅黑" w:hAnsi="Tahoma" w:hint="eastAsia"/>
+          <w:kern w:val="0"/>
+          <w:sz w:val="22"/>
+        </w:rPr>
+        <w:t>可以随便</w:t>
+      </w:r>
+      <w:r>
+        <w:rPr>
+          <w:rFonts w:ascii="Tahoma" w:eastAsia="微软雅黑" w:hAnsi="Tahoma" w:hint="eastAsia"/>
+          <w:kern w:val="0"/>
+          <w:sz w:val="22"/>
+        </w:rPr>
+        <w:t>定义</w:t>
+      </w:r>
+      <w:r>
+        <w:rPr>
+          <w:rFonts w:ascii="Tahoma" w:eastAsia="微软雅黑" w:hAnsi="Tahoma" w:hint="eastAsia"/>
+          <w:kern w:val="0"/>
+          <w:sz w:val="22"/>
+        </w:rPr>
+        <w:t>，可长可</w:t>
+      </w:r>
+      <w:r>
+        <w:rPr>
+          <w:rFonts w:ascii="Tahoma" w:eastAsia="微软雅黑" w:hAnsi="Tahoma" w:hint="eastAsia"/>
+          <w:kern w:val="0"/>
+          <w:sz w:val="22"/>
+        </w:rPr>
+        <w:t>短</w:t>
+      </w:r>
+      <w:r>
+        <w:rPr>
+          <w:rFonts w:ascii="Tahoma" w:eastAsia="微软雅黑" w:hAnsi="Tahoma" w:hint="eastAsia"/>
+          <w:kern w:val="0"/>
+          <w:sz w:val="22"/>
+        </w:rPr>
+        <w:t>，但是必须要是英文</w:t>
+      </w:r>
+      <w:r>
+        <w:rPr>
+          <w:rFonts w:ascii="Tahoma" w:eastAsia="微软雅黑" w:hAnsi="Tahoma" w:hint="eastAsia"/>
+          <w:kern w:val="0"/>
+          <w:sz w:val="22"/>
+        </w:rPr>
+        <w:t>字母</w:t>
+      </w:r>
+      <w:r>
+        <w:rPr>
+          <w:rFonts w:ascii="Tahoma" w:eastAsia="微软雅黑" w:hAnsi="Tahoma" w:hint="eastAsia"/>
+          <w:kern w:val="0"/>
+          <w:sz w:val="22"/>
+        </w:rPr>
+        <w:t>。</w:t>
+      </w:r>
+    </w:p>
+    <w:p>
+      <w:pPr>
+        <w:widowControl/>
+        <w:adjustRightInd w:val="0"/>
         <w:snapToGrid w:val="0"/>
         <w:jc w:val="center"/>
         <w:rPr>
-          <w:rFonts w:ascii="宋体" w:eastAsia="宋体" w:hAnsi="宋体" w:cs="宋体"/>
-          <w:kern w:val="0"/>
-          <w:sz w:val="24"/>
-          <w:szCs w:val="24"/>
-        </w:rPr>
-      </w:pPr>
-      <w:r>
-        <w:rPr>
-          <w:rFonts w:ascii="宋体" w:eastAsia="宋体" w:hAnsi="宋体" w:cs="宋体"/>
+          <w:rFonts w:ascii="Tahoma" w:eastAsia="微软雅黑" w:hAnsi="Tahoma"/>
+          <w:kern w:val="0"/>
+          <w:sz w:val="22"/>
+        </w:rPr>
+      </w:pPr>
+      <w:r>
+        <w:rPr>
+          <w:rFonts w:ascii="Tahoma" w:eastAsia="微软雅黑" w:hAnsi="Tahoma"/>
           <w:noProof/>
           <w:kern w:val="0"/>
-          <w:sz w:val="24"/>
-          <w:szCs w:val="24"/>
+          <w:sz w:val="22"/>
         </w:rPr>
         <w:drawing>
-          <wp:inline distT="0" distB="0" distL="0" distR="0" wp14:anchorId="5746A9F9" wp14:editId="6897A0FE">
-            <wp:extent cx="4343400" cy="763468"/>
-            <wp:effectExtent l="0" t="0" r="0" b="0"/>
-            <wp:docPr id="7" name="图片 7"/>
+          <wp:inline distT="0" distB="0" distL="0" distR="0" wp14:anchorId="7DC0A115" wp14:editId="475F39A4">
+            <wp:extent cx="3057525" cy="1823498"/>
+            <wp:effectExtent l="19050" t="19050" r="9525" b="24765"/>
+            <wp:docPr id="10" name="图片 10" descr="C:\Users\lenovo\AppData\Roaming\Tencent\Users\1355126171\QQ\WinTemp\RichOle\}FI2921~C`%7L$HM2F4~R)I.png"/>
             <wp:cNvGraphicFramePr>
               <a:graphicFrameLocks xmlns:a="http://schemas.openxmlformats.org/drawingml/2006/main" noChangeAspect="1"/>
             </wp:cNvGraphicFramePr>
@@ -1875,7 +2302,7 @@
               <a:graphicData uri="http://schemas.openxmlformats.org/drawingml/2006/picture">
                 <pic:pic xmlns:pic="http://schemas.openxmlformats.org/drawingml/2006/picture">
                   <pic:nvPicPr>
-                    <pic:cNvPr id="0" name="Picture 3"/>
+                    <pic:cNvPr id="0" name="Picture 15" descr="C:\Users\lenovo\AppData\Roaming\Tencent\Users\1355126171\QQ\WinTemp\RichOle\}FI2921~C`%7L$HM2F4~R)I.png"/>
                     <pic:cNvPicPr>
                       <a:picLocks noChangeAspect="1" noChangeArrowheads="1"/>
                     </pic:cNvPicPr>
@@ -1896,14 +2323,16 @@
                   <pic:spPr bwMode="auto">
                     <a:xfrm>
                       <a:off x="0" y="0"/>
-                      <a:ext cx="4355697" cy="765630"/>
+                      <a:ext cx="3081602" cy="1837857"/>
                     </a:xfrm>
                     <a:prstGeom prst="rect">
                       <a:avLst/>
                     </a:prstGeom>
                     <a:noFill/>
                     <a:ln>
-                      <a:noFill/>
+                      <a:solidFill>
+                        <a:schemeClr val="tx1"/>
+                      </a:solidFill>
                     </a:ln>
                   </pic:spPr>
                 </pic:pic>
@@ -1916,10 +2345,183 @@
     <w:p>
       <w:pPr>
         <w:widowControl/>
+        <w:adjustRightInd w:val="0"/>
+        <w:snapToGrid w:val="0"/>
+        <w:rPr>
+          <w:rFonts w:ascii="Tahoma" w:eastAsia="微软雅黑" w:hAnsi="Tahoma"/>
+          <w:kern w:val="0"/>
+          <w:sz w:val="22"/>
+        </w:rPr>
+      </w:pPr>
+    </w:p>
+    <w:p>
+      <w:pPr>
+        <w:pStyle w:val="3"/>
+        <w:spacing w:before="240" w:after="120" w:line="415" w:lineRule="auto"/>
+        <w:rPr>
+          <w:rFonts w:hint="eastAsia"/>
+          <w:sz w:val="28"/>
+        </w:rPr>
+      </w:pPr>
+      <w:r>
+        <w:rPr>
+          <w:rFonts w:hint="eastAsia"/>
+          <w:sz w:val="28"/>
+        </w:rPr>
+        <w:t>4</w:t>
+      </w:r>
+      <w:r>
+        <w:rPr>
+          <w:rFonts w:hint="eastAsia"/>
+          <w:sz w:val="28"/>
+        </w:rPr>
+        <w:t>）</w:t>
+      </w:r>
+      <w:r>
+        <w:rPr>
+          <w:rFonts w:hint="eastAsia"/>
+          <w:sz w:val="28"/>
+        </w:rPr>
+        <w:t>插件配置</w:t>
+      </w:r>
+    </w:p>
+    <w:p>
+      <w:pPr>
+        <w:widowControl/>
+        <w:adjustRightInd w:val="0"/>
+        <w:snapToGrid w:val="0"/>
+        <w:jc w:val="left"/>
+        <w:rPr>
+          <w:rFonts w:ascii="Tahoma" w:eastAsia="微软雅黑" w:hAnsi="Tahoma"/>
+          <w:kern w:val="0"/>
+          <w:sz w:val="22"/>
+        </w:rPr>
+      </w:pPr>
+      <w:r>
+        <w:rPr>
+          <w:rFonts w:ascii="Tahoma" w:eastAsia="微软雅黑" w:hAnsi="Tahoma" w:hint="eastAsia"/>
+          <w:kern w:val="0"/>
+          <w:sz w:val="22"/>
+        </w:rPr>
+        <w:t>添加新字体之后，需要</w:t>
+      </w:r>
+      <w:r>
+        <w:rPr>
+          <w:rFonts w:ascii="Tahoma" w:eastAsia="微软雅黑" w:hAnsi="Tahoma" w:hint="eastAsia"/>
+          <w:kern w:val="0"/>
+          <w:sz w:val="22"/>
+        </w:rPr>
+        <w:t>配置</w:t>
+      </w:r>
+      <w:r>
+        <w:rPr>
+          <w:rFonts w:ascii="Tahoma" w:eastAsia="微软雅黑" w:hAnsi="Tahoma" w:hint="eastAsia"/>
+          <w:kern w:val="0"/>
+          <w:sz w:val="22"/>
+        </w:rPr>
+        <w:t>插件</w:t>
+      </w:r>
+      <w:r>
+        <w:rPr>
+          <w:rFonts w:ascii="Tahoma" w:eastAsia="微软雅黑" w:hAnsi="Tahoma" w:hint="eastAsia"/>
+          <w:kern w:val="0"/>
+          <w:sz w:val="22"/>
+        </w:rPr>
+        <w:t xml:space="preserve"> </w:t>
+      </w:r>
+      <w:r>
+        <w:rPr>
+          <w:rFonts w:ascii="Tahoma" w:eastAsia="微软雅黑" w:hAnsi="Tahoma" w:hint="eastAsia"/>
+          <w:kern w:val="0"/>
+          <w:sz w:val="22"/>
+        </w:rPr>
+        <w:t>字体管理器，</w:t>
+      </w:r>
+    </w:p>
+    <w:p>
+      <w:pPr>
+        <w:widowControl/>
+        <w:adjustRightInd w:val="0"/>
+        <w:snapToGrid w:val="0"/>
+        <w:jc w:val="left"/>
+        <w:rPr>
+          <w:rFonts w:ascii="Tahoma" w:eastAsia="微软雅黑" w:hAnsi="Tahoma"/>
+          <w:kern w:val="0"/>
+          <w:sz w:val="22"/>
+        </w:rPr>
+      </w:pPr>
+      <w:r>
+        <w:rPr>
+          <w:rFonts w:ascii="Tahoma" w:eastAsia="微软雅黑" w:hAnsi="Tahoma" w:hint="eastAsia"/>
+          <w:kern w:val="0"/>
+          <w:sz w:val="22"/>
+        </w:rPr>
+        <w:t>还要</w:t>
+      </w:r>
+      <w:r>
+        <w:rPr>
+          <w:rFonts w:ascii="Tahoma" w:eastAsia="微软雅黑" w:hAnsi="Tahoma" w:hint="eastAsia"/>
+          <w:kern w:val="0"/>
+          <w:sz w:val="22"/>
+        </w:rPr>
+        <w:t>在</w:t>
+      </w:r>
+      <w:r>
+        <w:rPr>
+          <w:rFonts w:ascii="Tahoma" w:eastAsia="微软雅黑" w:hAnsi="Tahoma" w:hint="eastAsia"/>
+          <w:kern w:val="0"/>
+          <w:sz w:val="22"/>
+        </w:rPr>
+        <w:t>插件配置的“</w:t>
+      </w:r>
+      <w:r>
+        <w:rPr>
+          <w:rFonts w:ascii="Tahoma" w:eastAsia="微软雅黑" w:hAnsi="Tahoma" w:hint="eastAsia"/>
+          <w:kern w:val="0"/>
+          <w:sz w:val="22"/>
+        </w:rPr>
+        <w:t>预加载</w:t>
+      </w:r>
+      <w:r>
+        <w:rPr>
+          <w:rFonts w:ascii="Tahoma" w:eastAsia="微软雅黑" w:hAnsi="Tahoma" w:hint="eastAsia"/>
+          <w:kern w:val="0"/>
+          <w:sz w:val="22"/>
+        </w:rPr>
+        <w:t>的字体名”</w:t>
+      </w:r>
+      <w:r>
+        <w:rPr>
+          <w:rFonts w:ascii="Tahoma" w:eastAsia="微软雅黑" w:hAnsi="Tahoma" w:hint="eastAsia"/>
+          <w:kern w:val="0"/>
+          <w:sz w:val="22"/>
+        </w:rPr>
+        <w:t>中添加新字体</w:t>
+      </w:r>
+      <w:r>
+        <w:rPr>
+          <w:rFonts w:ascii="Tahoma" w:eastAsia="微软雅黑" w:hAnsi="Tahoma" w:hint="eastAsia"/>
+          <w:kern w:val="0"/>
+          <w:sz w:val="22"/>
+        </w:rPr>
+        <w:t>的名称</w:t>
+      </w:r>
+      <w:r>
+        <w:rPr>
+          <w:rFonts w:ascii="Tahoma" w:eastAsia="微软雅黑" w:hAnsi="Tahoma" w:hint="eastAsia"/>
+          <w:kern w:val="0"/>
+          <w:sz w:val="22"/>
+        </w:rPr>
+        <w:t>。</w:t>
+      </w:r>
+    </w:p>
+    <w:p>
+      <w:pPr>
+        <w:widowControl/>
         <w:snapToGrid w:val="0"/>
         <w:jc w:val="center"/>
         <w:rPr>
-          <w:rFonts w:ascii="宋体" w:eastAsia="宋体" w:hAnsi="宋体" w:cs="宋体"/>
+          <w:rFonts w:ascii="宋体" w:eastAsia="宋体" w:hAnsi="宋体" w:cs="宋体" w:hint="eastAsia"/>
           <w:kern w:val="0"/>
           <w:sz w:val="24"/>
           <w:szCs w:val="24"/>
@@ -1934,10 +2536,10 @@
           <w:szCs w:val="24"/>
         </w:rPr>
         <w:drawing>
-          <wp:inline distT="0" distB="0" distL="0" distR="0" wp14:anchorId="0F8B5B4C" wp14:editId="634AE603">
-            <wp:extent cx="2545080" cy="1176882"/>
-            <wp:effectExtent l="0" t="0" r="7620" b="4445"/>
-            <wp:docPr id="14" name="图片 14"/>
+          <wp:inline distT="0" distB="0" distL="0" distR="0" wp14:anchorId="5746A9F9" wp14:editId="25E47F54">
+            <wp:extent cx="4867275" cy="855553"/>
+            <wp:effectExtent l="0" t="0" r="0" b="1905"/>
+            <wp:docPr id="7" name="图片 7"/>
             <wp:cNvGraphicFramePr>
               <a:graphicFrameLocks xmlns:a="http://schemas.openxmlformats.org/drawingml/2006/main" noChangeAspect="1"/>
             </wp:cNvGraphicFramePr>
@@ -1945,7 +2547,7 @@
               <a:graphicData uri="http://schemas.openxmlformats.org/drawingml/2006/picture">
                 <pic:pic xmlns:pic="http://schemas.openxmlformats.org/drawingml/2006/picture">
                   <pic:nvPicPr>
-                    <pic:cNvPr id="0" name="Picture 14"/>
+                    <pic:cNvPr id="0" name="Picture 3"/>
                     <pic:cNvPicPr>
                       <a:picLocks noChangeAspect="1" noChangeArrowheads="1"/>
                     </pic:cNvPicPr>
@@ -1966,7 +2568,7 @@
                   <pic:spPr bwMode="auto">
                     <a:xfrm>
                       <a:off x="0" y="0"/>
-                      <a:ext cx="2560193" cy="1183870"/>
+                      <a:ext cx="4911017" cy="863242"/>
                     </a:xfrm>
                     <a:prstGeom prst="rect">
                       <a:avLst/>
@@ -1988,43 +2590,6 @@
         <w:widowControl/>
         <w:adjustRightInd w:val="0"/>
         <w:snapToGrid w:val="0"/>
-        <w:jc w:val="left"/>
-        <w:rPr>
-          <w:rFonts w:ascii="Tahoma" w:eastAsia="微软雅黑" w:hAnsi="Tahoma"/>
-          <w:kern w:val="0"/>
-          <w:sz w:val="22"/>
-        </w:rPr>
-      </w:pPr>
-      <w:r>
-        <w:rPr>
-          <w:rFonts w:ascii="Tahoma" w:eastAsia="微软雅黑" w:hAnsi="Tahoma" w:hint="eastAsia"/>
-          <w:kern w:val="0"/>
-          <w:sz w:val="22"/>
-        </w:rPr>
-        <w:t>然后在对话框中，使用窗口字符</w:t>
-      </w:r>
-      <w:r>
-        <w:rPr>
-          <w:rFonts w:ascii="Tahoma" w:eastAsia="微软雅黑" w:hAnsi="Tahoma"/>
-          <w:kern w:val="0"/>
-          <w:sz w:val="22"/>
-        </w:rPr>
-        <w:t>”\fn[HappyFont]”</w:t>
-      </w:r>
-      <w:r>
-        <w:rPr>
-          <w:rFonts w:ascii="Tahoma" w:eastAsia="微软雅黑" w:hAnsi="Tahoma" w:hint="eastAsia"/>
-          <w:kern w:val="0"/>
-          <w:sz w:val="22"/>
-        </w:rPr>
-        <w:t>。</w:t>
-      </w:r>
-    </w:p>
-    <w:p>
-      <w:pPr>
-        <w:widowControl/>
-        <w:adjustRightInd w:val="0"/>
-        <w:snapToGrid w:val="0"/>
         <w:jc w:val="center"/>
         <w:rPr>
           <w:rFonts w:ascii="Tahoma" w:eastAsia="微软雅黑" w:hAnsi="Tahoma"/>
@@ -2034,16 +2599,17 @@
       </w:pPr>
       <w:r>
         <w:rPr>
-          <w:rFonts w:ascii="Tahoma" w:eastAsia="微软雅黑" w:hAnsi="Tahoma"/>
+          <w:rFonts w:ascii="宋体" w:eastAsia="宋体" w:hAnsi="宋体" w:cs="宋体"/>
           <w:noProof/>
           <w:kern w:val="0"/>
-          <w:sz w:val="22"/>
+          <w:sz w:val="24"/>
+          <w:szCs w:val="24"/>
         </w:rPr>
         <w:drawing>
-          <wp:inline distT="0" distB="0" distL="0" distR="0" wp14:anchorId="7493689F" wp14:editId="272F6A81">
-            <wp:extent cx="4008120" cy="1508433"/>
-            <wp:effectExtent l="0" t="0" r="0" b="0"/>
-            <wp:docPr id="3" name="图片 3"/>
+          <wp:inline distT="0" distB="0" distL="0" distR="0" wp14:anchorId="0F8B5B4C" wp14:editId="0E48FC66">
+            <wp:extent cx="2828925" cy="1308136"/>
+            <wp:effectExtent l="0" t="0" r="0" b="6350"/>
+            <wp:docPr id="14" name="图片 14"/>
             <wp:cNvGraphicFramePr>
               <a:graphicFrameLocks xmlns:a="http://schemas.openxmlformats.org/drawingml/2006/main" noChangeAspect="1"/>
             </wp:cNvGraphicFramePr>
@@ -2051,7 +2617,7 @@
               <a:graphicData uri="http://schemas.openxmlformats.org/drawingml/2006/picture">
                 <pic:pic xmlns:pic="http://schemas.openxmlformats.org/drawingml/2006/picture">
                   <pic:nvPicPr>
-                    <pic:cNvPr id="0" name="Picture 1"/>
+                    <pic:cNvPr id="0" name="Picture 14"/>
                     <pic:cNvPicPr>
                       <a:picLocks noChangeAspect="1" noChangeArrowheads="1"/>
                     </pic:cNvPicPr>
@@ -2072,7 +2638,7 @@
                   <pic:spPr bwMode="auto">
                     <a:xfrm>
                       <a:off x="0" y="0"/>
-                      <a:ext cx="4025637" cy="1515025"/>
+                      <a:ext cx="2864314" cy="1324500"/>
                     </a:xfrm>
                     <a:prstGeom prst="rect">
                       <a:avLst/>
@@ -2107,23 +2673,503 @@
           <w:kern w:val="0"/>
           <w:sz w:val="22"/>
         </w:rPr>
-        <w:t>这样就能</w:t>
-      </w:r>
-      <w:r>
-        <w:rPr>
-          <w:rFonts w:ascii="Tahoma" w:eastAsia="微软雅黑" w:hAnsi="Tahoma" w:hint="eastAsia"/>
-          <w:kern w:val="0"/>
-          <w:sz w:val="22"/>
-        </w:rPr>
-        <w:t>在游戏中</w:t>
-      </w:r>
-      <w:r>
-        <w:rPr>
-          <w:rFonts w:ascii="Tahoma" w:eastAsia="微软雅黑" w:hAnsi="Tahoma" w:hint="eastAsia"/>
-          <w:kern w:val="0"/>
-          <w:sz w:val="22"/>
-        </w:rPr>
-        <w:t>看见字体变化了。</w:t>
+        <w:t>这样才算字体配置成功了。</w:t>
+      </w:r>
+    </w:p>
+    <w:p>
+      <w:pPr>
+        <w:widowControl/>
+        <w:jc w:val="left"/>
+        <w:rPr>
+          <w:rFonts w:ascii="Tahoma" w:eastAsia="微软雅黑" w:hAnsi="Tahoma"/>
+          <w:kern w:val="0"/>
+          <w:sz w:val="22"/>
+        </w:rPr>
+      </w:pPr>
+      <w:r>
+        <w:rPr>
+          <w:rFonts w:ascii="Tahoma" w:eastAsia="微软雅黑" w:hAnsi="Tahoma"/>
+          <w:kern w:val="0"/>
+          <w:sz w:val="22"/>
+        </w:rPr>
+        <w:br w:type="page"/>
+      </w:r>
+    </w:p>
+    <w:p>
+      <w:pPr>
+        <w:pStyle w:val="3"/>
+        <w:spacing w:before="240" w:after="120" w:line="415" w:lineRule="auto"/>
+        <w:rPr>
+          <w:rFonts w:hint="eastAsia"/>
+          <w:sz w:val="28"/>
+        </w:rPr>
+      </w:pPr>
+      <w:r>
+        <w:rPr>
+          <w:rFonts w:hint="eastAsia"/>
+          <w:sz w:val="28"/>
+        </w:rPr>
+        <w:lastRenderedPageBreak/>
+        <w:t>5</w:t>
+      </w:r>
+      <w:r>
+        <w:rPr>
+          <w:rFonts w:hint="eastAsia"/>
+          <w:sz w:val="28"/>
+        </w:rPr>
+        <w:t>）窗口字符</w:t>
+      </w:r>
+      <w:r>
+        <w:rPr>
+          <w:rFonts w:hint="eastAsia"/>
+          <w:sz w:val="28"/>
+        </w:rPr>
+        <w:t>使用</w:t>
+      </w:r>
+    </w:p>
+    <w:p>
+      <w:pPr>
+        <w:widowControl/>
+        <w:adjustRightInd w:val="0"/>
+        <w:snapToGrid w:val="0"/>
+        <w:jc w:val="left"/>
+        <w:rPr>
+          <w:rFonts w:ascii="Tahoma" w:eastAsia="微软雅黑" w:hAnsi="Tahoma"/>
+          <w:kern w:val="0"/>
+          <w:sz w:val="22"/>
+        </w:rPr>
+      </w:pPr>
+      <w:r>
+        <w:rPr>
+          <w:rFonts w:ascii="Tahoma" w:eastAsia="微软雅黑" w:hAnsi="Tahoma" w:hint="eastAsia"/>
+          <w:kern w:val="0"/>
+          <w:sz w:val="22"/>
+        </w:rPr>
+        <w:t>字体相关的窗口字符如下。</w:t>
+      </w:r>
+    </w:p>
+    <w:tbl>
+      <w:tblPr>
+        <w:tblStyle w:val="af"/>
+        <w:tblW w:w="8107" w:type="dxa"/>
+        <w:tblInd w:w="250" w:type="dxa"/>
+        <w:tblBorders>
+          <w:top w:val="single" w:sz="4" w:space="0" w:color="D9D9D9" w:themeColor="background1" w:themeShade="D9"/>
+          <w:left w:val="single" w:sz="4" w:space="0" w:color="D9D9D9" w:themeColor="background1" w:themeShade="D9"/>
+          <w:bottom w:val="single" w:sz="4" w:space="0" w:color="D9D9D9" w:themeColor="background1" w:themeShade="D9"/>
+          <w:right w:val="single" w:sz="4" w:space="0" w:color="D9D9D9" w:themeColor="background1" w:themeShade="D9"/>
+          <w:insideH w:val="single" w:sz="4" w:space="0" w:color="D9D9D9" w:themeColor="background1" w:themeShade="D9"/>
+          <w:insideV w:val="single" w:sz="4" w:space="0" w:color="D9D9D9" w:themeColor="background1" w:themeShade="D9"/>
+        </w:tblBorders>
+        <w:tblLook w:val="04A0" w:firstRow="1" w:lastRow="0" w:firstColumn="1" w:lastColumn="0" w:noHBand="0" w:noVBand="1"/>
+      </w:tblPr>
+      <w:tblGrid>
+        <w:gridCol w:w="2410"/>
+        <w:gridCol w:w="5697"/>
+      </w:tblGrid>
+      <w:tr>
+        <w:tc>
+          <w:tcPr>
+            <w:tcW w:w="2410" w:type="dxa"/>
+            <w:shd w:val="clear" w:color="auto" w:fill="DEEAF6" w:themeFill="accent1" w:themeFillTint="33"/>
+            <w:vAlign w:val="center"/>
+          </w:tcPr>
+          <w:p>
+            <w:pPr>
+              <w:widowControl/>
+              <w:adjustRightInd w:val="0"/>
+              <w:snapToGrid w:val="0"/>
+              <w:spacing w:line="276" w:lineRule="auto"/>
+              <w:jc w:val="center"/>
+              <w:rPr>
+                <w:rFonts w:ascii="Tahoma" w:eastAsia="微软雅黑" w:hAnsi="Tahoma"/>
+                <w:b/>
+                <w:bCs/>
+                <w:kern w:val="0"/>
+                <w:szCs w:val="21"/>
+              </w:rPr>
+            </w:pPr>
+            <w:r>
+              <w:rPr>
+                <w:rFonts w:ascii="Tahoma" w:eastAsia="微软雅黑" w:hAnsi="Tahoma" w:hint="eastAsia"/>
+                <w:b/>
+                <w:bCs/>
+                <w:kern w:val="0"/>
+                <w:szCs w:val="21"/>
+              </w:rPr>
+              <w:t>窗口</w:t>
+            </w:r>
+            <w:r>
+              <w:rPr>
+                <w:rFonts w:ascii="Tahoma" w:eastAsia="微软雅黑" w:hAnsi="Tahoma" w:hint="eastAsia"/>
+                <w:b/>
+                <w:bCs/>
+                <w:kern w:val="0"/>
+                <w:szCs w:val="21"/>
+              </w:rPr>
+              <w:t>字符</w:t>
+            </w:r>
+          </w:p>
+        </w:tc>
+        <w:tc>
+          <w:tcPr>
+            <w:tcW w:w="5697" w:type="dxa"/>
+            <w:shd w:val="clear" w:color="auto" w:fill="DEEAF6" w:themeFill="accent1" w:themeFillTint="33"/>
+            <w:vAlign w:val="center"/>
+          </w:tcPr>
+          <w:p>
+            <w:pPr>
+              <w:widowControl/>
+              <w:adjustRightInd w:val="0"/>
+              <w:snapToGrid w:val="0"/>
+              <w:spacing w:line="276" w:lineRule="auto"/>
+              <w:jc w:val="center"/>
+              <w:rPr>
+                <w:rFonts w:ascii="Tahoma" w:eastAsia="微软雅黑" w:hAnsi="Tahoma"/>
+                <w:b/>
+                <w:bCs/>
+                <w:kern w:val="0"/>
+                <w:szCs w:val="21"/>
+              </w:rPr>
+            </w:pPr>
+            <w:r>
+              <w:rPr>
+                <w:rFonts w:ascii="Tahoma" w:eastAsia="微软雅黑" w:hAnsi="Tahoma" w:hint="eastAsia"/>
+                <w:b/>
+                <w:bCs/>
+                <w:kern w:val="0"/>
+                <w:szCs w:val="21"/>
+              </w:rPr>
+              <w:t>描述</w:t>
+            </w:r>
+          </w:p>
+        </w:tc>
+      </w:tr>
+      <w:tr>
+        <w:tc>
+          <w:tcPr>
+            <w:tcW w:w="2410" w:type="dxa"/>
+            <w:shd w:val="clear" w:color="auto" w:fill="auto"/>
+            <w:vAlign w:val="center"/>
+          </w:tcPr>
+          <w:p>
+            <w:pPr>
+              <w:widowControl/>
+              <w:adjustRightInd w:val="0"/>
+              <w:snapToGrid w:val="0"/>
+              <w:spacing w:line="276" w:lineRule="auto"/>
+              <w:jc w:val="left"/>
+              <w:rPr>
+                <w:rFonts w:ascii="Tahoma" w:eastAsia="微软雅黑" w:hAnsi="Tahoma"/>
+                <w:kern w:val="0"/>
+                <w:sz w:val="20"/>
+                <w:szCs w:val="20"/>
+              </w:rPr>
+            </w:pPr>
+            <w:r>
+              <w:rPr>
+                <w:rFonts w:ascii="Tahoma" w:eastAsia="微软雅黑" w:hAnsi="Tahoma" w:hint="eastAsia"/>
+                <w:kern w:val="0"/>
+                <w:sz w:val="20"/>
+                <w:szCs w:val="20"/>
+              </w:rPr>
+              <w:t>\</w:t>
+            </w:r>
+            <w:proofErr w:type="gramStart"/>
+            <w:r>
+              <w:rPr>
+                <w:rFonts w:ascii="Tahoma" w:eastAsia="微软雅黑" w:hAnsi="Tahoma" w:hint="eastAsia"/>
+                <w:kern w:val="0"/>
+                <w:sz w:val="20"/>
+                <w:szCs w:val="20"/>
+              </w:rPr>
+              <w:t>ff</w:t>
+            </w:r>
+            <w:proofErr w:type="gramEnd"/>
+            <w:r>
+              <w:rPr>
+                <w:rFonts w:ascii="Tahoma" w:eastAsia="微软雅黑" w:hAnsi="Tahoma" w:hint="eastAsia"/>
+                <w:kern w:val="0"/>
+                <w:sz w:val="20"/>
+                <w:szCs w:val="20"/>
+              </w:rPr>
+              <w:t>[xxx]</w:t>
+            </w:r>
+          </w:p>
+        </w:tc>
+        <w:tc>
+          <w:tcPr>
+            <w:tcW w:w="5697" w:type="dxa"/>
+            <w:vAlign w:val="center"/>
+          </w:tcPr>
+          <w:p>
+            <w:pPr>
+              <w:widowControl/>
+              <w:adjustRightInd w:val="0"/>
+              <w:snapToGrid w:val="0"/>
+              <w:jc w:val="left"/>
+              <w:rPr>
+                <w:rFonts w:ascii="Tahoma" w:eastAsia="微软雅黑" w:hAnsi="Tahoma"/>
+                <w:kern w:val="0"/>
+                <w:sz w:val="20"/>
+                <w:szCs w:val="20"/>
+              </w:rPr>
+            </w:pPr>
+            <w:r>
+              <w:rPr>
+                <w:rFonts w:ascii="Tahoma" w:eastAsia="微软雅黑" w:hAnsi="Tahoma" w:hint="eastAsia"/>
+                <w:kern w:val="0"/>
+                <w:sz w:val="20"/>
+                <w:szCs w:val="20"/>
+              </w:rPr>
+              <w:t>之后的文本使用对应的</w:t>
+            </w:r>
+            <w:r>
+              <w:rPr>
+                <w:rFonts w:ascii="Tahoma" w:eastAsia="微软雅黑" w:hAnsi="Tahoma" w:hint="eastAsia"/>
+                <w:kern w:val="0"/>
+                <w:sz w:val="20"/>
+                <w:szCs w:val="20"/>
+              </w:rPr>
+              <w:t>xxx</w:t>
+            </w:r>
+            <w:r>
+              <w:rPr>
+                <w:rFonts w:ascii="Tahoma" w:eastAsia="微软雅黑" w:hAnsi="Tahoma" w:hint="eastAsia"/>
+                <w:kern w:val="0"/>
+                <w:sz w:val="20"/>
+                <w:szCs w:val="20"/>
+              </w:rPr>
+              <w:t>字体。</w:t>
+            </w:r>
+          </w:p>
+        </w:tc>
+      </w:tr>
+      <w:tr>
+        <w:tc>
+          <w:tcPr>
+            <w:tcW w:w="2410" w:type="dxa"/>
+            <w:shd w:val="clear" w:color="auto" w:fill="auto"/>
+            <w:vAlign w:val="center"/>
+          </w:tcPr>
+          <w:p>
+            <w:pPr>
+              <w:widowControl/>
+              <w:adjustRightInd w:val="0"/>
+              <w:snapToGrid w:val="0"/>
+              <w:spacing w:line="276" w:lineRule="auto"/>
+              <w:jc w:val="left"/>
+              <w:rPr>
+                <w:rFonts w:ascii="Tahoma" w:eastAsia="微软雅黑" w:hAnsi="Tahoma"/>
+                <w:kern w:val="0"/>
+                <w:sz w:val="20"/>
+                <w:szCs w:val="20"/>
+              </w:rPr>
+            </w:pPr>
+            <w:r>
+              <w:rPr>
+                <w:rFonts w:ascii="Tahoma" w:eastAsia="微软雅黑" w:hAnsi="Tahoma" w:hint="eastAsia"/>
+                <w:kern w:val="0"/>
+                <w:sz w:val="20"/>
+                <w:szCs w:val="20"/>
+              </w:rPr>
+              <w:t>\</w:t>
+            </w:r>
+            <w:proofErr w:type="gramStart"/>
+            <w:r>
+              <w:rPr>
+                <w:rFonts w:ascii="Tahoma" w:eastAsia="微软雅黑" w:hAnsi="Tahoma" w:hint="eastAsia"/>
+                <w:kern w:val="0"/>
+                <w:sz w:val="20"/>
+                <w:szCs w:val="20"/>
+              </w:rPr>
+              <w:t>fn</w:t>
+            </w:r>
+            <w:proofErr w:type="gramEnd"/>
+            <w:r>
+              <w:rPr>
+                <w:rFonts w:ascii="Tahoma" w:eastAsia="微软雅黑" w:hAnsi="Tahoma" w:hint="eastAsia"/>
+                <w:kern w:val="0"/>
+                <w:sz w:val="20"/>
+                <w:szCs w:val="20"/>
+              </w:rPr>
+              <w:t>[xxx]</w:t>
+            </w:r>
+          </w:p>
+        </w:tc>
+        <w:tc>
+          <w:tcPr>
+            <w:tcW w:w="5697" w:type="dxa"/>
+            <w:vAlign w:val="center"/>
+          </w:tcPr>
+          <w:p>
+            <w:pPr>
+              <w:widowControl/>
+              <w:adjustRightInd w:val="0"/>
+              <w:snapToGrid w:val="0"/>
+              <w:jc w:val="left"/>
+              <w:rPr>
+                <w:rFonts w:ascii="Tahoma" w:eastAsia="微软雅黑" w:hAnsi="Tahoma"/>
+                <w:kern w:val="0"/>
+                <w:sz w:val="20"/>
+                <w:szCs w:val="20"/>
+              </w:rPr>
+            </w:pPr>
+            <w:r>
+              <w:rPr>
+                <w:rFonts w:ascii="Tahoma" w:eastAsia="微软雅黑" w:hAnsi="Tahoma" w:hint="eastAsia"/>
+                <w:kern w:val="0"/>
+                <w:sz w:val="20"/>
+                <w:szCs w:val="20"/>
+              </w:rPr>
+              <w:t>之后的文本使用对应的</w:t>
+            </w:r>
+            <w:r>
+              <w:rPr>
+                <w:rFonts w:ascii="Tahoma" w:eastAsia="微软雅黑" w:hAnsi="Tahoma" w:hint="eastAsia"/>
+                <w:kern w:val="0"/>
+                <w:sz w:val="20"/>
+                <w:szCs w:val="20"/>
+              </w:rPr>
+              <w:t>xxx</w:t>
+            </w:r>
+            <w:r>
+              <w:rPr>
+                <w:rFonts w:ascii="Tahoma" w:eastAsia="微软雅黑" w:hAnsi="Tahoma" w:hint="eastAsia"/>
+                <w:kern w:val="0"/>
+                <w:sz w:val="20"/>
+                <w:szCs w:val="20"/>
+              </w:rPr>
+              <w:t>字体。</w:t>
+            </w:r>
+          </w:p>
+        </w:tc>
+      </w:tr>
+      <w:tr>
+        <w:tc>
+          <w:tcPr>
+            <w:tcW w:w="2410" w:type="dxa"/>
+            <w:shd w:val="clear" w:color="auto" w:fill="auto"/>
+            <w:vAlign w:val="center"/>
+          </w:tcPr>
+          <w:p>
+            <w:pPr>
+              <w:widowControl/>
+              <w:adjustRightInd w:val="0"/>
+              <w:snapToGrid w:val="0"/>
+              <w:spacing w:line="276" w:lineRule="auto"/>
+              <w:jc w:val="left"/>
+              <w:rPr>
+                <w:rFonts w:ascii="Tahoma" w:eastAsia="微软雅黑" w:hAnsi="Tahoma"/>
+                <w:kern w:val="0"/>
+                <w:sz w:val="20"/>
+                <w:szCs w:val="20"/>
+              </w:rPr>
+            </w:pPr>
+            <w:r>
+              <w:rPr>
+                <w:rFonts w:ascii="Tahoma" w:eastAsia="微软雅黑" w:hAnsi="Tahoma" w:hint="eastAsia"/>
+                <w:kern w:val="0"/>
+                <w:sz w:val="20"/>
+                <w:szCs w:val="20"/>
+              </w:rPr>
+              <w:t>\</w:t>
+            </w:r>
+            <w:proofErr w:type="gramStart"/>
+            <w:r>
+              <w:rPr>
+                <w:rFonts w:ascii="Tahoma" w:eastAsia="微软雅黑" w:hAnsi="Tahoma" w:hint="eastAsia"/>
+                <w:kern w:val="0"/>
+                <w:sz w:val="20"/>
+                <w:szCs w:val="20"/>
+              </w:rPr>
+              <w:t>fr</w:t>
+            </w:r>
+            <w:proofErr w:type="gramEnd"/>
+          </w:p>
+        </w:tc>
+        <w:tc>
+          <w:tcPr>
+            <w:tcW w:w="5697" w:type="dxa"/>
+            <w:vAlign w:val="center"/>
+          </w:tcPr>
+          <w:p>
+            <w:pPr>
+              <w:widowControl/>
+              <w:adjustRightInd w:val="0"/>
+              <w:snapToGrid w:val="0"/>
+              <w:jc w:val="left"/>
+              <w:rPr>
+                <w:rFonts w:ascii="Tahoma" w:eastAsia="微软雅黑" w:hAnsi="Tahoma"/>
+                <w:kern w:val="0"/>
+                <w:sz w:val="20"/>
+                <w:szCs w:val="20"/>
+              </w:rPr>
+            </w:pPr>
+            <w:r>
+              <w:rPr>
+                <w:rFonts w:ascii="Tahoma" w:eastAsia="微软雅黑" w:hAnsi="Tahoma" w:hint="eastAsia"/>
+                <w:kern w:val="0"/>
+                <w:sz w:val="20"/>
+                <w:szCs w:val="20"/>
+              </w:rPr>
+              <w:t>全重置字符，重置之后文本所有设置，包括恢复默认字体。</w:t>
+            </w:r>
+          </w:p>
+        </w:tc>
+      </w:tr>
+    </w:tbl>
+    <w:p>
+      <w:pPr>
+        <w:widowControl/>
+        <w:adjustRightInd w:val="0"/>
+        <w:snapToGrid w:val="0"/>
+        <w:jc w:val="left"/>
+        <w:rPr>
+          <w:rFonts w:ascii="Tahoma" w:eastAsia="微软雅黑" w:hAnsi="Tahoma"/>
+          <w:kern w:val="0"/>
+          <w:sz w:val="22"/>
+        </w:rPr>
+      </w:pPr>
+      <w:r>
+        <w:rPr>
+          <w:rFonts w:ascii="Tahoma" w:eastAsia="微软雅黑" w:hAnsi="Tahoma" w:hint="eastAsia"/>
+          <w:kern w:val="0"/>
+          <w:sz w:val="22"/>
+        </w:rPr>
+        <w:t>在对话框中，使用窗口字符</w:t>
+      </w:r>
+      <w:r>
+        <w:rPr>
+          <w:rFonts w:ascii="Tahoma" w:eastAsia="微软雅黑" w:hAnsi="Tahoma" w:hint="eastAsia"/>
+          <w:kern w:val="0"/>
+          <w:sz w:val="22"/>
+        </w:rPr>
+        <w:t>“</w:t>
+      </w:r>
+      <w:r>
+        <w:rPr>
+          <w:rFonts w:ascii="Tahoma" w:eastAsia="微软雅黑" w:hAnsi="Tahoma"/>
+          <w:kern w:val="0"/>
+          <w:sz w:val="22"/>
+        </w:rPr>
+        <w:t>\fn[HappyFont]</w:t>
+      </w:r>
+      <w:r>
+        <w:rPr>
+          <w:rFonts w:ascii="Tahoma" w:eastAsia="微软雅黑" w:hAnsi="Tahoma" w:hint="eastAsia"/>
+          <w:kern w:val="0"/>
+          <w:sz w:val="22"/>
+        </w:rPr>
+        <w:t>”即可</w:t>
+      </w:r>
+      <w:r>
+        <w:rPr>
+          <w:rFonts w:ascii="Tahoma" w:eastAsia="微软雅黑" w:hAnsi="Tahoma" w:hint="eastAsia"/>
+          <w:kern w:val="0"/>
+          <w:sz w:val="22"/>
+        </w:rPr>
+        <w:t>。</w:t>
       </w:r>
     </w:p>
     <w:p>
@@ -2146,10 +3192,10 @@
           <w:sz w:val="22"/>
         </w:rPr>
         <w:drawing>
-          <wp:inline distT="0" distB="0" distL="0" distR="0" wp14:anchorId="601FD6DE" wp14:editId="1F11B893">
-            <wp:extent cx="4655820" cy="1146298"/>
+          <wp:inline distT="0" distB="0" distL="0" distR="0" wp14:anchorId="7493689F" wp14:editId="23C1E908">
+            <wp:extent cx="3360420" cy="1264675"/>
             <wp:effectExtent l="0" t="0" r="0" b="0"/>
-            <wp:docPr id="12" name="图片 12"/>
+            <wp:docPr id="3" name="图片 3"/>
             <wp:cNvGraphicFramePr>
               <a:graphicFrameLocks xmlns:a="http://schemas.openxmlformats.org/drawingml/2006/main" noChangeAspect="1"/>
             </wp:cNvGraphicFramePr>
@@ -2157,7 +3203,7 @@
               <a:graphicData uri="http://schemas.openxmlformats.org/drawingml/2006/picture">
                 <pic:pic xmlns:pic="http://schemas.openxmlformats.org/drawingml/2006/picture">
                   <pic:nvPicPr>
-                    <pic:cNvPr id="0" name="Picture 7"/>
+                    <pic:cNvPr id="0" name="Picture 1"/>
                     <pic:cNvPicPr>
                       <a:picLocks noChangeAspect="1" noChangeArrowheads="1"/>
                     </pic:cNvPicPr>
@@ -2178,7 +3224,7 @@
                   <pic:spPr bwMode="auto">
                     <a:xfrm>
                       <a:off x="0" y="0"/>
-                      <a:ext cx="4675306" cy="1151096"/>
+                      <a:ext cx="3391212" cy="1276264"/>
                     </a:xfrm>
                     <a:prstGeom prst="rect">
                       <a:avLst/>
@@ -2198,6 +3244,7 @@
     <w:p>
       <w:pPr>
         <w:widowControl/>
+        <w:adjustRightInd w:val="0"/>
         <w:snapToGrid w:val="0"/>
         <w:jc w:val="left"/>
         <w:rPr>
@@ -2208,192 +3255,33 @@
       </w:pPr>
       <w:r>
         <w:rPr>
-          <w:rFonts w:ascii="Tahoma" w:eastAsia="微软雅黑" w:hAnsi="Tahoma"/>
-          <w:kern w:val="0"/>
-          <w:sz w:val="22"/>
-        </w:rPr>
-        <w:br w:type="page"/>
-      </w:r>
-    </w:p>
-    <w:p>
-      <w:pPr>
-        <w:pStyle w:val="2"/>
-      </w:pPr>
-      <w:r>
-        <w:rPr>
-          <w:rFonts w:hint="eastAsia"/>
-        </w:rPr>
-        <w:lastRenderedPageBreak/>
-        <w:t>从零开始设计</w:t>
-      </w:r>
-      <w:r>
-        <w:rPr>
-          <w:rFonts w:hint="eastAsia"/>
-        </w:rPr>
-        <w:t>（DIY）</w:t>
+          <w:rFonts w:ascii="Tahoma" w:eastAsia="微软雅黑" w:hAnsi="Tahoma" w:hint="eastAsia"/>
+          <w:kern w:val="0"/>
+          <w:sz w:val="22"/>
+        </w:rPr>
+        <w:t>这样就能</w:t>
+      </w:r>
+      <w:r>
+        <w:rPr>
+          <w:rFonts w:ascii="Tahoma" w:eastAsia="微软雅黑" w:hAnsi="Tahoma" w:hint="eastAsia"/>
+          <w:kern w:val="0"/>
+          <w:sz w:val="22"/>
+        </w:rPr>
+        <w:t>在游戏中</w:t>
+      </w:r>
+      <w:r>
+        <w:rPr>
+          <w:rFonts w:ascii="Tahoma" w:eastAsia="微软雅黑" w:hAnsi="Tahoma" w:hint="eastAsia"/>
+          <w:kern w:val="0"/>
+          <w:sz w:val="22"/>
+        </w:rPr>
+        <w:t>看见字体变化了。</w:t>
       </w:r>
     </w:p>
     <w:p>
       <w:pPr>
         <w:widowControl/>
-        <w:snapToGrid w:val="0"/>
-        <w:jc w:val="left"/>
-        <w:rPr>
-          <w:rFonts w:ascii="Tahoma" w:eastAsia="微软雅黑" w:hAnsi="Tahoma"/>
-          <w:kern w:val="0"/>
-          <w:sz w:val="22"/>
-        </w:rPr>
-      </w:pPr>
-      <w:r>
-        <w:rPr>
-          <w:rFonts w:ascii="Tahoma" w:eastAsia="微软雅黑" w:hAnsi="Tahoma" w:hint="eastAsia"/>
-          <w:kern w:val="0"/>
-          <w:sz w:val="22"/>
-        </w:rPr>
-        <w:t>你可以去文档</w:t>
-      </w:r>
-      <w:r>
-        <w:rPr>
-          <w:rFonts w:ascii="Tahoma" w:eastAsia="微软雅黑" w:hAnsi="Tahoma" w:hint="eastAsia"/>
-          <w:kern w:val="0"/>
-          <w:sz w:val="22"/>
-        </w:rPr>
-        <w:t xml:space="preserve"> </w:t>
-      </w:r>
-      <w:r>
-        <w:rPr>
-          <w:rFonts w:ascii="Tahoma" w:eastAsia="微软雅黑" w:hAnsi="Tahoma"/>
-          <w:kern w:val="0"/>
-          <w:sz w:val="22"/>
-        </w:rPr>
-        <w:t>”</w:t>
-      </w:r>
-      <w:r>
-        <w:rPr>
-          <w:rFonts w:ascii="Tahoma" w:eastAsia="微软雅黑" w:hAnsi="Tahoma"/>
-          <w:color w:val="0070C0"/>
-          <w:kern w:val="0"/>
-          <w:sz w:val="22"/>
-        </w:rPr>
-        <w:t>23.</w:t>
-      </w:r>
-      <w:r>
-        <w:rPr>
-          <w:rFonts w:ascii="Tahoma" w:eastAsia="微软雅黑" w:hAnsi="Tahoma"/>
-          <w:color w:val="0070C0"/>
-          <w:kern w:val="0"/>
-          <w:sz w:val="22"/>
-        </w:rPr>
-        <w:t>窗口字符</w:t>
-      </w:r>
-      <w:r>
-        <w:rPr>
-          <w:rFonts w:ascii="Tahoma" w:eastAsia="微软雅黑" w:hAnsi="Tahoma" w:hint="eastAsia"/>
-          <w:color w:val="0070C0"/>
-          <w:kern w:val="0"/>
-          <w:sz w:val="22"/>
-        </w:rPr>
-        <w:t xml:space="preserve"> </w:t>
-      </w:r>
-      <w:r>
-        <w:rPr>
-          <w:rFonts w:ascii="Tahoma" w:eastAsia="微软雅黑" w:hAnsi="Tahoma"/>
-          <w:color w:val="0070C0"/>
-          <w:kern w:val="0"/>
-          <w:sz w:val="22"/>
-        </w:rPr>
-        <w:t xml:space="preserve">&gt; </w:t>
-      </w:r>
-      <w:r>
-        <w:rPr>
-          <w:rFonts w:ascii="Tahoma" w:eastAsia="微软雅黑" w:hAnsi="Tahoma" w:hint="eastAsia"/>
-          <w:color w:val="0070C0"/>
-          <w:kern w:val="0"/>
-          <w:sz w:val="22"/>
-        </w:rPr>
-        <w:t>关于颜色</w:t>
-      </w:r>
-      <w:r>
-        <w:rPr>
-          <w:rFonts w:ascii="Tahoma" w:eastAsia="微软雅黑" w:hAnsi="Tahoma" w:hint="eastAsia"/>
-          <w:color w:val="0070C0"/>
-          <w:kern w:val="0"/>
-          <w:sz w:val="22"/>
-        </w:rPr>
-        <w:t>核心</w:t>
-      </w:r>
-      <w:r>
-        <w:rPr>
-          <w:rFonts w:ascii="Tahoma" w:eastAsia="微软雅黑" w:hAnsi="Tahoma" w:hint="eastAsia"/>
-          <w:color w:val="0070C0"/>
-          <w:kern w:val="0"/>
-          <w:sz w:val="22"/>
-        </w:rPr>
-        <w:t>.</w:t>
-      </w:r>
-      <w:r>
-        <w:rPr>
-          <w:rFonts w:ascii="Tahoma" w:eastAsia="微软雅黑" w:hAnsi="Tahoma"/>
-          <w:color w:val="0070C0"/>
-          <w:kern w:val="0"/>
-          <w:sz w:val="22"/>
-        </w:rPr>
-        <w:t>docx</w:t>
-      </w:r>
-      <w:r>
-        <w:rPr>
-          <w:rFonts w:ascii="Tahoma" w:eastAsia="微软雅黑" w:hAnsi="Tahoma"/>
-          <w:kern w:val="0"/>
-          <w:sz w:val="22"/>
-        </w:rPr>
-        <w:t xml:space="preserve">” </w:t>
-      </w:r>
-      <w:r>
-        <w:rPr>
-          <w:rFonts w:ascii="Tahoma" w:eastAsia="微软雅黑" w:hAnsi="Tahoma" w:hint="eastAsia"/>
-          <w:kern w:val="0"/>
-          <w:sz w:val="22"/>
-        </w:rPr>
-        <w:t>的</w:t>
-      </w:r>
-      <w:r>
-        <w:rPr>
-          <w:rFonts w:ascii="Tahoma" w:eastAsia="微软雅黑" w:hAnsi="Tahoma" w:hint="eastAsia"/>
-          <w:kern w:val="0"/>
-          <w:sz w:val="22"/>
-        </w:rPr>
-        <w:t xml:space="preserve"> </w:t>
-      </w:r>
-      <w:r>
-        <w:rPr>
-          <w:rFonts w:ascii="Tahoma" w:eastAsia="微软雅黑" w:hAnsi="Tahoma" w:hint="eastAsia"/>
-          <w:b/>
-          <w:bCs/>
-          <w:kern w:val="0"/>
-          <w:sz w:val="22"/>
-        </w:rPr>
-        <w:t>设计一个艺术渐变字体</w:t>
-      </w:r>
-      <w:r>
-        <w:rPr>
-          <w:rFonts w:ascii="Tahoma" w:eastAsia="微软雅黑" w:hAnsi="Tahoma" w:hint="eastAsia"/>
-          <w:kern w:val="0"/>
-          <w:sz w:val="22"/>
-        </w:rPr>
-        <w:t xml:space="preserve"> </w:t>
-      </w:r>
-      <w:r>
-        <w:rPr>
-          <w:rFonts w:ascii="Tahoma" w:eastAsia="微软雅黑" w:hAnsi="Tahoma" w:hint="eastAsia"/>
-          <w:kern w:val="0"/>
-          <w:sz w:val="22"/>
-        </w:rPr>
-        <w:t>章节中，设计一个有趣的字体。</w:t>
-      </w:r>
-    </w:p>
-    <w:p>
-      <w:pPr>
-        <w:widowControl/>
+        <w:adjustRightInd w:val="0"/>
         <w:snapToGrid w:val="0"/>
         <w:jc w:val="center"/>
         <w:rPr>
@@ -2404,17 +3292,16 @@
       </w:pPr>
       <w:r>
         <w:rPr>
-          <w:rFonts w:ascii="宋体" w:eastAsia="宋体" w:hAnsi="宋体" w:cs="宋体"/>
+          <w:rFonts w:ascii="Tahoma" w:eastAsia="微软雅黑" w:hAnsi="Tahoma"/>
           <w:noProof/>
           <w:kern w:val="0"/>
-          <w:sz w:val="24"/>
-          <w:szCs w:val="24"/>
+          <w:sz w:val="22"/>
         </w:rPr>
         <w:drawing>
-          <wp:inline distT="0" distB="0" distL="0" distR="0" wp14:anchorId="351A4649" wp14:editId="4C073C7B">
-            <wp:extent cx="1691640" cy="743578"/>
-            <wp:effectExtent l="0" t="0" r="3810" b="0"/>
-            <wp:docPr id="39" name="图片 39"/>
+          <wp:inline distT="0" distB="0" distL="0" distR="0" wp14:anchorId="601FD6DE" wp14:editId="2D0CAEAE">
+            <wp:extent cx="4290060" cy="1056246"/>
+            <wp:effectExtent l="0" t="0" r="0" b="0"/>
+            <wp:docPr id="12" name="图片 12"/>
             <wp:cNvGraphicFramePr>
               <a:graphicFrameLocks xmlns:a="http://schemas.openxmlformats.org/drawingml/2006/main" noChangeAspect="1"/>
             </wp:cNvGraphicFramePr>
@@ -2422,7 +3309,7 @@
               <a:graphicData uri="http://schemas.openxmlformats.org/drawingml/2006/picture">
                 <pic:pic xmlns:pic="http://schemas.openxmlformats.org/drawingml/2006/picture">
                   <pic:nvPicPr>
-                    <pic:cNvPr id="0" name="Picture 28"/>
+                    <pic:cNvPr id="0" name="Picture 7"/>
                     <pic:cNvPicPr>
                       <a:picLocks noChangeAspect="1" noChangeArrowheads="1"/>
                     </pic:cNvPicPr>
@@ -2443,7 +3330,7 @@
                   <pic:spPr bwMode="auto">
                     <a:xfrm>
                       <a:off x="0" y="0"/>
-                      <a:ext cx="1699860" cy="747191"/>
+                      <a:ext cx="4320017" cy="1063622"/>
                     </a:xfrm>
                     <a:prstGeom prst="rect">
                       <a:avLst/>
@@ -2462,15 +3349,1170 @@
     </w:p>
     <w:p>
       <w:pPr>
+        <w:pStyle w:val="3"/>
+        <w:spacing w:before="240" w:after="120" w:line="415" w:lineRule="auto"/>
+        <w:rPr>
+          <w:rFonts w:hint="eastAsia"/>
+          <w:sz w:val="28"/>
+        </w:rPr>
+      </w:pPr>
+      <w:r>
+        <w:rPr>
+          <w:rFonts w:hint="eastAsia"/>
+          <w:sz w:val="28"/>
+        </w:rPr>
+        <w:t>6</w:t>
+      </w:r>
+      <w:r>
+        <w:rPr>
+          <w:rFonts w:hint="eastAsia"/>
+          <w:sz w:val="28"/>
+        </w:rPr>
+        <w:t>）</w:t>
+      </w:r>
+      <w:r>
+        <w:rPr>
+          <w:rFonts w:hint="eastAsia"/>
+          <w:sz w:val="28"/>
+        </w:rPr>
+        <w:t>全局默认值</w:t>
+      </w:r>
+    </w:p>
+    <w:p>
+      <w:pPr>
+        <w:widowControl/>
+        <w:adjustRightInd w:val="0"/>
+        <w:snapToGrid w:val="0"/>
+        <w:rPr>
+          <w:rFonts w:ascii="Tahoma" w:eastAsia="微软雅黑" w:hAnsi="Tahoma"/>
+          <w:kern w:val="0"/>
+          <w:sz w:val="22"/>
+        </w:rPr>
+      </w:pPr>
+      <w:r>
+        <w:rPr>
+          <w:rFonts w:ascii="Tahoma" w:eastAsia="微软雅黑" w:hAnsi="Tahoma" w:hint="eastAsia"/>
+          <w:kern w:val="0"/>
+          <w:sz w:val="22"/>
+        </w:rPr>
+        <w:t>插件中还提供了</w:t>
+      </w:r>
+      <w:r>
+        <w:rPr>
+          <w:rFonts w:ascii="Tahoma" w:eastAsia="微软雅黑" w:hAnsi="Tahoma" w:hint="eastAsia"/>
+          <w:kern w:val="0"/>
+          <w:sz w:val="22"/>
+        </w:rPr>
+        <w:t xml:space="preserve"> </w:t>
+      </w:r>
+      <w:r>
+        <w:rPr>
+          <w:rFonts w:ascii="Tahoma" w:eastAsia="微软雅黑" w:hAnsi="Tahoma" w:hint="eastAsia"/>
+          <w:kern w:val="0"/>
+          <w:sz w:val="22"/>
+        </w:rPr>
+        <w:t>所有文本、对话框</w:t>
+      </w:r>
+      <w:r>
+        <w:rPr>
+          <w:rFonts w:ascii="Tahoma" w:eastAsia="微软雅黑" w:hAnsi="Tahoma" w:hint="eastAsia"/>
+          <w:kern w:val="0"/>
+          <w:sz w:val="22"/>
+        </w:rPr>
+        <w:t xml:space="preserve"> </w:t>
+      </w:r>
+      <w:r>
+        <w:rPr>
+          <w:rFonts w:ascii="Tahoma" w:eastAsia="微软雅黑" w:hAnsi="Tahoma" w:hint="eastAsia"/>
+          <w:kern w:val="0"/>
+          <w:sz w:val="22"/>
+        </w:rPr>
+        <w:t>的默认字体</w:t>
+      </w:r>
+      <w:r>
+        <w:rPr>
+          <w:rFonts w:ascii="Tahoma" w:eastAsia="微软雅黑" w:hAnsi="Tahoma" w:hint="eastAsia"/>
+          <w:kern w:val="0"/>
+          <w:sz w:val="22"/>
+        </w:rPr>
+        <w:t>设置</w:t>
+      </w:r>
+      <w:r>
+        <w:rPr>
+          <w:rFonts w:ascii="Tahoma" w:eastAsia="微软雅黑" w:hAnsi="Tahoma" w:hint="eastAsia"/>
+          <w:kern w:val="0"/>
+          <w:sz w:val="22"/>
+        </w:rPr>
+        <w:t>。</w:t>
+      </w:r>
+    </w:p>
+    <w:p>
+      <w:pPr>
+        <w:widowControl/>
+        <w:adjustRightInd w:val="0"/>
+        <w:snapToGrid w:val="0"/>
+        <w:rPr>
+          <w:rFonts w:ascii="Tahoma" w:eastAsia="微软雅黑" w:hAnsi="Tahoma"/>
+          <w:kern w:val="0"/>
+          <w:sz w:val="22"/>
+        </w:rPr>
+      </w:pPr>
+      <w:r>
+        <w:rPr>
+          <w:rFonts w:ascii="Tahoma" w:eastAsia="微软雅黑" w:hAnsi="Tahoma" w:hint="eastAsia"/>
+          <w:kern w:val="0"/>
+          <w:sz w:val="22"/>
+        </w:rPr>
+        <w:t>比如</w:t>
+      </w:r>
+      <w:r>
+        <w:rPr>
+          <w:rFonts w:ascii="Tahoma" w:eastAsia="微软雅黑" w:hAnsi="Tahoma" w:hint="eastAsia"/>
+          <w:kern w:val="0"/>
+          <w:sz w:val="22"/>
+        </w:rPr>
+        <w:t xml:space="preserve"> </w:t>
+      </w:r>
+      <w:r>
+        <w:rPr>
+          <w:rFonts w:ascii="Tahoma" w:eastAsia="微软雅黑" w:hAnsi="Tahoma" w:hint="eastAsia"/>
+          <w:kern w:val="0"/>
+          <w:sz w:val="22"/>
+        </w:rPr>
+        <w:t>所有文本</w:t>
+      </w:r>
+      <w:r>
+        <w:rPr>
+          <w:rFonts w:ascii="Tahoma" w:eastAsia="微软雅黑" w:hAnsi="Tahoma" w:hint="eastAsia"/>
+          <w:kern w:val="0"/>
+          <w:sz w:val="22"/>
+        </w:rPr>
+        <w:t xml:space="preserve"> </w:t>
+      </w:r>
+      <w:r>
+        <w:rPr>
+          <w:rFonts w:ascii="Tahoma" w:eastAsia="微软雅黑" w:hAnsi="Tahoma" w:hint="eastAsia"/>
+          <w:kern w:val="0"/>
+          <w:sz w:val="22"/>
+        </w:rPr>
+        <w:t>的</w:t>
+      </w:r>
+      <w:r>
+        <w:rPr>
+          <w:rFonts w:ascii="Tahoma" w:eastAsia="微软雅黑" w:hAnsi="Tahoma" w:hint="eastAsia"/>
+          <w:kern w:val="0"/>
+          <w:sz w:val="22"/>
+        </w:rPr>
+        <w:t>设置，能对</w:t>
+      </w:r>
+      <w:r>
+        <w:rPr>
+          <w:rFonts w:ascii="Tahoma" w:eastAsia="微软雅黑" w:hAnsi="Tahoma" w:hint="eastAsia"/>
+          <w:kern w:val="0"/>
+          <w:sz w:val="22"/>
+        </w:rPr>
+        <w:t>游戏里面任何</w:t>
+      </w:r>
+      <w:r>
+        <w:rPr>
+          <w:rFonts w:ascii="Tahoma" w:eastAsia="微软雅黑" w:hAnsi="Tahoma" w:hint="eastAsia"/>
+          <w:kern w:val="0"/>
+          <w:sz w:val="22"/>
+        </w:rPr>
+        <w:t xml:space="preserve"> </w:t>
+      </w:r>
+      <w:r>
+        <w:rPr>
+          <w:rFonts w:ascii="Tahoma" w:eastAsia="微软雅黑" w:hAnsi="Tahoma" w:hint="eastAsia"/>
+          <w:kern w:val="0"/>
+          <w:sz w:val="22"/>
+        </w:rPr>
+        <w:t>绘制</w:t>
+      </w:r>
+      <w:r>
+        <w:rPr>
+          <w:rFonts w:ascii="Tahoma" w:eastAsia="微软雅黑" w:hAnsi="Tahoma" w:hint="eastAsia"/>
+          <w:kern w:val="0"/>
+          <w:sz w:val="22"/>
+        </w:rPr>
+        <w:t>文本</w:t>
+      </w:r>
+      <w:r>
+        <w:rPr>
+          <w:rFonts w:ascii="Tahoma" w:eastAsia="微软雅黑" w:hAnsi="Tahoma" w:hint="eastAsia"/>
+          <w:kern w:val="0"/>
+          <w:sz w:val="22"/>
+        </w:rPr>
+        <w:t xml:space="preserve"> </w:t>
+      </w:r>
+      <w:r>
+        <w:rPr>
+          <w:rFonts w:ascii="Tahoma" w:eastAsia="微软雅黑" w:hAnsi="Tahoma" w:hint="eastAsia"/>
+          <w:kern w:val="0"/>
+          <w:sz w:val="22"/>
+        </w:rPr>
+        <w:t>的地方都有效</w:t>
+      </w:r>
+      <w:r>
+        <w:rPr>
+          <w:rFonts w:ascii="Tahoma" w:eastAsia="微软雅黑" w:hAnsi="Tahoma" w:hint="eastAsia"/>
+          <w:kern w:val="0"/>
+          <w:sz w:val="22"/>
+        </w:rPr>
+        <w:t>，全局有效</w:t>
+      </w:r>
+      <w:r>
+        <w:rPr>
+          <w:rFonts w:ascii="Tahoma" w:eastAsia="微软雅黑" w:hAnsi="Tahoma" w:hint="eastAsia"/>
+          <w:kern w:val="0"/>
+          <w:sz w:val="22"/>
+        </w:rPr>
+        <w:t>。</w:t>
+      </w:r>
+    </w:p>
+    <w:p>
+      <w:pPr>
+        <w:widowControl/>
+        <w:adjustRightInd w:val="0"/>
+        <w:snapToGrid w:val="0"/>
+        <w:jc w:val="center"/>
+        <w:rPr>
+          <w:rFonts w:ascii="Tahoma" w:eastAsia="微软雅黑" w:hAnsi="Tahoma"/>
+          <w:kern w:val="0"/>
+          <w:sz w:val="22"/>
+        </w:rPr>
+      </w:pPr>
+      <w:r>
+        <w:rPr>
+          <w:noProof/>
+        </w:rPr>
+        <w:drawing>
+          <wp:inline distT="0" distB="0" distL="0" distR="0" wp14:anchorId="001413BE" wp14:editId="30BEAF58">
+            <wp:extent cx="3398520" cy="926869"/>
+            <wp:effectExtent l="0" t="0" r="0" b="6985"/>
+            <wp:docPr id="175105737" name="图片 1"/>
+            <wp:cNvGraphicFramePr>
+              <a:graphicFrameLocks xmlns:a="http://schemas.openxmlformats.org/drawingml/2006/main" noChangeAspect="1"/>
+            </wp:cNvGraphicFramePr>
+            <a:graphic xmlns:a="http://schemas.openxmlformats.org/drawingml/2006/main">
+              <a:graphicData uri="http://schemas.openxmlformats.org/drawingml/2006/picture">
+                <pic:pic xmlns:pic="http://schemas.openxmlformats.org/drawingml/2006/picture">
+                  <pic:nvPicPr>
+                    <pic:cNvPr id="0" name="Picture 1"/>
+                    <pic:cNvPicPr>
+                      <a:picLocks noChangeAspect="1" noChangeArrowheads="1"/>
+                    </pic:cNvPicPr>
+                  </pic:nvPicPr>
+                  <pic:blipFill>
+                    <a:blip r:embed="rId19">
+                      <a:extLst>
+                        <a:ext uri="{28A0092B-C50C-407E-A947-70E740481C1C}">
+                          <a14:useLocalDpi xmlns:a14="http://schemas.microsoft.com/office/drawing/2010/main" val="0"/>
+                        </a:ext>
+                      </a:extLst>
+                    </a:blip>
+                    <a:srcRect/>
+                    <a:stretch>
+                      <a:fillRect/>
+                    </a:stretch>
+                  </pic:blipFill>
+                  <pic:spPr bwMode="auto">
+                    <a:xfrm>
+                      <a:off x="0" y="0"/>
+                      <a:ext cx="3408006" cy="929456"/>
+                    </a:xfrm>
+                    <a:prstGeom prst="rect">
+                      <a:avLst/>
+                    </a:prstGeom>
+                    <a:noFill/>
+                    <a:ln>
+                      <a:noFill/>
+                    </a:ln>
+                  </pic:spPr>
+                </pic:pic>
+              </a:graphicData>
+            </a:graphic>
+          </wp:inline>
+        </w:drawing>
+      </w:r>
+    </w:p>
+    <w:p>
+      <w:pPr>
+        <w:widowControl/>
+        <w:adjustRightInd w:val="0"/>
+        <w:snapToGrid w:val="0"/>
+        <w:rPr>
+          <w:rFonts w:ascii="Tahoma" w:eastAsia="微软雅黑" w:hAnsi="Tahoma"/>
+          <w:kern w:val="0"/>
+          <w:sz w:val="22"/>
+        </w:rPr>
+      </w:pPr>
+      <w:r>
+        <w:rPr>
+          <w:rFonts w:ascii="Tahoma" w:eastAsia="微软雅黑" w:hAnsi="Tahoma" w:hint="eastAsia"/>
+          <w:kern w:val="0"/>
+          <w:sz w:val="22"/>
+        </w:rPr>
+        <w:t>此配置还能通过插件进行临时修改。</w:t>
+      </w:r>
+    </w:p>
+    <w:p>
+      <w:pPr>
+        <w:widowControl/>
+        <w:adjustRightInd w:val="0"/>
+        <w:snapToGrid w:val="0"/>
+        <w:jc w:val="center"/>
+        <w:rPr>
+          <w:rFonts w:ascii="Tahoma" w:eastAsia="微软雅黑" w:hAnsi="Tahoma"/>
+          <w:kern w:val="0"/>
+          <w:sz w:val="22"/>
+        </w:rPr>
+      </w:pPr>
+      <w:r>
+        <w:rPr>
+          <w:rFonts w:hint="eastAsia"/>
+          <w:noProof/>
+        </w:rPr>
+        <w:drawing>
+          <wp:inline distT="0" distB="0" distL="0" distR="0" wp14:anchorId="013554B6" wp14:editId="1EB3B845">
+            <wp:extent cx="3691879" cy="1699260"/>
+            <wp:effectExtent l="0" t="0" r="4445" b="0"/>
+            <wp:docPr id="827491646" name="图片 2"/>
+            <wp:cNvGraphicFramePr>
+              <a:graphicFrameLocks xmlns:a="http://schemas.openxmlformats.org/drawingml/2006/main" noChangeAspect="1"/>
+            </wp:cNvGraphicFramePr>
+            <a:graphic xmlns:a="http://schemas.openxmlformats.org/drawingml/2006/main">
+              <a:graphicData uri="http://schemas.openxmlformats.org/drawingml/2006/picture">
+                <pic:pic xmlns:pic="http://schemas.openxmlformats.org/drawingml/2006/picture">
+                  <pic:nvPicPr>
+                    <pic:cNvPr id="0" name="Picture 3"/>
+                    <pic:cNvPicPr>
+                      <a:picLocks noChangeAspect="1" noChangeArrowheads="1"/>
+                    </pic:cNvPicPr>
+                  </pic:nvPicPr>
+                  <pic:blipFill>
+                    <a:blip r:embed="rId20">
+                      <a:extLst>
+                        <a:ext uri="{28A0092B-C50C-407E-A947-70E740481C1C}">
+                          <a14:useLocalDpi xmlns:a14="http://schemas.microsoft.com/office/drawing/2010/main" val="0"/>
+                        </a:ext>
+                      </a:extLst>
+                    </a:blip>
+                    <a:srcRect/>
+                    <a:stretch>
+                      <a:fillRect/>
+                    </a:stretch>
+                  </pic:blipFill>
+                  <pic:spPr bwMode="auto">
+                    <a:xfrm>
+                      <a:off x="0" y="0"/>
+                      <a:ext cx="3702734" cy="1704256"/>
+                    </a:xfrm>
+                    <a:prstGeom prst="rect">
+                      <a:avLst/>
+                    </a:prstGeom>
+                    <a:noFill/>
+                    <a:ln>
+                      <a:noFill/>
+                    </a:ln>
+                  </pic:spPr>
+                </pic:pic>
+              </a:graphicData>
+            </a:graphic>
+          </wp:inline>
+        </w:drawing>
+      </w:r>
+    </w:p>
+    <w:p>
+      <w:pPr>
+        <w:widowControl/>
+        <w:adjustRightInd w:val="0"/>
+        <w:snapToGrid w:val="0"/>
+        <w:jc w:val="left"/>
+        <w:rPr>
+          <w:rFonts w:ascii="Tahoma" w:eastAsia="微软雅黑" w:hAnsi="Tahoma"/>
+          <w:kern w:val="0"/>
+          <w:sz w:val="22"/>
+        </w:rPr>
+      </w:pPr>
+      <w:r>
+        <w:rPr>
+          <w:rFonts w:ascii="Tahoma" w:eastAsia="微软雅黑" w:hAnsi="Tahoma" w:hint="eastAsia"/>
+          <w:kern w:val="0"/>
+          <w:sz w:val="22"/>
+        </w:rPr>
+        <w:t>详细可以去示例中</w:t>
+      </w:r>
+      <w:r>
+        <w:rPr>
+          <w:rFonts w:ascii="Tahoma" w:eastAsia="微软雅黑" w:hAnsi="Tahoma" w:hint="eastAsia"/>
+          <w:kern w:val="0"/>
+          <w:sz w:val="22"/>
+        </w:rPr>
+        <w:t xml:space="preserve"> </w:t>
+      </w:r>
+      <w:r>
+        <w:rPr>
+          <w:rFonts w:ascii="Tahoma" w:eastAsia="微软雅黑" w:hAnsi="Tahoma" w:hint="eastAsia"/>
+          <w:color w:val="00B050"/>
+          <w:kern w:val="0"/>
+          <w:sz w:val="22"/>
+        </w:rPr>
+        <w:t>窗口字符管理层</w:t>
+      </w:r>
+      <w:r>
+        <w:rPr>
+          <w:rFonts w:ascii="Tahoma" w:eastAsia="微软雅黑" w:hAnsi="Tahoma" w:hint="eastAsia"/>
+          <w:kern w:val="0"/>
+          <w:sz w:val="22"/>
+        </w:rPr>
+        <w:t xml:space="preserve"> </w:t>
+      </w:r>
+      <w:r>
+        <w:rPr>
+          <w:rFonts w:ascii="Tahoma" w:eastAsia="微软雅黑" w:hAnsi="Tahoma" w:hint="eastAsia"/>
+          <w:kern w:val="0"/>
+          <w:sz w:val="22"/>
+        </w:rPr>
+        <w:t>去看看</w:t>
+      </w:r>
+      <w:r>
+        <w:rPr>
+          <w:rFonts w:ascii="Tahoma" w:eastAsia="微软雅黑" w:hAnsi="Tahoma" w:hint="eastAsia"/>
+          <w:kern w:val="0"/>
+          <w:sz w:val="22"/>
+        </w:rPr>
+        <w:t xml:space="preserve"> </w:t>
+      </w:r>
+      <w:r>
+        <w:rPr>
+          <w:rFonts w:ascii="Tahoma" w:eastAsia="微软雅黑" w:hAnsi="Tahoma" w:hint="eastAsia"/>
+          <w:kern w:val="0"/>
+          <w:sz w:val="22"/>
+        </w:rPr>
+        <w:t>全局默认值</w:t>
+      </w:r>
+      <w:r>
+        <w:rPr>
+          <w:rFonts w:ascii="Tahoma" w:eastAsia="微软雅黑" w:hAnsi="Tahoma" w:hint="eastAsia"/>
+          <w:kern w:val="0"/>
+          <w:sz w:val="22"/>
+        </w:rPr>
+        <w:t xml:space="preserve"> </w:t>
+      </w:r>
+      <w:r>
+        <w:rPr>
+          <w:rFonts w:ascii="Tahoma" w:eastAsia="微软雅黑" w:hAnsi="Tahoma" w:hint="eastAsia"/>
+          <w:kern w:val="0"/>
+          <w:sz w:val="22"/>
+        </w:rPr>
+        <w:t>的介绍</w:t>
+      </w:r>
+      <w:r>
+        <w:rPr>
+          <w:rFonts w:ascii="Tahoma" w:eastAsia="微软雅黑" w:hAnsi="Tahoma" w:hint="eastAsia"/>
+          <w:kern w:val="0"/>
+          <w:sz w:val="22"/>
+        </w:rPr>
+        <w:t>。</w:t>
+      </w:r>
+    </w:p>
+    <w:p>
+      <w:pPr>
+        <w:widowControl/>
+        <w:adjustRightInd w:val="0"/>
+        <w:snapToGrid w:val="0"/>
+        <w:spacing w:after="200"/>
+        <w:jc w:val="left"/>
+        <w:rPr>
+          <w:rFonts w:ascii="Tahoma" w:eastAsia="微软雅黑" w:hAnsi="Tahoma"/>
+          <w:kern w:val="0"/>
+          <w:sz w:val="22"/>
+        </w:rPr>
+      </w:pPr>
+    </w:p>
+    <w:p>
+      <w:pPr>
+        <w:pStyle w:val="2"/>
+        <w:rPr>
+          <w:rFonts w:hint="eastAsia"/>
+        </w:rPr>
+      </w:pPr>
+      <w:r>
+        <w:rPr>
+          <w:rFonts w:hint="eastAsia"/>
+        </w:rPr>
+        <w:lastRenderedPageBreak/>
+        <w:t>从零开始设计</w:t>
+      </w:r>
+      <w:r>
+        <w:rPr>
+          <w:rFonts w:hint="eastAsia"/>
+        </w:rPr>
+        <w:t>（DIY）</w:t>
+      </w:r>
+    </w:p>
+    <w:p>
+      <w:pPr>
+        <w:pStyle w:val="3"/>
+        <w:spacing w:before="240" w:after="120" w:line="415" w:lineRule="auto"/>
+        <w:rPr>
+          <w:rFonts w:hint="eastAsia"/>
+          <w:sz w:val="28"/>
+        </w:rPr>
+      </w:pPr>
+      <w:r>
+        <w:rPr>
+          <w:rFonts w:hint="eastAsia"/>
+          <w:sz w:val="28"/>
+        </w:rPr>
+        <w:t>设计一个艺术渐变字体</w:t>
+      </w:r>
+      <w:r>
+        <w:rPr>
+          <w:rFonts w:hint="eastAsia"/>
+          <w:sz w:val="28"/>
+        </w:rPr>
+        <w:t>（指向）</w:t>
+      </w:r>
+    </w:p>
+    <w:p>
+      <w:pPr>
         <w:widowControl/>
         <w:snapToGrid w:val="0"/>
-        <w:rPr>
-          <w:rFonts w:ascii="Tahoma" w:eastAsia="微软雅黑" w:hAnsi="Tahoma"/>
-          <w:kern w:val="0"/>
-          <w:sz w:val="22"/>
-        </w:rPr>
-      </w:pPr>
-    </w:p>
+        <w:jc w:val="left"/>
+        <w:rPr>
+          <w:rFonts w:ascii="Tahoma" w:eastAsia="微软雅黑" w:hAnsi="Tahoma"/>
+          <w:kern w:val="0"/>
+          <w:sz w:val="22"/>
+        </w:rPr>
+      </w:pPr>
+      <w:r>
+        <w:rPr>
+          <w:rFonts w:ascii="Tahoma" w:eastAsia="微软雅黑" w:hAnsi="Tahoma" w:hint="eastAsia"/>
+          <w:kern w:val="0"/>
+          <w:sz w:val="22"/>
+        </w:rPr>
+        <w:t>主要用到了下列插件：</w:t>
+      </w:r>
+    </w:p>
+    <w:p>
+      <w:pPr>
+        <w:widowControl/>
+        <w:adjustRightInd w:val="0"/>
+        <w:snapToGrid w:val="0"/>
+        <w:jc w:val="left"/>
+        <w:rPr>
+          <w:rFonts w:ascii="Tahoma" w:eastAsia="微软雅黑" w:hAnsi="Tahoma"/>
+          <w:kern w:val="0"/>
+          <w:sz w:val="22"/>
+        </w:rPr>
+      </w:pPr>
+      <w:r>
+        <w:rPr>
+          <w:rFonts w:ascii="Tahoma" w:eastAsia="微软雅黑" w:hAnsi="Tahoma"/>
+          <w:kern w:val="0"/>
+          <w:sz w:val="22"/>
+        </w:rPr>
+        <w:tab/>
+      </w:r>
+      <w:r>
+        <w:rPr>
+          <w:rFonts w:ascii="Tahoma" w:eastAsia="微软雅黑" w:hAnsi="Tahoma" w:hint="eastAsia"/>
+          <w:kern w:val="0"/>
+          <w:sz w:val="22"/>
+        </w:rPr>
+        <w:t>◆</w:t>
+      </w:r>
+      <w:r>
+        <w:rPr>
+          <w:rFonts w:ascii="Tahoma" w:eastAsia="微软雅黑" w:hAnsi="Tahoma"/>
+          <w:kern w:val="0"/>
+          <w:sz w:val="22"/>
+        </w:rPr>
+        <w:t>Drill_CoreOfWindowCharacter</w:t>
+      </w:r>
+      <w:r>
+        <w:rPr>
+          <w:rFonts w:ascii="Tahoma" w:eastAsia="微软雅黑" w:hAnsi="Tahoma"/>
+          <w:kern w:val="0"/>
+          <w:sz w:val="22"/>
+        </w:rPr>
+        <w:tab/>
+      </w:r>
+      <w:r>
+        <w:rPr>
+          <w:rFonts w:ascii="Tahoma" w:eastAsia="微软雅黑" w:hAnsi="Tahoma"/>
+          <w:kern w:val="0"/>
+          <w:sz w:val="22"/>
+        </w:rPr>
+        <w:tab/>
+      </w:r>
+      <w:r>
+        <w:rPr>
+          <w:rFonts w:ascii="Tahoma" w:eastAsia="微软雅黑" w:hAnsi="Tahoma" w:hint="eastAsia"/>
+          <w:kern w:val="0"/>
+          <w:sz w:val="22"/>
+        </w:rPr>
+        <w:t>窗口字符</w:t>
+      </w:r>
+      <w:r>
+        <w:rPr>
+          <w:rFonts w:ascii="Tahoma" w:eastAsia="微软雅黑" w:hAnsi="Tahoma" w:hint="eastAsia"/>
+          <w:kern w:val="0"/>
+          <w:sz w:val="22"/>
+        </w:rPr>
+        <w:t xml:space="preserve"> - </w:t>
+      </w:r>
+      <w:r>
+        <w:rPr>
+          <w:rFonts w:ascii="Tahoma" w:eastAsia="微软雅黑" w:hAnsi="Tahoma" w:hint="eastAsia"/>
+          <w:kern w:val="0"/>
+          <w:sz w:val="22"/>
+        </w:rPr>
+        <w:t>窗口字符核心</w:t>
+      </w:r>
+    </w:p>
+    <w:p>
+      <w:pPr>
+        <w:widowControl/>
+        <w:adjustRightInd w:val="0"/>
+        <w:snapToGrid w:val="0"/>
+        <w:jc w:val="left"/>
+        <w:rPr>
+          <w:rFonts w:ascii="Tahoma" w:eastAsia="微软雅黑" w:hAnsi="Tahoma"/>
+          <w:kern w:val="0"/>
+          <w:sz w:val="22"/>
+        </w:rPr>
+      </w:pPr>
+      <w:r>
+        <w:rPr>
+          <w:rFonts w:ascii="Tahoma" w:eastAsia="微软雅黑" w:hAnsi="Tahoma"/>
+          <w:kern w:val="0"/>
+          <w:sz w:val="22"/>
+        </w:rPr>
+        <w:tab/>
+      </w:r>
+      <w:r>
+        <w:rPr>
+          <w:rFonts w:ascii="Tahoma" w:eastAsia="微软雅黑" w:hAnsi="Tahoma" w:hint="eastAsia"/>
+          <w:kern w:val="0"/>
+          <w:sz w:val="22"/>
+        </w:rPr>
+        <w:t>◆</w:t>
+      </w:r>
+      <w:r>
+        <w:rPr>
+          <w:rFonts w:ascii="Tahoma" w:eastAsia="微软雅黑" w:hAnsi="Tahoma"/>
+          <w:kern w:val="0"/>
+          <w:sz w:val="22"/>
+        </w:rPr>
+        <w:t>Drill_CoreOf</w:t>
+      </w:r>
+      <w:r>
+        <w:rPr>
+          <w:rFonts w:ascii="Tahoma" w:eastAsia="微软雅黑" w:hAnsi="Tahoma"/>
+          <w:kern w:val="0"/>
+          <w:sz w:val="22"/>
+        </w:rPr>
+        <w:t>Color</w:t>
+      </w:r>
+      <w:r>
+        <w:rPr>
+          <w:rFonts w:ascii="Tahoma" w:eastAsia="微软雅黑" w:hAnsi="Tahoma"/>
+          <w:kern w:val="0"/>
+          <w:sz w:val="22"/>
+        </w:rPr>
+        <w:tab/>
+      </w:r>
+      <w:r>
+        <w:rPr>
+          <w:rFonts w:ascii="Tahoma" w:eastAsia="微软雅黑" w:hAnsi="Tahoma"/>
+          <w:kern w:val="0"/>
+          <w:sz w:val="22"/>
+        </w:rPr>
+        <w:tab/>
+      </w:r>
+      <w:r>
+        <w:rPr>
+          <w:rFonts w:ascii="Tahoma" w:eastAsia="微软雅黑" w:hAnsi="Tahoma"/>
+          <w:kern w:val="0"/>
+          <w:sz w:val="22"/>
+        </w:rPr>
+        <w:tab/>
+      </w:r>
+      <w:r>
+        <w:rPr>
+          <w:rFonts w:ascii="Tahoma" w:eastAsia="微软雅黑" w:hAnsi="Tahoma"/>
+          <w:kern w:val="0"/>
+          <w:sz w:val="22"/>
+        </w:rPr>
+        <w:tab/>
+      </w:r>
+      <w:r>
+        <w:rPr>
+          <w:rFonts w:ascii="Tahoma" w:eastAsia="微软雅黑" w:hAnsi="Tahoma"/>
+          <w:kern w:val="0"/>
+          <w:sz w:val="22"/>
+        </w:rPr>
+        <w:tab/>
+      </w:r>
+      <w:r>
+        <w:rPr>
+          <w:rFonts w:ascii="Tahoma" w:eastAsia="微软雅黑" w:hAnsi="Tahoma" w:hint="eastAsia"/>
+          <w:kern w:val="0"/>
+          <w:sz w:val="22"/>
+        </w:rPr>
+        <w:t>窗口字符</w:t>
+      </w:r>
+      <w:r>
+        <w:rPr>
+          <w:rFonts w:ascii="Tahoma" w:eastAsia="微软雅黑" w:hAnsi="Tahoma"/>
+          <w:kern w:val="0"/>
+          <w:sz w:val="22"/>
+        </w:rPr>
+        <w:t xml:space="preserve"> - </w:t>
+      </w:r>
+      <w:r>
+        <w:rPr>
+          <w:rFonts w:ascii="Tahoma" w:eastAsia="微软雅黑" w:hAnsi="Tahoma"/>
+          <w:kern w:val="0"/>
+          <w:sz w:val="22"/>
+        </w:rPr>
+        <w:t>颜色</w:t>
+      </w:r>
+      <w:r>
+        <w:rPr>
+          <w:rFonts w:ascii="Tahoma" w:eastAsia="微软雅黑" w:hAnsi="Tahoma"/>
+          <w:kern w:val="0"/>
+          <w:sz w:val="22"/>
+        </w:rPr>
+        <w:t>核心</w:t>
+      </w:r>
+    </w:p>
+    <w:p>
+      <w:pPr>
+        <w:widowControl/>
+        <w:adjustRightInd w:val="0"/>
+        <w:snapToGrid w:val="0"/>
+        <w:jc w:val="left"/>
+        <w:rPr>
+          <w:rFonts w:ascii="Tahoma" w:eastAsia="微软雅黑" w:hAnsi="Tahoma"/>
+          <w:kern w:val="0"/>
+          <w:sz w:val="22"/>
+        </w:rPr>
+      </w:pPr>
+      <w:r>
+        <w:rPr>
+          <w:rFonts w:ascii="Tahoma" w:eastAsia="微软雅黑" w:hAnsi="Tahoma"/>
+          <w:kern w:val="0"/>
+          <w:sz w:val="22"/>
+        </w:rPr>
+        <w:tab/>
+      </w:r>
+      <w:r>
+        <w:rPr>
+          <w:rFonts w:ascii="Tahoma" w:eastAsia="微软雅黑" w:hAnsi="Tahoma" w:hint="eastAsia"/>
+          <w:kern w:val="0"/>
+          <w:sz w:val="22"/>
+        </w:rPr>
+        <w:t>◆</w:t>
+      </w:r>
+      <w:r>
+        <w:rPr>
+          <w:rFonts w:ascii="Tahoma" w:eastAsia="微软雅黑" w:hAnsi="Tahoma"/>
+          <w:kern w:val="0"/>
+          <w:sz w:val="22"/>
+        </w:rPr>
+        <w:t>Drill_DialogFontFace</w:t>
+      </w:r>
+      <w:r>
+        <w:rPr>
+          <w:rFonts w:ascii="Tahoma" w:eastAsia="微软雅黑" w:hAnsi="Tahoma"/>
+          <w:kern w:val="0"/>
+          <w:sz w:val="22"/>
+        </w:rPr>
+        <w:tab/>
+      </w:r>
+      <w:r>
+        <w:rPr>
+          <w:rFonts w:ascii="Tahoma" w:eastAsia="微软雅黑" w:hAnsi="Tahoma"/>
+          <w:kern w:val="0"/>
+          <w:sz w:val="22"/>
+        </w:rPr>
+        <w:tab/>
+      </w:r>
+      <w:r>
+        <w:rPr>
+          <w:rFonts w:ascii="Tahoma" w:eastAsia="微软雅黑" w:hAnsi="Tahoma"/>
+          <w:kern w:val="0"/>
+          <w:sz w:val="22"/>
+        </w:rPr>
+        <w:tab/>
+      </w:r>
+      <w:r>
+        <w:rPr>
+          <w:rFonts w:ascii="Tahoma" w:eastAsia="微软雅黑" w:hAnsi="Tahoma"/>
+          <w:kern w:val="0"/>
+          <w:sz w:val="22"/>
+        </w:rPr>
+        <w:tab/>
+      </w:r>
+      <w:r>
+        <w:rPr>
+          <w:rFonts w:ascii="Tahoma" w:eastAsia="微软雅黑" w:hAnsi="Tahoma" w:hint="eastAsia"/>
+          <w:kern w:val="0"/>
+          <w:sz w:val="22"/>
+        </w:rPr>
+        <w:t>窗口字符</w:t>
+      </w:r>
+      <w:r>
+        <w:rPr>
+          <w:rFonts w:ascii="Tahoma" w:eastAsia="微软雅黑" w:hAnsi="Tahoma"/>
+          <w:kern w:val="0"/>
+          <w:sz w:val="22"/>
+        </w:rPr>
+        <w:t xml:space="preserve"> - </w:t>
+      </w:r>
+      <w:r>
+        <w:rPr>
+          <w:rFonts w:ascii="Tahoma" w:eastAsia="微软雅黑" w:hAnsi="Tahoma"/>
+          <w:kern w:val="0"/>
+          <w:sz w:val="22"/>
+        </w:rPr>
+        <w:t>字体管理器</w:t>
+      </w:r>
+    </w:p>
+    <w:p>
+      <w:pPr>
+        <w:widowControl/>
+        <w:snapToGrid w:val="0"/>
+        <w:jc w:val="left"/>
+        <w:rPr>
+          <w:rFonts w:ascii="Tahoma" w:eastAsia="微软雅黑" w:hAnsi="Tahoma"/>
+          <w:kern w:val="0"/>
+          <w:sz w:val="22"/>
+        </w:rPr>
+      </w:pPr>
+      <w:r>
+        <w:rPr>
+          <w:rFonts w:ascii="Tahoma" w:eastAsia="微软雅黑" w:hAnsi="Tahoma" w:hint="eastAsia"/>
+          <w:kern w:val="0"/>
+          <w:sz w:val="22"/>
+        </w:rPr>
+        <w:t>窗口字符的</w:t>
+      </w:r>
+      <w:r>
+        <w:rPr>
+          <w:rFonts w:ascii="Tahoma" w:eastAsia="微软雅黑" w:hAnsi="Tahoma" w:hint="eastAsia"/>
+          <w:kern w:val="0"/>
+          <w:sz w:val="22"/>
+        </w:rPr>
+        <w:t xml:space="preserve"> </w:t>
+      </w:r>
+      <w:r>
+        <w:rPr>
+          <w:rFonts w:ascii="Tahoma" w:eastAsia="微软雅黑" w:hAnsi="Tahoma" w:hint="eastAsia"/>
+          <w:kern w:val="0"/>
+          <w:sz w:val="22"/>
+        </w:rPr>
+        <w:t>高级渐变色</w:t>
+      </w:r>
+      <w:r>
+        <w:rPr>
+          <w:rFonts w:ascii="Tahoma" w:eastAsia="微软雅黑" w:hAnsi="Tahoma" w:hint="eastAsia"/>
+          <w:kern w:val="0"/>
+          <w:sz w:val="22"/>
+        </w:rPr>
+        <w:t>+</w:t>
+      </w:r>
+      <w:r>
+        <w:rPr>
+          <w:rFonts w:ascii="Tahoma" w:eastAsia="微软雅黑" w:hAnsi="Tahoma" w:hint="eastAsia"/>
+          <w:kern w:val="0"/>
+          <w:sz w:val="22"/>
+        </w:rPr>
+        <w:t>字体</w:t>
+      </w:r>
+      <w:r>
+        <w:rPr>
+          <w:rFonts w:ascii="Tahoma" w:eastAsia="微软雅黑" w:hAnsi="Tahoma" w:hint="eastAsia"/>
+          <w:kern w:val="0"/>
+          <w:sz w:val="22"/>
+        </w:rPr>
+        <w:t xml:space="preserve"> </w:t>
+      </w:r>
+      <w:r>
+        <w:rPr>
+          <w:rFonts w:ascii="Tahoma" w:eastAsia="微软雅黑" w:hAnsi="Tahoma" w:hint="eastAsia"/>
+          <w:kern w:val="0"/>
+          <w:sz w:val="22"/>
+        </w:rPr>
+        <w:t>设计。</w:t>
+      </w:r>
+    </w:p>
+    <w:p>
+      <w:pPr>
+        <w:widowControl/>
+        <w:snapToGrid w:val="0"/>
+        <w:jc w:val="left"/>
+        <w:rPr>
+          <w:rFonts w:ascii="Tahoma" w:eastAsia="微软雅黑" w:hAnsi="Tahoma"/>
+          <w:kern w:val="0"/>
+          <w:sz w:val="22"/>
+        </w:rPr>
+      </w:pPr>
+      <w:r>
+        <w:rPr>
+          <w:rFonts w:ascii="Tahoma" w:eastAsia="微软雅黑" w:hAnsi="Tahoma" w:hint="eastAsia"/>
+          <w:kern w:val="0"/>
+          <w:sz w:val="22"/>
+        </w:rPr>
+        <w:t>你可以去看看文档</w:t>
+      </w:r>
+      <w:r>
+        <w:rPr>
+          <w:rFonts w:ascii="Tahoma" w:eastAsia="微软雅黑" w:hAnsi="Tahoma" w:hint="eastAsia"/>
+          <w:kern w:val="0"/>
+          <w:sz w:val="22"/>
+        </w:rPr>
+        <w:t xml:space="preserve"> </w:t>
+      </w:r>
+      <w:proofErr w:type="gramStart"/>
+      <w:r>
+        <w:rPr>
+          <w:rFonts w:ascii="Tahoma" w:eastAsia="微软雅黑" w:hAnsi="Tahoma"/>
+          <w:kern w:val="0"/>
+          <w:sz w:val="22"/>
+        </w:rPr>
+        <w:t>”</w:t>
+      </w:r>
+      <w:proofErr w:type="gramEnd"/>
+      <w:r>
+        <w:rPr>
+          <w:rFonts w:ascii="Tahoma" w:eastAsia="微软雅黑" w:hAnsi="Tahoma" w:hint="eastAsia"/>
+          <w:color w:val="0070C0"/>
+          <w:kern w:val="0"/>
+          <w:sz w:val="22"/>
+        </w:rPr>
+        <w:t>23.</w:t>
+      </w:r>
+      <w:r>
+        <w:rPr>
+          <w:rFonts w:ascii="Tahoma" w:eastAsia="微软雅黑" w:hAnsi="Tahoma" w:hint="eastAsia"/>
+          <w:color w:val="0070C0"/>
+          <w:kern w:val="0"/>
+          <w:sz w:val="22"/>
+        </w:rPr>
+        <w:t>窗口字符</w:t>
+      </w:r>
+      <w:r>
+        <w:rPr>
+          <w:rFonts w:ascii="Tahoma" w:eastAsia="微软雅黑" w:hAnsi="Tahoma" w:hint="eastAsia"/>
+          <w:color w:val="0070C0"/>
+          <w:kern w:val="0"/>
+          <w:sz w:val="22"/>
+        </w:rPr>
+        <w:t xml:space="preserve"> </w:t>
+      </w:r>
+      <w:r>
+        <w:rPr>
+          <w:rFonts w:ascii="Tahoma" w:eastAsia="微软雅黑" w:hAnsi="Tahoma"/>
+          <w:color w:val="0070C0"/>
+          <w:kern w:val="0"/>
+          <w:sz w:val="22"/>
+        </w:rPr>
+        <w:t xml:space="preserve">&gt; </w:t>
+      </w:r>
+      <w:r>
+        <w:rPr>
+          <w:rFonts w:ascii="Tahoma" w:eastAsia="微软雅黑" w:hAnsi="Tahoma" w:hint="eastAsia"/>
+          <w:color w:val="0070C0"/>
+          <w:kern w:val="0"/>
+          <w:sz w:val="22"/>
+        </w:rPr>
+        <w:t>关于</w:t>
+      </w:r>
+      <w:r>
+        <w:rPr>
+          <w:rFonts w:ascii="Tahoma" w:eastAsia="微软雅黑" w:hAnsi="Tahoma" w:hint="eastAsia"/>
+          <w:color w:val="0070C0"/>
+          <w:kern w:val="0"/>
+          <w:sz w:val="22"/>
+        </w:rPr>
+        <w:t>颜色核心</w:t>
+      </w:r>
+      <w:r>
+        <w:rPr>
+          <w:rFonts w:ascii="Tahoma" w:eastAsia="微软雅黑" w:hAnsi="Tahoma" w:hint="eastAsia"/>
+          <w:color w:val="0070C0"/>
+          <w:kern w:val="0"/>
+          <w:sz w:val="22"/>
+        </w:rPr>
+        <w:t>.docx</w:t>
+      </w:r>
+      <w:proofErr w:type="gramStart"/>
+      <w:r>
+        <w:rPr>
+          <w:rFonts w:ascii="Tahoma" w:eastAsia="微软雅黑" w:hAnsi="Tahoma"/>
+          <w:kern w:val="0"/>
+          <w:sz w:val="22"/>
+        </w:rPr>
+        <w:t>”</w:t>
+      </w:r>
+      <w:proofErr w:type="gramEnd"/>
+      <w:r>
+        <w:rPr>
+          <w:rFonts w:ascii="Tahoma" w:eastAsia="微软雅黑" w:hAnsi="Tahoma"/>
+          <w:kern w:val="0"/>
+          <w:sz w:val="22"/>
+        </w:rPr>
+        <w:t xml:space="preserve"> </w:t>
+      </w:r>
+      <w:r>
+        <w:rPr>
+          <w:rFonts w:ascii="Tahoma" w:eastAsia="微软雅黑" w:hAnsi="Tahoma" w:hint="eastAsia"/>
+          <w:kern w:val="0"/>
+          <w:sz w:val="22"/>
+        </w:rPr>
+        <w:t>。</w:t>
+      </w:r>
+      <w:bookmarkStart w:id="0" w:name="_Hlk185619773"/>
+    </w:p>
+    <w:p>
+      <w:pPr>
+        <w:widowControl/>
+        <w:snapToGrid w:val="0"/>
+        <w:jc w:val="center"/>
+        <w:rPr>
+          <w:rFonts w:ascii="宋体" w:eastAsia="宋体" w:hAnsi="宋体" w:cs="宋体" w:hint="eastAsia"/>
+          <w:kern w:val="0"/>
+          <w:sz w:val="24"/>
+          <w:szCs w:val="24"/>
+        </w:rPr>
+      </w:pPr>
+      <w:r>
+        <w:rPr>
+          <w:rFonts w:hint="eastAsia"/>
+          <w:noProof/>
+        </w:rPr>
+        <w:drawing>
+          <wp:inline distT="0" distB="0" distL="0" distR="0" wp14:anchorId="7C9A9AF0" wp14:editId="5236E6B1">
+            <wp:extent cx="5036820" cy="456625"/>
+            <wp:effectExtent l="0" t="0" r="0" b="635"/>
+            <wp:docPr id="1911212405" name="图片 1"/>
+            <wp:cNvGraphicFramePr>
+              <a:graphicFrameLocks xmlns:a="http://schemas.openxmlformats.org/drawingml/2006/main" noChangeAspect="1"/>
+            </wp:cNvGraphicFramePr>
+            <a:graphic xmlns:a="http://schemas.openxmlformats.org/drawingml/2006/main">
+              <a:graphicData uri="http://schemas.openxmlformats.org/drawingml/2006/picture">
+                <pic:pic xmlns:pic="http://schemas.openxmlformats.org/drawingml/2006/picture">
+                  <pic:nvPicPr>
+                    <pic:cNvPr id="0" name="Picture 1"/>
+                    <pic:cNvPicPr>
+                      <a:picLocks noChangeAspect="1" noChangeArrowheads="1"/>
+                    </pic:cNvPicPr>
+                  </pic:nvPicPr>
+                  <pic:blipFill>
+                    <a:blip r:embed="rId21">
+                      <a:extLst>
+                        <a:ext uri="{28A0092B-C50C-407E-A947-70E740481C1C}">
+                          <a14:useLocalDpi xmlns:a14="http://schemas.microsoft.com/office/drawing/2010/main" val="0"/>
+                        </a:ext>
+                      </a:extLst>
+                    </a:blip>
+                    <a:srcRect/>
+                    <a:stretch>
+                      <a:fillRect/>
+                    </a:stretch>
+                  </pic:blipFill>
+                  <pic:spPr bwMode="auto">
+                    <a:xfrm>
+                      <a:off x="0" y="0"/>
+                      <a:ext cx="5047036" cy="457551"/>
+                    </a:xfrm>
+                    <a:prstGeom prst="rect">
+                      <a:avLst/>
+                    </a:prstGeom>
+                    <a:noFill/>
+                    <a:ln>
+                      <a:noFill/>
+                    </a:ln>
+                  </pic:spPr>
+                </pic:pic>
+              </a:graphicData>
+            </a:graphic>
+          </wp:inline>
+        </w:drawing>
+      </w:r>
+    </w:p>
+    <w:p>
+      <w:pPr>
+        <w:widowControl/>
+        <w:jc w:val="center"/>
+        <w:rPr>
+          <w:rFonts w:ascii="宋体" w:eastAsia="宋体" w:hAnsi="宋体" w:cs="宋体" w:hint="eastAsia"/>
+          <w:kern w:val="0"/>
+          <w:sz w:val="24"/>
+          <w:szCs w:val="24"/>
+        </w:rPr>
+      </w:pPr>
+      <w:r>
+        <w:rPr>
+          <w:rFonts w:hint="eastAsia"/>
+          <w:noProof/>
+        </w:rPr>
+        <w:drawing>
+          <wp:inline distT="0" distB="0" distL="0" distR="0" wp14:anchorId="1F3CF7BC" wp14:editId="00F89C33">
+            <wp:extent cx="1950720" cy="845820"/>
+            <wp:effectExtent l="0" t="0" r="0" b="0"/>
+            <wp:docPr id="1040262498" name="图片 2"/>
+            <wp:cNvGraphicFramePr>
+              <a:graphicFrameLocks xmlns:a="http://schemas.openxmlformats.org/drawingml/2006/main" noChangeAspect="1"/>
+            </wp:cNvGraphicFramePr>
+            <a:graphic xmlns:a="http://schemas.openxmlformats.org/drawingml/2006/main">
+              <a:graphicData uri="http://schemas.openxmlformats.org/drawingml/2006/picture">
+                <pic:pic xmlns:pic="http://schemas.openxmlformats.org/drawingml/2006/picture">
+                  <pic:nvPicPr>
+                    <pic:cNvPr id="0" name="Picture 3"/>
+                    <pic:cNvPicPr>
+                      <a:picLocks noChangeAspect="1" noChangeArrowheads="1"/>
+                    </pic:cNvPicPr>
+                  </pic:nvPicPr>
+                  <pic:blipFill>
+                    <a:blip r:embed="rId22">
+                      <a:extLst>
+                        <a:ext uri="{28A0092B-C50C-407E-A947-70E740481C1C}">
+                          <a14:useLocalDpi xmlns:a14="http://schemas.microsoft.com/office/drawing/2010/main" val="0"/>
+                        </a:ext>
+                      </a:extLst>
+                    </a:blip>
+                    <a:srcRect/>
+                    <a:stretch>
+                      <a:fillRect/>
+                    </a:stretch>
+                  </pic:blipFill>
+                  <pic:spPr bwMode="auto">
+                    <a:xfrm>
+                      <a:off x="0" y="0"/>
+                      <a:ext cx="1950720" cy="845820"/>
+                    </a:xfrm>
+                    <a:prstGeom prst="rect">
+                      <a:avLst/>
+                    </a:prstGeom>
+                    <a:noFill/>
+                    <a:ln>
+                      <a:noFill/>
+                    </a:ln>
+                  </pic:spPr>
+                </pic:pic>
+              </a:graphicData>
+            </a:graphic>
+          </wp:inline>
+        </w:drawing>
+      </w:r>
+    </w:p>
+    <w:bookmarkEnd w:id="0"/>
     <w:p>
       <w:pPr>
         <w:widowControl/>
@@ -2481,6 +4523,749 @@
           <w:sz w:val="22"/>
         </w:rPr>
       </w:pPr>
+    </w:p>
+    <w:p>
+      <w:pPr>
+        <w:pStyle w:val="3"/>
+        <w:spacing w:before="240" w:after="120" w:line="415" w:lineRule="auto"/>
+        <w:rPr>
+          <w:rFonts w:hint="eastAsia"/>
+          <w:sz w:val="28"/>
+        </w:rPr>
+      </w:pPr>
+      <w:r>
+        <w:rPr>
+          <w:rFonts w:hint="eastAsia"/>
+          <w:sz w:val="28"/>
+        </w:rPr>
+        <w:t>设计一个</w:t>
+      </w:r>
+      <w:r>
+        <w:rPr>
+          <w:rFonts w:hint="eastAsia"/>
+          <w:sz w:val="28"/>
+        </w:rPr>
+        <w:t>外发光文字（指向）</w:t>
+      </w:r>
+    </w:p>
+    <w:p>
+      <w:pPr>
+        <w:widowControl/>
+        <w:snapToGrid w:val="0"/>
+        <w:jc w:val="left"/>
+        <w:rPr>
+          <w:rFonts w:ascii="Tahoma" w:eastAsia="微软雅黑" w:hAnsi="Tahoma"/>
+          <w:kern w:val="0"/>
+          <w:sz w:val="22"/>
+        </w:rPr>
+      </w:pPr>
+      <w:r>
+        <w:rPr>
+          <w:rFonts w:ascii="Tahoma" w:eastAsia="微软雅黑" w:hAnsi="Tahoma" w:hint="eastAsia"/>
+          <w:kern w:val="0"/>
+          <w:sz w:val="22"/>
+        </w:rPr>
+        <w:t>主要用到了下列插件：</w:t>
+      </w:r>
+    </w:p>
+    <w:p>
+      <w:pPr>
+        <w:widowControl/>
+        <w:adjustRightInd w:val="0"/>
+        <w:snapToGrid w:val="0"/>
+        <w:jc w:val="left"/>
+        <w:rPr>
+          <w:rFonts w:ascii="Tahoma" w:eastAsia="微软雅黑" w:hAnsi="Tahoma"/>
+          <w:kern w:val="0"/>
+          <w:sz w:val="22"/>
+        </w:rPr>
+      </w:pPr>
+      <w:r>
+        <w:rPr>
+          <w:rFonts w:ascii="Tahoma" w:eastAsia="微软雅黑" w:hAnsi="Tahoma"/>
+          <w:kern w:val="0"/>
+          <w:sz w:val="22"/>
+        </w:rPr>
+        <w:tab/>
+      </w:r>
+      <w:r>
+        <w:rPr>
+          <w:rFonts w:ascii="Tahoma" w:eastAsia="微软雅黑" w:hAnsi="Tahoma" w:hint="eastAsia"/>
+          <w:kern w:val="0"/>
+          <w:sz w:val="22"/>
+        </w:rPr>
+        <w:t>◆</w:t>
+      </w:r>
+      <w:r>
+        <w:rPr>
+          <w:rFonts w:ascii="Tahoma" w:eastAsia="微软雅黑" w:hAnsi="Tahoma"/>
+          <w:kern w:val="0"/>
+          <w:sz w:val="22"/>
+        </w:rPr>
+        <w:t>Drill_CoreOfWindowCharacter</w:t>
+      </w:r>
+      <w:r>
+        <w:rPr>
+          <w:rFonts w:ascii="Tahoma" w:eastAsia="微软雅黑" w:hAnsi="Tahoma"/>
+          <w:kern w:val="0"/>
+          <w:sz w:val="22"/>
+        </w:rPr>
+        <w:tab/>
+      </w:r>
+      <w:r>
+        <w:rPr>
+          <w:rFonts w:ascii="Tahoma" w:eastAsia="微软雅黑" w:hAnsi="Tahoma"/>
+          <w:kern w:val="0"/>
+          <w:sz w:val="22"/>
+        </w:rPr>
+        <w:tab/>
+      </w:r>
+      <w:r>
+        <w:rPr>
+          <w:rFonts w:ascii="Tahoma" w:eastAsia="微软雅黑" w:hAnsi="Tahoma" w:hint="eastAsia"/>
+          <w:kern w:val="0"/>
+          <w:sz w:val="22"/>
+        </w:rPr>
+        <w:t>窗口字符</w:t>
+      </w:r>
+      <w:r>
+        <w:rPr>
+          <w:rFonts w:ascii="Tahoma" w:eastAsia="微软雅黑" w:hAnsi="Tahoma" w:hint="eastAsia"/>
+          <w:kern w:val="0"/>
+          <w:sz w:val="22"/>
+        </w:rPr>
+        <w:t xml:space="preserve"> - </w:t>
+      </w:r>
+      <w:r>
+        <w:rPr>
+          <w:rFonts w:ascii="Tahoma" w:eastAsia="微软雅黑" w:hAnsi="Tahoma" w:hint="eastAsia"/>
+          <w:kern w:val="0"/>
+          <w:sz w:val="22"/>
+        </w:rPr>
+        <w:t>窗口字符核心</w:t>
+      </w:r>
+    </w:p>
+    <w:p>
+      <w:pPr>
+        <w:widowControl/>
+        <w:adjustRightInd w:val="0"/>
+        <w:snapToGrid w:val="0"/>
+        <w:jc w:val="left"/>
+        <w:rPr>
+          <w:rFonts w:ascii="Tahoma" w:eastAsia="微软雅黑" w:hAnsi="Tahoma"/>
+          <w:kern w:val="0"/>
+          <w:sz w:val="22"/>
+        </w:rPr>
+      </w:pPr>
+      <w:r>
+        <w:rPr>
+          <w:rFonts w:ascii="Tahoma" w:eastAsia="微软雅黑" w:hAnsi="Tahoma"/>
+          <w:kern w:val="0"/>
+          <w:sz w:val="22"/>
+        </w:rPr>
+        <w:tab/>
+      </w:r>
+      <w:r>
+        <w:rPr>
+          <w:rFonts w:ascii="Tahoma" w:eastAsia="微软雅黑" w:hAnsi="Tahoma" w:hint="eastAsia"/>
+          <w:kern w:val="0"/>
+          <w:sz w:val="22"/>
+        </w:rPr>
+        <w:t>◆</w:t>
+      </w:r>
+      <w:r>
+        <w:rPr>
+          <w:rFonts w:ascii="Tahoma" w:eastAsia="微软雅黑" w:hAnsi="Tahoma"/>
+          <w:kern w:val="0"/>
+          <w:sz w:val="22"/>
+        </w:rPr>
+        <w:t>Drill_DialogFontFace</w:t>
+      </w:r>
+      <w:r>
+        <w:rPr>
+          <w:rFonts w:ascii="Tahoma" w:eastAsia="微软雅黑" w:hAnsi="Tahoma"/>
+          <w:kern w:val="0"/>
+          <w:sz w:val="22"/>
+        </w:rPr>
+        <w:tab/>
+      </w:r>
+      <w:r>
+        <w:rPr>
+          <w:rFonts w:ascii="Tahoma" w:eastAsia="微软雅黑" w:hAnsi="Tahoma"/>
+          <w:kern w:val="0"/>
+          <w:sz w:val="22"/>
+        </w:rPr>
+        <w:tab/>
+      </w:r>
+      <w:r>
+        <w:rPr>
+          <w:rFonts w:ascii="Tahoma" w:eastAsia="微软雅黑" w:hAnsi="Tahoma"/>
+          <w:kern w:val="0"/>
+          <w:sz w:val="22"/>
+        </w:rPr>
+        <w:tab/>
+      </w:r>
+      <w:r>
+        <w:rPr>
+          <w:rFonts w:ascii="Tahoma" w:eastAsia="微软雅黑" w:hAnsi="Tahoma"/>
+          <w:kern w:val="0"/>
+          <w:sz w:val="22"/>
+        </w:rPr>
+        <w:tab/>
+      </w:r>
+      <w:r>
+        <w:rPr>
+          <w:rFonts w:ascii="Tahoma" w:eastAsia="微软雅黑" w:hAnsi="Tahoma" w:hint="eastAsia"/>
+          <w:kern w:val="0"/>
+          <w:sz w:val="22"/>
+        </w:rPr>
+        <w:t>窗口字符</w:t>
+      </w:r>
+      <w:r>
+        <w:rPr>
+          <w:rFonts w:ascii="Tahoma" w:eastAsia="微软雅黑" w:hAnsi="Tahoma"/>
+          <w:kern w:val="0"/>
+          <w:sz w:val="22"/>
+        </w:rPr>
+        <w:t xml:space="preserve"> - </w:t>
+      </w:r>
+      <w:r>
+        <w:rPr>
+          <w:rFonts w:ascii="Tahoma" w:eastAsia="微软雅黑" w:hAnsi="Tahoma"/>
+          <w:kern w:val="0"/>
+          <w:sz w:val="22"/>
+        </w:rPr>
+        <w:t>字体管理器</w:t>
+      </w:r>
+    </w:p>
+    <w:p>
+      <w:pPr>
+        <w:widowControl/>
+        <w:adjustRightInd w:val="0"/>
+        <w:snapToGrid w:val="0"/>
+        <w:jc w:val="left"/>
+        <w:rPr>
+          <w:rFonts w:ascii="Tahoma" w:eastAsia="微软雅黑" w:hAnsi="Tahoma"/>
+          <w:kern w:val="0"/>
+          <w:sz w:val="22"/>
+        </w:rPr>
+      </w:pPr>
+      <w:r>
+        <w:rPr>
+          <w:rFonts w:ascii="Tahoma" w:eastAsia="微软雅黑" w:hAnsi="Tahoma"/>
+          <w:kern w:val="0"/>
+          <w:sz w:val="22"/>
+        </w:rPr>
+        <w:tab/>
+      </w:r>
+      <w:r>
+        <w:rPr>
+          <w:rFonts w:ascii="Tahoma" w:eastAsia="微软雅黑" w:hAnsi="Tahoma" w:hint="eastAsia"/>
+          <w:kern w:val="0"/>
+          <w:sz w:val="22"/>
+        </w:rPr>
+        <w:t>◆</w:t>
+      </w:r>
+      <w:r>
+        <w:rPr>
+          <w:rFonts w:ascii="Tahoma" w:eastAsia="微软雅黑" w:hAnsi="Tahoma"/>
+          <w:kern w:val="0"/>
+          <w:sz w:val="22"/>
+        </w:rPr>
+        <w:t>Drill_Dialog</w:t>
+      </w:r>
+      <w:r>
+        <w:rPr>
+          <w:rFonts w:ascii="Tahoma" w:eastAsia="微软雅黑" w:hAnsi="Tahoma" w:hint="eastAsia"/>
+          <w:kern w:val="0"/>
+          <w:sz w:val="22"/>
+        </w:rPr>
+        <w:t>CharOuterGlow</w:t>
+      </w:r>
+      <w:r>
+        <w:rPr>
+          <w:rFonts w:ascii="Tahoma" w:eastAsia="微软雅黑" w:hAnsi="Tahoma"/>
+          <w:kern w:val="0"/>
+          <w:sz w:val="22"/>
+        </w:rPr>
+        <w:tab/>
+      </w:r>
+      <w:r>
+        <w:rPr>
+          <w:rFonts w:ascii="Tahoma" w:eastAsia="微软雅黑" w:hAnsi="Tahoma"/>
+          <w:kern w:val="0"/>
+          <w:sz w:val="22"/>
+        </w:rPr>
+        <w:tab/>
+      </w:r>
+      <w:r>
+        <w:rPr>
+          <w:rFonts w:ascii="Tahoma" w:eastAsia="微软雅黑" w:hAnsi="Tahoma"/>
+          <w:kern w:val="0"/>
+          <w:sz w:val="22"/>
+        </w:rPr>
+        <w:tab/>
+      </w:r>
+      <w:r>
+        <w:rPr>
+          <w:rFonts w:ascii="Tahoma" w:eastAsia="微软雅黑" w:hAnsi="Tahoma" w:hint="eastAsia"/>
+          <w:kern w:val="0"/>
+          <w:sz w:val="22"/>
+        </w:rPr>
+        <w:t>窗口字符</w:t>
+      </w:r>
+      <w:r>
+        <w:rPr>
+          <w:rFonts w:ascii="Tahoma" w:eastAsia="微软雅黑" w:hAnsi="Tahoma"/>
+          <w:kern w:val="0"/>
+          <w:sz w:val="22"/>
+        </w:rPr>
+        <w:t xml:space="preserve"> </w:t>
+      </w:r>
+      <w:r>
+        <w:rPr>
+          <w:rFonts w:ascii="Tahoma" w:eastAsia="微软雅黑" w:hAnsi="Tahoma" w:hint="eastAsia"/>
+          <w:kern w:val="0"/>
+          <w:sz w:val="22"/>
+        </w:rPr>
+        <w:t>-</w:t>
+      </w:r>
+      <w:r>
+        <w:rPr>
+          <w:rFonts w:ascii="Tahoma" w:eastAsia="微软雅黑" w:hAnsi="Tahoma"/>
+          <w:kern w:val="0"/>
+          <w:sz w:val="22"/>
+        </w:rPr>
+        <w:t xml:space="preserve"> </w:t>
+      </w:r>
+      <w:r>
+        <w:rPr>
+          <w:rFonts w:ascii="Tahoma" w:eastAsia="微软雅黑" w:hAnsi="Tahoma" w:hint="eastAsia"/>
+          <w:kern w:val="0"/>
+          <w:sz w:val="22"/>
+        </w:rPr>
+        <w:t>外发光效果</w:t>
+      </w:r>
+    </w:p>
+    <w:p>
+      <w:pPr>
+        <w:widowControl/>
+        <w:adjustRightInd w:val="0"/>
+        <w:snapToGrid w:val="0"/>
+        <w:jc w:val="left"/>
+        <w:rPr>
+          <w:rFonts w:ascii="Tahoma" w:eastAsia="微软雅黑" w:hAnsi="Tahoma"/>
+          <w:kern w:val="0"/>
+          <w:sz w:val="22"/>
+        </w:rPr>
+      </w:pPr>
+      <w:r>
+        <w:rPr>
+          <w:rFonts w:ascii="Tahoma" w:eastAsia="微软雅黑" w:hAnsi="Tahoma"/>
+          <w:kern w:val="0"/>
+          <w:sz w:val="22"/>
+        </w:rPr>
+        <w:tab/>
+      </w:r>
+      <w:r>
+        <w:rPr>
+          <w:rFonts w:ascii="Tahoma" w:eastAsia="微软雅黑" w:hAnsi="Tahoma" w:hint="eastAsia"/>
+          <w:kern w:val="0"/>
+          <w:sz w:val="22"/>
+        </w:rPr>
+        <w:t>◆</w:t>
+      </w:r>
+      <w:r>
+        <w:rPr>
+          <w:rFonts w:ascii="Tahoma" w:eastAsia="微软雅黑" w:hAnsi="Tahoma"/>
+          <w:kern w:val="0"/>
+          <w:sz w:val="22"/>
+        </w:rPr>
+        <w:t>Drill_DialogCharOuterBorder</w:t>
+      </w:r>
+      <w:r>
+        <w:rPr>
+          <w:rFonts w:ascii="Tahoma" w:eastAsia="微软雅黑" w:hAnsi="Tahoma"/>
+          <w:kern w:val="0"/>
+          <w:sz w:val="22"/>
+        </w:rPr>
+        <w:tab/>
+      </w:r>
+      <w:r>
+        <w:rPr>
+          <w:rFonts w:ascii="Tahoma" w:eastAsia="微软雅黑" w:hAnsi="Tahoma"/>
+          <w:kern w:val="0"/>
+          <w:sz w:val="22"/>
+        </w:rPr>
+        <w:tab/>
+      </w:r>
+      <w:r>
+        <w:rPr>
+          <w:rFonts w:ascii="Tahoma" w:eastAsia="微软雅黑" w:hAnsi="Tahoma"/>
+          <w:kern w:val="0"/>
+          <w:sz w:val="22"/>
+        </w:rPr>
+        <w:tab/>
+      </w:r>
+      <w:r>
+        <w:rPr>
+          <w:rFonts w:ascii="Tahoma" w:eastAsia="微软雅黑" w:hAnsi="Tahoma" w:hint="eastAsia"/>
+          <w:kern w:val="0"/>
+          <w:sz w:val="22"/>
+        </w:rPr>
+        <w:t>窗口字符</w:t>
+      </w:r>
+      <w:r>
+        <w:rPr>
+          <w:rFonts w:ascii="Tahoma" w:eastAsia="微软雅黑" w:hAnsi="Tahoma"/>
+          <w:kern w:val="0"/>
+          <w:sz w:val="22"/>
+        </w:rPr>
+        <w:t xml:space="preserve"> </w:t>
+      </w:r>
+      <w:r>
+        <w:rPr>
+          <w:rFonts w:ascii="Tahoma" w:eastAsia="微软雅黑" w:hAnsi="Tahoma" w:hint="eastAsia"/>
+          <w:kern w:val="0"/>
+          <w:sz w:val="22"/>
+        </w:rPr>
+        <w:t>-</w:t>
+      </w:r>
+      <w:r>
+        <w:rPr>
+          <w:rFonts w:ascii="Tahoma" w:eastAsia="微软雅黑" w:hAnsi="Tahoma"/>
+          <w:kern w:val="0"/>
+          <w:sz w:val="22"/>
+        </w:rPr>
+        <w:t xml:space="preserve"> </w:t>
+      </w:r>
+      <w:proofErr w:type="gramStart"/>
+      <w:r>
+        <w:rPr>
+          <w:rFonts w:ascii="Tahoma" w:eastAsia="微软雅黑" w:hAnsi="Tahoma" w:hint="eastAsia"/>
+          <w:kern w:val="0"/>
+          <w:sz w:val="22"/>
+        </w:rPr>
+        <w:t>描边效果</w:t>
+      </w:r>
+      <w:proofErr w:type="gramEnd"/>
+    </w:p>
+    <w:p>
+      <w:pPr>
+        <w:widowControl/>
+        <w:snapToGrid w:val="0"/>
+        <w:jc w:val="left"/>
+        <w:rPr>
+          <w:rFonts w:ascii="Tahoma" w:eastAsia="微软雅黑" w:hAnsi="Tahoma"/>
+          <w:kern w:val="0"/>
+          <w:sz w:val="22"/>
+        </w:rPr>
+      </w:pPr>
+      <w:r>
+        <w:rPr>
+          <w:rFonts w:ascii="Tahoma" w:eastAsia="微软雅黑" w:hAnsi="Tahoma" w:hint="eastAsia"/>
+          <w:kern w:val="0"/>
+          <w:sz w:val="22"/>
+        </w:rPr>
+        <w:t>窗口字符的多个效果组合设计。</w:t>
+      </w:r>
+    </w:p>
+    <w:p>
+      <w:pPr>
+        <w:widowControl/>
+        <w:snapToGrid w:val="0"/>
+        <w:jc w:val="left"/>
+        <w:rPr>
+          <w:rFonts w:ascii="Tahoma" w:eastAsia="微软雅黑" w:hAnsi="Tahoma"/>
+          <w:kern w:val="0"/>
+          <w:sz w:val="22"/>
+        </w:rPr>
+      </w:pPr>
+      <w:r>
+        <w:rPr>
+          <w:rFonts w:ascii="Tahoma" w:eastAsia="微软雅黑" w:hAnsi="Tahoma" w:hint="eastAsia"/>
+          <w:kern w:val="0"/>
+          <w:sz w:val="22"/>
+        </w:rPr>
+        <w:t>你可以去看看文档</w:t>
+      </w:r>
+      <w:r>
+        <w:rPr>
+          <w:rFonts w:ascii="Tahoma" w:eastAsia="微软雅黑" w:hAnsi="Tahoma" w:hint="eastAsia"/>
+          <w:kern w:val="0"/>
+          <w:sz w:val="22"/>
+        </w:rPr>
+        <w:t xml:space="preserve"> </w:t>
+      </w:r>
+      <w:proofErr w:type="gramStart"/>
+      <w:r>
+        <w:rPr>
+          <w:rFonts w:ascii="Tahoma" w:eastAsia="微软雅黑" w:hAnsi="Tahoma"/>
+          <w:kern w:val="0"/>
+          <w:sz w:val="22"/>
+        </w:rPr>
+        <w:t>”</w:t>
+      </w:r>
+      <w:proofErr w:type="gramEnd"/>
+      <w:r>
+        <w:rPr>
+          <w:rFonts w:ascii="Tahoma" w:eastAsia="微软雅黑" w:hAnsi="Tahoma" w:hint="eastAsia"/>
+          <w:color w:val="0070C0"/>
+          <w:kern w:val="0"/>
+          <w:sz w:val="22"/>
+        </w:rPr>
+        <w:t>23.</w:t>
+      </w:r>
+      <w:r>
+        <w:rPr>
+          <w:rFonts w:ascii="Tahoma" w:eastAsia="微软雅黑" w:hAnsi="Tahoma" w:hint="eastAsia"/>
+          <w:color w:val="0070C0"/>
+          <w:kern w:val="0"/>
+          <w:sz w:val="22"/>
+        </w:rPr>
+        <w:t>窗口字符</w:t>
+      </w:r>
+      <w:r>
+        <w:rPr>
+          <w:rFonts w:ascii="Tahoma" w:eastAsia="微软雅黑" w:hAnsi="Tahoma" w:hint="eastAsia"/>
+          <w:color w:val="0070C0"/>
+          <w:kern w:val="0"/>
+          <w:sz w:val="22"/>
+        </w:rPr>
+        <w:t xml:space="preserve"> </w:t>
+      </w:r>
+      <w:r>
+        <w:rPr>
+          <w:rFonts w:ascii="Tahoma" w:eastAsia="微软雅黑" w:hAnsi="Tahoma"/>
+          <w:color w:val="0070C0"/>
+          <w:kern w:val="0"/>
+          <w:sz w:val="22"/>
+        </w:rPr>
+        <w:t xml:space="preserve">&gt; </w:t>
+      </w:r>
+      <w:r>
+        <w:rPr>
+          <w:rFonts w:ascii="Tahoma" w:eastAsia="微软雅黑" w:hAnsi="Tahoma" w:hint="eastAsia"/>
+          <w:color w:val="0070C0"/>
+          <w:kern w:val="0"/>
+          <w:sz w:val="22"/>
+        </w:rPr>
+        <w:t>关于</w:t>
+      </w:r>
+      <w:proofErr w:type="gramStart"/>
+      <w:r>
+        <w:rPr>
+          <w:rFonts w:ascii="Tahoma" w:eastAsia="微软雅黑" w:hAnsi="Tahoma" w:hint="eastAsia"/>
+          <w:color w:val="0070C0"/>
+          <w:kern w:val="0"/>
+          <w:sz w:val="22"/>
+        </w:rPr>
+        <w:t>字符描边与</w:t>
+      </w:r>
+      <w:proofErr w:type="gramEnd"/>
+      <w:r>
+        <w:rPr>
+          <w:rFonts w:ascii="Tahoma" w:eastAsia="微软雅黑" w:hAnsi="Tahoma" w:hint="eastAsia"/>
+          <w:color w:val="0070C0"/>
+          <w:kern w:val="0"/>
+          <w:sz w:val="22"/>
+        </w:rPr>
+        <w:t>外发光</w:t>
+      </w:r>
+      <w:r>
+        <w:rPr>
+          <w:rFonts w:ascii="Tahoma" w:eastAsia="微软雅黑" w:hAnsi="Tahoma" w:hint="eastAsia"/>
+          <w:color w:val="0070C0"/>
+          <w:kern w:val="0"/>
+          <w:sz w:val="22"/>
+        </w:rPr>
+        <w:t>.docx</w:t>
+      </w:r>
+      <w:proofErr w:type="gramStart"/>
+      <w:r>
+        <w:rPr>
+          <w:rFonts w:ascii="Tahoma" w:eastAsia="微软雅黑" w:hAnsi="Tahoma"/>
+          <w:kern w:val="0"/>
+          <w:sz w:val="22"/>
+        </w:rPr>
+        <w:t>”</w:t>
+      </w:r>
+      <w:proofErr w:type="gramEnd"/>
+      <w:r>
+        <w:rPr>
+          <w:rFonts w:ascii="Tahoma" w:eastAsia="微软雅黑" w:hAnsi="Tahoma"/>
+          <w:kern w:val="0"/>
+          <w:sz w:val="22"/>
+        </w:rPr>
+        <w:t xml:space="preserve"> </w:t>
+      </w:r>
+      <w:r>
+        <w:rPr>
+          <w:rFonts w:ascii="Tahoma" w:eastAsia="微软雅黑" w:hAnsi="Tahoma" w:hint="eastAsia"/>
+          <w:kern w:val="0"/>
+          <w:sz w:val="22"/>
+        </w:rPr>
+        <w:t>。</w:t>
+      </w:r>
+    </w:p>
+    <w:p>
+      <w:pPr>
+        <w:widowControl/>
+        <w:jc w:val="center"/>
+        <w:rPr>
+          <w:rFonts w:ascii="宋体" w:eastAsia="宋体" w:hAnsi="宋体" w:cs="宋体" w:hint="eastAsia"/>
+          <w:kern w:val="0"/>
+          <w:sz w:val="24"/>
+          <w:szCs w:val="24"/>
+        </w:rPr>
+      </w:pPr>
+      <w:r>
+        <w:rPr>
+          <w:rFonts w:ascii="宋体" w:eastAsia="宋体" w:hAnsi="宋体" w:cs="宋体"/>
+          <w:noProof/>
+          <w:kern w:val="0"/>
+          <w:sz w:val="24"/>
+          <w:szCs w:val="24"/>
+        </w:rPr>
+        <w:drawing>
+          <wp:inline distT="0" distB="0" distL="0" distR="0" wp14:anchorId="5C8D0D25" wp14:editId="2A3E1C43">
+            <wp:extent cx="4945380" cy="712097"/>
+            <wp:effectExtent l="0" t="0" r="7620" b="0"/>
+            <wp:docPr id="36" name="图片 36"/>
+            <wp:cNvGraphicFramePr>
+              <a:graphicFrameLocks xmlns:a="http://schemas.openxmlformats.org/drawingml/2006/main" noChangeAspect="1"/>
+            </wp:cNvGraphicFramePr>
+            <a:graphic xmlns:a="http://schemas.openxmlformats.org/drawingml/2006/main">
+              <a:graphicData uri="http://schemas.openxmlformats.org/drawingml/2006/picture">
+                <pic:pic xmlns:pic="http://schemas.openxmlformats.org/drawingml/2006/picture">
+                  <pic:nvPicPr>
+                    <pic:cNvPr id="0" name="Picture 15"/>
+                    <pic:cNvPicPr>
+                      <a:picLocks noChangeAspect="1" noChangeArrowheads="1"/>
+                    </pic:cNvPicPr>
+                  </pic:nvPicPr>
+                  <pic:blipFill>
+                    <a:blip r:embed="rId23">
+                      <a:extLst>
+                        <a:ext uri="{28A0092B-C50C-407E-A947-70E740481C1C}">
+                          <a14:useLocalDpi xmlns:a14="http://schemas.microsoft.com/office/drawing/2010/main" val="0"/>
+                        </a:ext>
+                      </a:extLst>
+                    </a:blip>
+                    <a:srcRect/>
+                    <a:stretch>
+                      <a:fillRect/>
+                    </a:stretch>
+                  </pic:blipFill>
+                  <pic:spPr bwMode="auto">
+                    <a:xfrm>
+                      <a:off x="0" y="0"/>
+                      <a:ext cx="4953307" cy="713238"/>
+                    </a:xfrm>
+                    <a:prstGeom prst="rect">
+                      <a:avLst/>
+                    </a:prstGeom>
+                    <a:noFill/>
+                    <a:ln>
+                      <a:noFill/>
+                    </a:ln>
+                  </pic:spPr>
+                </pic:pic>
+              </a:graphicData>
+            </a:graphic>
+          </wp:inline>
+        </w:drawing>
+      </w:r>
+    </w:p>
+    <w:p>
+      <w:pPr>
+        <w:widowControl/>
+        <w:jc w:val="center"/>
+        <w:rPr>
+          <w:rFonts w:ascii="Tahoma" w:eastAsia="微软雅黑" w:hAnsi="Tahoma"/>
+          <w:kern w:val="0"/>
+          <w:sz w:val="22"/>
+        </w:rPr>
+      </w:pPr>
+      <w:r>
+        <w:rPr>
+          <w:rFonts w:ascii="宋体" w:eastAsia="宋体" w:hAnsi="宋体" w:cs="宋体"/>
+          <w:noProof/>
+          <w:kern w:val="0"/>
+          <w:sz w:val="24"/>
+          <w:szCs w:val="24"/>
+        </w:rPr>
+        <w:drawing>
+          <wp:inline distT="0" distB="0" distL="0" distR="0" wp14:anchorId="2BCEF0C9" wp14:editId="5FEF03C0">
+            <wp:extent cx="1920240" cy="940118"/>
+            <wp:effectExtent l="0" t="0" r="3810" b="0"/>
+            <wp:docPr id="35" name="图片 35"/>
+            <wp:cNvGraphicFramePr>
+              <a:graphicFrameLocks xmlns:a="http://schemas.openxmlformats.org/drawingml/2006/main" noChangeAspect="1"/>
+            </wp:cNvGraphicFramePr>
+            <a:graphic xmlns:a="http://schemas.openxmlformats.org/drawingml/2006/main">
+              <a:graphicData uri="http://schemas.openxmlformats.org/drawingml/2006/picture">
+                <pic:pic xmlns:pic="http://schemas.openxmlformats.org/drawingml/2006/picture">
+                  <pic:nvPicPr>
+                    <pic:cNvPr id="0" name="Picture 13"/>
+                    <pic:cNvPicPr>
+                      <a:picLocks noChangeAspect="1" noChangeArrowheads="1"/>
+                    </pic:cNvPicPr>
+                  </pic:nvPicPr>
+                  <pic:blipFill>
+                    <a:blip r:embed="rId24">
+                      <a:extLst>
+                        <a:ext uri="{28A0092B-C50C-407E-A947-70E740481C1C}">
+                          <a14:useLocalDpi xmlns:a14="http://schemas.microsoft.com/office/drawing/2010/main" val="0"/>
+                        </a:ext>
+                      </a:extLst>
+                    </a:blip>
+                    <a:srcRect/>
+                    <a:stretch>
+                      <a:fillRect/>
+                    </a:stretch>
+                  </pic:blipFill>
+                  <pic:spPr bwMode="auto">
+                    <a:xfrm>
+                      <a:off x="0" y="0"/>
+                      <a:ext cx="1931190" cy="945479"/>
+                    </a:xfrm>
+                    <a:prstGeom prst="rect">
+                      <a:avLst/>
+                    </a:prstGeom>
+                    <a:noFill/>
+                    <a:ln>
+                      <a:noFill/>
+                    </a:ln>
+                  </pic:spPr>
+                </pic:pic>
+              </a:graphicData>
+            </a:graphic>
+          </wp:inline>
+        </w:drawing>
+      </w:r>
+    </w:p>
+    <w:p>
+      <w:pPr>
+        <w:widowControl/>
+        <w:snapToGrid w:val="0"/>
+        <w:rPr>
+          <w:rFonts w:ascii="Tahoma" w:eastAsia="微软雅黑" w:hAnsi="Tahoma"/>
+          <w:kern w:val="0"/>
+          <w:sz w:val="22"/>
+        </w:rPr>
+      </w:pPr>
+    </w:p>
+    <w:p>
+      <w:pPr>
+        <w:widowControl/>
+        <w:jc w:val="left"/>
+        <w:rPr>
+          <w:rFonts w:ascii="Tahoma" w:eastAsia="微软雅黑" w:hAnsi="Tahoma"/>
+          <w:kern w:val="0"/>
+          <w:sz w:val="22"/>
+        </w:rPr>
+      </w:pPr>
       <w:r>
         <w:rPr>
           <w:rFonts w:ascii="Tahoma" w:eastAsia="微软雅黑" w:hAnsi="Tahoma"/>
@@ -2493,6 +5278,9 @@
     <w:p>
       <w:pPr>
         <w:pStyle w:val="2"/>
+        <w:rPr>
+          <w:rFonts w:hint="eastAsia"/>
+        </w:rPr>
       </w:pPr>
       <w:r>
         <w:rPr>
@@ -2513,6 +5301,7 @@
         <w:pStyle w:val="3"/>
         <w:spacing w:before="240" w:after="120" w:line="415" w:lineRule="auto"/>
         <w:rPr>
+          <w:rFonts w:hint="eastAsia"/>
           <w:sz w:val="28"/>
         </w:rPr>
       </w:pPr>
@@ -2688,7 +5477,7 @@
                           </pic:cNvPicPr>
                         </pic:nvPicPr>
                         <pic:blipFill>
-                          <a:blip r:embed="rId19">
+                          <a:blip r:embed="rId25">
                             <a:extLst>
                               <a:ext uri="{28A0092B-C50C-407E-A947-70E740481C1C}">
                                 <a14:useLocalDpi xmlns:a14="http://schemas.microsoft.com/office/drawing/2010/main" val="0"/>
@@ -2726,7 +5515,7 @@
               <w:snapToGrid w:val="0"/>
               <w:jc w:val="left"/>
               <w:rPr>
-                <w:rFonts w:ascii="宋体" w:eastAsia="宋体" w:hAnsi="宋体" w:cs="宋体"/>
+                <w:rFonts w:ascii="宋体" w:eastAsia="宋体" w:hAnsi="宋体" w:cs="宋体" w:hint="eastAsia"/>
                 <w:kern w:val="0"/>
                 <w:sz w:val="24"/>
                 <w:szCs w:val="24"/>
@@ -2757,7 +5546,7 @@
                           </pic:cNvPicPr>
                         </pic:nvPicPr>
                         <pic:blipFill>
-                          <a:blip r:embed="rId17">
+                          <a:blip r:embed="rId18">
                             <a:extLst>
                               <a:ext uri="{28A0092B-C50C-407E-A947-70E740481C1C}">
                                 <a14:useLocalDpi xmlns:a14="http://schemas.microsoft.com/office/drawing/2010/main" val="0"/>
@@ -3197,7 +5986,7 @@
                           </pic:cNvPicPr>
                         </pic:nvPicPr>
                         <pic:blipFill>
-                          <a:blip r:embed="rId15">
+                          <a:blip r:embed="rId16">
                             <a:extLst>
                               <a:ext uri="{28A0092B-C50C-407E-A947-70E740481C1C}">
                                 <a14:useLocalDpi xmlns:a14="http://schemas.microsoft.com/office/drawing/2010/main" val="0"/>
@@ -3266,7 +6055,7 @@
       </w:pPr>
     </w:p>
     <w:sectPr>
-      <w:headerReference w:type="default" r:id="rId20"/>
+      <w:headerReference w:type="default" r:id="rId26"/>
       <w:pgSz w:w="11906" w:h="16838"/>
       <w:pgMar w:top="1440" w:right="1800" w:bottom="1440" w:left="1800" w:header="851" w:footer="992" w:gutter="0"/>
       <w:cols w:space="425"/>
@@ -3277,9 +6066,14 @@
 </file>
 
 <file path=word/endnotes.xml><?xml version="1.0" encoding="utf-8"?>
-<w:endnotes xmlns:wpc="http://schemas.microsoft.com/office/word/2010/wordprocessingCanvas" xmlns:cx="http://schemas.microsoft.com/office/drawing/2014/chartex" xmlns:cx1="http://schemas.microsoft.com/office/drawing/2015/9/8/chartex" xmlns:cx2="http://schemas.microsoft.com/office/drawing/2015/10/21/chartex" xmlns:cx3="http://schemas.microsoft.com/office/drawing/2016/5/9/chartex" xmlns:cx4="http://schemas.microsoft.com/office/drawing/2016/5/10/chartex" xmlns:cx5="http://schemas.microsoft.com/office/drawing/2016/5/11/chartex" xmlns:cx6="http://schemas.microsoft.com/office/drawing/2016/5/12/chartex" xmlns:cx7="http://schemas.microsoft.com/office/drawing/2016/5/13/chartex" xmlns:cx8="http://schemas.microsoft.com/office/drawing/2016/5/14/chartex" xmlns:mc="http://schemas.openxmlformats.org/markup-compatibility/2006" xmlns:aink="http://schemas.microsoft.com/office/drawing/2016/ink" xmlns:am3d="http://schemas.microsoft.com/office/drawing/2017/model3d" xmlns:o="urn:schemas-microsoft-com:office:office" xmlns:oel="http://schemas.microsoft.com/office/2019/extlst" xmlns:r="http://schemas.openxmlformats.org/officeDocument/2006/relationships" xmlns:m="http://schemas.openxmlformats.org/officeDocument/2006/math" xmlns:v="urn:schemas-microsoft-com:vml" xmlns:wp14="http://schemas.microsoft.com/office/word/2010/wordprocessingDrawing" xmlns:wp="http://schemas.openxmlformats.org/drawingml/2006/wordprocessingDrawing" xmlns:w10="urn:schemas-microsoft-com:office:word" xmlns:w="http://schemas.openxmlformats.org/wordprocessingml/2006/main" xmlns:w14="http://schemas.microsoft.com/office/word/2010/wordml" xmlns:w15="http://schemas.microsoft.com/office/word/2012/wordml" xmlns:w16cex="http://schemas.microsoft.com/office/word/2018/wordml/cex" xmlns:w16cid="http://schemas.microsoft.com/office/word/2016/wordml/cid" xmlns:w16="http://schemas.microsoft.com/office/word/2018/wordml" xmlns:w16sdtdh="http://schemas.microsoft.com/office/word/2020/wordml/sdtdatahash" xmlns:w16se="http://schemas.microsoft.com/office/word/2015/wordml/symex" xmlns:wpg="http://schemas.microsoft.com/office/word/2010/wordprocessingGroup" xmlns:wpi="http://schemas.microsoft.com/office/word/2010/wordprocessingInk" xmlns:wne="http://schemas.microsoft.com/office/word/2006/wordml" xmlns:wps="http://schemas.microsoft.com/office/word/2010/wordprocessingShape" mc:Ignorable="w14 w15 w16se w16cid w16 w16cex w16sdtdh wp14">
+<w:endnotes xmlns:wpc="http://schemas.microsoft.com/office/word/2010/wordprocessingCanvas" xmlns:cx="http://schemas.microsoft.com/office/drawing/2014/chartex" xmlns:cx1="http://schemas.microsoft.com/office/drawing/2015/9/8/chartex" xmlns:cx2="http://schemas.microsoft.com/office/drawing/2015/10/21/chartex" xmlns:cx3="http://schemas.microsoft.com/office/drawing/2016/5/9/chartex" xmlns:cx4="http://schemas.microsoft.com/office/drawing/2016/5/10/chartex" xmlns:cx5="http://schemas.microsoft.com/office/drawing/2016/5/11/chartex" xmlns:cx6="http://schemas.microsoft.com/office/drawing/2016/5/12/chartex" xmlns:cx7="http://schemas.microsoft.com/office/drawing/2016/5/13/chartex" xmlns:cx8="http://schemas.microsoft.com/office/drawing/2016/5/14/chartex" xmlns:mc="http://schemas.openxmlformats.org/markup-compatibility/2006" xmlns:aink="http://schemas.microsoft.com/office/drawing/2016/ink" xmlns:am3d="http://schemas.microsoft.com/office/drawing/2017/model3d" xmlns:o="urn:schemas-microsoft-com:office:office" xmlns:oel="http://schemas.microsoft.com/office/2019/extlst" xmlns:r="http://schemas.openxmlformats.org/officeDocument/2006/relationships" xmlns:m="http://schemas.openxmlformats.org/officeDocument/2006/math" xmlns:v="urn:schemas-microsoft-com:vml" xmlns:wp14="http://schemas.microsoft.com/office/word/2010/wordprocessingDrawing" xmlns:wp="http://schemas.openxmlformats.org/drawingml/2006/wordprocessingDrawing" xmlns:w10="urn:schemas-microsoft-com:office:word" xmlns:w="http://schemas.openxmlformats.org/wordprocessingml/2006/main" xmlns:w14="http://schemas.microsoft.com/office/word/2010/wordml" xmlns:w15="http://schemas.microsoft.com/office/word/2012/wordml" xmlns:w16cex="http://schemas.microsoft.com/office/word/2018/wordml/cex" xmlns:w16cid="http://schemas.microsoft.com/office/word/2016/wordml/cid" xmlns:w16="http://schemas.microsoft.com/office/word/2018/wordml" xmlns:w16du="http://schemas.microsoft.com/office/word/2023/wordml/word16du" xmlns:w16sdtdh="http://schemas.microsoft.com/office/word/2020/wordml/sdtdatahash" xmlns:w16sdtfl="http://schemas.microsoft.com/office/word/2024/wordml/sdtformatlock" xmlns:w16se="http://schemas.microsoft.com/office/word/2015/wordml/symex" xmlns:wpg="http://schemas.microsoft.com/office/word/2010/wordprocessingGroup" xmlns:wpi="http://schemas.microsoft.com/office/word/2010/wordprocessingInk" xmlns:wne="http://schemas.microsoft.com/office/word/2006/wordml" xmlns:wps="http://schemas.microsoft.com/office/word/2010/wordprocessingShape" mc:Ignorable="w14 w15 w16se w16cid w16 w16cex w16sdtdh w16sdtfl w16du wp14">
   <w:endnote w:type="separator" w:id="-1">
     <w:p>
+      <w:pPr>
+        <w:rPr>
+          <w:rFonts w:hint="eastAsia"/>
+        </w:rPr>
+      </w:pPr>
       <w:r>
         <w:separator/>
       </w:r>
@@ -3287,6 +6081,11 @@
   </w:endnote>
   <w:endnote w:type="continuationSeparator" w:id="0">
     <w:p>
+      <w:pPr>
+        <w:rPr>
+          <w:rFonts w:hint="eastAsia"/>
+        </w:rPr>
+      </w:pPr>
       <w:r>
         <w:continuationSeparator/>
       </w:r>
@@ -3296,9 +6095,14 @@
 </file>
 
 <file path=word/footnotes.xml><?xml version="1.0" encoding="utf-8"?>
-<w:footnotes xmlns:wpc="http://schemas.microsoft.com/office/word/2010/wordprocessingCanvas" xmlns:cx="http://schemas.microsoft.com/office/drawing/2014/chartex" xmlns:cx1="http://schemas.microsoft.com/office/drawing/2015/9/8/chartex" xmlns:cx2="http://schemas.microsoft.com/office/drawing/2015/10/21/chartex" xmlns:cx3="http://schemas.microsoft.com/office/drawing/2016/5/9/chartex" xmlns:cx4="http://schemas.microsoft.com/office/drawing/2016/5/10/chartex" xmlns:cx5="http://schemas.microsoft.com/office/drawing/2016/5/11/chartex" xmlns:cx6="http://schemas.microsoft.com/office/drawing/2016/5/12/chartex" xmlns:cx7="http://schemas.microsoft.com/office/drawing/2016/5/13/chartex" xmlns:cx8="http://schemas.microsoft.com/office/drawing/2016/5/14/chartex" xmlns:mc="http://schemas.openxmlformats.org/markup-compatibility/2006" xmlns:aink="http://schemas.microsoft.com/office/drawing/2016/ink" xmlns:am3d="http://schemas.microsoft.com/office/drawing/2017/model3d" xmlns:o="urn:schemas-microsoft-com:office:office" xmlns:oel="http://schemas.microsoft.com/office/2019/extlst" xmlns:r="http://schemas.openxmlformats.org/officeDocument/2006/relationships" xmlns:m="http://schemas.openxmlformats.org/officeDocument/2006/math" xmlns:v="urn:schemas-microsoft-com:vml" xmlns:wp14="http://schemas.microsoft.com/office/word/2010/wordprocessingDrawing" xmlns:wp="http://schemas.openxmlformats.org/drawingml/2006/wordprocessingDrawing" xmlns:w10="urn:schemas-microsoft-com:office:word" xmlns:w="http://schemas.openxmlformats.org/wordprocessingml/2006/main" xmlns:w14="http://schemas.microsoft.com/office/word/2010/wordml" xmlns:w15="http://schemas.microsoft.com/office/word/2012/wordml" xmlns:w16cex="http://schemas.microsoft.com/office/word/2018/wordml/cex" xmlns:w16cid="http://schemas.microsoft.com/office/word/2016/wordml/cid" xmlns:w16="http://schemas.microsoft.com/office/word/2018/wordml" xmlns:w16sdtdh="http://schemas.microsoft.com/office/word/2020/wordml/sdtdatahash" xmlns:w16se="http://schemas.microsoft.com/office/word/2015/wordml/symex" xmlns:wpg="http://schemas.microsoft.com/office/word/2010/wordprocessingGroup" xmlns:wpi="http://schemas.microsoft.com/office/word/2010/wordprocessingInk" xmlns:wne="http://schemas.microsoft.com/office/word/2006/wordml" xmlns:wps="http://schemas.microsoft.com/office/word/2010/wordprocessingShape" mc:Ignorable="w14 w15 w16se w16cid w16 w16cex w16sdtdh wp14">
+<w:footnotes xmlns:wpc="http://schemas.microsoft.com/office/word/2010/wordprocessingCanvas" xmlns:cx="http://schemas.microsoft.com/office/drawing/2014/chartex" xmlns:cx1="http://schemas.microsoft.com/office/drawing/2015/9/8/chartex" xmlns:cx2="http://schemas.microsoft.com/office/drawing/2015/10/21/chartex" xmlns:cx3="http://schemas.microsoft.com/office/drawing/2016/5/9/chartex" xmlns:cx4="http://schemas.microsoft.com/office/drawing/2016/5/10/chartex" xmlns:cx5="http://schemas.microsoft.com/office/drawing/2016/5/11/chartex" xmlns:cx6="http://schemas.microsoft.com/office/drawing/2016/5/12/chartex" xmlns:cx7="http://schemas.microsoft.com/office/drawing/2016/5/13/chartex" xmlns:cx8="http://schemas.microsoft.com/office/drawing/2016/5/14/chartex" xmlns:mc="http://schemas.openxmlformats.org/markup-compatibility/2006" xmlns:aink="http://schemas.microsoft.com/office/drawing/2016/ink" xmlns:am3d="http://schemas.microsoft.com/office/drawing/2017/model3d" xmlns:o="urn:schemas-microsoft-com:office:office" xmlns:oel="http://schemas.microsoft.com/office/2019/extlst" xmlns:r="http://schemas.openxmlformats.org/officeDocument/2006/relationships" xmlns:m="http://schemas.openxmlformats.org/officeDocument/2006/math" xmlns:v="urn:schemas-microsoft-com:vml" xmlns:wp14="http://schemas.microsoft.com/office/word/2010/wordprocessingDrawing" xmlns:wp="http://schemas.openxmlformats.org/drawingml/2006/wordprocessingDrawing" xmlns:w10="urn:schemas-microsoft-com:office:word" xmlns:w="http://schemas.openxmlformats.org/wordprocessingml/2006/main" xmlns:w14="http://schemas.microsoft.com/office/word/2010/wordml" xmlns:w15="http://schemas.microsoft.com/office/word/2012/wordml" xmlns:w16cex="http://schemas.microsoft.com/office/word/2018/wordml/cex" xmlns:w16cid="http://schemas.microsoft.com/office/word/2016/wordml/cid" xmlns:w16="http://schemas.microsoft.com/office/word/2018/wordml" xmlns:w16du="http://schemas.microsoft.com/office/word/2023/wordml/word16du" xmlns:w16sdtdh="http://schemas.microsoft.com/office/word/2020/wordml/sdtdatahash" xmlns:w16sdtfl="http://schemas.microsoft.com/office/word/2024/wordml/sdtformatlock" xmlns:w16se="http://schemas.microsoft.com/office/word/2015/wordml/symex" xmlns:wpg="http://schemas.microsoft.com/office/word/2010/wordprocessingGroup" xmlns:wpi="http://schemas.microsoft.com/office/word/2010/wordprocessingInk" xmlns:wne="http://schemas.microsoft.com/office/word/2006/wordml" xmlns:wps="http://schemas.microsoft.com/office/word/2010/wordprocessingShape" mc:Ignorable="w14 w15 w16se w16cid w16 w16cex w16sdtdh w16sdtfl w16du wp14">
   <w:footnote w:type="separator" w:id="-1">
     <w:p>
+      <w:pPr>
+        <w:rPr>
+          <w:rFonts w:hint="eastAsia"/>
+        </w:rPr>
+      </w:pPr>
       <w:r>
         <w:separator/>
       </w:r>
@@ -3306,6 +6110,11 @@
   </w:footnote>
   <w:footnote w:type="continuationSeparator" w:id="0">
     <w:p>
+      <w:pPr>
+        <w:rPr>
+          <w:rFonts w:hint="eastAsia"/>
+        </w:rPr>
+      </w:pPr>
       <w:r>
         <w:continuationSeparator/>
       </w:r>
@@ -3315,12 +6124,12 @@
 </file>
 
 <file path=word/header1.xml><?xml version="1.0" encoding="utf-8"?>
-<w:hdr xmlns:wpc="http://schemas.microsoft.com/office/word/2010/wordprocessingCanvas" xmlns:cx="http://schemas.microsoft.com/office/drawing/2014/chartex" xmlns:cx1="http://schemas.microsoft.com/office/drawing/2015/9/8/chartex" xmlns:cx2="http://schemas.microsoft.com/office/drawing/2015/10/21/chartex" xmlns:cx3="http://schemas.microsoft.com/office/drawing/2016/5/9/chartex" xmlns:cx4="http://schemas.microsoft.com/office/drawing/2016/5/10/chartex" xmlns:cx5="http://schemas.microsoft.com/office/drawing/2016/5/11/chartex" xmlns:cx6="http://schemas.microsoft.com/office/drawing/2016/5/12/chartex" xmlns:cx7="http://schemas.microsoft.com/office/drawing/2016/5/13/chartex" xmlns:cx8="http://schemas.microsoft.com/office/drawing/2016/5/14/chartex" xmlns:mc="http://schemas.openxmlformats.org/markup-compatibility/2006" xmlns:aink="http://schemas.microsoft.com/office/drawing/2016/ink" xmlns:am3d="http://schemas.microsoft.com/office/drawing/2017/model3d" xmlns:o="urn:schemas-microsoft-com:office:office" xmlns:oel="http://schemas.microsoft.com/office/2019/extlst" xmlns:r="http://schemas.openxmlformats.org/officeDocument/2006/relationships" xmlns:m="http://schemas.openxmlformats.org/officeDocument/2006/math" xmlns:v="urn:schemas-microsoft-com:vml" xmlns:wp14="http://schemas.microsoft.com/office/word/2010/wordprocessingDrawing" xmlns:wp="http://schemas.openxmlformats.org/drawingml/2006/wordprocessingDrawing" xmlns:w10="urn:schemas-microsoft-com:office:word" xmlns:w="http://schemas.openxmlformats.org/wordprocessingml/2006/main" xmlns:w14="http://schemas.microsoft.com/office/word/2010/wordml" xmlns:w15="http://schemas.microsoft.com/office/word/2012/wordml" xmlns:w16cex="http://schemas.microsoft.com/office/word/2018/wordml/cex" xmlns:w16cid="http://schemas.microsoft.com/office/word/2016/wordml/cid" xmlns:w16="http://schemas.microsoft.com/office/word/2018/wordml" xmlns:w16sdtdh="http://schemas.microsoft.com/office/word/2020/wordml/sdtdatahash" xmlns:w16se="http://schemas.microsoft.com/office/word/2015/wordml/symex" xmlns:wpg="http://schemas.microsoft.com/office/word/2010/wordprocessingGroup" xmlns:wpi="http://schemas.microsoft.com/office/word/2010/wordprocessingInk" xmlns:wne="http://schemas.microsoft.com/office/word/2006/wordml" xmlns:wps="http://schemas.microsoft.com/office/word/2010/wordprocessingShape" mc:Ignorable="w14 w15 w16se w16cid w16 w16cex w16sdtdh wp14">
+<w:hdr xmlns:wpc="http://schemas.microsoft.com/office/word/2010/wordprocessingCanvas" xmlns:cx="http://schemas.microsoft.com/office/drawing/2014/chartex" xmlns:cx1="http://schemas.microsoft.com/office/drawing/2015/9/8/chartex" xmlns:cx2="http://schemas.microsoft.com/office/drawing/2015/10/21/chartex" xmlns:cx3="http://schemas.microsoft.com/office/drawing/2016/5/9/chartex" xmlns:cx4="http://schemas.microsoft.com/office/drawing/2016/5/10/chartex" xmlns:cx5="http://schemas.microsoft.com/office/drawing/2016/5/11/chartex" xmlns:cx6="http://schemas.microsoft.com/office/drawing/2016/5/12/chartex" xmlns:cx7="http://schemas.microsoft.com/office/drawing/2016/5/13/chartex" xmlns:cx8="http://schemas.microsoft.com/office/drawing/2016/5/14/chartex" xmlns:mc="http://schemas.openxmlformats.org/markup-compatibility/2006" xmlns:aink="http://schemas.microsoft.com/office/drawing/2016/ink" xmlns:am3d="http://schemas.microsoft.com/office/drawing/2017/model3d" xmlns:o="urn:schemas-microsoft-com:office:office" xmlns:oel="http://schemas.microsoft.com/office/2019/extlst" xmlns:r="http://schemas.openxmlformats.org/officeDocument/2006/relationships" xmlns:m="http://schemas.openxmlformats.org/officeDocument/2006/math" xmlns:v="urn:schemas-microsoft-com:vml" xmlns:wp14="http://schemas.microsoft.com/office/word/2010/wordprocessingDrawing" xmlns:wp="http://schemas.openxmlformats.org/drawingml/2006/wordprocessingDrawing" xmlns:w10="urn:schemas-microsoft-com:office:word" xmlns:w="http://schemas.openxmlformats.org/wordprocessingml/2006/main" xmlns:w14="http://schemas.microsoft.com/office/word/2010/wordml" xmlns:w15="http://schemas.microsoft.com/office/word/2012/wordml" xmlns:w16cex="http://schemas.microsoft.com/office/word/2018/wordml/cex" xmlns:w16cid="http://schemas.microsoft.com/office/word/2016/wordml/cid" xmlns:w16="http://schemas.microsoft.com/office/word/2018/wordml" xmlns:w16du="http://schemas.microsoft.com/office/word/2023/wordml/word16du" xmlns:w16sdtdh="http://schemas.microsoft.com/office/word/2020/wordml/sdtdatahash" xmlns:w16sdtfl="http://schemas.microsoft.com/office/word/2024/wordml/sdtformatlock" xmlns:w16se="http://schemas.microsoft.com/office/word/2015/wordml/symex" xmlns:wpg="http://schemas.microsoft.com/office/word/2010/wordprocessingGroup" xmlns:wpi="http://schemas.microsoft.com/office/word/2010/wordprocessingInk" xmlns:wne="http://schemas.microsoft.com/office/word/2006/wordml" xmlns:wps="http://schemas.microsoft.com/office/word/2010/wordprocessingShape" mc:Ignorable="w14 w15 w16se w16cid w16 w16cex w16sdtdh w16sdtfl w16du wp14">
   <w:p>
     <w:pPr>
       <w:jc w:val="center"/>
       <w:rPr>
-        <w:rFonts w:ascii="微软雅黑" w:eastAsia="微软雅黑" w:hAnsi="微软雅黑"/>
+        <w:rFonts w:ascii="微软雅黑" w:eastAsia="微软雅黑" w:hAnsi="微软雅黑" w:hint="eastAsia"/>
         <w:sz w:val="20"/>
       </w:rPr>
     </w:pPr>
@@ -3425,7 +6234,7 @@
 </file>
 
 <file path=word/styles.xml><?xml version="1.0" encoding="utf-8"?>
-<w:styles xmlns:mc="http://schemas.openxmlformats.org/markup-compatibility/2006" xmlns:r="http://schemas.openxmlformats.org/officeDocument/2006/relationships" xmlns:w="http://schemas.openxmlformats.org/wordprocessingml/2006/main" xmlns:w14="http://schemas.microsoft.com/office/word/2010/wordml" xmlns:w15="http://schemas.microsoft.com/office/word/2012/wordml" xmlns:w16cex="http://schemas.microsoft.com/office/word/2018/wordml/cex" xmlns:w16cid="http://schemas.microsoft.com/office/word/2016/wordml/cid" xmlns:w16="http://schemas.microsoft.com/office/word/2018/wordml" xmlns:w16sdtdh="http://schemas.microsoft.com/office/word/2020/wordml/sdtdatahash" xmlns:w16se="http://schemas.microsoft.com/office/word/2015/wordml/symex" mc:Ignorable="w14 w15 w16se w16cid w16 w16cex w16sdtdh">
+<w:styles xmlns:mc="http://schemas.openxmlformats.org/markup-compatibility/2006" xmlns:r="http://schemas.openxmlformats.org/officeDocument/2006/relationships" xmlns:w="http://schemas.openxmlformats.org/wordprocessingml/2006/main" xmlns:w14="http://schemas.microsoft.com/office/word/2010/wordml" xmlns:w15="http://schemas.microsoft.com/office/word/2012/wordml" xmlns:w16cex="http://schemas.microsoft.com/office/word/2018/wordml/cex" xmlns:w16cid="http://schemas.microsoft.com/office/word/2016/wordml/cid" xmlns:w16="http://schemas.microsoft.com/office/word/2018/wordml" xmlns:w16du="http://schemas.microsoft.com/office/word/2023/wordml/word16du" xmlns:w16sdtdh="http://schemas.microsoft.com/office/word/2020/wordml/sdtdatahash" xmlns:w16sdtfl="http://schemas.microsoft.com/office/word/2024/wordml/sdtformatlock" xmlns:w16se="http://schemas.microsoft.com/office/word/2015/wordml/symex" mc:Ignorable="w14 w15 w16se w16cid w16 w16cex w16sdtdh w16sdtfl w16du">
   <w:docDefaults>
     <w:rPrDefault>
       <w:rPr>
@@ -3869,6 +6678,30 @@
       <w:szCs w:val="32"/>
     </w:rPr>
   </w:style>
+  <w:style w:type="paragraph" w:styleId="4">
+    <w:name w:val="heading 4"/>
+    <w:aliases w:val="第三层条,第四层,(１)黑小三,36标题4,标题 4 Char Char,1.1.1.1,1.1.1.1标题 4,H4,h4,PIM 4,第四层1 Char,第四层1,四级标题,四级,bullet,bl,bb,论文标题 3,论文标题3,四级标题 Char,36标题 4,第三层条1.1,1.1.1.1 标题 4,第三层条1,第三层条2,第三层条3,第三层条4,第三层条5,第三层条6,第三层条7,第三层条8,第三层条9,第三层条10,第三层条11,第三层条12,第三层条13,标题 4-lzg"/>
+    <w:basedOn w:val="a"/>
+    <w:next w:val="a"/>
+    <w:link w:val="40"/>
+    <w:uiPriority w:val="9"/>
+    <w:unhideWhenUsed/>
+    <w:qFormat/>
+    <w:rsid w:val="00DC472D"/>
+    <w:pPr>
+      <w:keepNext/>
+      <w:keepLines/>
+      <w:spacing w:before="280" w:after="290" w:line="376" w:lineRule="auto"/>
+      <w:outlineLvl w:val="3"/>
+    </w:pPr>
+    <w:rPr>
+      <w:rFonts w:asciiTheme="majorHAnsi" w:eastAsiaTheme="majorEastAsia" w:hAnsiTheme="majorHAnsi" w:cstheme="majorBidi"/>
+      <w:b/>
+      <w:bCs/>
+      <w:sz w:val="28"/>
+      <w:szCs w:val="28"/>
+    </w:rPr>
+  </w:style>
   <w:style w:type="character" w:default="1" w:styleId="a0">
     <w:name w:val="Default Paragraph Font"/>
     <w:uiPriority w:val="1"/>
@@ -4139,6 +6972,21 @@
     <w:pPr>
       <w:ind w:firstLineChars="200" w:firstLine="420"/>
     </w:pPr>
+  </w:style>
+  <w:style w:type="character" w:customStyle="1" w:styleId="40">
+    <w:name w:val="标题 4 字符"/>
+    <w:aliases w:val="第三层条 字符,第四层 字符,(１)黑小三 字符,36标题4 字符,标题 4 Char Char 字符,1.1.1.1 字符,1.1.1.1标题 4 字符,H4 字符,h4 字符,PIM 4 字符,第四层1 Char 字符,第四层1 字符,四级标题 字符,四级 字符,bullet 字符,bl 字符,bb 字符,论文标题 3 字符,论文标题3 字符,四级标题 Char 字符,36标题 4 字符,第三层条1.1 字符,1.1.1.1 标题 4 字符,第三层条1 字符,第三层条2 字符"/>
+    <w:basedOn w:val="a0"/>
+    <w:link w:val="4"/>
+    <w:uiPriority w:val="9"/>
+    <w:rsid w:val="00DC472D"/>
+    <w:rPr>
+      <w:rFonts w:asciiTheme="majorHAnsi" w:eastAsiaTheme="majorEastAsia" w:hAnsiTheme="majorHAnsi" w:cstheme="majorBidi"/>
+      <w:b/>
+      <w:bCs/>
+      <w:sz w:val="28"/>
+      <w:szCs w:val="28"/>
+    </w:rPr>
   </w:style>
 </w:styles>
 </file>

--- a/插件详细手册/23.窗口字符/关于字体管理器.docx
+++ b/插件详细手册/23.窗口字符/关于字体管理器.docx
@@ -55,7 +55,6 @@
         <w:tc>
           <w:tcPr>
             <w:tcW w:w="5637" w:type="dxa"/>
-            <w:shd w:val="clear" w:color="auto" w:fill="auto"/>
           </w:tcPr>
           <w:p>
             <w:pPr>
@@ -171,7 +170,6 @@
         <w:tc>
           <w:tcPr>
             <w:tcW w:w="2885" w:type="dxa"/>
-            <w:shd w:val="clear" w:color="auto" w:fill="auto"/>
           </w:tcPr>
           <w:p>
             <w:pPr>
@@ -390,7 +388,6 @@
         </w:rPr>
         <w:t>x</w:t>
       </w:r>
-      <w:proofErr w:type="gramStart"/>
       <w:r>
         <w:rPr>
           <w:rFonts w:ascii="Tahoma" w:eastAsia="微软雅黑" w:hAnsi="Tahoma"/>
@@ -399,7 +396,6 @@
         </w:rPr>
         <w:t>”</w:t>
       </w:r>
-      <w:proofErr w:type="gramEnd"/>
       <w:r>
         <w:rPr>
           <w:rFonts w:ascii="Tahoma" w:eastAsia="微软雅黑" w:hAnsi="Tahoma" w:hint="eastAsia"/>
@@ -854,17 +850,13 @@
       </w:pPr>
       <w:r>
         <w:rPr>
-          <w:rFonts w:ascii="宋体" w:eastAsia="宋体" w:hAnsi="宋体" w:cs="宋体"/>
           <w:noProof/>
-          <w:kern w:val="0"/>
-          <w:sz w:val="24"/>
-          <w:szCs w:val="24"/>
         </w:rPr>
         <w:drawing>
-          <wp:inline distT="0" distB="0" distL="0" distR="0" wp14:anchorId="3C73FBF0" wp14:editId="0BB1FD0A">
-            <wp:extent cx="3295650" cy="682883"/>
-            <wp:effectExtent l="19050" t="19050" r="19050" b="22225"/>
-            <wp:docPr id="1" name="图片 1" descr="C:\Users\lenovo\AppData\Roaming\Tencent\Users\1355126171\QQ\WinTemp\RichOle\OQQXGB0$@WV)%7)4WH)K@2U.png"/>
+          <wp:inline distT="0" distB="0" distL="0" distR="0" wp14:anchorId="7F148F80" wp14:editId="3AA00A1F">
+            <wp:extent cx="3892550" cy="806564"/>
+            <wp:effectExtent l="19050" t="19050" r="12700" b="12700"/>
+            <wp:docPr id="1952523644" name="图片 1"/>
             <wp:cNvGraphicFramePr>
               <a:graphicFrameLocks xmlns:a="http://schemas.openxmlformats.org/drawingml/2006/main" noChangeAspect="1"/>
             </wp:cNvGraphicFramePr>
@@ -872,7 +864,7 @@
               <a:graphicData uri="http://schemas.openxmlformats.org/drawingml/2006/picture">
                 <pic:pic xmlns:pic="http://schemas.openxmlformats.org/drawingml/2006/picture">
                   <pic:nvPicPr>
-                    <pic:cNvPr id="0" name="Picture 1" descr="C:\Users\lenovo\AppData\Roaming\Tencent\Users\1355126171\QQ\WinTemp\RichOle\OQQXGB0$@WV)%7)4WH)K@2U.png"/>
+                    <pic:cNvPr id="0" name="Picture 4"/>
                     <pic:cNvPicPr>
                       <a:picLocks noChangeAspect="1" noChangeArrowheads="1"/>
                     </pic:cNvPicPr>
@@ -893,13 +885,13 @@
                   <pic:spPr bwMode="auto">
                     <a:xfrm>
                       <a:off x="0" y="0"/>
-                      <a:ext cx="3402038" cy="704927"/>
+                      <a:ext cx="3900915" cy="808297"/>
                     </a:xfrm>
                     <a:prstGeom prst="rect">
                       <a:avLst/>
                     </a:prstGeom>
                     <a:noFill/>
-                    <a:ln>
+                    <a:ln w="9525">
                       <a:solidFill>
                         <a:schemeClr val="tx1"/>
                       </a:solidFill>
@@ -918,7 +910,7 @@
         <w:snapToGrid w:val="0"/>
         <w:jc w:val="center"/>
         <w:rPr>
-          <w:rFonts w:ascii="宋体" w:eastAsia="宋体" w:hAnsi="宋体" w:cs="宋体" w:hint="eastAsia"/>
+          <w:rFonts w:ascii="宋体" w:eastAsia="宋体" w:hAnsi="宋体" w:cs="宋体"/>
           <w:kern w:val="0"/>
           <w:sz w:val="24"/>
           <w:szCs w:val="24"/>
@@ -926,17 +918,13 @@
       </w:pPr>
       <w:r>
         <w:rPr>
-          <w:rFonts w:ascii="宋体" w:eastAsia="宋体" w:hAnsi="宋体" w:cs="宋体"/>
           <w:noProof/>
-          <w:kern w:val="0"/>
-          <w:sz w:val="24"/>
-          <w:szCs w:val="24"/>
         </w:rPr>
         <w:drawing>
-          <wp:inline distT="0" distB="0" distL="0" distR="0" wp14:anchorId="169F24AF" wp14:editId="57DEF99B">
-            <wp:extent cx="2628900" cy="874204"/>
-            <wp:effectExtent l="19050" t="19050" r="19050" b="21590"/>
-            <wp:docPr id="4" name="图片 4" descr="C:\Users\lenovo\AppData\Roaming\Tencent\Users\1355126171\QQ\WinTemp\RichOle\OP~U7]DR9{DZ4_3D)O)A}}7.png"/>
+          <wp:inline distT="0" distB="0" distL="0" distR="0" wp14:anchorId="245F699B" wp14:editId="4A1D2203">
+            <wp:extent cx="2952750" cy="981895"/>
+            <wp:effectExtent l="19050" t="19050" r="19050" b="27940"/>
+            <wp:docPr id="146838063" name="图片 2"/>
             <wp:cNvGraphicFramePr>
               <a:graphicFrameLocks xmlns:a="http://schemas.openxmlformats.org/drawingml/2006/main" noChangeAspect="1"/>
             </wp:cNvGraphicFramePr>
@@ -944,7 +932,7 @@
               <a:graphicData uri="http://schemas.openxmlformats.org/drawingml/2006/picture">
                 <pic:pic xmlns:pic="http://schemas.openxmlformats.org/drawingml/2006/picture">
                   <pic:nvPicPr>
-                    <pic:cNvPr id="0" name="Picture 3" descr="C:\Users\lenovo\AppData\Roaming\Tencent\Users\1355126171\QQ\WinTemp\RichOle\OP~U7]DR9{DZ4_3D)O)A}}7.png"/>
+                    <pic:cNvPr id="0" name="Picture 6"/>
                     <pic:cNvPicPr>
                       <a:picLocks noChangeAspect="1" noChangeArrowheads="1"/>
                     </pic:cNvPicPr>
@@ -965,13 +953,13 @@
                   <pic:spPr bwMode="auto">
                     <a:xfrm>
                       <a:off x="0" y="0"/>
-                      <a:ext cx="2667448" cy="887023"/>
+                      <a:ext cx="2961665" cy="984860"/>
                     </a:xfrm>
                     <a:prstGeom prst="rect">
                       <a:avLst/>
                     </a:prstGeom>
                     <a:noFill/>
-                    <a:ln>
+                    <a:ln w="9525">
                       <a:solidFill>
                         <a:schemeClr val="tx1"/>
                       </a:solidFill>
@@ -986,6 +974,18 @@
     </w:p>
     <w:p>
       <w:pPr>
+        <w:widowControl/>
+        <w:snapToGrid w:val="0"/>
+        <w:rPr>
+          <w:rFonts w:ascii="宋体" w:eastAsia="宋体" w:hAnsi="宋体" w:cs="宋体" w:hint="eastAsia"/>
+          <w:kern w:val="0"/>
+          <w:sz w:val="24"/>
+          <w:szCs w:val="24"/>
+        </w:rPr>
+      </w:pPr>
+    </w:p>
+    <w:p>
+      <w:pPr>
         <w:pStyle w:val="3"/>
         <w:spacing w:before="240" w:after="120" w:line="415" w:lineRule="auto"/>
         <w:rPr>
@@ -993,6 +993,8 @@
           <w:sz w:val="28"/>
         </w:rPr>
       </w:pPr>
+      <w:bookmarkStart w:id="0" w:name="_2）字体配置"/>
+      <w:bookmarkEnd w:id="0"/>
       <w:r>
         <w:rPr>
           <w:rFonts w:hint="eastAsia"/>
@@ -1374,17 +1376,13 @@
       </w:pPr>
       <w:r>
         <w:rPr>
-          <w:rFonts w:ascii="宋体" w:eastAsia="宋体" w:hAnsi="宋体" w:cs="宋体"/>
           <w:noProof/>
-          <w:kern w:val="0"/>
-          <w:sz w:val="24"/>
-          <w:szCs w:val="24"/>
         </w:rPr>
         <w:drawing>
-          <wp:inline distT="0" distB="0" distL="0" distR="0" wp14:anchorId="5DF90999" wp14:editId="28A51CEE">
-            <wp:extent cx="4343353" cy="2794000"/>
-            <wp:effectExtent l="19050" t="19050" r="19685" b="25400"/>
-            <wp:docPr id="5" name="图片 5" descr="C:\Users\lenovo\AppData\Roaming\Tencent\Users\1355126171\QQ\WinTemp\RichOle\ON}UFY~[MLB(XAMDC9`]OP6.png"/>
+          <wp:inline distT="0" distB="0" distL="0" distR="0" wp14:anchorId="73E38812" wp14:editId="32A2E320">
+            <wp:extent cx="4682351" cy="3012016"/>
+            <wp:effectExtent l="19050" t="19050" r="23495" b="17145"/>
+            <wp:docPr id="551134721" name="图片 3"/>
             <wp:cNvGraphicFramePr>
               <a:graphicFrameLocks xmlns:a="http://schemas.openxmlformats.org/drawingml/2006/main" noChangeAspect="1"/>
             </wp:cNvGraphicFramePr>
@@ -1392,7 +1390,7 @@
               <a:graphicData uri="http://schemas.openxmlformats.org/drawingml/2006/picture">
                 <pic:pic xmlns:pic="http://schemas.openxmlformats.org/drawingml/2006/picture">
                   <pic:nvPicPr>
-                    <pic:cNvPr id="0" name="Picture 5" descr="C:\Users\lenovo\AppData\Roaming\Tencent\Users\1355126171\QQ\WinTemp\RichOle\ON}UFY~[MLB(XAMDC9`]OP6.png"/>
+                    <pic:cNvPr id="0" name="Picture 8"/>
                     <pic:cNvPicPr>
                       <a:picLocks noChangeAspect="1" noChangeArrowheads="1"/>
                     </pic:cNvPicPr>
@@ -1413,13 +1411,13 @@
                   <pic:spPr bwMode="auto">
                     <a:xfrm>
                       <a:off x="0" y="0"/>
-                      <a:ext cx="4364979" cy="2807912"/>
+                      <a:ext cx="4706877" cy="3027793"/>
                     </a:xfrm>
                     <a:prstGeom prst="rect">
                       <a:avLst/>
                     </a:prstGeom>
                     <a:noFill/>
-                    <a:ln>
+                    <a:ln w="9525">
                       <a:solidFill>
                         <a:schemeClr val="tx1"/>
                       </a:solidFill>
@@ -1466,6 +1464,7 @@
                 <w:kern w:val="0"/>
                 <w:sz w:val="22"/>
               </w:rPr>
+              <w:lastRenderedPageBreak/>
               <w:t>注意，字体名称，是</w:t>
             </w:r>
             <w:r>
@@ -1545,7 +1544,28 @@
                 <w:kern w:val="0"/>
                 <w:sz w:val="22"/>
               </w:rPr>
-              <w:t>。（有时候下载来的文件名和字体名可能不一样</w:t>
+              <w:t>。</w:t>
+            </w:r>
+          </w:p>
+          <w:p>
+            <w:pPr>
+              <w:widowControl/>
+              <w:adjustRightInd w:val="0"/>
+              <w:snapToGrid w:val="0"/>
+              <w:jc w:val="left"/>
+              <w:rPr>
+                <w:rFonts w:ascii="Tahoma" w:eastAsia="微软雅黑" w:hAnsi="Tahoma"/>
+                <w:kern w:val="0"/>
+                <w:sz w:val="22"/>
+              </w:rPr>
+            </w:pPr>
+            <w:r>
+              <w:rPr>
+                <w:rFonts w:ascii="Tahoma" w:eastAsia="微软雅黑" w:hAnsi="Tahoma" w:hint="eastAsia"/>
+                <w:kern w:val="0"/>
+                <w:sz w:val="22"/>
+              </w:rPr>
+              <w:t>有时候下载来的文件名和字体名可能不一样</w:t>
             </w:r>
             <w:r>
               <w:rPr>
@@ -1561,7 +1581,7 @@
                 <w:kern w:val="0"/>
                 <w:sz w:val="22"/>
               </w:rPr>
-              <w:t>）</w:t>
+              <w:t>，大小写也要一样。</w:t>
             </w:r>
           </w:p>
         </w:tc>
@@ -1571,7 +1591,6 @@
       <w:pPr>
         <w:widowControl/>
         <w:adjustRightInd w:val="0"/>
-        <w:snapToGrid w:val="0"/>
         <w:jc w:val="center"/>
         <w:rPr>
           <w:rFonts w:ascii="Tahoma" w:eastAsia="微软雅黑" w:hAnsi="Tahoma"/>
@@ -1581,18 +1600,13 @@
       </w:pPr>
       <w:r>
         <w:rPr>
-          <w:rFonts w:ascii="宋体" w:eastAsia="宋体" w:hAnsi="宋体" w:cs="宋体"/>
           <w:noProof/>
-          <w:kern w:val="0"/>
-          <w:sz w:val="24"/>
-          <w:szCs w:val="24"/>
-        </w:rPr>
-        <w:lastRenderedPageBreak/>
+        </w:rPr>
         <w:drawing>
-          <wp:inline distT="0" distB="0" distL="0" distR="0" wp14:anchorId="02F538B3" wp14:editId="398047F8">
-            <wp:extent cx="2581275" cy="858367"/>
-            <wp:effectExtent l="19050" t="19050" r="9525" b="18415"/>
-            <wp:docPr id="2" name="图片 2" descr="C:\Users\lenovo\AppData\Roaming\Tencent\Users\1355126171\QQ\WinTemp\RichOle\OP~U7]DR9{DZ4_3D)O)A}}7.png"/>
+          <wp:inline distT="0" distB="0" distL="0" distR="0" wp14:anchorId="37FB13F7" wp14:editId="02327DBB">
+            <wp:extent cx="3185160" cy="1059180"/>
+            <wp:effectExtent l="19050" t="19050" r="15240" b="26670"/>
+            <wp:docPr id="1619795519" name="图片 4"/>
             <wp:cNvGraphicFramePr>
               <a:graphicFrameLocks xmlns:a="http://schemas.openxmlformats.org/drawingml/2006/main" noChangeAspect="1"/>
             </wp:cNvGraphicFramePr>
@@ -1600,7 +1614,7 @@
               <a:graphicData uri="http://schemas.openxmlformats.org/drawingml/2006/picture">
                 <pic:pic xmlns:pic="http://schemas.openxmlformats.org/drawingml/2006/picture">
                   <pic:nvPicPr>
-                    <pic:cNvPr id="0" name="Picture 3" descr="C:\Users\lenovo\AppData\Roaming\Tencent\Users\1355126171\QQ\WinTemp\RichOle\OP~U7]DR9{DZ4_3D)O)A}}7.png"/>
+                    <pic:cNvPr id="0" name="Picture 10"/>
                     <pic:cNvPicPr>
                       <a:picLocks noChangeAspect="1" noChangeArrowheads="1"/>
                     </pic:cNvPicPr>
@@ -1621,13 +1635,13 @@
                   <pic:spPr bwMode="auto">
                     <a:xfrm>
                       <a:off x="0" y="0"/>
-                      <a:ext cx="2627729" cy="873815"/>
+                      <a:ext cx="3185160" cy="1059180"/>
                     </a:xfrm>
                     <a:prstGeom prst="rect">
                       <a:avLst/>
                     </a:prstGeom>
                     <a:noFill/>
-                    <a:ln>
+                    <a:ln w="9525">
                       <a:solidFill>
                         <a:schemeClr val="tx1"/>
                       </a:solidFill>
@@ -1646,7 +1660,7 @@
         <w:spacing w:after="200"/>
         <w:jc w:val="center"/>
         <w:rPr>
-          <w:rFonts w:ascii="宋体" w:eastAsia="宋体" w:hAnsi="宋体" w:cs="宋体" w:hint="eastAsia"/>
+          <w:rFonts w:ascii="宋体" w:eastAsia="宋体" w:hAnsi="宋体" w:cs="宋体"/>
           <w:kern w:val="0"/>
           <w:sz w:val="24"/>
           <w:szCs w:val="24"/>
@@ -1654,17 +1668,13 @@
       </w:pPr>
       <w:r>
         <w:rPr>
-          <w:rFonts w:ascii="宋体" w:eastAsia="宋体" w:hAnsi="宋体" w:cs="宋体"/>
           <w:noProof/>
-          <w:kern w:val="0"/>
-          <w:sz w:val="24"/>
-          <w:szCs w:val="24"/>
         </w:rPr>
         <w:drawing>
-          <wp:inline distT="0" distB="0" distL="0" distR="0" wp14:anchorId="2320CDE8" wp14:editId="4C94EDB0">
-            <wp:extent cx="4482055" cy="2257425"/>
-            <wp:effectExtent l="19050" t="19050" r="13970" b="9525"/>
-            <wp:docPr id="6" name="图片 6" descr="C:\Users\lenovo\AppData\Roaming\Tencent\Users\1355126171\QQ\WinTemp\RichOle\JYNTD%NZO]K6T3XF7(UT$VM.png"/>
+          <wp:inline distT="0" distB="0" distL="0" distR="0" wp14:anchorId="6CD32EE7" wp14:editId="3EB3C84E">
+            <wp:extent cx="5274310" cy="2656205"/>
+            <wp:effectExtent l="19050" t="19050" r="21590" b="10795"/>
+            <wp:docPr id="1457717701" name="图片 5"/>
             <wp:cNvGraphicFramePr>
               <a:graphicFrameLocks xmlns:a="http://schemas.openxmlformats.org/drawingml/2006/main" noChangeAspect="1"/>
             </wp:cNvGraphicFramePr>
@@ -1672,7 +1682,7 @@
               <a:graphicData uri="http://schemas.openxmlformats.org/drawingml/2006/picture">
                 <pic:pic xmlns:pic="http://schemas.openxmlformats.org/drawingml/2006/picture">
                   <pic:nvPicPr>
-                    <pic:cNvPr id="0" name="Picture 7" descr="C:\Users\lenovo\AppData\Roaming\Tencent\Users\1355126171\QQ\WinTemp\RichOle\JYNTD%NZO]K6T3XF7(UT$VM.png"/>
+                    <pic:cNvPr id="0" name="Picture 12"/>
                     <pic:cNvPicPr>
                       <a:picLocks noChangeAspect="1" noChangeArrowheads="1"/>
                     </pic:cNvPicPr>
@@ -1693,13 +1703,13 @@
                   <pic:spPr bwMode="auto">
                     <a:xfrm>
                       <a:off x="0" y="0"/>
-                      <a:ext cx="4531343" cy="2282250"/>
+                      <a:ext cx="5274310" cy="2656205"/>
                     </a:xfrm>
                     <a:prstGeom prst="rect">
                       <a:avLst/>
                     </a:prstGeom>
                     <a:noFill/>
-                    <a:ln>
+                    <a:ln w="9525">
                       <a:solidFill>
                         <a:schemeClr val="tx1"/>
                       </a:solidFill>
@@ -1714,90 +1724,100 @@
     </w:p>
     <w:p>
       <w:pPr>
-        <w:pStyle w:val="3"/>
-        <w:spacing w:before="240" w:after="120" w:line="415" w:lineRule="auto"/>
-        <w:rPr>
-          <w:rFonts w:hint="eastAsia"/>
-          <w:sz w:val="28"/>
-        </w:rPr>
-      </w:pPr>
-      <w:r>
-        <w:rPr>
-          <w:rFonts w:hint="eastAsia"/>
-          <w:sz w:val="28"/>
-        </w:rPr>
-        <w:t>3</w:t>
-      </w:r>
-      <w:r>
-        <w:rPr>
-          <w:rFonts w:hint="eastAsia"/>
-          <w:sz w:val="28"/>
-        </w:rPr>
-        <w:t>）添加新字体</w:t>
-      </w:r>
-    </w:p>
-    <w:p>
-      <w:pPr>
         <w:widowControl/>
         <w:adjustRightInd w:val="0"/>
         <w:snapToGrid w:val="0"/>
         <w:jc w:val="left"/>
         <w:rPr>
-          <w:rFonts w:ascii="Tahoma" w:eastAsia="微软雅黑" w:hAnsi="Tahoma"/>
-          <w:kern w:val="0"/>
-          <w:sz w:val="22"/>
-        </w:rPr>
-      </w:pPr>
-      <w:r>
-        <w:rPr>
-          <w:rFonts w:ascii="Tahoma" w:eastAsia="微软雅黑" w:hAnsi="Tahoma" w:hint="eastAsia"/>
-          <w:kern w:val="0"/>
-          <w:sz w:val="22"/>
-        </w:rPr>
-        <w:t>接下来，我们添加一个新的字体文件到</w:t>
-      </w:r>
-      <w:r>
-        <w:rPr>
-          <w:rFonts w:ascii="Tahoma" w:eastAsia="微软雅黑" w:hAnsi="Tahoma" w:hint="eastAsia"/>
-          <w:kern w:val="0"/>
-          <w:sz w:val="22"/>
-        </w:rPr>
-        <w:t>文件夹</w:t>
-      </w:r>
-      <w:r>
-        <w:rPr>
-          <w:rFonts w:ascii="Tahoma" w:eastAsia="微软雅黑" w:hAnsi="Tahoma" w:hint="eastAsia"/>
-          <w:kern w:val="0"/>
-          <w:sz w:val="22"/>
-        </w:rPr>
-        <w:t>中。</w:t>
-      </w:r>
-    </w:p>
-    <w:p>
-      <w:pPr>
-        <w:widowControl/>
-        <w:snapToGrid w:val="0"/>
-        <w:jc w:val="center"/>
-        <w:rPr>
           <w:rFonts w:ascii="宋体" w:eastAsia="宋体" w:hAnsi="宋体" w:cs="宋体" w:hint="eastAsia"/>
           <w:kern w:val="0"/>
           <w:sz w:val="24"/>
           <w:szCs w:val="24"/>
         </w:rPr>
       </w:pPr>
-      <w:r>
-        <w:rPr>
-          <w:rFonts w:ascii="宋体" w:eastAsia="宋体" w:hAnsi="宋体" w:cs="宋体"/>
-          <w:noProof/>
+    </w:p>
+    <w:p>
+      <w:pPr>
+        <w:pStyle w:val="3"/>
+        <w:spacing w:before="240" w:after="120" w:line="415" w:lineRule="auto"/>
+        <w:rPr>
+          <w:rFonts w:hint="eastAsia"/>
+          <w:sz w:val="28"/>
+        </w:rPr>
+      </w:pPr>
+      <w:r>
+        <w:rPr>
+          <w:rFonts w:hint="eastAsia"/>
+          <w:sz w:val="28"/>
+        </w:rPr>
+        <w:t>3</w:t>
+      </w:r>
+      <w:r>
+        <w:rPr>
+          <w:rFonts w:hint="eastAsia"/>
+          <w:sz w:val="28"/>
+        </w:rPr>
+        <w:t>）添加新字体</w:t>
+      </w:r>
+    </w:p>
+    <w:p>
+      <w:pPr>
+        <w:widowControl/>
+        <w:adjustRightInd w:val="0"/>
+        <w:snapToGrid w:val="0"/>
+        <w:jc w:val="left"/>
+        <w:rPr>
+          <w:rFonts w:ascii="Tahoma" w:eastAsia="微软雅黑" w:hAnsi="Tahoma"/>
+          <w:kern w:val="0"/>
+          <w:sz w:val="22"/>
+        </w:rPr>
+      </w:pPr>
+      <w:r>
+        <w:rPr>
+          <w:rFonts w:ascii="Tahoma" w:eastAsia="微软雅黑" w:hAnsi="Tahoma" w:hint="eastAsia"/>
+          <w:kern w:val="0"/>
+          <w:sz w:val="22"/>
+        </w:rPr>
+        <w:t>接下来，我们添加一个新的字体文件到</w:t>
+      </w:r>
+      <w:r>
+        <w:rPr>
+          <w:rFonts w:ascii="Tahoma" w:eastAsia="微软雅黑" w:hAnsi="Tahoma" w:hint="eastAsia"/>
+          <w:kern w:val="0"/>
+          <w:sz w:val="22"/>
+        </w:rPr>
+        <w:t>文件夹</w:t>
+      </w:r>
+      <w:r>
+        <w:rPr>
+          <w:rFonts w:ascii="Tahoma" w:eastAsia="微软雅黑" w:hAnsi="Tahoma" w:hint="eastAsia"/>
+          <w:kern w:val="0"/>
+          <w:sz w:val="22"/>
+        </w:rPr>
+        <w:t>中。</w:t>
+      </w:r>
+    </w:p>
+    <w:p>
+      <w:pPr>
+        <w:widowControl/>
+        <w:adjustRightInd w:val="0"/>
+        <w:jc w:val="center"/>
+        <w:rPr>
+          <w:rFonts w:ascii="宋体" w:eastAsia="宋体" w:hAnsi="宋体" w:cs="宋体" w:hint="eastAsia"/>
           <w:kern w:val="0"/>
           <w:sz w:val="24"/>
           <w:szCs w:val="24"/>
         </w:rPr>
+      </w:pPr>
+      <w:r>
+        <w:rPr>
+          <w:noProof/>
+        </w:rPr>
         <w:drawing>
-          <wp:inline distT="0" distB="0" distL="0" distR="0" wp14:anchorId="4934313B" wp14:editId="5F484610">
-            <wp:extent cx="3467100" cy="1170636"/>
-            <wp:effectExtent l="19050" t="19050" r="19050" b="10795"/>
-            <wp:docPr id="9" name="图片 9" descr="C:\Users\lenovo\AppData\Roaming\Tencent\Users\1355126171\QQ\WinTemp\RichOle\UO}ETPCPLX)~%%S]_6F~ETJ.png"/>
+          <wp:inline distT="0" distB="0" distL="0" distR="0" wp14:anchorId="1993ECE2" wp14:editId="7F1C6EE9">
+            <wp:extent cx="4716780" cy="1592580"/>
+            <wp:effectExtent l="19050" t="19050" r="26670" b="26670"/>
+            <wp:docPr id="1366815832" name="图片 6"/>
             <wp:cNvGraphicFramePr>
               <a:graphicFrameLocks xmlns:a="http://schemas.openxmlformats.org/drawingml/2006/main" noChangeAspect="1"/>
             </wp:cNvGraphicFramePr>
@@ -1805,7 +1825,7 @@
               <a:graphicData uri="http://schemas.openxmlformats.org/drawingml/2006/picture">
                 <pic:pic xmlns:pic="http://schemas.openxmlformats.org/drawingml/2006/picture">
                   <pic:nvPicPr>
-                    <pic:cNvPr id="0" name="Picture 13" descr="C:\Users\lenovo\AppData\Roaming\Tencent\Users\1355126171\QQ\WinTemp\RichOle\UO}ETPCPLX)~%%S]_6F~ETJ.png"/>
+                    <pic:cNvPr id="0" name="Picture 14"/>
                     <pic:cNvPicPr>
                       <a:picLocks noChangeAspect="1" noChangeArrowheads="1"/>
                     </pic:cNvPicPr>
@@ -1826,13 +1846,13 @@
                   <pic:spPr bwMode="auto">
                     <a:xfrm>
                       <a:off x="0" y="0"/>
-                      <a:ext cx="3512664" cy="1186020"/>
+                      <a:ext cx="4716780" cy="1592580"/>
                     </a:xfrm>
                     <a:prstGeom prst="rect">
                       <a:avLst/>
                     </a:prstGeom>
                     <a:noFill/>
-                    <a:ln>
+                    <a:ln w="9525">
                       <a:solidFill>
                         <a:schemeClr val="tx1"/>
                       </a:solidFill>
@@ -1950,6 +1970,30 @@
         </w:rPr>
         <w:t>一样的格式。</w:t>
       </w:r>
+      <w:r>
+        <w:rPr>
+          <w:rFonts w:ascii="Tahoma" w:eastAsia="微软雅黑" w:hAnsi="Tahoma" w:hint="eastAsia"/>
+          <w:kern w:val="0"/>
+          <w:sz w:val="22"/>
+        </w:rPr>
+        <w:t>（</w:t>
+      </w:r>
+      <w:r>
+        <w:rPr>
+          <w:rFonts w:ascii="Tahoma" w:eastAsia="微软雅黑" w:hAnsi="Tahoma" w:hint="eastAsia"/>
+          <w:kern w:val="0"/>
+          <w:sz w:val="22"/>
+        </w:rPr>
+        <w:t>GameFont</w:t>
+      </w:r>
+      <w:r>
+        <w:rPr>
+          <w:rFonts w:ascii="Tahoma" w:eastAsia="微软雅黑" w:hAnsi="Tahoma" w:hint="eastAsia"/>
+          <w:kern w:val="0"/>
+          <w:sz w:val="22"/>
+        </w:rPr>
+        <w:t>的设置不能删）</w:t>
+      </w:r>
     </w:p>
     <w:p>
       <w:pPr>
@@ -1969,6 +2013,14 @@
           <w:kern w:val="0"/>
           <w:sz w:val="22"/>
         </w:rPr>
+        <w:t>另外</w:t>
+      </w:r>
+      <w:r>
+        <w:rPr>
+          <w:rFonts w:ascii="Tahoma" w:eastAsia="微软雅黑" w:hAnsi="Tahoma" w:hint="eastAsia"/>
+          <w:kern w:val="0"/>
+          <w:sz w:val="22"/>
+        </w:rPr>
         <w:t>注意，格式中的标点符号都需要一致，不能</w:t>
       </w:r>
       <w:r>
@@ -2007,7 +2059,7 @@
     <w:p>
       <w:pPr>
         <w:widowControl/>
-        <w:snapToGrid w:val="0"/>
+        <w:adjustRightInd w:val="0"/>
         <w:jc w:val="center"/>
         <w:rPr>
           <w:rFonts w:ascii="宋体" w:eastAsia="宋体" w:hAnsi="宋体" w:cs="宋体" w:hint="eastAsia"/>
@@ -2018,17 +2070,14 @@
       </w:pPr>
       <w:r>
         <w:rPr>
-          <w:rFonts w:ascii="宋体" w:eastAsia="宋体" w:hAnsi="宋体" w:cs="宋体"/>
           <w:noProof/>
-          <w:kern w:val="0"/>
-          <w:sz w:val="24"/>
-          <w:szCs w:val="24"/>
-        </w:rPr>
+        </w:rPr>
+        <w:lastRenderedPageBreak/>
         <w:drawing>
-          <wp:inline distT="0" distB="0" distL="0" distR="0" wp14:anchorId="3B4F1623" wp14:editId="7D5D8AE8">
-            <wp:extent cx="3819525" cy="2601274"/>
-            <wp:effectExtent l="19050" t="19050" r="9525" b="27940"/>
-            <wp:docPr id="8" name="图片 8" descr="C:\Users\lenovo\AppData\Roaming\Tencent\Users\1355126171\QQ\WinTemp\RichOle\Q%`(G{@LB{UOY[C4(HWKY%Q.png"/>
+          <wp:inline distT="0" distB="0" distL="0" distR="0" wp14:anchorId="2D77480C" wp14:editId="6E88D85B">
+            <wp:extent cx="4815416" cy="3279654"/>
+            <wp:effectExtent l="19050" t="19050" r="23495" b="16510"/>
+            <wp:docPr id="1636449116" name="图片 7"/>
             <wp:cNvGraphicFramePr>
               <a:graphicFrameLocks xmlns:a="http://schemas.openxmlformats.org/drawingml/2006/main" noChangeAspect="1"/>
             </wp:cNvGraphicFramePr>
@@ -2036,7 +2085,7 @@
               <a:graphicData uri="http://schemas.openxmlformats.org/drawingml/2006/picture">
                 <pic:pic xmlns:pic="http://schemas.openxmlformats.org/drawingml/2006/picture">
                   <pic:nvPicPr>
-                    <pic:cNvPr id="0" name="Picture 11" descr="C:\Users\lenovo\AppData\Roaming\Tencent\Users\1355126171\QQ\WinTemp\RichOle\Q%`(G{@LB{UOY[C4(HWKY%Q.png"/>
+                    <pic:cNvPr id="0" name="Picture 16"/>
                     <pic:cNvPicPr>
                       <a:picLocks noChangeAspect="1" noChangeArrowheads="1"/>
                     </pic:cNvPicPr>
@@ -2057,13 +2106,13 @@
                   <pic:spPr bwMode="auto">
                     <a:xfrm>
                       <a:off x="0" y="0"/>
-                      <a:ext cx="3862438" cy="2630500"/>
+                      <a:ext cx="4820820" cy="3283335"/>
                     </a:xfrm>
                     <a:prstGeom prst="rect">
                       <a:avLst/>
                     </a:prstGeom>
                     <a:noFill/>
-                    <a:ln>
+                    <a:ln w="9525">
                       <a:solidFill>
                         <a:schemeClr val="tx1"/>
                       </a:solidFill>
@@ -2094,7 +2143,6 @@
           <w:kern w:val="0"/>
           <w:sz w:val="22"/>
         </w:rPr>
-        <w:lastRenderedPageBreak/>
         <w:t>起名为</w:t>
       </w:r>
       <w:r>
@@ -2275,7 +2323,6 @@
       <w:pPr>
         <w:widowControl/>
         <w:adjustRightInd w:val="0"/>
-        <w:snapToGrid w:val="0"/>
         <w:jc w:val="center"/>
         <w:rPr>
           <w:rFonts w:ascii="Tahoma" w:eastAsia="微软雅黑" w:hAnsi="Tahoma"/>
@@ -2285,16 +2332,13 @@
       </w:pPr>
       <w:r>
         <w:rPr>
-          <w:rFonts w:ascii="Tahoma" w:eastAsia="微软雅黑" w:hAnsi="Tahoma"/>
           <w:noProof/>
-          <w:kern w:val="0"/>
-          <w:sz w:val="22"/>
         </w:rPr>
         <w:drawing>
-          <wp:inline distT="0" distB="0" distL="0" distR="0" wp14:anchorId="7DC0A115" wp14:editId="475F39A4">
-            <wp:extent cx="3057525" cy="1823498"/>
-            <wp:effectExtent l="19050" t="19050" r="9525" b="24765"/>
-            <wp:docPr id="10" name="图片 10" descr="C:\Users\lenovo\AppData\Roaming\Tencent\Users\1355126171\QQ\WinTemp\RichOle\}FI2921~C`%7L$HM2F4~R)I.png"/>
+          <wp:inline distT="0" distB="0" distL="0" distR="0" wp14:anchorId="4926BF74" wp14:editId="3865D5FB">
+            <wp:extent cx="3833283" cy="2286156"/>
+            <wp:effectExtent l="19050" t="19050" r="15240" b="19050"/>
+            <wp:docPr id="151550567" name="图片 8"/>
             <wp:cNvGraphicFramePr>
               <a:graphicFrameLocks xmlns:a="http://schemas.openxmlformats.org/drawingml/2006/main" noChangeAspect="1"/>
             </wp:cNvGraphicFramePr>
@@ -2302,7 +2346,7 @@
               <a:graphicData uri="http://schemas.openxmlformats.org/drawingml/2006/picture">
                 <pic:pic xmlns:pic="http://schemas.openxmlformats.org/drawingml/2006/picture">
                   <pic:nvPicPr>
-                    <pic:cNvPr id="0" name="Picture 15" descr="C:\Users\lenovo\AppData\Roaming\Tencent\Users\1355126171\QQ\WinTemp\RichOle\}FI2921~C`%7L$HM2F4~R)I.png"/>
+                    <pic:cNvPr id="0" name="Picture 18"/>
                     <pic:cNvPicPr>
                       <a:picLocks noChangeAspect="1" noChangeArrowheads="1"/>
                     </pic:cNvPicPr>
@@ -2323,13 +2367,13 @@
                   <pic:spPr bwMode="auto">
                     <a:xfrm>
                       <a:off x="0" y="0"/>
-                      <a:ext cx="3081602" cy="1837857"/>
+                      <a:ext cx="3836132" cy="2287855"/>
                     </a:xfrm>
                     <a:prstGeom prst="rect">
                       <a:avLst/>
                     </a:prstGeom>
                     <a:noFill/>
-                    <a:ln>
+                    <a:ln w="9525">
                       <a:solidFill>
                         <a:schemeClr val="tx1"/>
                       </a:solidFill>
@@ -2518,7 +2562,7 @@
     <w:p>
       <w:pPr>
         <w:widowControl/>
-        <w:snapToGrid w:val="0"/>
+        <w:adjustRightInd w:val="0"/>
         <w:jc w:val="center"/>
         <w:rPr>
           <w:rFonts w:ascii="宋体" w:eastAsia="宋体" w:hAnsi="宋体" w:cs="宋体" w:hint="eastAsia"/>
@@ -2529,17 +2573,13 @@
       </w:pPr>
       <w:r>
         <w:rPr>
-          <w:rFonts w:ascii="宋体" w:eastAsia="宋体" w:hAnsi="宋体" w:cs="宋体"/>
           <w:noProof/>
-          <w:kern w:val="0"/>
-          <w:sz w:val="24"/>
-          <w:szCs w:val="24"/>
         </w:rPr>
         <w:drawing>
-          <wp:inline distT="0" distB="0" distL="0" distR="0" wp14:anchorId="5746A9F9" wp14:editId="25E47F54">
-            <wp:extent cx="4867275" cy="855553"/>
-            <wp:effectExtent l="0" t="0" r="0" b="1905"/>
-            <wp:docPr id="7" name="图片 7"/>
+          <wp:inline distT="0" distB="0" distL="0" distR="0" wp14:anchorId="3968D78C" wp14:editId="6D3BD6BC">
+            <wp:extent cx="5274310" cy="927100"/>
+            <wp:effectExtent l="0" t="0" r="2540" b="6350"/>
+            <wp:docPr id="2061267852" name="图片 9"/>
             <wp:cNvGraphicFramePr>
               <a:graphicFrameLocks xmlns:a="http://schemas.openxmlformats.org/drawingml/2006/main" noChangeAspect="1"/>
             </wp:cNvGraphicFramePr>
@@ -2547,7 +2587,7 @@
               <a:graphicData uri="http://schemas.openxmlformats.org/drawingml/2006/picture">
                 <pic:pic xmlns:pic="http://schemas.openxmlformats.org/drawingml/2006/picture">
                   <pic:nvPicPr>
-                    <pic:cNvPr id="0" name="Picture 3"/>
+                    <pic:cNvPr id="0" name="Picture 20"/>
                     <pic:cNvPicPr>
                       <a:picLocks noChangeAspect="1" noChangeArrowheads="1"/>
                     </pic:cNvPicPr>
@@ -2568,7 +2608,7 @@
                   <pic:spPr bwMode="auto">
                     <a:xfrm>
                       <a:off x="0" y="0"/>
-                      <a:ext cx="4911017" cy="863242"/>
+                      <a:ext cx="5274310" cy="927100"/>
                     </a:xfrm>
                     <a:prstGeom prst="rect">
                       <a:avLst/>
@@ -2589,7 +2629,6 @@
       <w:pPr>
         <w:widowControl/>
         <w:adjustRightInd w:val="0"/>
-        <w:snapToGrid w:val="0"/>
         <w:jc w:val="center"/>
         <w:rPr>
           <w:rFonts w:ascii="Tahoma" w:eastAsia="微软雅黑" w:hAnsi="Tahoma"/>
@@ -2599,17 +2638,14 @@
       </w:pPr>
       <w:r>
         <w:rPr>
-          <w:rFonts w:ascii="宋体" w:eastAsia="宋体" w:hAnsi="宋体" w:cs="宋体"/>
           <w:noProof/>
-          <w:kern w:val="0"/>
-          <w:sz w:val="24"/>
-          <w:szCs w:val="24"/>
-        </w:rPr>
+        </w:rPr>
+        <w:lastRenderedPageBreak/>
         <w:drawing>
-          <wp:inline distT="0" distB="0" distL="0" distR="0" wp14:anchorId="0F8B5B4C" wp14:editId="0E48FC66">
-            <wp:extent cx="2828925" cy="1308136"/>
+          <wp:inline distT="0" distB="0" distL="0" distR="0" wp14:anchorId="4814481E" wp14:editId="74B6A568">
+            <wp:extent cx="3200400" cy="1479912"/>
             <wp:effectExtent l="0" t="0" r="0" b="6350"/>
-            <wp:docPr id="14" name="图片 14"/>
+            <wp:docPr id="711885378" name="图片 10"/>
             <wp:cNvGraphicFramePr>
               <a:graphicFrameLocks xmlns:a="http://schemas.openxmlformats.org/drawingml/2006/main" noChangeAspect="1"/>
             </wp:cNvGraphicFramePr>
@@ -2617,7 +2653,7 @@
               <a:graphicData uri="http://schemas.openxmlformats.org/drawingml/2006/picture">
                 <pic:pic xmlns:pic="http://schemas.openxmlformats.org/drawingml/2006/picture">
                   <pic:nvPicPr>
-                    <pic:cNvPr id="0" name="Picture 14"/>
+                    <pic:cNvPr id="0" name="Picture 22"/>
                     <pic:cNvPicPr>
                       <a:picLocks noChangeAspect="1" noChangeArrowheads="1"/>
                     </pic:cNvPicPr>
@@ -2638,7 +2674,7 @@
                   <pic:spPr bwMode="auto">
                     <a:xfrm>
                       <a:off x="0" y="0"/>
-                      <a:ext cx="2864314" cy="1324500"/>
+                      <a:ext cx="3207036" cy="1482981"/>
                     </a:xfrm>
                     <a:prstGeom prst="rect">
                       <a:avLst/>
@@ -2686,14 +2722,6 @@
           <w:sz w:val="22"/>
         </w:rPr>
       </w:pPr>
-      <w:r>
-        <w:rPr>
-          <w:rFonts w:ascii="Tahoma" w:eastAsia="微软雅黑" w:hAnsi="Tahoma"/>
-          <w:kern w:val="0"/>
-          <w:sz w:val="22"/>
-        </w:rPr>
-        <w:br w:type="page"/>
-      </w:r>
     </w:p>
     <w:p>
       <w:pPr>
@@ -2709,7 +2737,6 @@
           <w:rFonts w:hint="eastAsia"/>
           <w:sz w:val="28"/>
         </w:rPr>
-        <w:lastRenderedPageBreak/>
         <w:t>5</w:t>
       </w:r>
       <w:r>
@@ -2849,7 +2876,6 @@
         <w:tc>
           <w:tcPr>
             <w:tcW w:w="2410" w:type="dxa"/>
-            <w:shd w:val="clear" w:color="auto" w:fill="auto"/>
             <w:vAlign w:val="center"/>
           </w:tcPr>
           <w:p>
@@ -2873,27 +2899,7 @@
                 <w:sz w:val="20"/>
                 <w:szCs w:val="20"/>
               </w:rPr>
-              <w:t>\</w:t>
-            </w:r>
-            <w:proofErr w:type="gramStart"/>
-            <w:r>
-              <w:rPr>
-                <w:rFonts w:ascii="Tahoma" w:eastAsia="微软雅黑" w:hAnsi="Tahoma" w:hint="eastAsia"/>
-                <w:kern w:val="0"/>
-                <w:sz w:val="20"/>
-                <w:szCs w:val="20"/>
-              </w:rPr>
-              <w:t>ff</w:t>
-            </w:r>
-            <w:proofErr w:type="gramEnd"/>
-            <w:r>
-              <w:rPr>
-                <w:rFonts w:ascii="Tahoma" w:eastAsia="微软雅黑" w:hAnsi="Tahoma" w:hint="eastAsia"/>
-                <w:kern w:val="0"/>
-                <w:sz w:val="20"/>
-                <w:szCs w:val="20"/>
-              </w:rPr>
-              <w:t>[xxx]</w:t>
+              <w:t>\ff[xxx]</w:t>
             </w:r>
           </w:p>
         </w:tc>
@@ -2949,7 +2955,6 @@
         <w:tc>
           <w:tcPr>
             <w:tcW w:w="2410" w:type="dxa"/>
-            <w:shd w:val="clear" w:color="auto" w:fill="auto"/>
             <w:vAlign w:val="center"/>
           </w:tcPr>
           <w:p>
@@ -2973,27 +2978,7 @@
                 <w:sz w:val="20"/>
                 <w:szCs w:val="20"/>
               </w:rPr>
-              <w:t>\</w:t>
-            </w:r>
-            <w:proofErr w:type="gramStart"/>
-            <w:r>
-              <w:rPr>
-                <w:rFonts w:ascii="Tahoma" w:eastAsia="微软雅黑" w:hAnsi="Tahoma" w:hint="eastAsia"/>
-                <w:kern w:val="0"/>
-                <w:sz w:val="20"/>
-                <w:szCs w:val="20"/>
-              </w:rPr>
-              <w:t>fn</w:t>
-            </w:r>
-            <w:proofErr w:type="gramEnd"/>
-            <w:r>
-              <w:rPr>
-                <w:rFonts w:ascii="Tahoma" w:eastAsia="微软雅黑" w:hAnsi="Tahoma" w:hint="eastAsia"/>
-                <w:kern w:val="0"/>
-                <w:sz w:val="20"/>
-                <w:szCs w:val="20"/>
-              </w:rPr>
-              <w:t>[xxx]</w:t>
+              <w:t>\fn[xxx]</w:t>
             </w:r>
           </w:p>
         </w:tc>
@@ -3049,7 +3034,6 @@
         <w:tc>
           <w:tcPr>
             <w:tcW w:w="2410" w:type="dxa"/>
-            <w:shd w:val="clear" w:color="auto" w:fill="auto"/>
             <w:vAlign w:val="center"/>
           </w:tcPr>
           <w:p>
@@ -3073,19 +3057,8 @@
                 <w:sz w:val="20"/>
                 <w:szCs w:val="20"/>
               </w:rPr>
-              <w:t>\</w:t>
-            </w:r>
-            <w:proofErr w:type="gramStart"/>
-            <w:r>
-              <w:rPr>
-                <w:rFonts w:ascii="Tahoma" w:eastAsia="微软雅黑" w:hAnsi="Tahoma" w:hint="eastAsia"/>
-                <w:kern w:val="0"/>
-                <w:sz w:val="20"/>
-                <w:szCs w:val="20"/>
-              </w:rPr>
-              <w:t>fr</w:t>
-            </w:r>
-            <w:proofErr w:type="gramEnd"/>
+              <w:t>\fr</w:t>
+            </w:r>
           </w:p>
         </w:tc>
         <w:tc>
@@ -3186,16 +3159,13 @@
       </w:pPr>
       <w:r>
         <w:rPr>
-          <w:rFonts w:ascii="Tahoma" w:eastAsia="微软雅黑" w:hAnsi="Tahoma"/>
           <w:noProof/>
-          <w:kern w:val="0"/>
-          <w:sz w:val="22"/>
         </w:rPr>
         <w:drawing>
-          <wp:inline distT="0" distB="0" distL="0" distR="0" wp14:anchorId="7493689F" wp14:editId="23C1E908">
-            <wp:extent cx="3360420" cy="1264675"/>
-            <wp:effectExtent l="0" t="0" r="0" b="0"/>
-            <wp:docPr id="3" name="图片 3"/>
+          <wp:inline distT="0" distB="0" distL="0" distR="0" wp14:anchorId="37A61471" wp14:editId="5C9B0C71">
+            <wp:extent cx="4757420" cy="1790427"/>
+            <wp:effectExtent l="0" t="0" r="5080" b="635"/>
+            <wp:docPr id="1907988881" name="图片 11"/>
             <wp:cNvGraphicFramePr>
               <a:graphicFrameLocks xmlns:a="http://schemas.openxmlformats.org/drawingml/2006/main" noChangeAspect="1"/>
             </wp:cNvGraphicFramePr>
@@ -3203,7 +3173,7 @@
               <a:graphicData uri="http://schemas.openxmlformats.org/drawingml/2006/picture">
                 <pic:pic xmlns:pic="http://schemas.openxmlformats.org/drawingml/2006/picture">
                   <pic:nvPicPr>
-                    <pic:cNvPr id="0" name="Picture 1"/>
+                    <pic:cNvPr id="0" name="Picture 24"/>
                     <pic:cNvPicPr>
                       <a:picLocks noChangeAspect="1" noChangeArrowheads="1"/>
                     </pic:cNvPicPr>
@@ -3224,7 +3194,7 @@
                   <pic:spPr bwMode="auto">
                     <a:xfrm>
                       <a:off x="0" y="0"/>
-                      <a:ext cx="3391212" cy="1276264"/>
+                      <a:ext cx="4767261" cy="1794131"/>
                     </a:xfrm>
                     <a:prstGeom prst="rect">
                       <a:avLst/>
@@ -3292,16 +3262,13 @@
       </w:pPr>
       <w:r>
         <w:rPr>
-          <w:rFonts w:ascii="Tahoma" w:eastAsia="微软雅黑" w:hAnsi="Tahoma"/>
           <w:noProof/>
-          <w:kern w:val="0"/>
-          <w:sz w:val="22"/>
         </w:rPr>
         <w:drawing>
-          <wp:inline distT="0" distB="0" distL="0" distR="0" wp14:anchorId="601FD6DE" wp14:editId="2D0CAEAE">
-            <wp:extent cx="4290060" cy="1056246"/>
-            <wp:effectExtent l="0" t="0" r="0" b="0"/>
-            <wp:docPr id="12" name="图片 12"/>
+          <wp:inline distT="0" distB="0" distL="0" distR="0" wp14:anchorId="030D2C15" wp14:editId="5794ECFE">
+            <wp:extent cx="4762500" cy="1173480"/>
+            <wp:effectExtent l="0" t="0" r="0" b="7620"/>
+            <wp:docPr id="1171991974" name="图片 13"/>
             <wp:cNvGraphicFramePr>
               <a:graphicFrameLocks xmlns:a="http://schemas.openxmlformats.org/drawingml/2006/main" noChangeAspect="1"/>
             </wp:cNvGraphicFramePr>
@@ -3309,7 +3276,7 @@
               <a:graphicData uri="http://schemas.openxmlformats.org/drawingml/2006/picture">
                 <pic:pic xmlns:pic="http://schemas.openxmlformats.org/drawingml/2006/picture">
                   <pic:nvPicPr>
-                    <pic:cNvPr id="0" name="Picture 7"/>
+                    <pic:cNvPr id="0" name="Picture 28"/>
                     <pic:cNvPicPr>
                       <a:picLocks noChangeAspect="1" noChangeArrowheads="1"/>
                     </pic:cNvPicPr>
@@ -3330,7 +3297,7 @@
                   <pic:spPr bwMode="auto">
                     <a:xfrm>
                       <a:off x="0" y="0"/>
-                      <a:ext cx="4320017" cy="1063622"/>
+                      <a:ext cx="4762500" cy="1173480"/>
                     </a:xfrm>
                     <a:prstGeom prst="rect">
                       <a:avLst/>
@@ -3349,37 +3316,6 @@
     </w:p>
     <w:p>
       <w:pPr>
-        <w:pStyle w:val="3"/>
-        <w:spacing w:before="240" w:after="120" w:line="415" w:lineRule="auto"/>
-        <w:rPr>
-          <w:rFonts w:hint="eastAsia"/>
-          <w:sz w:val="28"/>
-        </w:rPr>
-      </w:pPr>
-      <w:r>
-        <w:rPr>
-          <w:rFonts w:hint="eastAsia"/>
-          <w:sz w:val="28"/>
-        </w:rPr>
-        <w:t>6</w:t>
-      </w:r>
-      <w:r>
-        <w:rPr>
-          <w:rFonts w:hint="eastAsia"/>
-          <w:sz w:val="28"/>
-        </w:rPr>
-        <w:t>）</w:t>
-      </w:r>
-      <w:r>
-        <w:rPr>
-          <w:rFonts w:hint="eastAsia"/>
-          <w:sz w:val="28"/>
-        </w:rPr>
-        <w:t>全局默认值</w:t>
-      </w:r>
-    </w:p>
-    <w:p>
-      <w:pPr>
         <w:widowControl/>
         <w:adjustRightInd w:val="0"/>
         <w:snapToGrid w:val="0"/>
@@ -3389,61 +3325,90 @@
           <w:sz w:val="22"/>
         </w:rPr>
       </w:pPr>
-      <w:r>
-        <w:rPr>
-          <w:rFonts w:ascii="Tahoma" w:eastAsia="微软雅黑" w:hAnsi="Tahoma" w:hint="eastAsia"/>
-          <w:kern w:val="0"/>
-          <w:sz w:val="22"/>
-        </w:rPr>
-        <w:t>插件中还提供了</w:t>
-      </w:r>
-      <w:r>
-        <w:rPr>
-          <w:rFonts w:ascii="Tahoma" w:eastAsia="微软雅黑" w:hAnsi="Tahoma" w:hint="eastAsia"/>
-          <w:kern w:val="0"/>
-          <w:sz w:val="22"/>
-        </w:rPr>
-        <w:t xml:space="preserve"> </w:t>
-      </w:r>
-      <w:r>
-        <w:rPr>
-          <w:rFonts w:ascii="Tahoma" w:eastAsia="微软雅黑" w:hAnsi="Tahoma" w:hint="eastAsia"/>
-          <w:kern w:val="0"/>
-          <w:sz w:val="22"/>
-        </w:rPr>
-        <w:t>所有文本、对话框</w:t>
-      </w:r>
-      <w:r>
-        <w:rPr>
-          <w:rFonts w:ascii="Tahoma" w:eastAsia="微软雅黑" w:hAnsi="Tahoma" w:hint="eastAsia"/>
-          <w:kern w:val="0"/>
-          <w:sz w:val="22"/>
-        </w:rPr>
-        <w:t xml:space="preserve"> </w:t>
-      </w:r>
-      <w:r>
-        <w:rPr>
-          <w:rFonts w:ascii="Tahoma" w:eastAsia="微软雅黑" w:hAnsi="Tahoma" w:hint="eastAsia"/>
-          <w:kern w:val="0"/>
-          <w:sz w:val="22"/>
-        </w:rPr>
-        <w:t>的默认字体</w:t>
-      </w:r>
-      <w:r>
-        <w:rPr>
-          <w:rFonts w:ascii="Tahoma" w:eastAsia="微软雅黑" w:hAnsi="Tahoma" w:hint="eastAsia"/>
-          <w:kern w:val="0"/>
-          <w:sz w:val="22"/>
-        </w:rPr>
-        <w:t>设置</w:t>
-      </w:r>
-      <w:r>
-        <w:rPr>
-          <w:rFonts w:ascii="Tahoma" w:eastAsia="微软雅黑" w:hAnsi="Tahoma" w:hint="eastAsia"/>
-          <w:kern w:val="0"/>
-          <w:sz w:val="22"/>
-        </w:rPr>
-        <w:t>。</w:t>
+    </w:p>
+    <w:p>
+      <w:pPr>
+        <w:widowControl/>
+        <w:jc w:val="left"/>
+        <w:rPr>
+          <w:rFonts w:ascii="Tahoma" w:eastAsia="微软雅黑" w:hAnsi="Tahoma"/>
+          <w:kern w:val="0"/>
+          <w:sz w:val="22"/>
+        </w:rPr>
+      </w:pPr>
+      <w:r>
+        <w:rPr>
+          <w:rFonts w:ascii="Tahoma" w:eastAsia="微软雅黑" w:hAnsi="Tahoma"/>
+          <w:kern w:val="0"/>
+          <w:sz w:val="22"/>
+        </w:rPr>
+        <w:br w:type="page"/>
+      </w:r>
+    </w:p>
+    <w:p>
+      <w:pPr>
+        <w:pStyle w:val="2"/>
+        <w:rPr>
+          <w:rFonts w:hint="eastAsia"/>
+        </w:rPr>
+      </w:pPr>
+      <w:r>
+        <w:rPr>
+          <w:rFonts w:hint="eastAsia"/>
+        </w:rPr>
+        <w:lastRenderedPageBreak/>
+        <w:t>默认</w:t>
+      </w:r>
+      <w:r>
+        <w:rPr>
+          <w:rFonts w:hint="eastAsia"/>
+        </w:rPr>
+        <w:t>字体</w:t>
+      </w:r>
+    </w:p>
+    <w:p>
+      <w:pPr>
+        <w:pStyle w:val="3"/>
+        <w:spacing w:before="240" w:after="120" w:line="415" w:lineRule="auto"/>
+        <w:rPr>
+          <w:rFonts w:hint="eastAsia"/>
+          <w:sz w:val="28"/>
+        </w:rPr>
+      </w:pPr>
+      <w:r>
+        <w:rPr>
+          <w:rFonts w:hint="eastAsia"/>
+          <w:sz w:val="28"/>
+        </w:rPr>
+        <w:t>1</w:t>
+      </w:r>
+      <w:r>
+        <w:rPr>
+          <w:rFonts w:hint="eastAsia"/>
+          <w:sz w:val="28"/>
+        </w:rPr>
+        <w:t>）</w:t>
+      </w:r>
+      <w:r>
+        <w:rPr>
+          <w:rFonts w:hint="eastAsia"/>
+          <w:sz w:val="28"/>
+        </w:rPr>
+        <w:t>默认</w:t>
+      </w:r>
+      <w:r>
+        <w:rPr>
+          <w:rFonts w:hint="eastAsia"/>
+          <w:sz w:val="28"/>
+        </w:rPr>
+        <w:t>字体</w:t>
+      </w:r>
+      <w:r>
+        <w:rPr>
+          <w:rFonts w:hint="eastAsia"/>
+          <w:sz w:val="28"/>
+        </w:rPr>
+        <w:t>原理</w:t>
       </w:r>
     </w:p>
     <w:p>
@@ -3451,123 +3416,58 @@
         <w:widowControl/>
         <w:adjustRightInd w:val="0"/>
         <w:snapToGrid w:val="0"/>
-        <w:rPr>
-          <w:rFonts w:ascii="Tahoma" w:eastAsia="微软雅黑" w:hAnsi="Tahoma"/>
-          <w:kern w:val="0"/>
-          <w:sz w:val="22"/>
-        </w:rPr>
-      </w:pPr>
-      <w:r>
-        <w:rPr>
-          <w:rFonts w:ascii="Tahoma" w:eastAsia="微软雅黑" w:hAnsi="Tahoma" w:hint="eastAsia"/>
-          <w:kern w:val="0"/>
-          <w:sz w:val="22"/>
-        </w:rPr>
-        <w:t>比如</w:t>
-      </w:r>
-      <w:r>
-        <w:rPr>
-          <w:rFonts w:ascii="Tahoma" w:eastAsia="微软雅黑" w:hAnsi="Tahoma" w:hint="eastAsia"/>
-          <w:kern w:val="0"/>
-          <w:sz w:val="22"/>
-        </w:rPr>
-        <w:t xml:space="preserve"> </w:t>
-      </w:r>
-      <w:r>
-        <w:rPr>
-          <w:rFonts w:ascii="Tahoma" w:eastAsia="微软雅黑" w:hAnsi="Tahoma" w:hint="eastAsia"/>
-          <w:kern w:val="0"/>
-          <w:sz w:val="22"/>
-        </w:rPr>
-        <w:t>所有文本</w:t>
-      </w:r>
-      <w:r>
-        <w:rPr>
-          <w:rFonts w:ascii="Tahoma" w:eastAsia="微软雅黑" w:hAnsi="Tahoma" w:hint="eastAsia"/>
-          <w:kern w:val="0"/>
-          <w:sz w:val="22"/>
-        </w:rPr>
-        <w:t xml:space="preserve"> </w:t>
-      </w:r>
-      <w:r>
-        <w:rPr>
-          <w:rFonts w:ascii="Tahoma" w:eastAsia="微软雅黑" w:hAnsi="Tahoma" w:hint="eastAsia"/>
-          <w:kern w:val="0"/>
-          <w:sz w:val="22"/>
-        </w:rPr>
-        <w:t>的</w:t>
-      </w:r>
-      <w:r>
-        <w:rPr>
-          <w:rFonts w:ascii="Tahoma" w:eastAsia="微软雅黑" w:hAnsi="Tahoma" w:hint="eastAsia"/>
-          <w:kern w:val="0"/>
-          <w:sz w:val="22"/>
-        </w:rPr>
-        <w:t>设置，能对</w:t>
-      </w:r>
-      <w:r>
-        <w:rPr>
-          <w:rFonts w:ascii="Tahoma" w:eastAsia="微软雅黑" w:hAnsi="Tahoma" w:hint="eastAsia"/>
-          <w:kern w:val="0"/>
-          <w:sz w:val="22"/>
-        </w:rPr>
-        <w:t>游戏里面任何</w:t>
-      </w:r>
-      <w:r>
-        <w:rPr>
-          <w:rFonts w:ascii="Tahoma" w:eastAsia="微软雅黑" w:hAnsi="Tahoma" w:hint="eastAsia"/>
-          <w:kern w:val="0"/>
-          <w:sz w:val="22"/>
-        </w:rPr>
-        <w:t xml:space="preserve"> </w:t>
-      </w:r>
-      <w:r>
-        <w:rPr>
-          <w:rFonts w:ascii="Tahoma" w:eastAsia="微软雅黑" w:hAnsi="Tahoma" w:hint="eastAsia"/>
-          <w:kern w:val="0"/>
-          <w:sz w:val="22"/>
-        </w:rPr>
-        <w:t>绘制</w:t>
-      </w:r>
-      <w:r>
-        <w:rPr>
-          <w:rFonts w:ascii="Tahoma" w:eastAsia="微软雅黑" w:hAnsi="Tahoma" w:hint="eastAsia"/>
-          <w:kern w:val="0"/>
-          <w:sz w:val="22"/>
-        </w:rPr>
-        <w:t>文本</w:t>
-      </w:r>
-      <w:r>
-        <w:rPr>
-          <w:rFonts w:ascii="Tahoma" w:eastAsia="微软雅黑" w:hAnsi="Tahoma" w:hint="eastAsia"/>
-          <w:kern w:val="0"/>
-          <w:sz w:val="22"/>
-        </w:rPr>
-        <w:t xml:space="preserve"> </w:t>
-      </w:r>
-      <w:r>
-        <w:rPr>
-          <w:rFonts w:ascii="Tahoma" w:eastAsia="微软雅黑" w:hAnsi="Tahoma" w:hint="eastAsia"/>
-          <w:kern w:val="0"/>
-          <w:sz w:val="22"/>
-        </w:rPr>
-        <w:t>的地方都有效</w:t>
-      </w:r>
-      <w:r>
-        <w:rPr>
-          <w:rFonts w:ascii="Tahoma" w:eastAsia="微软雅黑" w:hAnsi="Tahoma" w:hint="eastAsia"/>
-          <w:kern w:val="0"/>
-          <w:sz w:val="22"/>
-        </w:rPr>
-        <w:t>，全局有效</w:t>
-      </w:r>
-      <w:r>
-        <w:rPr>
-          <w:rFonts w:ascii="Tahoma" w:eastAsia="微软雅黑" w:hAnsi="Tahoma" w:hint="eastAsia"/>
-          <w:kern w:val="0"/>
-          <w:sz w:val="22"/>
-        </w:rPr>
-        <w:t>。</w:t>
+        <w:jc w:val="left"/>
+        <w:rPr>
+          <w:rFonts w:ascii="Tahoma" w:eastAsia="微软雅黑" w:hAnsi="Tahoma"/>
+          <w:kern w:val="0"/>
+          <w:sz w:val="22"/>
+        </w:rPr>
+      </w:pPr>
+      <w:bookmarkStart w:id="1" w:name="第一默认字体"/>
+      <w:r>
+        <w:rPr>
+          <w:rFonts w:ascii="Tahoma" w:eastAsia="微软雅黑" w:hAnsi="Tahoma" w:hint="eastAsia"/>
+          <w:b/>
+          <w:bCs/>
+          <w:kern w:val="0"/>
+          <w:sz w:val="22"/>
+        </w:rPr>
+        <w:t>第一默认字体</w:t>
+      </w:r>
+      <w:bookmarkEnd w:id="1"/>
+      <w:r>
+        <w:rPr>
+          <w:rFonts w:ascii="Tahoma" w:eastAsia="微软雅黑" w:hAnsi="Tahoma" w:hint="eastAsia"/>
+          <w:b/>
+          <w:bCs/>
+          <w:kern w:val="0"/>
+          <w:sz w:val="22"/>
+        </w:rPr>
+        <w:t>：</w:t>
+      </w:r>
+      <w:r>
+        <w:rPr>
+          <w:rFonts w:ascii="Tahoma" w:eastAsia="微软雅黑" w:hAnsi="Tahoma" w:hint="eastAsia"/>
+          <w:kern w:val="0"/>
+          <w:sz w:val="22"/>
+        </w:rPr>
+        <w:t>黑体（</w:t>
+      </w:r>
+      <w:r>
+        <w:rPr>
+          <w:rFonts w:ascii="Tahoma" w:eastAsia="微软雅黑" w:hAnsi="Tahoma" w:hint="eastAsia"/>
+          <w:kern w:val="0"/>
+          <w:sz w:val="22"/>
+        </w:rPr>
+        <w:t>SimHei</w:t>
+      </w:r>
+      <w:r>
+        <w:rPr>
+          <w:rFonts w:ascii="Tahoma" w:eastAsia="微软雅黑" w:hAnsi="Tahoma" w:hint="eastAsia"/>
+          <w:kern w:val="0"/>
+          <w:sz w:val="22"/>
+        </w:rPr>
+        <w:t>）。</w:t>
       </w:r>
     </w:p>
     <w:p>
@@ -3575,9 +3475,91 @@
         <w:widowControl/>
         <w:adjustRightInd w:val="0"/>
         <w:snapToGrid w:val="0"/>
+        <w:spacing w:after="120"/>
+        <w:jc w:val="left"/>
+        <w:rPr>
+          <w:rFonts w:ascii="Tahoma" w:eastAsia="微软雅黑" w:hAnsi="Tahoma" w:hint="eastAsia"/>
+          <w:kern w:val="0"/>
+          <w:sz w:val="22"/>
+        </w:rPr>
+      </w:pPr>
+      <w:r>
+        <w:rPr>
+          <w:rFonts w:ascii="Tahoma" w:eastAsia="微软雅黑" w:hAnsi="Tahoma" w:hint="eastAsia"/>
+          <w:kern w:val="0"/>
+          <w:sz w:val="22"/>
+        </w:rPr>
+        <w:t>（操作系统自带的通用字体）</w:t>
+      </w:r>
+    </w:p>
+    <w:p>
+      <w:pPr>
+        <w:widowControl/>
+        <w:adjustRightInd w:val="0"/>
+        <w:snapToGrid w:val="0"/>
+        <w:jc w:val="left"/>
+        <w:rPr>
+          <w:rFonts w:ascii="Tahoma" w:eastAsia="微软雅黑" w:hAnsi="Tahoma"/>
+          <w:kern w:val="0"/>
+          <w:sz w:val="22"/>
+        </w:rPr>
+      </w:pPr>
+      <w:bookmarkStart w:id="2" w:name="第二默认字体"/>
+      <w:r>
+        <w:rPr>
+          <w:rFonts w:ascii="Tahoma" w:eastAsia="微软雅黑" w:hAnsi="Tahoma" w:hint="eastAsia"/>
+          <w:b/>
+          <w:bCs/>
+          <w:kern w:val="0"/>
+          <w:sz w:val="22"/>
+        </w:rPr>
+        <w:t>第二默认字体</w:t>
+      </w:r>
+      <w:bookmarkEnd w:id="2"/>
+      <w:r>
+        <w:rPr>
+          <w:rFonts w:ascii="Tahoma" w:eastAsia="微软雅黑" w:hAnsi="Tahoma" w:hint="eastAsia"/>
+          <w:b/>
+          <w:bCs/>
+          <w:kern w:val="0"/>
+          <w:sz w:val="22"/>
+        </w:rPr>
+        <w:t>：</w:t>
+      </w:r>
+      <w:r>
+        <w:rPr>
+          <w:rFonts w:ascii="Tahoma" w:eastAsia="微软雅黑" w:hAnsi="Tahoma" w:hint="eastAsia"/>
+          <w:kern w:val="0"/>
+          <w:sz w:val="22"/>
+        </w:rPr>
+        <w:t>GameFont</w:t>
+      </w:r>
+      <w:r>
+        <w:rPr>
+          <w:rFonts w:ascii="Tahoma" w:eastAsia="微软雅黑" w:hAnsi="Tahoma" w:hint="eastAsia"/>
+          <w:kern w:val="0"/>
+          <w:sz w:val="22"/>
+        </w:rPr>
+        <w:t xml:space="preserve"> </w:t>
+      </w:r>
+      <w:r>
+        <w:rPr>
+          <w:rFonts w:ascii="Tahoma" w:eastAsia="微软雅黑" w:hAnsi="Tahoma" w:hint="eastAsia"/>
+          <w:kern w:val="0"/>
+          <w:sz w:val="22"/>
+        </w:rPr>
+        <w:t>。</w:t>
+      </w:r>
+    </w:p>
+    <w:p>
+      <w:pPr>
+        <w:widowControl/>
+        <w:adjustRightInd w:val="0"/>
+        <w:snapToGrid w:val="0"/>
+        <w:spacing w:after="120"/>
         <w:jc w:val="center"/>
         <w:rPr>
-          <w:rFonts w:ascii="Tahoma" w:eastAsia="微软雅黑" w:hAnsi="Tahoma"/>
+          <w:rFonts w:ascii="Tahoma" w:eastAsia="微软雅黑" w:hAnsi="Tahoma" w:hint="eastAsia"/>
           <w:kern w:val="0"/>
           <w:sz w:val="22"/>
         </w:rPr>
@@ -3587,10 +3569,10 @@
           <w:noProof/>
         </w:rPr>
         <w:drawing>
-          <wp:inline distT="0" distB="0" distL="0" distR="0" wp14:anchorId="001413BE" wp14:editId="30BEAF58">
-            <wp:extent cx="3398520" cy="926869"/>
-            <wp:effectExtent l="0" t="0" r="0" b="6985"/>
-            <wp:docPr id="175105737" name="图片 1"/>
+          <wp:inline distT="0" distB="0" distL="0" distR="0" wp14:anchorId="4F9C1E8B" wp14:editId="5327C5D1">
+            <wp:extent cx="2842683" cy="791932"/>
+            <wp:effectExtent l="19050" t="19050" r="15240" b="27305"/>
+            <wp:docPr id="978859494" name="图片 14"/>
             <wp:cNvGraphicFramePr>
               <a:graphicFrameLocks xmlns:a="http://schemas.openxmlformats.org/drawingml/2006/main" noChangeAspect="1"/>
             </wp:cNvGraphicFramePr>
@@ -3598,7 +3580,7 @@
               <a:graphicData uri="http://schemas.openxmlformats.org/drawingml/2006/picture">
                 <pic:pic xmlns:pic="http://schemas.openxmlformats.org/drawingml/2006/picture">
                   <pic:nvPicPr>
-                    <pic:cNvPr id="0" name="Picture 1"/>
+                    <pic:cNvPr id="0" name="Picture 30"/>
                     <pic:cNvPicPr>
                       <a:picLocks noChangeAspect="1" noChangeArrowheads="1"/>
                     </pic:cNvPicPr>
@@ -3619,14 +3601,16 @@
                   <pic:spPr bwMode="auto">
                     <a:xfrm>
                       <a:off x="0" y="0"/>
-                      <a:ext cx="3408006" cy="929456"/>
+                      <a:ext cx="2866211" cy="798486"/>
                     </a:xfrm>
                     <a:prstGeom prst="rect">
                       <a:avLst/>
                     </a:prstGeom>
                     <a:noFill/>
-                    <a:ln>
-                      <a:noFill/>
+                    <a:ln w="9525">
+                      <a:solidFill>
+                        <a:schemeClr val="tx1"/>
+                      </a:solidFill>
                     </a:ln>
                   </pic:spPr>
                 </pic:pic>
@@ -3641,19 +3625,122 @@
         <w:widowControl/>
         <w:adjustRightInd w:val="0"/>
         <w:snapToGrid w:val="0"/>
-        <w:rPr>
-          <w:rFonts w:ascii="Tahoma" w:eastAsia="微软雅黑" w:hAnsi="Tahoma"/>
-          <w:kern w:val="0"/>
-          <w:sz w:val="22"/>
-        </w:rPr>
-      </w:pPr>
-      <w:r>
-        <w:rPr>
-          <w:rFonts w:ascii="Tahoma" w:eastAsia="微软雅黑" w:hAnsi="Tahoma" w:hint="eastAsia"/>
-          <w:kern w:val="0"/>
-          <w:sz w:val="22"/>
-        </w:rPr>
-        <w:t>此配置还能通过插件进行临时修改。</w:t>
+        <w:jc w:val="left"/>
+        <w:rPr>
+          <w:rFonts w:ascii="Tahoma" w:eastAsia="微软雅黑" w:hAnsi="Tahoma"/>
+          <w:kern w:val="0"/>
+          <w:sz w:val="22"/>
+        </w:rPr>
+      </w:pPr>
+      <w:bookmarkStart w:id="3" w:name="第三默认字体"/>
+      <w:r>
+        <w:rPr>
+          <w:rFonts w:ascii="Tahoma" w:eastAsia="微软雅黑" w:hAnsi="Tahoma" w:hint="eastAsia"/>
+          <w:b/>
+          <w:bCs/>
+          <w:kern w:val="0"/>
+          <w:sz w:val="22"/>
+        </w:rPr>
+        <w:t>第三默认字体</w:t>
+      </w:r>
+      <w:bookmarkEnd w:id="3"/>
+      <w:r>
+        <w:rPr>
+          <w:rFonts w:ascii="Tahoma" w:eastAsia="微软雅黑" w:hAnsi="Tahoma" w:hint="eastAsia"/>
+          <w:b/>
+          <w:bCs/>
+          <w:kern w:val="0"/>
+          <w:sz w:val="22"/>
+        </w:rPr>
+        <w:t>：</w:t>
+      </w:r>
+      <w:r>
+        <w:rPr>
+          <w:rFonts w:ascii="Tahoma" w:eastAsia="微软雅黑" w:hAnsi="Tahoma" w:hint="eastAsia"/>
+          <w:kern w:val="0"/>
+          <w:sz w:val="22"/>
+        </w:rPr>
+        <w:t>字体管理器</w:t>
+      </w:r>
+      <w:r>
+        <w:rPr>
+          <w:rFonts w:ascii="Tahoma" w:eastAsia="微软雅黑" w:hAnsi="Tahoma" w:hint="eastAsia"/>
+          <w:kern w:val="0"/>
+          <w:sz w:val="22"/>
+        </w:rPr>
+        <w:t>插件</w:t>
+      </w:r>
+      <w:r>
+        <w:rPr>
+          <w:rFonts w:ascii="Tahoma" w:eastAsia="微软雅黑" w:hAnsi="Tahoma" w:hint="eastAsia"/>
+          <w:kern w:val="0"/>
+          <w:sz w:val="22"/>
+        </w:rPr>
+        <w:t>的</w:t>
+      </w:r>
+      <w:r>
+        <w:rPr>
+          <w:rFonts w:ascii="Tahoma" w:eastAsia="微软雅黑" w:hAnsi="Tahoma" w:hint="eastAsia"/>
+          <w:kern w:val="0"/>
+          <w:sz w:val="22"/>
+        </w:rPr>
+        <w:t xml:space="preserve"> </w:t>
+      </w:r>
+      <w:r>
+        <w:rPr>
+          <w:rFonts w:ascii="Tahoma" w:eastAsia="微软雅黑" w:hAnsi="Tahoma"/>
+          <w:kern w:val="0"/>
+          <w:sz w:val="22"/>
+        </w:rPr>
+        <w:t>”</w:t>
+      </w:r>
+      <w:r>
+        <w:rPr>
+          <w:rFonts w:ascii="Tahoma" w:eastAsia="微软雅黑" w:hAnsi="Tahoma" w:hint="eastAsia"/>
+          <w:kern w:val="0"/>
+          <w:sz w:val="22"/>
+        </w:rPr>
+        <w:t>所有文本</w:t>
+      </w:r>
+      <w:r>
+        <w:rPr>
+          <w:rFonts w:ascii="Tahoma" w:eastAsia="微软雅黑" w:hAnsi="Tahoma" w:hint="eastAsia"/>
+          <w:kern w:val="0"/>
+          <w:sz w:val="22"/>
+        </w:rPr>
+        <w:t>-</w:t>
+      </w:r>
+      <w:r>
+        <w:rPr>
+          <w:rFonts w:ascii="Tahoma" w:eastAsia="微软雅黑" w:hAnsi="Tahoma" w:hint="eastAsia"/>
+          <w:kern w:val="0"/>
+          <w:sz w:val="22"/>
+        </w:rPr>
+        <w:t>默认字体类型</w:t>
+      </w:r>
+      <w:r>
+        <w:rPr>
+          <w:rFonts w:ascii="Tahoma" w:eastAsia="微软雅黑" w:hAnsi="Tahoma"/>
+          <w:kern w:val="0"/>
+          <w:sz w:val="22"/>
+        </w:rPr>
+        <w:t>”</w:t>
+      </w:r>
+      <w:r>
+        <w:rPr>
+          <w:rFonts w:ascii="Tahoma" w:eastAsia="微软雅黑" w:hAnsi="Tahoma" w:hint="eastAsia"/>
+          <w:kern w:val="0"/>
+          <w:sz w:val="22"/>
+        </w:rPr>
+        <w:t xml:space="preserve"> </w:t>
+      </w:r>
+      <w:r>
+        <w:rPr>
+          <w:rFonts w:ascii="Tahoma" w:eastAsia="微软雅黑" w:hAnsi="Tahoma" w:hint="eastAsia"/>
+          <w:kern w:val="0"/>
+          <w:sz w:val="22"/>
+        </w:rPr>
+        <w:t>。</w:t>
       </w:r>
     </w:p>
     <w:p>
@@ -3661,23 +3748,68 @@
         <w:widowControl/>
         <w:adjustRightInd w:val="0"/>
         <w:snapToGrid w:val="0"/>
+        <w:jc w:val="left"/>
+        <w:rPr>
+          <w:rFonts w:ascii="Tahoma" w:eastAsia="微软雅黑" w:hAnsi="Tahoma" w:hint="eastAsia"/>
+          <w:kern w:val="0"/>
+          <w:sz w:val="22"/>
+        </w:rPr>
+      </w:pPr>
+      <w:r>
+        <w:rPr>
+          <w:rFonts w:ascii="Tahoma" w:eastAsia="微软雅黑" w:hAnsi="Tahoma" w:hint="eastAsia"/>
+          <w:kern w:val="0"/>
+          <w:sz w:val="22"/>
+        </w:rPr>
+        <w:t>该</w:t>
+      </w:r>
+      <w:r>
+        <w:rPr>
+          <w:rFonts w:ascii="Tahoma" w:eastAsia="微软雅黑" w:hAnsi="Tahoma" w:hint="eastAsia"/>
+          <w:kern w:val="0"/>
+          <w:sz w:val="22"/>
+        </w:rPr>
+        <w:t>配置默认为</w:t>
+      </w:r>
+      <w:r>
+        <w:rPr>
+          <w:rFonts w:ascii="Tahoma" w:eastAsia="微软雅黑" w:hAnsi="Tahoma" w:hint="eastAsia"/>
+          <w:kern w:val="0"/>
+          <w:sz w:val="22"/>
+        </w:rPr>
+        <w:t>GameFont</w:t>
+      </w:r>
+      <w:r>
+        <w:rPr>
+          <w:rFonts w:ascii="Tahoma" w:eastAsia="微软雅黑" w:hAnsi="Tahoma" w:hint="eastAsia"/>
+          <w:kern w:val="0"/>
+          <w:sz w:val="22"/>
+        </w:rPr>
+        <w:t>，可以改成其它字体名，所有文本会变。</w:t>
+      </w:r>
+    </w:p>
+    <w:p>
+      <w:pPr>
+        <w:widowControl/>
+        <w:adjustRightInd w:val="0"/>
+        <w:snapToGrid w:val="0"/>
+        <w:spacing w:after="120"/>
         <w:jc w:val="center"/>
         <w:rPr>
-          <w:rFonts w:ascii="Tahoma" w:eastAsia="微软雅黑" w:hAnsi="Tahoma"/>
-          <w:kern w:val="0"/>
-          <w:sz w:val="22"/>
-        </w:rPr>
-      </w:pPr>
-      <w:r>
-        <w:rPr>
-          <w:rFonts w:hint="eastAsia"/>
+          <w:rFonts w:ascii="Tahoma" w:eastAsia="微软雅黑" w:hAnsi="Tahoma" w:hint="eastAsia"/>
+          <w:kern w:val="0"/>
+          <w:sz w:val="22"/>
+        </w:rPr>
+      </w:pPr>
+      <w:r>
+        <w:rPr>
           <w:noProof/>
         </w:rPr>
         <w:drawing>
-          <wp:inline distT="0" distB="0" distL="0" distR="0" wp14:anchorId="013554B6" wp14:editId="1EB3B845">
-            <wp:extent cx="3691879" cy="1699260"/>
-            <wp:effectExtent l="0" t="0" r="4445" b="0"/>
-            <wp:docPr id="827491646" name="图片 2"/>
+          <wp:inline distT="0" distB="0" distL="0" distR="0" wp14:anchorId="45B491DC" wp14:editId="273B7A8A">
+            <wp:extent cx="3970866" cy="1307647"/>
+            <wp:effectExtent l="0" t="0" r="0" b="6985"/>
+            <wp:docPr id="1924183381" name="图片 15"/>
             <wp:cNvGraphicFramePr>
               <a:graphicFrameLocks xmlns:a="http://schemas.openxmlformats.org/drawingml/2006/main" noChangeAspect="1"/>
             </wp:cNvGraphicFramePr>
@@ -3685,7 +3817,7 @@
               <a:graphicData uri="http://schemas.openxmlformats.org/drawingml/2006/picture">
                 <pic:pic xmlns:pic="http://schemas.openxmlformats.org/drawingml/2006/picture">
                   <pic:nvPicPr>
-                    <pic:cNvPr id="0" name="Picture 3"/>
+                    <pic:cNvPr id="0" name="Picture 32"/>
                     <pic:cNvPicPr>
                       <a:picLocks noChangeAspect="1" noChangeArrowheads="1"/>
                     </pic:cNvPicPr>
@@ -3706,7 +3838,7 @@
                   <pic:spPr bwMode="auto">
                     <a:xfrm>
                       <a:off x="0" y="0"/>
-                      <a:ext cx="3702734" cy="1704256"/>
+                      <a:ext cx="3983880" cy="1311933"/>
                     </a:xfrm>
                     <a:prstGeom prst="rect">
                       <a:avLst/>
@@ -3741,7 +3873,95 @@
           <w:kern w:val="0"/>
           <w:sz w:val="22"/>
         </w:rPr>
-        <w:t>详细可以去示例中</w:t>
+        <w:t>之所以有三种默认</w:t>
+      </w:r>
+      <w:r>
+        <w:rPr>
+          <w:rFonts w:ascii="Tahoma" w:eastAsia="微软雅黑" w:hAnsi="Tahoma" w:hint="eastAsia"/>
+          <w:kern w:val="0"/>
+          <w:sz w:val="22"/>
+        </w:rPr>
+        <w:t>字体，是因为系统架构如下。</w:t>
+      </w:r>
+    </w:p>
+    <w:p>
+      <w:pPr>
+        <w:widowControl/>
+        <w:adjustRightInd w:val="0"/>
+        <w:snapToGrid w:val="0"/>
+        <w:jc w:val="center"/>
+        <w:rPr>
+          <w:rFonts w:ascii="Tahoma" w:eastAsia="微软雅黑" w:hAnsi="Tahoma"/>
+          <w:kern w:val="0"/>
+          <w:sz w:val="22"/>
+        </w:rPr>
+      </w:pPr>
+      <w:r>
+        <w:rPr>
+          <w:rFonts w:hint="eastAsia"/>
+        </w:rPr>
+        <w:object w:dxaOrig="8341" w:dyaOrig="2785" w14:anchorId="0EEA54B7">
+          <v:shapetype id="_x0000_t75" coordsize="21600,21600" o:spt="75" o:preferrelative="t" path="m@4@5l@4@11@9@11@9@5xe" filled="f" stroked="f">
+            <v:stroke joinstyle="miter"/>
+            <v:formulas>
+              <v:f eqn="if lineDrawn pixelLineWidth 0"/>
+              <v:f eqn="sum @0 1 0"/>
+              <v:f eqn="sum 0 0 @1"/>
+              <v:f eqn="prod @2 1 2"/>
+              <v:f eqn="prod @3 21600 pixelWidth"/>
+              <v:f eqn="prod @3 21600 pixelHeight"/>
+              <v:f eqn="sum @0 0 1"/>
+              <v:f eqn="prod @6 1 2"/>
+              <v:f eqn="prod @7 21600 pixelWidth"/>
+              <v:f eqn="sum @8 21600 0"/>
+              <v:f eqn="prod @7 21600 pixelHeight"/>
+              <v:f eqn="sum @10 21600 0"/>
+            </v:formulas>
+            <v:path o:extrusionok="f" gradientshapeok="t" o:connecttype="rect"/>
+            <o:lock v:ext="edit" aspectratio="t"/>
+          </v:shapetype>
+          <v:shape id="_x0000_i1025" type="#_x0000_t75" style="width:402.65pt;height:134.65pt" o:ole="">
+            <v:imagedata r:id="rId21" o:title=""/>
+          </v:shape>
+          <o:OLEObject Type="Embed" ProgID="Visio.Drawing.15" ShapeID="_x0000_i1025" DrawAspect="Content" ObjectID="_1826602242" r:id="rId22"/>
+        </w:object>
+      </w:r>
+    </w:p>
+    <w:p>
+      <w:pPr>
+        <w:widowControl/>
+        <w:adjustRightInd w:val="0"/>
+        <w:snapToGrid w:val="0"/>
+        <w:jc w:val="left"/>
+        <w:rPr>
+          <w:rFonts w:ascii="Tahoma" w:eastAsia="微软雅黑" w:hAnsi="Tahoma"/>
+          <w:kern w:val="0"/>
+          <w:sz w:val="22"/>
+        </w:rPr>
+      </w:pPr>
+      <w:r>
+        <w:rPr>
+          <w:rFonts w:ascii="Tahoma" w:eastAsia="微软雅黑" w:hAnsi="Tahoma" w:hint="eastAsia"/>
+          <w:kern w:val="0"/>
+          <w:sz w:val="22"/>
+        </w:rPr>
+        <w:t>游戏打开后，会优先执行</w:t>
+      </w:r>
+      <w:r>
+        <w:rPr>
+          <w:rFonts w:ascii="Tahoma" w:eastAsia="微软雅黑" w:hAnsi="Tahoma" w:hint="eastAsia"/>
+          <w:kern w:val="0"/>
+          <w:sz w:val="22"/>
+        </w:rPr>
+        <w:t xml:space="preserve"> html5</w:t>
+      </w:r>
+      <w:r>
+        <w:rPr>
+          <w:rFonts w:ascii="Tahoma" w:eastAsia="微软雅黑" w:hAnsi="Tahoma" w:hint="eastAsia"/>
+          <w:kern w:val="0"/>
+          <w:sz w:val="22"/>
+        </w:rPr>
+        <w:t>系统底层</w:t>
       </w:r>
       <w:r>
         <w:rPr>
@@ -3754,67 +3974,26 @@
       <w:r>
         <w:rPr>
           <w:rFonts w:ascii="Tahoma" w:eastAsia="微软雅黑" w:hAnsi="Tahoma" w:hint="eastAsia"/>
-          <w:color w:val="00B050"/>
-          <w:kern w:val="0"/>
-          <w:sz w:val="22"/>
-        </w:rPr>
-        <w:t>窗口字符管理层</w:t>
-      </w:r>
-      <w:r>
-        <w:rPr>
-          <w:rFonts w:ascii="Tahoma" w:eastAsia="微软雅黑" w:hAnsi="Tahoma" w:hint="eastAsia"/>
-          <w:kern w:val="0"/>
-          <w:sz w:val="22"/>
-        </w:rPr>
-        <w:t xml:space="preserve"> </w:t>
-      </w:r>
-      <w:r>
-        <w:rPr>
-          <w:rFonts w:ascii="Tahoma" w:eastAsia="微软雅黑" w:hAnsi="Tahoma" w:hint="eastAsia"/>
-          <w:kern w:val="0"/>
-          <w:sz w:val="22"/>
-        </w:rPr>
-        <w:t>去看看</w:t>
-      </w:r>
-      <w:r>
-        <w:rPr>
-          <w:rFonts w:ascii="Tahoma" w:eastAsia="微软雅黑" w:hAnsi="Tahoma" w:hint="eastAsia"/>
-          <w:kern w:val="0"/>
-          <w:sz w:val="22"/>
-        </w:rPr>
-        <w:t xml:space="preserve"> </w:t>
-      </w:r>
-      <w:r>
-        <w:rPr>
-          <w:rFonts w:ascii="Tahoma" w:eastAsia="微软雅黑" w:hAnsi="Tahoma" w:hint="eastAsia"/>
-          <w:kern w:val="0"/>
-          <w:sz w:val="22"/>
-        </w:rPr>
-        <w:t>全局默认值</w:t>
-      </w:r>
-      <w:r>
-        <w:rPr>
-          <w:rFonts w:ascii="Tahoma" w:eastAsia="微软雅黑" w:hAnsi="Tahoma" w:hint="eastAsia"/>
-          <w:kern w:val="0"/>
-          <w:sz w:val="22"/>
-        </w:rPr>
-        <w:t xml:space="preserve"> </w:t>
-      </w:r>
-      <w:r>
-        <w:rPr>
-          <w:rFonts w:ascii="Tahoma" w:eastAsia="微软雅黑" w:hAnsi="Tahoma" w:hint="eastAsia"/>
-          <w:kern w:val="0"/>
-          <w:sz w:val="22"/>
-        </w:rPr>
-        <w:t>的介绍</w:t>
-      </w:r>
-      <w:r>
-        <w:rPr>
-          <w:rFonts w:ascii="Tahoma" w:eastAsia="微软雅黑" w:hAnsi="Tahoma" w:hint="eastAsia"/>
-          <w:kern w:val="0"/>
-          <w:sz w:val="22"/>
-        </w:rPr>
-        <w:t>。</w:t>
+          <w:kern w:val="0"/>
+          <w:sz w:val="22"/>
+        </w:rPr>
+        <w:t>和</w:t>
+      </w:r>
+      <w:r>
+        <w:rPr>
+          <w:rFonts w:ascii="Tahoma" w:eastAsia="微软雅黑" w:hAnsi="Tahoma" w:hint="eastAsia"/>
+          <w:kern w:val="0"/>
+          <w:sz w:val="22"/>
+        </w:rPr>
+        <w:t xml:space="preserve"> rpg_core.js</w:t>
+      </w:r>
+      <w:r>
+        <w:rPr>
+          <w:rFonts w:ascii="Tahoma" w:eastAsia="微软雅黑" w:hAnsi="Tahoma" w:hint="eastAsia"/>
+          <w:kern w:val="0"/>
+          <w:sz w:val="22"/>
+        </w:rPr>
+        <w:t>游戏底层，</w:t>
       </w:r>
     </w:p>
     <w:p>
@@ -3825,75 +4004,50 @@
         <w:spacing w:after="200"/>
         <w:jc w:val="left"/>
         <w:rPr>
-          <w:rFonts w:ascii="Tahoma" w:eastAsia="微软雅黑" w:hAnsi="Tahoma"/>
-          <w:kern w:val="0"/>
-          <w:sz w:val="22"/>
-        </w:rPr>
-      </w:pPr>
-    </w:p>
-    <w:p>
-      <w:pPr>
-        <w:pStyle w:val="2"/>
-        <w:rPr>
-          <w:rFonts w:hint="eastAsia"/>
-        </w:rPr>
-      </w:pPr>
-      <w:r>
-        <w:rPr>
-          <w:rFonts w:hint="eastAsia"/>
-        </w:rPr>
-        <w:lastRenderedPageBreak/>
-        <w:t>从零开始设计</w:t>
-      </w:r>
-      <w:r>
-        <w:rPr>
-          <w:rFonts w:hint="eastAsia"/>
-        </w:rPr>
-        <w:t>（DIY）</w:t>
-      </w:r>
-    </w:p>
-    <w:p>
-      <w:pPr>
-        <w:pStyle w:val="3"/>
-        <w:spacing w:before="240" w:after="120" w:line="415" w:lineRule="auto"/>
-        <w:rPr>
-          <w:rFonts w:hint="eastAsia"/>
-          <w:sz w:val="28"/>
-        </w:rPr>
-      </w:pPr>
-      <w:r>
-        <w:rPr>
-          <w:rFonts w:hint="eastAsia"/>
-          <w:sz w:val="28"/>
-        </w:rPr>
-        <w:t>设计一个艺术渐变字体</w:t>
-      </w:r>
-      <w:r>
-        <w:rPr>
-          <w:rFonts w:hint="eastAsia"/>
-          <w:sz w:val="28"/>
-        </w:rPr>
-        <w:t>（指向）</w:t>
-      </w:r>
-    </w:p>
-    <w:p>
-      <w:pPr>
-        <w:widowControl/>
-        <w:snapToGrid w:val="0"/>
-        <w:jc w:val="left"/>
-        <w:rPr>
-          <w:rFonts w:ascii="Tahoma" w:eastAsia="微软雅黑" w:hAnsi="Tahoma"/>
-          <w:kern w:val="0"/>
-          <w:sz w:val="22"/>
-        </w:rPr>
-      </w:pPr>
-      <w:r>
-        <w:rPr>
-          <w:rFonts w:ascii="Tahoma" w:eastAsia="微软雅黑" w:hAnsi="Tahoma" w:hint="eastAsia"/>
-          <w:kern w:val="0"/>
-          <w:sz w:val="22"/>
-        </w:rPr>
-        <w:t>主要用到了下列插件：</w:t>
+          <w:rFonts w:ascii="Tahoma" w:eastAsia="微软雅黑" w:hAnsi="Tahoma" w:hint="eastAsia"/>
+          <w:kern w:val="0"/>
+          <w:sz w:val="22"/>
+        </w:rPr>
+      </w:pPr>
+      <w:r>
+        <w:rPr>
+          <w:rFonts w:ascii="Tahoma" w:eastAsia="微软雅黑" w:hAnsi="Tahoma" w:hint="eastAsia"/>
+          <w:kern w:val="0"/>
+          <w:sz w:val="22"/>
+        </w:rPr>
+        <w:t>这时候</w:t>
+      </w:r>
+      <w:r>
+        <w:rPr>
+          <w:rFonts w:ascii="Tahoma" w:eastAsia="微软雅黑" w:hAnsi="Tahoma" w:hint="eastAsia"/>
+          <w:kern w:val="0"/>
+          <w:sz w:val="22"/>
+        </w:rPr>
+        <w:t xml:space="preserve"> </w:t>
+      </w:r>
+      <w:r>
+        <w:rPr>
+          <w:rFonts w:ascii="Tahoma" w:eastAsia="微软雅黑" w:hAnsi="Tahoma" w:hint="eastAsia"/>
+          <w:kern w:val="0"/>
+          <w:sz w:val="22"/>
+        </w:rPr>
+        <w:t>第一默认字体和第二默认字体</w:t>
+      </w:r>
+      <w:r>
+        <w:rPr>
+          <w:rFonts w:ascii="Tahoma" w:eastAsia="微软雅黑" w:hAnsi="Tahoma" w:hint="eastAsia"/>
+          <w:kern w:val="0"/>
+          <w:sz w:val="22"/>
+        </w:rPr>
+        <w:t xml:space="preserve"> </w:t>
+      </w:r>
+      <w:r>
+        <w:rPr>
+          <w:rFonts w:ascii="Tahoma" w:eastAsia="微软雅黑" w:hAnsi="Tahoma" w:hint="eastAsia"/>
+          <w:kern w:val="0"/>
+          <w:sz w:val="22"/>
+        </w:rPr>
+        <w:t>会先加载并初始化。</w:t>
       </w:r>
     </w:p>
     <w:p>
@@ -3910,67 +4064,59 @@
       </w:pPr>
       <w:r>
         <w:rPr>
-          <w:rFonts w:ascii="Tahoma" w:eastAsia="微软雅黑" w:hAnsi="Tahoma"/>
-          <w:kern w:val="0"/>
-          <w:sz w:val="22"/>
-        </w:rPr>
-        <w:tab/>
-      </w:r>
-      <w:r>
-        <w:rPr>
-          <w:rFonts w:ascii="Tahoma" w:eastAsia="微软雅黑" w:hAnsi="Tahoma" w:hint="eastAsia"/>
-          <w:kern w:val="0"/>
-          <w:sz w:val="22"/>
-        </w:rPr>
-        <w:t>◆</w:t>
-      </w:r>
-      <w:r>
-        <w:rPr>
-          <w:rFonts w:ascii="Tahoma" w:eastAsia="微软雅黑" w:hAnsi="Tahoma"/>
-          <w:kern w:val="0"/>
-          <w:sz w:val="22"/>
-        </w:rPr>
-        <w:t>Drill_CoreOfWindowCharacter</w:t>
-      </w:r>
-      <w:r>
-        <w:rPr>
-          <w:rFonts w:ascii="Tahoma" w:eastAsia="微软雅黑" w:hAnsi="Tahoma"/>
-          <w:kern w:val="0"/>
-          <w:sz w:val="22"/>
-        </w:rPr>
-        <w:tab/>
-      </w:r>
-      <w:r>
-        <w:rPr>
-          <w:rFonts w:ascii="Tahoma" w:eastAsia="微软雅黑" w:hAnsi="Tahoma"/>
-          <w:kern w:val="0"/>
-          <w:sz w:val="22"/>
-        </w:rPr>
-        <w:tab/>
-      </w:r>
-      <w:r>
-        <w:rPr>
-          <w:rFonts w:ascii="Tahoma" w:eastAsia="微软雅黑" w:hAnsi="Tahoma" w:hint="eastAsia"/>
-          <w:kern w:val="0"/>
-          <w:sz w:val="22"/>
-        </w:rPr>
-        <w:t>窗口字符</w:t>
-      </w:r>
-      <w:r>
-        <w:rPr>
-          <w:rFonts w:ascii="Tahoma" w:eastAsia="微软雅黑" w:hAnsi="Tahoma" w:hint="eastAsia"/>
-          <w:kern w:val="0"/>
-          <w:sz w:val="22"/>
-        </w:rPr>
-        <w:t xml:space="preserve"> - </w:t>
-      </w:r>
-      <w:r>
-        <w:rPr>
-          <w:rFonts w:ascii="Tahoma" w:eastAsia="微软雅黑" w:hAnsi="Tahoma" w:hint="eastAsia"/>
-          <w:kern w:val="0"/>
-          <w:sz w:val="22"/>
-        </w:rPr>
-        <w:t>窗口字符核心</w:t>
+          <w:rFonts w:ascii="Tahoma" w:eastAsia="微软雅黑" w:hAnsi="Tahoma" w:hint="eastAsia"/>
+          <w:kern w:val="0"/>
+          <w:sz w:val="22"/>
+        </w:rPr>
+        <w:t>因此</w:t>
+      </w:r>
+      <w:r>
+        <w:rPr>
+          <w:rFonts w:ascii="Tahoma" w:eastAsia="微软雅黑" w:hAnsi="Tahoma" w:hint="eastAsia"/>
+          <w:kern w:val="0"/>
+          <w:sz w:val="22"/>
+        </w:rPr>
+        <w:t>即使</w:t>
+      </w:r>
+      <w:r>
+        <w:rPr>
+          <w:rFonts w:ascii="Tahoma" w:eastAsia="微软雅黑" w:hAnsi="Tahoma" w:hint="eastAsia"/>
+          <w:kern w:val="0"/>
+          <w:sz w:val="22"/>
+        </w:rPr>
+        <w:t xml:space="preserve"> </w:t>
+      </w:r>
+      <w:r>
+        <w:rPr>
+          <w:rFonts w:ascii="Tahoma" w:eastAsia="微软雅黑" w:hAnsi="Tahoma" w:hint="eastAsia"/>
+          <w:kern w:val="0"/>
+          <w:sz w:val="22"/>
+        </w:rPr>
+        <w:t>第三默认字体</w:t>
+      </w:r>
+      <w:r>
+        <w:rPr>
+          <w:rFonts w:ascii="Tahoma" w:eastAsia="微软雅黑" w:hAnsi="Tahoma" w:hint="eastAsia"/>
+          <w:kern w:val="0"/>
+          <w:sz w:val="22"/>
+        </w:rPr>
+        <w:t xml:space="preserve"> </w:t>
+      </w:r>
+      <w:r>
+        <w:rPr>
+          <w:rFonts w:ascii="Tahoma" w:eastAsia="微软雅黑" w:hAnsi="Tahoma" w:hint="eastAsia"/>
+          <w:kern w:val="0"/>
+          <w:sz w:val="22"/>
+        </w:rPr>
+        <w:t>是实际作用于游戏所有文本的字体</w:t>
+      </w:r>
+      <w:r>
+        <w:rPr>
+          <w:rFonts w:ascii="Tahoma" w:eastAsia="微软雅黑" w:hAnsi="Tahoma" w:hint="eastAsia"/>
+          <w:kern w:val="0"/>
+          <w:sz w:val="22"/>
+        </w:rPr>
+        <w:t>，</w:t>
       </w:r>
     </w:p>
     <w:p>
@@ -3978,6 +4124,7 @@
         <w:widowControl/>
         <w:adjustRightInd w:val="0"/>
         <w:snapToGrid w:val="0"/>
+        <w:spacing w:after="200"/>
         <w:jc w:val="left"/>
         <w:rPr>
           <w:rFonts w:ascii="Tahoma" w:eastAsia="微软雅黑" w:hAnsi="Tahoma"/>
@@ -3987,107 +4134,309 @@
       </w:pPr>
       <w:r>
         <w:rPr>
-          <w:rFonts w:ascii="Tahoma" w:eastAsia="微软雅黑" w:hAnsi="Tahoma"/>
-          <w:kern w:val="0"/>
-          <w:sz w:val="22"/>
-        </w:rPr>
-        <w:tab/>
-      </w:r>
-      <w:r>
-        <w:rPr>
-          <w:rFonts w:ascii="Tahoma" w:eastAsia="微软雅黑" w:hAnsi="Tahoma" w:hint="eastAsia"/>
-          <w:kern w:val="0"/>
-          <w:sz w:val="22"/>
-        </w:rPr>
-        <w:t>◆</w:t>
-      </w:r>
-      <w:r>
-        <w:rPr>
-          <w:rFonts w:ascii="Tahoma" w:eastAsia="微软雅黑" w:hAnsi="Tahoma"/>
-          <w:kern w:val="0"/>
-          <w:sz w:val="22"/>
-        </w:rPr>
-        <w:t>Drill_CoreOf</w:t>
-      </w:r>
-      <w:r>
-        <w:rPr>
-          <w:rFonts w:ascii="Tahoma" w:eastAsia="微软雅黑" w:hAnsi="Tahoma"/>
-          <w:kern w:val="0"/>
-          <w:sz w:val="22"/>
-        </w:rPr>
-        <w:t>Color</w:t>
-      </w:r>
-      <w:r>
-        <w:rPr>
-          <w:rFonts w:ascii="Tahoma" w:eastAsia="微软雅黑" w:hAnsi="Tahoma"/>
-          <w:kern w:val="0"/>
-          <w:sz w:val="22"/>
-        </w:rPr>
-        <w:tab/>
-      </w:r>
-      <w:r>
-        <w:rPr>
-          <w:rFonts w:ascii="Tahoma" w:eastAsia="微软雅黑" w:hAnsi="Tahoma"/>
-          <w:kern w:val="0"/>
-          <w:sz w:val="22"/>
-        </w:rPr>
-        <w:tab/>
-      </w:r>
-      <w:r>
-        <w:rPr>
-          <w:rFonts w:ascii="Tahoma" w:eastAsia="微软雅黑" w:hAnsi="Tahoma"/>
-          <w:kern w:val="0"/>
-          <w:sz w:val="22"/>
-        </w:rPr>
-        <w:tab/>
-      </w:r>
-      <w:r>
-        <w:rPr>
-          <w:rFonts w:ascii="Tahoma" w:eastAsia="微软雅黑" w:hAnsi="Tahoma"/>
-          <w:kern w:val="0"/>
-          <w:sz w:val="22"/>
-        </w:rPr>
-        <w:tab/>
-      </w:r>
-      <w:r>
-        <w:rPr>
-          <w:rFonts w:ascii="Tahoma" w:eastAsia="微软雅黑" w:hAnsi="Tahoma"/>
-          <w:kern w:val="0"/>
-          <w:sz w:val="22"/>
-        </w:rPr>
-        <w:tab/>
-      </w:r>
-      <w:r>
-        <w:rPr>
-          <w:rFonts w:ascii="Tahoma" w:eastAsia="微软雅黑" w:hAnsi="Tahoma" w:hint="eastAsia"/>
-          <w:kern w:val="0"/>
-          <w:sz w:val="22"/>
-        </w:rPr>
-        <w:t>窗口字符</w:t>
-      </w:r>
-      <w:r>
-        <w:rPr>
-          <w:rFonts w:ascii="Tahoma" w:eastAsia="微软雅黑" w:hAnsi="Tahoma"/>
-          <w:kern w:val="0"/>
-          <w:sz w:val="22"/>
-        </w:rPr>
-        <w:t xml:space="preserve"> - </w:t>
-      </w:r>
-      <w:r>
-        <w:rPr>
-          <w:rFonts w:ascii="Tahoma" w:eastAsia="微软雅黑" w:hAnsi="Tahoma"/>
-          <w:kern w:val="0"/>
-          <w:sz w:val="22"/>
-        </w:rPr>
-        <w:t>颜色</w:t>
-      </w:r>
-      <w:r>
-        <w:rPr>
-          <w:rFonts w:ascii="Tahoma" w:eastAsia="微软雅黑" w:hAnsi="Tahoma"/>
-          <w:kern w:val="0"/>
-          <w:sz w:val="22"/>
-        </w:rPr>
-        <w:t>核心</w:t>
+          <w:rFonts w:ascii="Tahoma" w:eastAsia="微软雅黑" w:hAnsi="Tahoma" w:hint="eastAsia"/>
+          <w:kern w:val="0"/>
+          <w:sz w:val="22"/>
+        </w:rPr>
+        <w:t>也必须要有</w:t>
+      </w:r>
+      <w:r>
+        <w:rPr>
+          <w:rFonts w:ascii="Tahoma" w:eastAsia="微软雅黑" w:hAnsi="Tahoma" w:hint="eastAsia"/>
+          <w:kern w:val="0"/>
+          <w:sz w:val="22"/>
+        </w:rPr>
+        <w:t>前面两个默认字体</w:t>
+      </w:r>
+      <w:r>
+        <w:rPr>
+          <w:rFonts w:ascii="Tahoma" w:eastAsia="微软雅黑" w:hAnsi="Tahoma" w:hint="eastAsia"/>
+          <w:kern w:val="0"/>
+          <w:sz w:val="22"/>
+        </w:rPr>
+        <w:t>，不能缺。</w:t>
+      </w:r>
+    </w:p>
+    <w:tbl>
+      <w:tblPr>
+        <w:tblStyle w:val="af"/>
+        <w:tblW w:w="0" w:type="auto"/>
+        <w:shd w:val="clear" w:color="auto" w:fill="DEEAF6" w:themeFill="accent1" w:themeFillTint="33"/>
+        <w:tblLook w:val="04A0" w:firstRow="1" w:lastRow="0" w:firstColumn="1" w:lastColumn="0" w:noHBand="0" w:noVBand="1"/>
+      </w:tblPr>
+      <w:tblGrid>
+        <w:gridCol w:w="8522"/>
+      </w:tblGrid>
+      <w:tr>
+        <w:tc>
+          <w:tcPr>
+            <w:tcW w:w="8522" w:type="dxa"/>
+            <w:shd w:val="clear" w:color="auto" w:fill="DEEAF6" w:themeFill="accent1" w:themeFillTint="33"/>
+          </w:tcPr>
+          <w:p>
+            <w:pPr>
+              <w:widowControl/>
+              <w:adjustRightInd w:val="0"/>
+              <w:snapToGrid w:val="0"/>
+              <w:jc w:val="left"/>
+              <w:rPr>
+                <w:rFonts w:ascii="Tahoma" w:eastAsia="微软雅黑" w:hAnsi="Tahoma"/>
+                <w:kern w:val="0"/>
+                <w:sz w:val="22"/>
+              </w:rPr>
+            </w:pPr>
+            <w:r>
+              <w:rPr>
+                <w:rFonts w:ascii="Tahoma" w:eastAsia="微软雅黑" w:hAnsi="Tahoma" w:hint="eastAsia"/>
+                <w:kern w:val="0"/>
+                <w:sz w:val="22"/>
+              </w:rPr>
+              <w:t>如果你添加的字体没有预加载成功，那么系统会使用</w:t>
+            </w:r>
+            <w:r>
+              <w:rPr>
+                <w:rFonts w:ascii="Tahoma" w:eastAsia="微软雅黑" w:hAnsi="Tahoma" w:hint="eastAsia"/>
+                <w:kern w:val="0"/>
+                <w:sz w:val="22"/>
+              </w:rPr>
+              <w:t xml:space="preserve"> </w:t>
+            </w:r>
+            <w:r>
+              <w:rPr>
+                <w:rFonts w:ascii="Tahoma" w:eastAsia="微软雅黑" w:hAnsi="Tahoma" w:hint="eastAsia"/>
+                <w:kern w:val="0"/>
+                <w:sz w:val="22"/>
+              </w:rPr>
+              <w:t>第一默认字体，</w:t>
+            </w:r>
+          </w:p>
+          <w:p>
+            <w:pPr>
+              <w:widowControl/>
+              <w:adjustRightInd w:val="0"/>
+              <w:snapToGrid w:val="0"/>
+              <w:spacing w:after="120"/>
+              <w:jc w:val="left"/>
+              <w:rPr>
+                <w:rFonts w:ascii="Tahoma" w:eastAsia="微软雅黑" w:hAnsi="Tahoma"/>
+                <w:kern w:val="0"/>
+                <w:sz w:val="22"/>
+              </w:rPr>
+            </w:pPr>
+            <w:r>
+              <w:rPr>
+                <w:rFonts w:ascii="Tahoma" w:eastAsia="微软雅黑" w:hAnsi="Tahoma" w:hint="eastAsia"/>
+                <w:kern w:val="0"/>
+                <w:sz w:val="22"/>
+              </w:rPr>
+              <w:t>对应问题：</w:t>
+            </w:r>
+            <w:hyperlink w:anchor="_部分字体未及时变化" w:history="1">
+              <w:r>
+                <w:rPr>
+                  <w:rStyle w:val="a4"/>
+                  <w:rFonts w:ascii="Tahoma" w:eastAsia="微软雅黑" w:hAnsi="Tahoma" w:hint="eastAsia"/>
+                  <w:kern w:val="0"/>
+                  <w:sz w:val="22"/>
+                </w:rPr>
+                <w:t>部分字体未及时变化</w:t>
+              </w:r>
+            </w:hyperlink>
+            <w:r>
+              <w:rPr>
+                <w:rFonts w:ascii="Tahoma" w:eastAsia="微软雅黑" w:hAnsi="Tahoma" w:hint="eastAsia"/>
+                <w:kern w:val="0"/>
+                <w:sz w:val="22"/>
+              </w:rPr>
+              <w:t xml:space="preserve"> </w:t>
+            </w:r>
+            <w:r>
+              <w:rPr>
+                <w:rFonts w:ascii="Tahoma" w:eastAsia="微软雅黑" w:hAnsi="Tahoma" w:hint="eastAsia"/>
+                <w:kern w:val="0"/>
+                <w:sz w:val="22"/>
+              </w:rPr>
+              <w:t>。</w:t>
+            </w:r>
+          </w:p>
+          <w:p>
+            <w:pPr>
+              <w:widowControl/>
+              <w:adjustRightInd w:val="0"/>
+              <w:snapToGrid w:val="0"/>
+              <w:jc w:val="left"/>
+              <w:rPr>
+                <w:rFonts w:ascii="Tahoma" w:eastAsia="微软雅黑" w:hAnsi="Tahoma"/>
+                <w:kern w:val="0"/>
+                <w:sz w:val="22"/>
+              </w:rPr>
+            </w:pPr>
+            <w:r>
+              <w:rPr>
+                <w:rFonts w:ascii="Tahoma" w:eastAsia="微软雅黑" w:hAnsi="Tahoma" w:hint="eastAsia"/>
+                <w:kern w:val="0"/>
+                <w:sz w:val="22"/>
+              </w:rPr>
+              <w:t>如果你删掉</w:t>
+            </w:r>
+            <w:r>
+              <w:rPr>
+                <w:rFonts w:ascii="Tahoma" w:eastAsia="微软雅黑" w:hAnsi="Tahoma" w:hint="eastAsia"/>
+                <w:kern w:val="0"/>
+                <w:sz w:val="22"/>
+              </w:rPr>
+              <w:t>gamefont</w:t>
+            </w:r>
+            <w:r>
+              <w:rPr>
+                <w:rFonts w:ascii="Tahoma" w:eastAsia="微软雅黑" w:hAnsi="Tahoma"/>
+                <w:kern w:val="0"/>
+                <w:sz w:val="22"/>
+              </w:rPr>
+              <w:t>.css</w:t>
+            </w:r>
+            <w:r>
+              <w:rPr>
+                <w:rFonts w:ascii="Tahoma" w:eastAsia="微软雅黑" w:hAnsi="Tahoma" w:hint="eastAsia"/>
+                <w:kern w:val="0"/>
+                <w:sz w:val="22"/>
+              </w:rPr>
+              <w:t>文件</w:t>
+            </w:r>
+            <w:r>
+              <w:rPr>
+                <w:rFonts w:ascii="Tahoma" w:eastAsia="微软雅黑" w:hAnsi="Tahoma" w:hint="eastAsia"/>
+                <w:kern w:val="0"/>
+                <w:sz w:val="22"/>
+              </w:rPr>
+              <w:t>的</w:t>
+            </w:r>
+            <w:r>
+              <w:rPr>
+                <w:rFonts w:ascii="Tahoma" w:eastAsia="微软雅黑" w:hAnsi="Tahoma" w:hint="eastAsia"/>
+                <w:kern w:val="0"/>
+                <w:sz w:val="22"/>
+              </w:rPr>
+              <w:t>GameFont</w:t>
+            </w:r>
+            <w:r>
+              <w:rPr>
+                <w:rFonts w:ascii="Tahoma" w:eastAsia="微软雅黑" w:hAnsi="Tahoma" w:hint="eastAsia"/>
+                <w:kern w:val="0"/>
+                <w:sz w:val="22"/>
+              </w:rPr>
+              <w:t>定义，那么系统会一直加载第二默认字体，</w:t>
+            </w:r>
+          </w:p>
+          <w:p>
+            <w:pPr>
+              <w:widowControl/>
+              <w:adjustRightInd w:val="0"/>
+              <w:snapToGrid w:val="0"/>
+              <w:jc w:val="left"/>
+              <w:rPr>
+                <w:rFonts w:ascii="Tahoma" w:eastAsia="微软雅黑" w:hAnsi="Tahoma" w:hint="eastAsia"/>
+                <w:kern w:val="0"/>
+                <w:sz w:val="22"/>
+              </w:rPr>
+            </w:pPr>
+            <w:r>
+              <w:rPr>
+                <w:rFonts w:ascii="Tahoma" w:eastAsia="微软雅黑" w:hAnsi="Tahoma" w:hint="eastAsia"/>
+                <w:kern w:val="0"/>
+                <w:sz w:val="22"/>
+              </w:rPr>
+              <w:t>对应问题：</w:t>
+            </w:r>
+            <w:hyperlink w:anchor="_配置字体后，一直卡在loading界面" w:history="1">
+              <w:r>
+                <w:rPr>
+                  <w:rStyle w:val="a4"/>
+                  <w:rFonts w:ascii="Tahoma" w:eastAsia="微软雅黑" w:hAnsi="Tahoma" w:hint="eastAsia"/>
+                  <w:kern w:val="0"/>
+                  <w:sz w:val="22"/>
+                </w:rPr>
+                <w:t>配置字体后，一直卡在</w:t>
+              </w:r>
+              <w:r>
+                <w:rPr>
+                  <w:rStyle w:val="a4"/>
+                  <w:rFonts w:ascii="Tahoma" w:eastAsia="微软雅黑" w:hAnsi="Tahoma" w:hint="eastAsia"/>
+                  <w:kern w:val="0"/>
+                  <w:sz w:val="22"/>
+                </w:rPr>
+                <w:t>loading</w:t>
+              </w:r>
+              <w:r>
+                <w:rPr>
+                  <w:rStyle w:val="a4"/>
+                  <w:rFonts w:ascii="Tahoma" w:eastAsia="微软雅黑" w:hAnsi="Tahoma" w:hint="eastAsia"/>
+                  <w:kern w:val="0"/>
+                  <w:sz w:val="22"/>
+                </w:rPr>
+                <w:t>界面</w:t>
+              </w:r>
+            </w:hyperlink>
+            <w:r>
+              <w:rPr>
+                <w:rFonts w:ascii="Tahoma" w:eastAsia="微软雅黑" w:hAnsi="Tahoma" w:hint="eastAsia"/>
+                <w:kern w:val="0"/>
+                <w:sz w:val="22"/>
+              </w:rPr>
+              <w:t xml:space="preserve"> </w:t>
+            </w:r>
+            <w:r>
+              <w:rPr>
+                <w:rFonts w:ascii="Tahoma" w:eastAsia="微软雅黑" w:hAnsi="Tahoma" w:hint="eastAsia"/>
+                <w:kern w:val="0"/>
+                <w:sz w:val="22"/>
+              </w:rPr>
+              <w:t>。</w:t>
+            </w:r>
+          </w:p>
+        </w:tc>
+      </w:tr>
+    </w:tbl>
+    <w:p>
+      <w:pPr>
+        <w:widowControl/>
+        <w:jc w:val="left"/>
+        <w:rPr>
+          <w:rFonts w:ascii="Tahoma" w:eastAsia="微软雅黑" w:hAnsi="Tahoma" w:hint="eastAsia"/>
+          <w:kern w:val="0"/>
+          <w:sz w:val="22"/>
+        </w:rPr>
+      </w:pPr>
+    </w:p>
+    <w:p>
+      <w:pPr>
+        <w:pStyle w:val="3"/>
+        <w:spacing w:before="240" w:after="120" w:line="415" w:lineRule="auto"/>
+        <w:rPr>
+          <w:rFonts w:hint="eastAsia"/>
+          <w:sz w:val="28"/>
+        </w:rPr>
+      </w:pPr>
+      <w:r>
+        <w:rPr>
+          <w:rFonts w:hint="eastAsia"/>
+          <w:sz w:val="28"/>
+        </w:rPr>
+        <w:t>2</w:t>
+      </w:r>
+      <w:r>
+        <w:rPr>
+          <w:rFonts w:hint="eastAsia"/>
+          <w:sz w:val="28"/>
+        </w:rPr>
+        <w:t>）</w:t>
+      </w:r>
+      <w:r>
+        <w:rPr>
+          <w:rFonts w:hint="eastAsia"/>
+          <w:sz w:val="28"/>
+        </w:rPr>
+        <w:t>全局默认值</w:t>
       </w:r>
     </w:p>
     <w:p>
@@ -4095,112 +4444,87 @@
         <w:widowControl/>
         <w:adjustRightInd w:val="0"/>
         <w:snapToGrid w:val="0"/>
-        <w:jc w:val="left"/>
-        <w:rPr>
-          <w:rFonts w:ascii="Tahoma" w:eastAsia="微软雅黑" w:hAnsi="Tahoma"/>
-          <w:kern w:val="0"/>
-          <w:sz w:val="22"/>
-        </w:rPr>
-      </w:pPr>
-      <w:r>
-        <w:rPr>
-          <w:rFonts w:ascii="Tahoma" w:eastAsia="微软雅黑" w:hAnsi="Tahoma"/>
-          <w:kern w:val="0"/>
-          <w:sz w:val="22"/>
-        </w:rPr>
-        <w:tab/>
-      </w:r>
-      <w:r>
-        <w:rPr>
-          <w:rFonts w:ascii="Tahoma" w:eastAsia="微软雅黑" w:hAnsi="Tahoma" w:hint="eastAsia"/>
-          <w:kern w:val="0"/>
-          <w:sz w:val="22"/>
-        </w:rPr>
-        <w:t>◆</w:t>
-      </w:r>
-      <w:r>
-        <w:rPr>
-          <w:rFonts w:ascii="Tahoma" w:eastAsia="微软雅黑" w:hAnsi="Tahoma"/>
-          <w:kern w:val="0"/>
-          <w:sz w:val="22"/>
-        </w:rPr>
-        <w:t>Drill_DialogFontFace</w:t>
-      </w:r>
-      <w:r>
-        <w:rPr>
-          <w:rFonts w:ascii="Tahoma" w:eastAsia="微软雅黑" w:hAnsi="Tahoma"/>
-          <w:kern w:val="0"/>
-          <w:sz w:val="22"/>
-        </w:rPr>
-        <w:tab/>
-      </w:r>
-      <w:r>
-        <w:rPr>
-          <w:rFonts w:ascii="Tahoma" w:eastAsia="微软雅黑" w:hAnsi="Tahoma"/>
-          <w:kern w:val="0"/>
-          <w:sz w:val="22"/>
-        </w:rPr>
-        <w:tab/>
-      </w:r>
-      <w:r>
-        <w:rPr>
-          <w:rFonts w:ascii="Tahoma" w:eastAsia="微软雅黑" w:hAnsi="Tahoma"/>
-          <w:kern w:val="0"/>
-          <w:sz w:val="22"/>
-        </w:rPr>
-        <w:tab/>
-      </w:r>
-      <w:r>
-        <w:rPr>
-          <w:rFonts w:ascii="Tahoma" w:eastAsia="微软雅黑" w:hAnsi="Tahoma"/>
-          <w:kern w:val="0"/>
-          <w:sz w:val="22"/>
-        </w:rPr>
-        <w:tab/>
-      </w:r>
-      <w:r>
-        <w:rPr>
-          <w:rFonts w:ascii="Tahoma" w:eastAsia="微软雅黑" w:hAnsi="Tahoma" w:hint="eastAsia"/>
-          <w:kern w:val="0"/>
-          <w:sz w:val="22"/>
-        </w:rPr>
-        <w:t>窗口字符</w:t>
-      </w:r>
-      <w:r>
-        <w:rPr>
-          <w:rFonts w:ascii="Tahoma" w:eastAsia="微软雅黑" w:hAnsi="Tahoma"/>
-          <w:kern w:val="0"/>
-          <w:sz w:val="22"/>
-        </w:rPr>
-        <w:t xml:space="preserve"> - </w:t>
-      </w:r>
-      <w:r>
-        <w:rPr>
-          <w:rFonts w:ascii="Tahoma" w:eastAsia="微软雅黑" w:hAnsi="Tahoma"/>
-          <w:kern w:val="0"/>
-          <w:sz w:val="22"/>
-        </w:rPr>
-        <w:t>字体管理器</w:t>
+        <w:rPr>
+          <w:rFonts w:ascii="Tahoma" w:eastAsia="微软雅黑" w:hAnsi="Tahoma"/>
+          <w:kern w:val="0"/>
+          <w:sz w:val="22"/>
+        </w:rPr>
+      </w:pPr>
+      <w:r>
+        <w:rPr>
+          <w:rFonts w:ascii="Tahoma" w:eastAsia="微软雅黑" w:hAnsi="Tahoma" w:hint="eastAsia"/>
+          <w:kern w:val="0"/>
+          <w:sz w:val="22"/>
+        </w:rPr>
+        <w:t>插件中提供了</w:t>
+      </w:r>
+      <w:r>
+        <w:rPr>
+          <w:rFonts w:ascii="Tahoma" w:eastAsia="微软雅黑" w:hAnsi="Tahoma" w:hint="eastAsia"/>
+          <w:kern w:val="0"/>
+          <w:sz w:val="22"/>
+        </w:rPr>
+        <w:t xml:space="preserve"> </w:t>
+      </w:r>
+      <w:r>
+        <w:rPr>
+          <w:rFonts w:ascii="Tahoma" w:eastAsia="微软雅黑" w:hAnsi="Tahoma" w:hint="eastAsia"/>
+          <w:kern w:val="0"/>
+          <w:sz w:val="22"/>
+        </w:rPr>
+        <w:t>所有文本、对话框</w:t>
+      </w:r>
+      <w:r>
+        <w:rPr>
+          <w:rFonts w:ascii="Tahoma" w:eastAsia="微软雅黑" w:hAnsi="Tahoma" w:hint="eastAsia"/>
+          <w:kern w:val="0"/>
+          <w:sz w:val="22"/>
+        </w:rPr>
+        <w:t xml:space="preserve"> </w:t>
+      </w:r>
+      <w:r>
+        <w:rPr>
+          <w:rFonts w:ascii="Tahoma" w:eastAsia="微软雅黑" w:hAnsi="Tahoma" w:hint="eastAsia"/>
+          <w:kern w:val="0"/>
+          <w:sz w:val="22"/>
+        </w:rPr>
+        <w:t>的默认字体</w:t>
+      </w:r>
+      <w:r>
+        <w:rPr>
+          <w:rFonts w:ascii="Tahoma" w:eastAsia="微软雅黑" w:hAnsi="Tahoma" w:hint="eastAsia"/>
+          <w:kern w:val="0"/>
+          <w:sz w:val="22"/>
+        </w:rPr>
+        <w:t>设置</w:t>
+      </w:r>
+      <w:r>
+        <w:rPr>
+          <w:rFonts w:ascii="Tahoma" w:eastAsia="微软雅黑" w:hAnsi="Tahoma" w:hint="eastAsia"/>
+          <w:kern w:val="0"/>
+          <w:sz w:val="22"/>
+        </w:rPr>
+        <w:t>。</w:t>
       </w:r>
     </w:p>
     <w:p>
       <w:pPr>
         <w:widowControl/>
+        <w:adjustRightInd w:val="0"/>
         <w:snapToGrid w:val="0"/>
-        <w:jc w:val="left"/>
-        <w:rPr>
-          <w:rFonts w:ascii="Tahoma" w:eastAsia="微软雅黑" w:hAnsi="Tahoma"/>
-          <w:kern w:val="0"/>
-          <w:sz w:val="22"/>
-        </w:rPr>
-      </w:pPr>
-      <w:r>
-        <w:rPr>
-          <w:rFonts w:ascii="Tahoma" w:eastAsia="微软雅黑" w:hAnsi="Tahoma" w:hint="eastAsia"/>
-          <w:kern w:val="0"/>
-          <w:sz w:val="22"/>
-        </w:rPr>
-        <w:t>窗口字符的</w:t>
+        <w:rPr>
+          <w:rFonts w:ascii="Tahoma" w:eastAsia="微软雅黑" w:hAnsi="Tahoma"/>
+          <w:kern w:val="0"/>
+          <w:sz w:val="22"/>
+        </w:rPr>
+      </w:pPr>
+      <w:r>
+        <w:rPr>
+          <w:rFonts w:ascii="Tahoma" w:eastAsia="微软雅黑" w:hAnsi="Tahoma" w:hint="eastAsia"/>
+          <w:kern w:val="0"/>
+          <w:sz w:val="22"/>
+        </w:rPr>
+        <w:t>比如</w:t>
       </w:r>
       <w:r>
         <w:rPr>
@@ -4216,23 +4540,7 @@
           <w:kern w:val="0"/>
           <w:sz w:val="22"/>
         </w:rPr>
-        <w:t>高级渐变色</w:t>
-      </w:r>
-      <w:r>
-        <w:rPr>
-          <w:rFonts w:ascii="Tahoma" w:eastAsia="微软雅黑" w:hAnsi="Tahoma" w:hint="eastAsia"/>
-          <w:kern w:val="0"/>
-          <w:sz w:val="22"/>
-        </w:rPr>
-        <w:t>+</w:t>
-      </w:r>
-      <w:r>
-        <w:rPr>
-          <w:rFonts w:ascii="Tahoma" w:eastAsia="微软雅黑" w:hAnsi="Tahoma" w:hint="eastAsia"/>
-          <w:kern w:val="0"/>
-          <w:sz w:val="22"/>
-        </w:rPr>
-        <w:t>字体</w:t>
+        <w:t>所有文本</w:t>
       </w:r>
       <w:r>
         <w:rPr>
@@ -4248,27 +4556,99 @@
           <w:kern w:val="0"/>
           <w:sz w:val="22"/>
         </w:rPr>
-        <w:t>设计。</w:t>
+        <w:t>的</w:t>
+      </w:r>
+      <w:r>
+        <w:rPr>
+          <w:rFonts w:ascii="Tahoma" w:eastAsia="微软雅黑" w:hAnsi="Tahoma" w:hint="eastAsia"/>
+          <w:kern w:val="0"/>
+          <w:sz w:val="22"/>
+        </w:rPr>
+        <w:t>设置，能对</w:t>
+      </w:r>
+      <w:r>
+        <w:rPr>
+          <w:rFonts w:ascii="Tahoma" w:eastAsia="微软雅黑" w:hAnsi="Tahoma" w:hint="eastAsia"/>
+          <w:kern w:val="0"/>
+          <w:sz w:val="22"/>
+        </w:rPr>
+        <w:t>游戏里面任何</w:t>
+      </w:r>
+      <w:r>
+        <w:rPr>
+          <w:rFonts w:ascii="Tahoma" w:eastAsia="微软雅黑" w:hAnsi="Tahoma" w:hint="eastAsia"/>
+          <w:kern w:val="0"/>
+          <w:sz w:val="22"/>
+        </w:rPr>
+        <w:t xml:space="preserve"> </w:t>
+      </w:r>
+      <w:r>
+        <w:rPr>
+          <w:rFonts w:ascii="Tahoma" w:eastAsia="微软雅黑" w:hAnsi="Tahoma" w:hint="eastAsia"/>
+          <w:kern w:val="0"/>
+          <w:sz w:val="22"/>
+        </w:rPr>
+        <w:t>绘制</w:t>
+      </w:r>
+      <w:r>
+        <w:rPr>
+          <w:rFonts w:ascii="Tahoma" w:eastAsia="微软雅黑" w:hAnsi="Tahoma" w:hint="eastAsia"/>
+          <w:kern w:val="0"/>
+          <w:sz w:val="22"/>
+        </w:rPr>
+        <w:t>文本</w:t>
+      </w:r>
+      <w:r>
+        <w:rPr>
+          <w:rFonts w:ascii="Tahoma" w:eastAsia="微软雅黑" w:hAnsi="Tahoma" w:hint="eastAsia"/>
+          <w:kern w:val="0"/>
+          <w:sz w:val="22"/>
+        </w:rPr>
+        <w:t xml:space="preserve"> </w:t>
+      </w:r>
+      <w:r>
+        <w:rPr>
+          <w:rFonts w:ascii="Tahoma" w:eastAsia="微软雅黑" w:hAnsi="Tahoma" w:hint="eastAsia"/>
+          <w:kern w:val="0"/>
+          <w:sz w:val="22"/>
+        </w:rPr>
+        <w:t>的地方都有效</w:t>
+      </w:r>
+      <w:r>
+        <w:rPr>
+          <w:rFonts w:ascii="Tahoma" w:eastAsia="微软雅黑" w:hAnsi="Tahoma" w:hint="eastAsia"/>
+          <w:kern w:val="0"/>
+          <w:sz w:val="22"/>
+        </w:rPr>
+        <w:t>，全局有效</w:t>
+      </w:r>
+      <w:r>
+        <w:rPr>
+          <w:rFonts w:ascii="Tahoma" w:eastAsia="微软雅黑" w:hAnsi="Tahoma" w:hint="eastAsia"/>
+          <w:kern w:val="0"/>
+          <w:sz w:val="22"/>
+        </w:rPr>
+        <w:t>。</w:t>
       </w:r>
     </w:p>
     <w:p>
       <w:pPr>
         <w:widowControl/>
+        <w:adjustRightInd w:val="0"/>
         <w:snapToGrid w:val="0"/>
-        <w:jc w:val="left"/>
-        <w:rPr>
-          <w:rFonts w:ascii="Tahoma" w:eastAsia="微软雅黑" w:hAnsi="Tahoma"/>
-          <w:kern w:val="0"/>
-          <w:sz w:val="22"/>
-        </w:rPr>
-      </w:pPr>
-      <w:r>
-        <w:rPr>
-          <w:rFonts w:ascii="Tahoma" w:eastAsia="微软雅黑" w:hAnsi="Tahoma" w:hint="eastAsia"/>
-          <w:kern w:val="0"/>
-          <w:sz w:val="22"/>
-        </w:rPr>
-        <w:t>你可以去看看文档</w:t>
+        <w:rPr>
+          <w:rFonts w:ascii="Tahoma" w:eastAsia="微软雅黑" w:hAnsi="Tahoma" w:hint="eastAsia"/>
+          <w:kern w:val="0"/>
+          <w:sz w:val="22"/>
+        </w:rPr>
+      </w:pPr>
+      <w:r>
+        <w:rPr>
+          <w:rFonts w:ascii="Tahoma" w:eastAsia="微软雅黑" w:hAnsi="Tahoma" w:hint="eastAsia"/>
+          <w:kern w:val="0"/>
+          <w:sz w:val="22"/>
+        </w:rPr>
+        <w:t>默认值为</w:t>
       </w:r>
       <w:r>
         <w:rPr>
@@ -4278,7 +4658,6 @@
         </w:rPr>
         <w:t xml:space="preserve"> </w:t>
       </w:r>
-      <w:proofErr w:type="gramStart"/>
       <w:r>
         <w:rPr>
           <w:rFonts w:ascii="Tahoma" w:eastAsia="微软雅黑" w:hAnsi="Tahoma"/>
@@ -4287,29 +4666,33 @@
         </w:rPr>
         <w:t>”</w:t>
       </w:r>
-      <w:proofErr w:type="gramEnd"/>
-      <w:r>
-        <w:rPr>
-          <w:rFonts w:ascii="Tahoma" w:eastAsia="微软雅黑" w:hAnsi="Tahoma" w:hint="eastAsia"/>
-          <w:color w:val="0070C0"/>
-          <w:kern w:val="0"/>
-          <w:sz w:val="22"/>
-        </w:rPr>
-        <w:t>23.</w:t>
-      </w:r>
-      <w:r>
-        <w:rPr>
-          <w:rFonts w:ascii="Tahoma" w:eastAsia="微软雅黑" w:hAnsi="Tahoma" w:hint="eastAsia"/>
-          <w:color w:val="0070C0"/>
-          <w:kern w:val="0"/>
-          <w:sz w:val="22"/>
-        </w:rPr>
-        <w:t>窗口字符</w:t>
-      </w:r>
-      <w:r>
-        <w:rPr>
-          <w:rFonts w:ascii="Tahoma" w:eastAsia="微软雅黑" w:hAnsi="Tahoma" w:hint="eastAsia"/>
-          <w:color w:val="0070C0"/>
+      <w:r>
+        <w:rPr>
+          <w:rFonts w:ascii="Tahoma" w:eastAsia="微软雅黑" w:hAnsi="Tahoma" w:hint="eastAsia"/>
+          <w:kern w:val="0"/>
+          <w:sz w:val="22"/>
+        </w:rPr>
+        <w:t>GameFont</w:t>
+      </w:r>
+      <w:r>
+        <w:rPr>
+          <w:rFonts w:ascii="Tahoma" w:eastAsia="微软雅黑" w:hAnsi="Tahoma"/>
+          <w:kern w:val="0"/>
+          <w:sz w:val="22"/>
+        </w:rPr>
+        <w:t>”</w:t>
+      </w:r>
+      <w:r>
+        <w:rPr>
+          <w:rFonts w:ascii="Tahoma" w:eastAsia="微软雅黑" w:hAnsi="Tahoma" w:hint="eastAsia"/>
+          <w:kern w:val="0"/>
+          <w:sz w:val="22"/>
+        </w:rPr>
+        <w:t>，你可以修改为其它</w:t>
+      </w:r>
+      <w:r>
+        <w:rPr>
+          <w:rFonts w:ascii="Tahoma" w:eastAsia="微软雅黑" w:hAnsi="Tahoma" w:hint="eastAsia"/>
           <w:kern w:val="0"/>
           <w:sz w:val="22"/>
         </w:rPr>
@@ -4317,90 +4700,33 @@
       </w:r>
       <w:r>
         <w:rPr>
-          <w:rFonts w:ascii="Tahoma" w:eastAsia="微软雅黑" w:hAnsi="Tahoma"/>
-          <w:color w:val="0070C0"/>
-          <w:kern w:val="0"/>
-          <w:sz w:val="22"/>
-        </w:rPr>
-        <w:t xml:space="preserve">&gt; </w:t>
-      </w:r>
-      <w:r>
-        <w:rPr>
-          <w:rFonts w:ascii="Tahoma" w:eastAsia="微软雅黑" w:hAnsi="Tahoma" w:hint="eastAsia"/>
-          <w:color w:val="0070C0"/>
-          <w:kern w:val="0"/>
-          <w:sz w:val="22"/>
-        </w:rPr>
-        <w:t>关于</w:t>
-      </w:r>
-      <w:r>
-        <w:rPr>
-          <w:rFonts w:ascii="Tahoma" w:eastAsia="微软雅黑" w:hAnsi="Tahoma" w:hint="eastAsia"/>
-          <w:color w:val="0070C0"/>
-          <w:kern w:val="0"/>
-          <w:sz w:val="22"/>
-        </w:rPr>
-        <w:t>颜色核心</w:t>
-      </w:r>
-      <w:r>
-        <w:rPr>
-          <w:rFonts w:ascii="Tahoma" w:eastAsia="微软雅黑" w:hAnsi="Tahoma" w:hint="eastAsia"/>
-          <w:color w:val="0070C0"/>
-          <w:kern w:val="0"/>
-          <w:sz w:val="22"/>
-        </w:rPr>
-        <w:t>.docx</w:t>
-      </w:r>
-      <w:proofErr w:type="gramStart"/>
-      <w:r>
-        <w:rPr>
-          <w:rFonts w:ascii="Tahoma" w:eastAsia="微软雅黑" w:hAnsi="Tahoma"/>
-          <w:kern w:val="0"/>
-          <w:sz w:val="22"/>
-        </w:rPr>
-        <w:t>”</w:t>
-      </w:r>
-      <w:proofErr w:type="gramEnd"/>
-      <w:r>
-        <w:rPr>
-          <w:rFonts w:ascii="Tahoma" w:eastAsia="微软雅黑" w:hAnsi="Tahoma"/>
-          <w:kern w:val="0"/>
-          <w:sz w:val="22"/>
-        </w:rPr>
-        <w:t xml:space="preserve"> </w:t>
-      </w:r>
-      <w:r>
-        <w:rPr>
-          <w:rFonts w:ascii="Tahoma" w:eastAsia="微软雅黑" w:hAnsi="Tahoma" w:hint="eastAsia"/>
-          <w:kern w:val="0"/>
-          <w:sz w:val="22"/>
-        </w:rPr>
-        <w:t>。</w:t>
-      </w:r>
-      <w:bookmarkStart w:id="0" w:name="_Hlk185619773"/>
+          <w:rFonts w:ascii="Tahoma" w:eastAsia="微软雅黑" w:hAnsi="Tahoma" w:hint="eastAsia"/>
+          <w:kern w:val="0"/>
+          <w:sz w:val="22"/>
+        </w:rPr>
+        <w:t>预加载的字体名。</w:t>
+      </w:r>
     </w:p>
     <w:p>
       <w:pPr>
         <w:widowControl/>
-        <w:snapToGrid w:val="0"/>
+        <w:adjustRightInd w:val="0"/>
         <w:jc w:val="center"/>
         <w:rPr>
-          <w:rFonts w:ascii="宋体" w:eastAsia="宋体" w:hAnsi="宋体" w:cs="宋体" w:hint="eastAsia"/>
-          <w:kern w:val="0"/>
-          <w:sz w:val="24"/>
-          <w:szCs w:val="24"/>
-        </w:rPr>
-      </w:pPr>
-      <w:r>
-        <w:rPr>
-          <w:rFonts w:hint="eastAsia"/>
+          <w:rFonts w:ascii="Tahoma" w:eastAsia="微软雅黑" w:hAnsi="Tahoma"/>
+          <w:kern w:val="0"/>
+          <w:sz w:val="22"/>
+        </w:rPr>
+      </w:pPr>
+      <w:r>
+        <w:rPr>
           <w:noProof/>
         </w:rPr>
         <w:drawing>
-          <wp:inline distT="0" distB="0" distL="0" distR="0" wp14:anchorId="7C9A9AF0" wp14:editId="5236E6B1">
-            <wp:extent cx="5036820" cy="456625"/>
-            <wp:effectExtent l="0" t="0" r="0" b="635"/>
-            <wp:docPr id="1911212405" name="图片 1"/>
+          <wp:inline distT="0" distB="0" distL="0" distR="0" wp14:anchorId="097C4BE9" wp14:editId="65816A4D">
+            <wp:extent cx="4275455" cy="1160145"/>
+            <wp:effectExtent l="0" t="0" r="0" b="1905"/>
+            <wp:docPr id="946661388" name="图片 16"/>
             <wp:cNvGraphicFramePr>
               <a:graphicFrameLocks xmlns:a="http://schemas.openxmlformats.org/drawingml/2006/main" noChangeAspect="1"/>
             </wp:cNvGraphicFramePr>
@@ -4408,738 +4734,7 @@
               <a:graphicData uri="http://schemas.openxmlformats.org/drawingml/2006/picture">
                 <pic:pic xmlns:pic="http://schemas.openxmlformats.org/drawingml/2006/picture">
                   <pic:nvPicPr>
-                    <pic:cNvPr id="0" name="Picture 1"/>
-                    <pic:cNvPicPr>
-                      <a:picLocks noChangeAspect="1" noChangeArrowheads="1"/>
-                    </pic:cNvPicPr>
-                  </pic:nvPicPr>
-                  <pic:blipFill>
-                    <a:blip r:embed="rId21">
-                      <a:extLst>
-                        <a:ext uri="{28A0092B-C50C-407E-A947-70E740481C1C}">
-                          <a14:useLocalDpi xmlns:a14="http://schemas.microsoft.com/office/drawing/2010/main" val="0"/>
-                        </a:ext>
-                      </a:extLst>
-                    </a:blip>
-                    <a:srcRect/>
-                    <a:stretch>
-                      <a:fillRect/>
-                    </a:stretch>
-                  </pic:blipFill>
-                  <pic:spPr bwMode="auto">
-                    <a:xfrm>
-                      <a:off x="0" y="0"/>
-                      <a:ext cx="5047036" cy="457551"/>
-                    </a:xfrm>
-                    <a:prstGeom prst="rect">
-                      <a:avLst/>
-                    </a:prstGeom>
-                    <a:noFill/>
-                    <a:ln>
-                      <a:noFill/>
-                    </a:ln>
-                  </pic:spPr>
-                </pic:pic>
-              </a:graphicData>
-            </a:graphic>
-          </wp:inline>
-        </w:drawing>
-      </w:r>
-    </w:p>
-    <w:p>
-      <w:pPr>
-        <w:widowControl/>
-        <w:jc w:val="center"/>
-        <w:rPr>
-          <w:rFonts w:ascii="宋体" w:eastAsia="宋体" w:hAnsi="宋体" w:cs="宋体" w:hint="eastAsia"/>
-          <w:kern w:val="0"/>
-          <w:sz w:val="24"/>
-          <w:szCs w:val="24"/>
-        </w:rPr>
-      </w:pPr>
-      <w:r>
-        <w:rPr>
-          <w:rFonts w:hint="eastAsia"/>
-          <w:noProof/>
-        </w:rPr>
-        <w:drawing>
-          <wp:inline distT="0" distB="0" distL="0" distR="0" wp14:anchorId="1F3CF7BC" wp14:editId="00F89C33">
-            <wp:extent cx="1950720" cy="845820"/>
-            <wp:effectExtent l="0" t="0" r="0" b="0"/>
-            <wp:docPr id="1040262498" name="图片 2"/>
-            <wp:cNvGraphicFramePr>
-              <a:graphicFrameLocks xmlns:a="http://schemas.openxmlformats.org/drawingml/2006/main" noChangeAspect="1"/>
-            </wp:cNvGraphicFramePr>
-            <a:graphic xmlns:a="http://schemas.openxmlformats.org/drawingml/2006/main">
-              <a:graphicData uri="http://schemas.openxmlformats.org/drawingml/2006/picture">
-                <pic:pic xmlns:pic="http://schemas.openxmlformats.org/drawingml/2006/picture">
-                  <pic:nvPicPr>
-                    <pic:cNvPr id="0" name="Picture 3"/>
-                    <pic:cNvPicPr>
-                      <a:picLocks noChangeAspect="1" noChangeArrowheads="1"/>
-                    </pic:cNvPicPr>
-                  </pic:nvPicPr>
-                  <pic:blipFill>
-                    <a:blip r:embed="rId22">
-                      <a:extLst>
-                        <a:ext uri="{28A0092B-C50C-407E-A947-70E740481C1C}">
-                          <a14:useLocalDpi xmlns:a14="http://schemas.microsoft.com/office/drawing/2010/main" val="0"/>
-                        </a:ext>
-                      </a:extLst>
-                    </a:blip>
-                    <a:srcRect/>
-                    <a:stretch>
-                      <a:fillRect/>
-                    </a:stretch>
-                  </pic:blipFill>
-                  <pic:spPr bwMode="auto">
-                    <a:xfrm>
-                      <a:off x="0" y="0"/>
-                      <a:ext cx="1950720" cy="845820"/>
-                    </a:xfrm>
-                    <a:prstGeom prst="rect">
-                      <a:avLst/>
-                    </a:prstGeom>
-                    <a:noFill/>
-                    <a:ln>
-                      <a:noFill/>
-                    </a:ln>
-                  </pic:spPr>
-                </pic:pic>
-              </a:graphicData>
-            </a:graphic>
-          </wp:inline>
-        </w:drawing>
-      </w:r>
-    </w:p>
-    <w:bookmarkEnd w:id="0"/>
-    <w:p>
-      <w:pPr>
-        <w:widowControl/>
-        <w:jc w:val="left"/>
-        <w:rPr>
-          <w:rFonts w:ascii="Tahoma" w:eastAsia="微软雅黑" w:hAnsi="Tahoma"/>
-          <w:kern w:val="0"/>
-          <w:sz w:val="22"/>
-        </w:rPr>
-      </w:pPr>
-    </w:p>
-    <w:p>
-      <w:pPr>
-        <w:pStyle w:val="3"/>
-        <w:spacing w:before="240" w:after="120" w:line="415" w:lineRule="auto"/>
-        <w:rPr>
-          <w:rFonts w:hint="eastAsia"/>
-          <w:sz w:val="28"/>
-        </w:rPr>
-      </w:pPr>
-      <w:r>
-        <w:rPr>
-          <w:rFonts w:hint="eastAsia"/>
-          <w:sz w:val="28"/>
-        </w:rPr>
-        <w:t>设计一个</w:t>
-      </w:r>
-      <w:r>
-        <w:rPr>
-          <w:rFonts w:hint="eastAsia"/>
-          <w:sz w:val="28"/>
-        </w:rPr>
-        <w:t>外发光文字（指向）</w:t>
-      </w:r>
-    </w:p>
-    <w:p>
-      <w:pPr>
-        <w:widowControl/>
-        <w:snapToGrid w:val="0"/>
-        <w:jc w:val="left"/>
-        <w:rPr>
-          <w:rFonts w:ascii="Tahoma" w:eastAsia="微软雅黑" w:hAnsi="Tahoma"/>
-          <w:kern w:val="0"/>
-          <w:sz w:val="22"/>
-        </w:rPr>
-      </w:pPr>
-      <w:r>
-        <w:rPr>
-          <w:rFonts w:ascii="Tahoma" w:eastAsia="微软雅黑" w:hAnsi="Tahoma" w:hint="eastAsia"/>
-          <w:kern w:val="0"/>
-          <w:sz w:val="22"/>
-        </w:rPr>
-        <w:t>主要用到了下列插件：</w:t>
-      </w:r>
-    </w:p>
-    <w:p>
-      <w:pPr>
-        <w:widowControl/>
-        <w:adjustRightInd w:val="0"/>
-        <w:snapToGrid w:val="0"/>
-        <w:jc w:val="left"/>
-        <w:rPr>
-          <w:rFonts w:ascii="Tahoma" w:eastAsia="微软雅黑" w:hAnsi="Tahoma"/>
-          <w:kern w:val="0"/>
-          <w:sz w:val="22"/>
-        </w:rPr>
-      </w:pPr>
-      <w:r>
-        <w:rPr>
-          <w:rFonts w:ascii="Tahoma" w:eastAsia="微软雅黑" w:hAnsi="Tahoma"/>
-          <w:kern w:val="0"/>
-          <w:sz w:val="22"/>
-        </w:rPr>
-        <w:tab/>
-      </w:r>
-      <w:r>
-        <w:rPr>
-          <w:rFonts w:ascii="Tahoma" w:eastAsia="微软雅黑" w:hAnsi="Tahoma" w:hint="eastAsia"/>
-          <w:kern w:val="0"/>
-          <w:sz w:val="22"/>
-        </w:rPr>
-        <w:t>◆</w:t>
-      </w:r>
-      <w:r>
-        <w:rPr>
-          <w:rFonts w:ascii="Tahoma" w:eastAsia="微软雅黑" w:hAnsi="Tahoma"/>
-          <w:kern w:val="0"/>
-          <w:sz w:val="22"/>
-        </w:rPr>
-        <w:t>Drill_CoreOfWindowCharacter</w:t>
-      </w:r>
-      <w:r>
-        <w:rPr>
-          <w:rFonts w:ascii="Tahoma" w:eastAsia="微软雅黑" w:hAnsi="Tahoma"/>
-          <w:kern w:val="0"/>
-          <w:sz w:val="22"/>
-        </w:rPr>
-        <w:tab/>
-      </w:r>
-      <w:r>
-        <w:rPr>
-          <w:rFonts w:ascii="Tahoma" w:eastAsia="微软雅黑" w:hAnsi="Tahoma"/>
-          <w:kern w:val="0"/>
-          <w:sz w:val="22"/>
-        </w:rPr>
-        <w:tab/>
-      </w:r>
-      <w:r>
-        <w:rPr>
-          <w:rFonts w:ascii="Tahoma" w:eastAsia="微软雅黑" w:hAnsi="Tahoma" w:hint="eastAsia"/>
-          <w:kern w:val="0"/>
-          <w:sz w:val="22"/>
-        </w:rPr>
-        <w:t>窗口字符</w:t>
-      </w:r>
-      <w:r>
-        <w:rPr>
-          <w:rFonts w:ascii="Tahoma" w:eastAsia="微软雅黑" w:hAnsi="Tahoma" w:hint="eastAsia"/>
-          <w:kern w:val="0"/>
-          <w:sz w:val="22"/>
-        </w:rPr>
-        <w:t xml:space="preserve"> - </w:t>
-      </w:r>
-      <w:r>
-        <w:rPr>
-          <w:rFonts w:ascii="Tahoma" w:eastAsia="微软雅黑" w:hAnsi="Tahoma" w:hint="eastAsia"/>
-          <w:kern w:val="0"/>
-          <w:sz w:val="22"/>
-        </w:rPr>
-        <w:t>窗口字符核心</w:t>
-      </w:r>
-    </w:p>
-    <w:p>
-      <w:pPr>
-        <w:widowControl/>
-        <w:adjustRightInd w:val="0"/>
-        <w:snapToGrid w:val="0"/>
-        <w:jc w:val="left"/>
-        <w:rPr>
-          <w:rFonts w:ascii="Tahoma" w:eastAsia="微软雅黑" w:hAnsi="Tahoma"/>
-          <w:kern w:val="0"/>
-          <w:sz w:val="22"/>
-        </w:rPr>
-      </w:pPr>
-      <w:r>
-        <w:rPr>
-          <w:rFonts w:ascii="Tahoma" w:eastAsia="微软雅黑" w:hAnsi="Tahoma"/>
-          <w:kern w:val="0"/>
-          <w:sz w:val="22"/>
-        </w:rPr>
-        <w:tab/>
-      </w:r>
-      <w:r>
-        <w:rPr>
-          <w:rFonts w:ascii="Tahoma" w:eastAsia="微软雅黑" w:hAnsi="Tahoma" w:hint="eastAsia"/>
-          <w:kern w:val="0"/>
-          <w:sz w:val="22"/>
-        </w:rPr>
-        <w:t>◆</w:t>
-      </w:r>
-      <w:r>
-        <w:rPr>
-          <w:rFonts w:ascii="Tahoma" w:eastAsia="微软雅黑" w:hAnsi="Tahoma"/>
-          <w:kern w:val="0"/>
-          <w:sz w:val="22"/>
-        </w:rPr>
-        <w:t>Drill_DialogFontFace</w:t>
-      </w:r>
-      <w:r>
-        <w:rPr>
-          <w:rFonts w:ascii="Tahoma" w:eastAsia="微软雅黑" w:hAnsi="Tahoma"/>
-          <w:kern w:val="0"/>
-          <w:sz w:val="22"/>
-        </w:rPr>
-        <w:tab/>
-      </w:r>
-      <w:r>
-        <w:rPr>
-          <w:rFonts w:ascii="Tahoma" w:eastAsia="微软雅黑" w:hAnsi="Tahoma"/>
-          <w:kern w:val="0"/>
-          <w:sz w:val="22"/>
-        </w:rPr>
-        <w:tab/>
-      </w:r>
-      <w:r>
-        <w:rPr>
-          <w:rFonts w:ascii="Tahoma" w:eastAsia="微软雅黑" w:hAnsi="Tahoma"/>
-          <w:kern w:val="0"/>
-          <w:sz w:val="22"/>
-        </w:rPr>
-        <w:tab/>
-      </w:r>
-      <w:r>
-        <w:rPr>
-          <w:rFonts w:ascii="Tahoma" w:eastAsia="微软雅黑" w:hAnsi="Tahoma"/>
-          <w:kern w:val="0"/>
-          <w:sz w:val="22"/>
-        </w:rPr>
-        <w:tab/>
-      </w:r>
-      <w:r>
-        <w:rPr>
-          <w:rFonts w:ascii="Tahoma" w:eastAsia="微软雅黑" w:hAnsi="Tahoma" w:hint="eastAsia"/>
-          <w:kern w:val="0"/>
-          <w:sz w:val="22"/>
-        </w:rPr>
-        <w:t>窗口字符</w:t>
-      </w:r>
-      <w:r>
-        <w:rPr>
-          <w:rFonts w:ascii="Tahoma" w:eastAsia="微软雅黑" w:hAnsi="Tahoma"/>
-          <w:kern w:val="0"/>
-          <w:sz w:val="22"/>
-        </w:rPr>
-        <w:t xml:space="preserve"> - </w:t>
-      </w:r>
-      <w:r>
-        <w:rPr>
-          <w:rFonts w:ascii="Tahoma" w:eastAsia="微软雅黑" w:hAnsi="Tahoma"/>
-          <w:kern w:val="0"/>
-          <w:sz w:val="22"/>
-        </w:rPr>
-        <w:t>字体管理器</w:t>
-      </w:r>
-    </w:p>
-    <w:p>
-      <w:pPr>
-        <w:widowControl/>
-        <w:adjustRightInd w:val="0"/>
-        <w:snapToGrid w:val="0"/>
-        <w:jc w:val="left"/>
-        <w:rPr>
-          <w:rFonts w:ascii="Tahoma" w:eastAsia="微软雅黑" w:hAnsi="Tahoma"/>
-          <w:kern w:val="0"/>
-          <w:sz w:val="22"/>
-        </w:rPr>
-      </w:pPr>
-      <w:r>
-        <w:rPr>
-          <w:rFonts w:ascii="Tahoma" w:eastAsia="微软雅黑" w:hAnsi="Tahoma"/>
-          <w:kern w:val="0"/>
-          <w:sz w:val="22"/>
-        </w:rPr>
-        <w:tab/>
-      </w:r>
-      <w:r>
-        <w:rPr>
-          <w:rFonts w:ascii="Tahoma" w:eastAsia="微软雅黑" w:hAnsi="Tahoma" w:hint="eastAsia"/>
-          <w:kern w:val="0"/>
-          <w:sz w:val="22"/>
-        </w:rPr>
-        <w:t>◆</w:t>
-      </w:r>
-      <w:r>
-        <w:rPr>
-          <w:rFonts w:ascii="Tahoma" w:eastAsia="微软雅黑" w:hAnsi="Tahoma"/>
-          <w:kern w:val="0"/>
-          <w:sz w:val="22"/>
-        </w:rPr>
-        <w:t>Drill_Dialog</w:t>
-      </w:r>
-      <w:r>
-        <w:rPr>
-          <w:rFonts w:ascii="Tahoma" w:eastAsia="微软雅黑" w:hAnsi="Tahoma" w:hint="eastAsia"/>
-          <w:kern w:val="0"/>
-          <w:sz w:val="22"/>
-        </w:rPr>
-        <w:t>CharOuterGlow</w:t>
-      </w:r>
-      <w:r>
-        <w:rPr>
-          <w:rFonts w:ascii="Tahoma" w:eastAsia="微软雅黑" w:hAnsi="Tahoma"/>
-          <w:kern w:val="0"/>
-          <w:sz w:val="22"/>
-        </w:rPr>
-        <w:tab/>
-      </w:r>
-      <w:r>
-        <w:rPr>
-          <w:rFonts w:ascii="Tahoma" w:eastAsia="微软雅黑" w:hAnsi="Tahoma"/>
-          <w:kern w:val="0"/>
-          <w:sz w:val="22"/>
-        </w:rPr>
-        <w:tab/>
-      </w:r>
-      <w:r>
-        <w:rPr>
-          <w:rFonts w:ascii="Tahoma" w:eastAsia="微软雅黑" w:hAnsi="Tahoma"/>
-          <w:kern w:val="0"/>
-          <w:sz w:val="22"/>
-        </w:rPr>
-        <w:tab/>
-      </w:r>
-      <w:r>
-        <w:rPr>
-          <w:rFonts w:ascii="Tahoma" w:eastAsia="微软雅黑" w:hAnsi="Tahoma" w:hint="eastAsia"/>
-          <w:kern w:val="0"/>
-          <w:sz w:val="22"/>
-        </w:rPr>
-        <w:t>窗口字符</w:t>
-      </w:r>
-      <w:r>
-        <w:rPr>
-          <w:rFonts w:ascii="Tahoma" w:eastAsia="微软雅黑" w:hAnsi="Tahoma"/>
-          <w:kern w:val="0"/>
-          <w:sz w:val="22"/>
-        </w:rPr>
-        <w:t xml:space="preserve"> </w:t>
-      </w:r>
-      <w:r>
-        <w:rPr>
-          <w:rFonts w:ascii="Tahoma" w:eastAsia="微软雅黑" w:hAnsi="Tahoma" w:hint="eastAsia"/>
-          <w:kern w:val="0"/>
-          <w:sz w:val="22"/>
-        </w:rPr>
-        <w:t>-</w:t>
-      </w:r>
-      <w:r>
-        <w:rPr>
-          <w:rFonts w:ascii="Tahoma" w:eastAsia="微软雅黑" w:hAnsi="Tahoma"/>
-          <w:kern w:val="0"/>
-          <w:sz w:val="22"/>
-        </w:rPr>
-        <w:t xml:space="preserve"> </w:t>
-      </w:r>
-      <w:r>
-        <w:rPr>
-          <w:rFonts w:ascii="Tahoma" w:eastAsia="微软雅黑" w:hAnsi="Tahoma" w:hint="eastAsia"/>
-          <w:kern w:val="0"/>
-          <w:sz w:val="22"/>
-        </w:rPr>
-        <w:t>外发光效果</w:t>
-      </w:r>
-    </w:p>
-    <w:p>
-      <w:pPr>
-        <w:widowControl/>
-        <w:adjustRightInd w:val="0"/>
-        <w:snapToGrid w:val="0"/>
-        <w:jc w:val="left"/>
-        <w:rPr>
-          <w:rFonts w:ascii="Tahoma" w:eastAsia="微软雅黑" w:hAnsi="Tahoma"/>
-          <w:kern w:val="0"/>
-          <w:sz w:val="22"/>
-        </w:rPr>
-      </w:pPr>
-      <w:r>
-        <w:rPr>
-          <w:rFonts w:ascii="Tahoma" w:eastAsia="微软雅黑" w:hAnsi="Tahoma"/>
-          <w:kern w:val="0"/>
-          <w:sz w:val="22"/>
-        </w:rPr>
-        <w:tab/>
-      </w:r>
-      <w:r>
-        <w:rPr>
-          <w:rFonts w:ascii="Tahoma" w:eastAsia="微软雅黑" w:hAnsi="Tahoma" w:hint="eastAsia"/>
-          <w:kern w:val="0"/>
-          <w:sz w:val="22"/>
-        </w:rPr>
-        <w:t>◆</w:t>
-      </w:r>
-      <w:r>
-        <w:rPr>
-          <w:rFonts w:ascii="Tahoma" w:eastAsia="微软雅黑" w:hAnsi="Tahoma"/>
-          <w:kern w:val="0"/>
-          <w:sz w:val="22"/>
-        </w:rPr>
-        <w:t>Drill_DialogCharOuterBorder</w:t>
-      </w:r>
-      <w:r>
-        <w:rPr>
-          <w:rFonts w:ascii="Tahoma" w:eastAsia="微软雅黑" w:hAnsi="Tahoma"/>
-          <w:kern w:val="0"/>
-          <w:sz w:val="22"/>
-        </w:rPr>
-        <w:tab/>
-      </w:r>
-      <w:r>
-        <w:rPr>
-          <w:rFonts w:ascii="Tahoma" w:eastAsia="微软雅黑" w:hAnsi="Tahoma"/>
-          <w:kern w:val="0"/>
-          <w:sz w:val="22"/>
-        </w:rPr>
-        <w:tab/>
-      </w:r>
-      <w:r>
-        <w:rPr>
-          <w:rFonts w:ascii="Tahoma" w:eastAsia="微软雅黑" w:hAnsi="Tahoma"/>
-          <w:kern w:val="0"/>
-          <w:sz w:val="22"/>
-        </w:rPr>
-        <w:tab/>
-      </w:r>
-      <w:r>
-        <w:rPr>
-          <w:rFonts w:ascii="Tahoma" w:eastAsia="微软雅黑" w:hAnsi="Tahoma" w:hint="eastAsia"/>
-          <w:kern w:val="0"/>
-          <w:sz w:val="22"/>
-        </w:rPr>
-        <w:t>窗口字符</w:t>
-      </w:r>
-      <w:r>
-        <w:rPr>
-          <w:rFonts w:ascii="Tahoma" w:eastAsia="微软雅黑" w:hAnsi="Tahoma"/>
-          <w:kern w:val="0"/>
-          <w:sz w:val="22"/>
-        </w:rPr>
-        <w:t xml:space="preserve"> </w:t>
-      </w:r>
-      <w:r>
-        <w:rPr>
-          <w:rFonts w:ascii="Tahoma" w:eastAsia="微软雅黑" w:hAnsi="Tahoma" w:hint="eastAsia"/>
-          <w:kern w:val="0"/>
-          <w:sz w:val="22"/>
-        </w:rPr>
-        <w:t>-</w:t>
-      </w:r>
-      <w:r>
-        <w:rPr>
-          <w:rFonts w:ascii="Tahoma" w:eastAsia="微软雅黑" w:hAnsi="Tahoma"/>
-          <w:kern w:val="0"/>
-          <w:sz w:val="22"/>
-        </w:rPr>
-        <w:t xml:space="preserve"> </w:t>
-      </w:r>
-      <w:proofErr w:type="gramStart"/>
-      <w:r>
-        <w:rPr>
-          <w:rFonts w:ascii="Tahoma" w:eastAsia="微软雅黑" w:hAnsi="Tahoma" w:hint="eastAsia"/>
-          <w:kern w:val="0"/>
-          <w:sz w:val="22"/>
-        </w:rPr>
-        <w:t>描边效果</w:t>
-      </w:r>
-      <w:proofErr w:type="gramEnd"/>
-    </w:p>
-    <w:p>
-      <w:pPr>
-        <w:widowControl/>
-        <w:snapToGrid w:val="0"/>
-        <w:jc w:val="left"/>
-        <w:rPr>
-          <w:rFonts w:ascii="Tahoma" w:eastAsia="微软雅黑" w:hAnsi="Tahoma"/>
-          <w:kern w:val="0"/>
-          <w:sz w:val="22"/>
-        </w:rPr>
-      </w:pPr>
-      <w:r>
-        <w:rPr>
-          <w:rFonts w:ascii="Tahoma" w:eastAsia="微软雅黑" w:hAnsi="Tahoma" w:hint="eastAsia"/>
-          <w:kern w:val="0"/>
-          <w:sz w:val="22"/>
-        </w:rPr>
-        <w:t>窗口字符的多个效果组合设计。</w:t>
-      </w:r>
-    </w:p>
-    <w:p>
-      <w:pPr>
-        <w:widowControl/>
-        <w:snapToGrid w:val="0"/>
-        <w:jc w:val="left"/>
-        <w:rPr>
-          <w:rFonts w:ascii="Tahoma" w:eastAsia="微软雅黑" w:hAnsi="Tahoma"/>
-          <w:kern w:val="0"/>
-          <w:sz w:val="22"/>
-        </w:rPr>
-      </w:pPr>
-      <w:r>
-        <w:rPr>
-          <w:rFonts w:ascii="Tahoma" w:eastAsia="微软雅黑" w:hAnsi="Tahoma" w:hint="eastAsia"/>
-          <w:kern w:val="0"/>
-          <w:sz w:val="22"/>
-        </w:rPr>
-        <w:t>你可以去看看文档</w:t>
-      </w:r>
-      <w:r>
-        <w:rPr>
-          <w:rFonts w:ascii="Tahoma" w:eastAsia="微软雅黑" w:hAnsi="Tahoma" w:hint="eastAsia"/>
-          <w:kern w:val="0"/>
-          <w:sz w:val="22"/>
-        </w:rPr>
-        <w:t xml:space="preserve"> </w:t>
-      </w:r>
-      <w:proofErr w:type="gramStart"/>
-      <w:r>
-        <w:rPr>
-          <w:rFonts w:ascii="Tahoma" w:eastAsia="微软雅黑" w:hAnsi="Tahoma"/>
-          <w:kern w:val="0"/>
-          <w:sz w:val="22"/>
-        </w:rPr>
-        <w:t>”</w:t>
-      </w:r>
-      <w:proofErr w:type="gramEnd"/>
-      <w:r>
-        <w:rPr>
-          <w:rFonts w:ascii="Tahoma" w:eastAsia="微软雅黑" w:hAnsi="Tahoma" w:hint="eastAsia"/>
-          <w:color w:val="0070C0"/>
-          <w:kern w:val="0"/>
-          <w:sz w:val="22"/>
-        </w:rPr>
-        <w:t>23.</w:t>
-      </w:r>
-      <w:r>
-        <w:rPr>
-          <w:rFonts w:ascii="Tahoma" w:eastAsia="微软雅黑" w:hAnsi="Tahoma" w:hint="eastAsia"/>
-          <w:color w:val="0070C0"/>
-          <w:kern w:val="0"/>
-          <w:sz w:val="22"/>
-        </w:rPr>
-        <w:t>窗口字符</w:t>
-      </w:r>
-      <w:r>
-        <w:rPr>
-          <w:rFonts w:ascii="Tahoma" w:eastAsia="微软雅黑" w:hAnsi="Tahoma" w:hint="eastAsia"/>
-          <w:color w:val="0070C0"/>
-          <w:kern w:val="0"/>
-          <w:sz w:val="22"/>
-        </w:rPr>
-        <w:t xml:space="preserve"> </w:t>
-      </w:r>
-      <w:r>
-        <w:rPr>
-          <w:rFonts w:ascii="Tahoma" w:eastAsia="微软雅黑" w:hAnsi="Tahoma"/>
-          <w:color w:val="0070C0"/>
-          <w:kern w:val="0"/>
-          <w:sz w:val="22"/>
-        </w:rPr>
-        <w:t xml:space="preserve">&gt; </w:t>
-      </w:r>
-      <w:r>
-        <w:rPr>
-          <w:rFonts w:ascii="Tahoma" w:eastAsia="微软雅黑" w:hAnsi="Tahoma" w:hint="eastAsia"/>
-          <w:color w:val="0070C0"/>
-          <w:kern w:val="0"/>
-          <w:sz w:val="22"/>
-        </w:rPr>
-        <w:t>关于</w:t>
-      </w:r>
-      <w:proofErr w:type="gramStart"/>
-      <w:r>
-        <w:rPr>
-          <w:rFonts w:ascii="Tahoma" w:eastAsia="微软雅黑" w:hAnsi="Tahoma" w:hint="eastAsia"/>
-          <w:color w:val="0070C0"/>
-          <w:kern w:val="0"/>
-          <w:sz w:val="22"/>
-        </w:rPr>
-        <w:t>字符描边与</w:t>
-      </w:r>
-      <w:proofErr w:type="gramEnd"/>
-      <w:r>
-        <w:rPr>
-          <w:rFonts w:ascii="Tahoma" w:eastAsia="微软雅黑" w:hAnsi="Tahoma" w:hint="eastAsia"/>
-          <w:color w:val="0070C0"/>
-          <w:kern w:val="0"/>
-          <w:sz w:val="22"/>
-        </w:rPr>
-        <w:t>外发光</w:t>
-      </w:r>
-      <w:r>
-        <w:rPr>
-          <w:rFonts w:ascii="Tahoma" w:eastAsia="微软雅黑" w:hAnsi="Tahoma" w:hint="eastAsia"/>
-          <w:color w:val="0070C0"/>
-          <w:kern w:val="0"/>
-          <w:sz w:val="22"/>
-        </w:rPr>
-        <w:t>.docx</w:t>
-      </w:r>
-      <w:proofErr w:type="gramStart"/>
-      <w:r>
-        <w:rPr>
-          <w:rFonts w:ascii="Tahoma" w:eastAsia="微软雅黑" w:hAnsi="Tahoma"/>
-          <w:kern w:val="0"/>
-          <w:sz w:val="22"/>
-        </w:rPr>
-        <w:t>”</w:t>
-      </w:r>
-      <w:proofErr w:type="gramEnd"/>
-      <w:r>
-        <w:rPr>
-          <w:rFonts w:ascii="Tahoma" w:eastAsia="微软雅黑" w:hAnsi="Tahoma"/>
-          <w:kern w:val="0"/>
-          <w:sz w:val="22"/>
-        </w:rPr>
-        <w:t xml:space="preserve"> </w:t>
-      </w:r>
-      <w:r>
-        <w:rPr>
-          <w:rFonts w:ascii="Tahoma" w:eastAsia="微软雅黑" w:hAnsi="Tahoma" w:hint="eastAsia"/>
-          <w:kern w:val="0"/>
-          <w:sz w:val="22"/>
-        </w:rPr>
-        <w:t>。</w:t>
-      </w:r>
-    </w:p>
-    <w:p>
-      <w:pPr>
-        <w:widowControl/>
-        <w:jc w:val="center"/>
-        <w:rPr>
-          <w:rFonts w:ascii="宋体" w:eastAsia="宋体" w:hAnsi="宋体" w:cs="宋体" w:hint="eastAsia"/>
-          <w:kern w:val="0"/>
-          <w:sz w:val="24"/>
-          <w:szCs w:val="24"/>
-        </w:rPr>
-      </w:pPr>
-      <w:r>
-        <w:rPr>
-          <w:rFonts w:ascii="宋体" w:eastAsia="宋体" w:hAnsi="宋体" w:cs="宋体"/>
-          <w:noProof/>
-          <w:kern w:val="0"/>
-          <w:sz w:val="24"/>
-          <w:szCs w:val="24"/>
-        </w:rPr>
-        <w:drawing>
-          <wp:inline distT="0" distB="0" distL="0" distR="0" wp14:anchorId="5C8D0D25" wp14:editId="2A3E1C43">
-            <wp:extent cx="4945380" cy="712097"/>
-            <wp:effectExtent l="0" t="0" r="7620" b="0"/>
-            <wp:docPr id="36" name="图片 36"/>
-            <wp:cNvGraphicFramePr>
-              <a:graphicFrameLocks xmlns:a="http://schemas.openxmlformats.org/drawingml/2006/main" noChangeAspect="1"/>
-            </wp:cNvGraphicFramePr>
-            <a:graphic xmlns:a="http://schemas.openxmlformats.org/drawingml/2006/main">
-              <a:graphicData uri="http://schemas.openxmlformats.org/drawingml/2006/picture">
-                <pic:pic xmlns:pic="http://schemas.openxmlformats.org/drawingml/2006/picture">
-                  <pic:nvPicPr>
-                    <pic:cNvPr id="0" name="Picture 15"/>
+                    <pic:cNvPr id="0" name="Picture 34"/>
                     <pic:cNvPicPr>
                       <a:picLocks noChangeAspect="1" noChangeArrowheads="1"/>
                     </pic:cNvPicPr>
@@ -5160,7 +4755,7 @@
                   <pic:spPr bwMode="auto">
                     <a:xfrm>
                       <a:off x="0" y="0"/>
-                      <a:ext cx="4953307" cy="713238"/>
+                      <a:ext cx="4275455" cy="1160145"/>
                     </a:xfrm>
                     <a:prstGeom prst="rect">
                       <a:avLst/>
@@ -5180,6 +4775,27 @@
     <w:p>
       <w:pPr>
         <w:widowControl/>
+        <w:adjustRightInd w:val="0"/>
+        <w:snapToGrid w:val="0"/>
+        <w:rPr>
+          <w:rFonts w:ascii="Tahoma" w:eastAsia="微软雅黑" w:hAnsi="Tahoma"/>
+          <w:kern w:val="0"/>
+          <w:sz w:val="22"/>
+        </w:rPr>
+      </w:pPr>
+      <w:r>
+        <w:rPr>
+          <w:rFonts w:ascii="Tahoma" w:eastAsia="微软雅黑" w:hAnsi="Tahoma" w:hint="eastAsia"/>
+          <w:kern w:val="0"/>
+          <w:sz w:val="22"/>
+        </w:rPr>
+        <w:t>此配置还能通过插件进行临时修改。</w:t>
+      </w:r>
+    </w:p>
+    <w:p>
+      <w:pPr>
+        <w:widowControl/>
+        <w:adjustRightInd w:val="0"/>
         <w:jc w:val="center"/>
         <w:rPr>
           <w:rFonts w:ascii="Tahoma" w:eastAsia="微软雅黑" w:hAnsi="Tahoma"/>
@@ -5189,17 +4805,13 @@
       </w:pPr>
       <w:r>
         <w:rPr>
-          <w:rFonts w:ascii="宋体" w:eastAsia="宋体" w:hAnsi="宋体" w:cs="宋体"/>
           <w:noProof/>
-          <w:kern w:val="0"/>
-          <w:sz w:val="24"/>
-          <w:szCs w:val="24"/>
         </w:rPr>
         <w:drawing>
-          <wp:inline distT="0" distB="0" distL="0" distR="0" wp14:anchorId="2BCEF0C9" wp14:editId="5FEF03C0">
-            <wp:extent cx="1920240" cy="940118"/>
-            <wp:effectExtent l="0" t="0" r="3810" b="0"/>
-            <wp:docPr id="35" name="图片 35"/>
+          <wp:inline distT="0" distB="0" distL="0" distR="0" wp14:anchorId="08135613" wp14:editId="04AC55C5">
+            <wp:extent cx="5274310" cy="2424430"/>
+            <wp:effectExtent l="0" t="0" r="2540" b="0"/>
+            <wp:docPr id="450918072" name="图片 17"/>
             <wp:cNvGraphicFramePr>
               <a:graphicFrameLocks xmlns:a="http://schemas.openxmlformats.org/drawingml/2006/main" noChangeAspect="1"/>
             </wp:cNvGraphicFramePr>
@@ -5207,7 +4819,7 @@
               <a:graphicData uri="http://schemas.openxmlformats.org/drawingml/2006/picture">
                 <pic:pic xmlns:pic="http://schemas.openxmlformats.org/drawingml/2006/picture">
                   <pic:nvPicPr>
-                    <pic:cNvPr id="0" name="Picture 13"/>
+                    <pic:cNvPr id="0" name="Picture 36"/>
                     <pic:cNvPicPr>
                       <a:picLocks noChangeAspect="1" noChangeArrowheads="1"/>
                     </pic:cNvPicPr>
@@ -5228,7 +4840,7 @@
                   <pic:spPr bwMode="auto">
                     <a:xfrm>
                       <a:off x="0" y="0"/>
-                      <a:ext cx="1931190" cy="945479"/>
+                      <a:ext cx="5274310" cy="2424430"/>
                     </a:xfrm>
                     <a:prstGeom prst="rect">
                       <a:avLst/>
@@ -5248,7 +4860,104 @@
     <w:p>
       <w:pPr>
         <w:widowControl/>
+        <w:adjustRightInd w:val="0"/>
         <w:snapToGrid w:val="0"/>
+        <w:jc w:val="left"/>
+        <w:rPr>
+          <w:rFonts w:ascii="Tahoma" w:eastAsia="微软雅黑" w:hAnsi="Tahoma"/>
+          <w:kern w:val="0"/>
+          <w:sz w:val="22"/>
+        </w:rPr>
+      </w:pPr>
+      <w:r>
+        <w:rPr>
+          <w:rFonts w:ascii="Tahoma" w:eastAsia="微软雅黑" w:hAnsi="Tahoma" w:hint="eastAsia"/>
+          <w:kern w:val="0"/>
+          <w:sz w:val="22"/>
+        </w:rPr>
+        <w:t>详细可以去示例中</w:t>
+      </w:r>
+      <w:r>
+        <w:rPr>
+          <w:rFonts w:ascii="Tahoma" w:eastAsia="微软雅黑" w:hAnsi="Tahoma" w:hint="eastAsia"/>
+          <w:kern w:val="0"/>
+          <w:sz w:val="22"/>
+        </w:rPr>
+        <w:t xml:space="preserve"> </w:t>
+      </w:r>
+      <w:r>
+        <w:rPr>
+          <w:rFonts w:ascii="Tahoma" w:eastAsia="微软雅黑" w:hAnsi="Tahoma" w:hint="eastAsia"/>
+          <w:color w:val="00B050"/>
+          <w:kern w:val="0"/>
+          <w:sz w:val="22"/>
+        </w:rPr>
+        <w:t>窗口字符管理层</w:t>
+      </w:r>
+      <w:r>
+        <w:rPr>
+          <w:rFonts w:ascii="Tahoma" w:eastAsia="微软雅黑" w:hAnsi="Tahoma" w:hint="eastAsia"/>
+          <w:kern w:val="0"/>
+          <w:sz w:val="22"/>
+        </w:rPr>
+        <w:t xml:space="preserve"> </w:t>
+      </w:r>
+      <w:r>
+        <w:rPr>
+          <w:rFonts w:ascii="Tahoma" w:eastAsia="微软雅黑" w:hAnsi="Tahoma" w:hint="eastAsia"/>
+          <w:kern w:val="0"/>
+          <w:sz w:val="22"/>
+        </w:rPr>
+        <w:t>去看看</w:t>
+      </w:r>
+      <w:r>
+        <w:rPr>
+          <w:rFonts w:ascii="Tahoma" w:eastAsia="微软雅黑" w:hAnsi="Tahoma" w:hint="eastAsia"/>
+          <w:kern w:val="0"/>
+          <w:sz w:val="22"/>
+        </w:rPr>
+        <w:t xml:space="preserve"> </w:t>
+      </w:r>
+      <w:r>
+        <w:rPr>
+          <w:rFonts w:ascii="Tahoma" w:eastAsia="微软雅黑" w:hAnsi="Tahoma" w:hint="eastAsia"/>
+          <w:kern w:val="0"/>
+          <w:sz w:val="22"/>
+        </w:rPr>
+        <w:t>全局默认值</w:t>
+      </w:r>
+      <w:r>
+        <w:rPr>
+          <w:rFonts w:ascii="Tahoma" w:eastAsia="微软雅黑" w:hAnsi="Tahoma" w:hint="eastAsia"/>
+          <w:kern w:val="0"/>
+          <w:sz w:val="22"/>
+        </w:rPr>
+        <w:t xml:space="preserve"> </w:t>
+      </w:r>
+      <w:r>
+        <w:rPr>
+          <w:rFonts w:ascii="Tahoma" w:eastAsia="微软雅黑" w:hAnsi="Tahoma" w:hint="eastAsia"/>
+          <w:kern w:val="0"/>
+          <w:sz w:val="22"/>
+        </w:rPr>
+        <w:t>的介绍</w:t>
+      </w:r>
+      <w:r>
+        <w:rPr>
+          <w:rFonts w:ascii="Tahoma" w:eastAsia="微软雅黑" w:hAnsi="Tahoma" w:hint="eastAsia"/>
+          <w:kern w:val="0"/>
+          <w:sz w:val="22"/>
+        </w:rPr>
+        <w:t>。</w:t>
+      </w:r>
+    </w:p>
+    <w:p>
+      <w:pPr>
+        <w:widowControl/>
+        <w:adjustRightInd w:val="0"/>
+        <w:snapToGrid w:val="0"/>
+        <w:spacing w:after="200"/>
+        <w:jc w:val="left"/>
         <w:rPr>
           <w:rFonts w:ascii="Tahoma" w:eastAsia="微软雅黑" w:hAnsi="Tahoma"/>
           <w:kern w:val="0"/>
@@ -5287,13 +4996,13 @@
           <w:rFonts w:hint="eastAsia"/>
         </w:rPr>
         <w:lastRenderedPageBreak/>
-        <w:t>常见问题</w:t>
+        <w:t>从零开始设计</w:t>
       </w:r>
       <w:r>
         <w:rPr>
           <w:rFonts w:hint="eastAsia"/>
         </w:rPr>
-        <w:t>（FAQ）</w:t>
+        <w:t>（DIY）</w:t>
       </w:r>
     </w:p>
     <w:p>
@@ -5305,6 +5014,1396 @@
           <w:sz w:val="28"/>
         </w:rPr>
       </w:pPr>
+      <w:r>
+        <w:rPr>
+          <w:rFonts w:hint="eastAsia"/>
+          <w:sz w:val="28"/>
+        </w:rPr>
+        <w:t>设计一个艺术渐变字体</w:t>
+      </w:r>
+      <w:r>
+        <w:rPr>
+          <w:rFonts w:hint="eastAsia"/>
+          <w:sz w:val="28"/>
+        </w:rPr>
+        <w:t>（指向）</w:t>
+      </w:r>
+    </w:p>
+    <w:p>
+      <w:pPr>
+        <w:widowControl/>
+        <w:snapToGrid w:val="0"/>
+        <w:jc w:val="left"/>
+        <w:rPr>
+          <w:rFonts w:ascii="Tahoma" w:eastAsia="微软雅黑" w:hAnsi="Tahoma"/>
+          <w:kern w:val="0"/>
+          <w:sz w:val="22"/>
+        </w:rPr>
+      </w:pPr>
+      <w:r>
+        <w:rPr>
+          <w:rFonts w:ascii="Tahoma" w:eastAsia="微软雅黑" w:hAnsi="Tahoma" w:hint="eastAsia"/>
+          <w:kern w:val="0"/>
+          <w:sz w:val="22"/>
+        </w:rPr>
+        <w:t>主要用到了下列插件：</w:t>
+      </w:r>
+    </w:p>
+    <w:p>
+      <w:pPr>
+        <w:widowControl/>
+        <w:adjustRightInd w:val="0"/>
+        <w:snapToGrid w:val="0"/>
+        <w:jc w:val="left"/>
+        <w:rPr>
+          <w:rFonts w:ascii="Tahoma" w:eastAsia="微软雅黑" w:hAnsi="Tahoma"/>
+          <w:kern w:val="0"/>
+          <w:sz w:val="22"/>
+        </w:rPr>
+      </w:pPr>
+      <w:r>
+        <w:rPr>
+          <w:rFonts w:ascii="Tahoma" w:eastAsia="微软雅黑" w:hAnsi="Tahoma"/>
+          <w:kern w:val="0"/>
+          <w:sz w:val="22"/>
+        </w:rPr>
+        <w:tab/>
+      </w:r>
+      <w:r>
+        <w:rPr>
+          <w:rFonts w:ascii="Tahoma" w:eastAsia="微软雅黑" w:hAnsi="Tahoma" w:hint="eastAsia"/>
+          <w:kern w:val="0"/>
+          <w:sz w:val="22"/>
+        </w:rPr>
+        <w:t>◆</w:t>
+      </w:r>
+      <w:r>
+        <w:rPr>
+          <w:rFonts w:ascii="Tahoma" w:eastAsia="微软雅黑" w:hAnsi="Tahoma"/>
+          <w:kern w:val="0"/>
+          <w:sz w:val="22"/>
+        </w:rPr>
+        <w:t>Drill_CoreOfWindowCharacter</w:t>
+      </w:r>
+      <w:r>
+        <w:rPr>
+          <w:rFonts w:ascii="Tahoma" w:eastAsia="微软雅黑" w:hAnsi="Tahoma"/>
+          <w:kern w:val="0"/>
+          <w:sz w:val="22"/>
+        </w:rPr>
+        <w:tab/>
+      </w:r>
+      <w:r>
+        <w:rPr>
+          <w:rFonts w:ascii="Tahoma" w:eastAsia="微软雅黑" w:hAnsi="Tahoma"/>
+          <w:kern w:val="0"/>
+          <w:sz w:val="22"/>
+        </w:rPr>
+        <w:tab/>
+      </w:r>
+      <w:r>
+        <w:rPr>
+          <w:rFonts w:ascii="Tahoma" w:eastAsia="微软雅黑" w:hAnsi="Tahoma" w:hint="eastAsia"/>
+          <w:kern w:val="0"/>
+          <w:sz w:val="22"/>
+        </w:rPr>
+        <w:t>窗口字符</w:t>
+      </w:r>
+      <w:r>
+        <w:rPr>
+          <w:rFonts w:ascii="Tahoma" w:eastAsia="微软雅黑" w:hAnsi="Tahoma" w:hint="eastAsia"/>
+          <w:kern w:val="0"/>
+          <w:sz w:val="22"/>
+        </w:rPr>
+        <w:t xml:space="preserve"> - </w:t>
+      </w:r>
+      <w:r>
+        <w:rPr>
+          <w:rFonts w:ascii="Tahoma" w:eastAsia="微软雅黑" w:hAnsi="Tahoma" w:hint="eastAsia"/>
+          <w:kern w:val="0"/>
+          <w:sz w:val="22"/>
+        </w:rPr>
+        <w:t>窗口字符核心</w:t>
+      </w:r>
+    </w:p>
+    <w:p>
+      <w:pPr>
+        <w:widowControl/>
+        <w:adjustRightInd w:val="0"/>
+        <w:snapToGrid w:val="0"/>
+        <w:jc w:val="left"/>
+        <w:rPr>
+          <w:rFonts w:ascii="Tahoma" w:eastAsia="微软雅黑" w:hAnsi="Tahoma"/>
+          <w:kern w:val="0"/>
+          <w:sz w:val="22"/>
+        </w:rPr>
+      </w:pPr>
+      <w:r>
+        <w:rPr>
+          <w:rFonts w:ascii="Tahoma" w:eastAsia="微软雅黑" w:hAnsi="Tahoma"/>
+          <w:kern w:val="0"/>
+          <w:sz w:val="22"/>
+        </w:rPr>
+        <w:tab/>
+      </w:r>
+      <w:r>
+        <w:rPr>
+          <w:rFonts w:ascii="Tahoma" w:eastAsia="微软雅黑" w:hAnsi="Tahoma" w:hint="eastAsia"/>
+          <w:kern w:val="0"/>
+          <w:sz w:val="22"/>
+        </w:rPr>
+        <w:t>◆</w:t>
+      </w:r>
+      <w:r>
+        <w:rPr>
+          <w:rFonts w:ascii="Tahoma" w:eastAsia="微软雅黑" w:hAnsi="Tahoma"/>
+          <w:kern w:val="0"/>
+          <w:sz w:val="22"/>
+        </w:rPr>
+        <w:t>Drill_CoreOf</w:t>
+      </w:r>
+      <w:r>
+        <w:rPr>
+          <w:rFonts w:ascii="Tahoma" w:eastAsia="微软雅黑" w:hAnsi="Tahoma"/>
+          <w:kern w:val="0"/>
+          <w:sz w:val="22"/>
+        </w:rPr>
+        <w:t>Color</w:t>
+      </w:r>
+      <w:r>
+        <w:rPr>
+          <w:rFonts w:ascii="Tahoma" w:eastAsia="微软雅黑" w:hAnsi="Tahoma"/>
+          <w:kern w:val="0"/>
+          <w:sz w:val="22"/>
+        </w:rPr>
+        <w:tab/>
+      </w:r>
+      <w:r>
+        <w:rPr>
+          <w:rFonts w:ascii="Tahoma" w:eastAsia="微软雅黑" w:hAnsi="Tahoma"/>
+          <w:kern w:val="0"/>
+          <w:sz w:val="22"/>
+        </w:rPr>
+        <w:tab/>
+      </w:r>
+      <w:r>
+        <w:rPr>
+          <w:rFonts w:ascii="Tahoma" w:eastAsia="微软雅黑" w:hAnsi="Tahoma"/>
+          <w:kern w:val="0"/>
+          <w:sz w:val="22"/>
+        </w:rPr>
+        <w:tab/>
+      </w:r>
+      <w:r>
+        <w:rPr>
+          <w:rFonts w:ascii="Tahoma" w:eastAsia="微软雅黑" w:hAnsi="Tahoma"/>
+          <w:kern w:val="0"/>
+          <w:sz w:val="22"/>
+        </w:rPr>
+        <w:tab/>
+      </w:r>
+      <w:r>
+        <w:rPr>
+          <w:rFonts w:ascii="Tahoma" w:eastAsia="微软雅黑" w:hAnsi="Tahoma"/>
+          <w:kern w:val="0"/>
+          <w:sz w:val="22"/>
+        </w:rPr>
+        <w:tab/>
+      </w:r>
+      <w:r>
+        <w:rPr>
+          <w:rFonts w:ascii="Tahoma" w:eastAsia="微软雅黑" w:hAnsi="Tahoma" w:hint="eastAsia"/>
+          <w:kern w:val="0"/>
+          <w:sz w:val="22"/>
+        </w:rPr>
+        <w:t>窗口字符</w:t>
+      </w:r>
+      <w:r>
+        <w:rPr>
+          <w:rFonts w:ascii="Tahoma" w:eastAsia="微软雅黑" w:hAnsi="Tahoma"/>
+          <w:kern w:val="0"/>
+          <w:sz w:val="22"/>
+        </w:rPr>
+        <w:t xml:space="preserve"> - </w:t>
+      </w:r>
+      <w:r>
+        <w:rPr>
+          <w:rFonts w:ascii="Tahoma" w:eastAsia="微软雅黑" w:hAnsi="Tahoma"/>
+          <w:kern w:val="0"/>
+          <w:sz w:val="22"/>
+        </w:rPr>
+        <w:t>颜色</w:t>
+      </w:r>
+      <w:r>
+        <w:rPr>
+          <w:rFonts w:ascii="Tahoma" w:eastAsia="微软雅黑" w:hAnsi="Tahoma"/>
+          <w:kern w:val="0"/>
+          <w:sz w:val="22"/>
+        </w:rPr>
+        <w:t>核心</w:t>
+      </w:r>
+    </w:p>
+    <w:p>
+      <w:pPr>
+        <w:widowControl/>
+        <w:adjustRightInd w:val="0"/>
+        <w:snapToGrid w:val="0"/>
+        <w:jc w:val="left"/>
+        <w:rPr>
+          <w:rFonts w:ascii="Tahoma" w:eastAsia="微软雅黑" w:hAnsi="Tahoma"/>
+          <w:kern w:val="0"/>
+          <w:sz w:val="22"/>
+        </w:rPr>
+      </w:pPr>
+      <w:r>
+        <w:rPr>
+          <w:rFonts w:ascii="Tahoma" w:eastAsia="微软雅黑" w:hAnsi="Tahoma"/>
+          <w:kern w:val="0"/>
+          <w:sz w:val="22"/>
+        </w:rPr>
+        <w:tab/>
+      </w:r>
+      <w:r>
+        <w:rPr>
+          <w:rFonts w:ascii="Tahoma" w:eastAsia="微软雅黑" w:hAnsi="Tahoma" w:hint="eastAsia"/>
+          <w:kern w:val="0"/>
+          <w:sz w:val="22"/>
+        </w:rPr>
+        <w:t>◆</w:t>
+      </w:r>
+      <w:r>
+        <w:rPr>
+          <w:rFonts w:ascii="Tahoma" w:eastAsia="微软雅黑" w:hAnsi="Tahoma"/>
+          <w:kern w:val="0"/>
+          <w:sz w:val="22"/>
+        </w:rPr>
+        <w:t>Drill_DialogFontFace</w:t>
+      </w:r>
+      <w:r>
+        <w:rPr>
+          <w:rFonts w:ascii="Tahoma" w:eastAsia="微软雅黑" w:hAnsi="Tahoma"/>
+          <w:kern w:val="0"/>
+          <w:sz w:val="22"/>
+        </w:rPr>
+        <w:tab/>
+      </w:r>
+      <w:r>
+        <w:rPr>
+          <w:rFonts w:ascii="Tahoma" w:eastAsia="微软雅黑" w:hAnsi="Tahoma"/>
+          <w:kern w:val="0"/>
+          <w:sz w:val="22"/>
+        </w:rPr>
+        <w:tab/>
+      </w:r>
+      <w:r>
+        <w:rPr>
+          <w:rFonts w:ascii="Tahoma" w:eastAsia="微软雅黑" w:hAnsi="Tahoma"/>
+          <w:kern w:val="0"/>
+          <w:sz w:val="22"/>
+        </w:rPr>
+        <w:tab/>
+      </w:r>
+      <w:r>
+        <w:rPr>
+          <w:rFonts w:ascii="Tahoma" w:eastAsia="微软雅黑" w:hAnsi="Tahoma"/>
+          <w:kern w:val="0"/>
+          <w:sz w:val="22"/>
+        </w:rPr>
+        <w:tab/>
+      </w:r>
+      <w:r>
+        <w:rPr>
+          <w:rFonts w:ascii="Tahoma" w:eastAsia="微软雅黑" w:hAnsi="Tahoma" w:hint="eastAsia"/>
+          <w:kern w:val="0"/>
+          <w:sz w:val="22"/>
+        </w:rPr>
+        <w:t>窗口字符</w:t>
+      </w:r>
+      <w:r>
+        <w:rPr>
+          <w:rFonts w:ascii="Tahoma" w:eastAsia="微软雅黑" w:hAnsi="Tahoma"/>
+          <w:kern w:val="0"/>
+          <w:sz w:val="22"/>
+        </w:rPr>
+        <w:t xml:space="preserve"> - </w:t>
+      </w:r>
+      <w:r>
+        <w:rPr>
+          <w:rFonts w:ascii="Tahoma" w:eastAsia="微软雅黑" w:hAnsi="Tahoma"/>
+          <w:kern w:val="0"/>
+          <w:sz w:val="22"/>
+        </w:rPr>
+        <w:t>字体管理器</w:t>
+      </w:r>
+    </w:p>
+    <w:p>
+      <w:pPr>
+        <w:widowControl/>
+        <w:snapToGrid w:val="0"/>
+        <w:jc w:val="left"/>
+        <w:rPr>
+          <w:rFonts w:ascii="Tahoma" w:eastAsia="微软雅黑" w:hAnsi="Tahoma"/>
+          <w:kern w:val="0"/>
+          <w:sz w:val="22"/>
+        </w:rPr>
+      </w:pPr>
+      <w:r>
+        <w:rPr>
+          <w:rFonts w:ascii="Tahoma" w:eastAsia="微软雅黑" w:hAnsi="Tahoma" w:hint="eastAsia"/>
+          <w:kern w:val="0"/>
+          <w:sz w:val="22"/>
+        </w:rPr>
+        <w:t>窗口字符的</w:t>
+      </w:r>
+      <w:r>
+        <w:rPr>
+          <w:rFonts w:ascii="Tahoma" w:eastAsia="微软雅黑" w:hAnsi="Tahoma" w:hint="eastAsia"/>
+          <w:kern w:val="0"/>
+          <w:sz w:val="22"/>
+        </w:rPr>
+        <w:t xml:space="preserve"> </w:t>
+      </w:r>
+      <w:r>
+        <w:rPr>
+          <w:rFonts w:ascii="Tahoma" w:eastAsia="微软雅黑" w:hAnsi="Tahoma" w:hint="eastAsia"/>
+          <w:kern w:val="0"/>
+          <w:sz w:val="22"/>
+        </w:rPr>
+        <w:t>高级渐变色</w:t>
+      </w:r>
+      <w:r>
+        <w:rPr>
+          <w:rFonts w:ascii="Tahoma" w:eastAsia="微软雅黑" w:hAnsi="Tahoma" w:hint="eastAsia"/>
+          <w:kern w:val="0"/>
+          <w:sz w:val="22"/>
+        </w:rPr>
+        <w:t>+</w:t>
+      </w:r>
+      <w:r>
+        <w:rPr>
+          <w:rFonts w:ascii="Tahoma" w:eastAsia="微软雅黑" w:hAnsi="Tahoma" w:hint="eastAsia"/>
+          <w:kern w:val="0"/>
+          <w:sz w:val="22"/>
+        </w:rPr>
+        <w:t>字体</w:t>
+      </w:r>
+      <w:r>
+        <w:rPr>
+          <w:rFonts w:ascii="Tahoma" w:eastAsia="微软雅黑" w:hAnsi="Tahoma" w:hint="eastAsia"/>
+          <w:kern w:val="0"/>
+          <w:sz w:val="22"/>
+        </w:rPr>
+        <w:t xml:space="preserve"> </w:t>
+      </w:r>
+      <w:r>
+        <w:rPr>
+          <w:rFonts w:ascii="Tahoma" w:eastAsia="微软雅黑" w:hAnsi="Tahoma" w:hint="eastAsia"/>
+          <w:kern w:val="0"/>
+          <w:sz w:val="22"/>
+        </w:rPr>
+        <w:t>设计。</w:t>
+      </w:r>
+    </w:p>
+    <w:p>
+      <w:pPr>
+        <w:widowControl/>
+        <w:snapToGrid w:val="0"/>
+        <w:jc w:val="left"/>
+        <w:rPr>
+          <w:rFonts w:ascii="Tahoma" w:eastAsia="微软雅黑" w:hAnsi="Tahoma"/>
+          <w:kern w:val="0"/>
+          <w:sz w:val="22"/>
+        </w:rPr>
+      </w:pPr>
+      <w:r>
+        <w:rPr>
+          <w:rFonts w:ascii="Tahoma" w:eastAsia="微软雅黑" w:hAnsi="Tahoma" w:hint="eastAsia"/>
+          <w:kern w:val="0"/>
+          <w:sz w:val="22"/>
+        </w:rPr>
+        <w:t>你可以去看看文档</w:t>
+      </w:r>
+      <w:r>
+        <w:rPr>
+          <w:rFonts w:ascii="Tahoma" w:eastAsia="微软雅黑" w:hAnsi="Tahoma" w:hint="eastAsia"/>
+          <w:kern w:val="0"/>
+          <w:sz w:val="22"/>
+        </w:rPr>
+        <w:t xml:space="preserve"> </w:t>
+      </w:r>
+      <w:r>
+        <w:rPr>
+          <w:rFonts w:ascii="Tahoma" w:eastAsia="微软雅黑" w:hAnsi="Tahoma"/>
+          <w:kern w:val="0"/>
+          <w:sz w:val="22"/>
+        </w:rPr>
+        <w:t>”</w:t>
+      </w:r>
+      <w:r>
+        <w:rPr>
+          <w:rFonts w:ascii="Tahoma" w:eastAsia="微软雅黑" w:hAnsi="Tahoma" w:hint="eastAsia"/>
+          <w:color w:val="0070C0"/>
+          <w:kern w:val="0"/>
+          <w:sz w:val="22"/>
+        </w:rPr>
+        <w:t>23.</w:t>
+      </w:r>
+      <w:r>
+        <w:rPr>
+          <w:rFonts w:ascii="Tahoma" w:eastAsia="微软雅黑" w:hAnsi="Tahoma" w:hint="eastAsia"/>
+          <w:color w:val="0070C0"/>
+          <w:kern w:val="0"/>
+          <w:sz w:val="22"/>
+        </w:rPr>
+        <w:t>窗口字符</w:t>
+      </w:r>
+      <w:r>
+        <w:rPr>
+          <w:rFonts w:ascii="Tahoma" w:eastAsia="微软雅黑" w:hAnsi="Tahoma" w:hint="eastAsia"/>
+          <w:color w:val="0070C0"/>
+          <w:kern w:val="0"/>
+          <w:sz w:val="22"/>
+        </w:rPr>
+        <w:t xml:space="preserve"> </w:t>
+      </w:r>
+      <w:r>
+        <w:rPr>
+          <w:rFonts w:ascii="Tahoma" w:eastAsia="微软雅黑" w:hAnsi="Tahoma"/>
+          <w:color w:val="0070C0"/>
+          <w:kern w:val="0"/>
+          <w:sz w:val="22"/>
+        </w:rPr>
+        <w:t xml:space="preserve">&gt; </w:t>
+      </w:r>
+      <w:r>
+        <w:rPr>
+          <w:rFonts w:ascii="Tahoma" w:eastAsia="微软雅黑" w:hAnsi="Tahoma" w:hint="eastAsia"/>
+          <w:color w:val="0070C0"/>
+          <w:kern w:val="0"/>
+          <w:sz w:val="22"/>
+        </w:rPr>
+        <w:t>关于</w:t>
+      </w:r>
+      <w:r>
+        <w:rPr>
+          <w:rFonts w:ascii="Tahoma" w:eastAsia="微软雅黑" w:hAnsi="Tahoma" w:hint="eastAsia"/>
+          <w:color w:val="0070C0"/>
+          <w:kern w:val="0"/>
+          <w:sz w:val="22"/>
+        </w:rPr>
+        <w:t>颜色核心</w:t>
+      </w:r>
+      <w:r>
+        <w:rPr>
+          <w:rFonts w:ascii="Tahoma" w:eastAsia="微软雅黑" w:hAnsi="Tahoma" w:hint="eastAsia"/>
+          <w:color w:val="0070C0"/>
+          <w:kern w:val="0"/>
+          <w:sz w:val="22"/>
+        </w:rPr>
+        <w:t>.docx</w:t>
+      </w:r>
+      <w:r>
+        <w:rPr>
+          <w:rFonts w:ascii="Tahoma" w:eastAsia="微软雅黑" w:hAnsi="Tahoma"/>
+          <w:kern w:val="0"/>
+          <w:sz w:val="22"/>
+        </w:rPr>
+        <w:t xml:space="preserve">” </w:t>
+      </w:r>
+      <w:r>
+        <w:rPr>
+          <w:rFonts w:ascii="Tahoma" w:eastAsia="微软雅黑" w:hAnsi="Tahoma" w:hint="eastAsia"/>
+          <w:kern w:val="0"/>
+          <w:sz w:val="22"/>
+        </w:rPr>
+        <w:t>。</w:t>
+      </w:r>
+      <w:bookmarkStart w:id="4" w:name="_Hlk185619773"/>
+    </w:p>
+    <w:p>
+      <w:pPr>
+        <w:widowControl/>
+        <w:snapToGrid w:val="0"/>
+        <w:jc w:val="center"/>
+        <w:rPr>
+          <w:rFonts w:ascii="宋体" w:eastAsia="宋体" w:hAnsi="宋体" w:cs="宋体" w:hint="eastAsia"/>
+          <w:kern w:val="0"/>
+          <w:sz w:val="24"/>
+          <w:szCs w:val="24"/>
+        </w:rPr>
+      </w:pPr>
+      <w:r>
+        <w:rPr>
+          <w:noProof/>
+        </w:rPr>
+        <w:drawing>
+          <wp:inline distT="0" distB="0" distL="0" distR="0" wp14:anchorId="432BFEED" wp14:editId="132F1A40">
+            <wp:extent cx="5274310" cy="472440"/>
+            <wp:effectExtent l="0" t="0" r="2540" b="3810"/>
+            <wp:docPr id="263758528" name="图片 18"/>
+            <wp:cNvGraphicFramePr>
+              <a:graphicFrameLocks xmlns:a="http://schemas.openxmlformats.org/drawingml/2006/main" noChangeAspect="1"/>
+            </wp:cNvGraphicFramePr>
+            <a:graphic xmlns:a="http://schemas.openxmlformats.org/drawingml/2006/main">
+              <a:graphicData uri="http://schemas.openxmlformats.org/drawingml/2006/picture">
+                <pic:pic xmlns:pic="http://schemas.openxmlformats.org/drawingml/2006/picture">
+                  <pic:nvPicPr>
+                    <pic:cNvPr id="0" name="Picture 38"/>
+                    <pic:cNvPicPr>
+                      <a:picLocks noChangeAspect="1" noChangeArrowheads="1"/>
+                    </pic:cNvPicPr>
+                  </pic:nvPicPr>
+                  <pic:blipFill>
+                    <a:blip r:embed="rId25">
+                      <a:extLst>
+                        <a:ext uri="{28A0092B-C50C-407E-A947-70E740481C1C}">
+                          <a14:useLocalDpi xmlns:a14="http://schemas.microsoft.com/office/drawing/2010/main" val="0"/>
+                        </a:ext>
+                      </a:extLst>
+                    </a:blip>
+                    <a:srcRect/>
+                    <a:stretch>
+                      <a:fillRect/>
+                    </a:stretch>
+                  </pic:blipFill>
+                  <pic:spPr bwMode="auto">
+                    <a:xfrm>
+                      <a:off x="0" y="0"/>
+                      <a:ext cx="5274310" cy="472440"/>
+                    </a:xfrm>
+                    <a:prstGeom prst="rect">
+                      <a:avLst/>
+                    </a:prstGeom>
+                    <a:noFill/>
+                    <a:ln>
+                      <a:noFill/>
+                    </a:ln>
+                  </pic:spPr>
+                </pic:pic>
+              </a:graphicData>
+            </a:graphic>
+          </wp:inline>
+        </w:drawing>
+      </w:r>
+    </w:p>
+    <w:p>
+      <w:pPr>
+        <w:widowControl/>
+        <w:jc w:val="center"/>
+        <w:rPr>
+          <w:rFonts w:ascii="宋体" w:eastAsia="宋体" w:hAnsi="宋体" w:cs="宋体" w:hint="eastAsia"/>
+          <w:kern w:val="0"/>
+          <w:sz w:val="24"/>
+          <w:szCs w:val="24"/>
+        </w:rPr>
+      </w:pPr>
+      <w:r>
+        <w:rPr>
+          <w:noProof/>
+        </w:rPr>
+        <w:drawing>
+          <wp:inline distT="0" distB="0" distL="0" distR="0" wp14:anchorId="11566233" wp14:editId="73B32837">
+            <wp:extent cx="1955800" cy="846455"/>
+            <wp:effectExtent l="0" t="0" r="6350" b="0"/>
+            <wp:docPr id="1925248055" name="图片 19"/>
+            <wp:cNvGraphicFramePr>
+              <a:graphicFrameLocks xmlns:a="http://schemas.openxmlformats.org/drawingml/2006/main" noChangeAspect="1"/>
+            </wp:cNvGraphicFramePr>
+            <a:graphic xmlns:a="http://schemas.openxmlformats.org/drawingml/2006/main">
+              <a:graphicData uri="http://schemas.openxmlformats.org/drawingml/2006/picture">
+                <pic:pic xmlns:pic="http://schemas.openxmlformats.org/drawingml/2006/picture">
+                  <pic:nvPicPr>
+                    <pic:cNvPr id="0" name="Picture 40"/>
+                    <pic:cNvPicPr>
+                      <a:picLocks noChangeAspect="1" noChangeArrowheads="1"/>
+                    </pic:cNvPicPr>
+                  </pic:nvPicPr>
+                  <pic:blipFill>
+                    <a:blip r:embed="rId26">
+                      <a:extLst>
+                        <a:ext uri="{28A0092B-C50C-407E-A947-70E740481C1C}">
+                          <a14:useLocalDpi xmlns:a14="http://schemas.microsoft.com/office/drawing/2010/main" val="0"/>
+                        </a:ext>
+                      </a:extLst>
+                    </a:blip>
+                    <a:srcRect/>
+                    <a:stretch>
+                      <a:fillRect/>
+                    </a:stretch>
+                  </pic:blipFill>
+                  <pic:spPr bwMode="auto">
+                    <a:xfrm>
+                      <a:off x="0" y="0"/>
+                      <a:ext cx="1955800" cy="846455"/>
+                    </a:xfrm>
+                    <a:prstGeom prst="rect">
+                      <a:avLst/>
+                    </a:prstGeom>
+                    <a:noFill/>
+                    <a:ln>
+                      <a:noFill/>
+                    </a:ln>
+                  </pic:spPr>
+                </pic:pic>
+              </a:graphicData>
+            </a:graphic>
+          </wp:inline>
+        </w:drawing>
+      </w:r>
+    </w:p>
+    <w:bookmarkEnd w:id="4"/>
+    <w:p>
+      <w:pPr>
+        <w:widowControl/>
+        <w:jc w:val="left"/>
+        <w:rPr>
+          <w:rFonts w:ascii="Tahoma" w:eastAsia="微软雅黑" w:hAnsi="Tahoma"/>
+          <w:kern w:val="0"/>
+          <w:sz w:val="22"/>
+        </w:rPr>
+      </w:pPr>
+    </w:p>
+    <w:p>
+      <w:pPr>
+        <w:pStyle w:val="3"/>
+        <w:spacing w:before="240" w:after="120" w:line="415" w:lineRule="auto"/>
+        <w:rPr>
+          <w:rFonts w:hint="eastAsia"/>
+          <w:sz w:val="28"/>
+        </w:rPr>
+      </w:pPr>
+      <w:r>
+        <w:rPr>
+          <w:rFonts w:hint="eastAsia"/>
+          <w:sz w:val="28"/>
+        </w:rPr>
+        <w:t>设计一个</w:t>
+      </w:r>
+      <w:r>
+        <w:rPr>
+          <w:rFonts w:hint="eastAsia"/>
+          <w:sz w:val="28"/>
+        </w:rPr>
+        <w:t>外发光文字（指向）</w:t>
+      </w:r>
+    </w:p>
+    <w:p>
+      <w:pPr>
+        <w:widowControl/>
+        <w:snapToGrid w:val="0"/>
+        <w:jc w:val="left"/>
+        <w:rPr>
+          <w:rFonts w:ascii="Tahoma" w:eastAsia="微软雅黑" w:hAnsi="Tahoma"/>
+          <w:kern w:val="0"/>
+          <w:sz w:val="22"/>
+        </w:rPr>
+      </w:pPr>
+      <w:r>
+        <w:rPr>
+          <w:rFonts w:ascii="Tahoma" w:eastAsia="微软雅黑" w:hAnsi="Tahoma" w:hint="eastAsia"/>
+          <w:kern w:val="0"/>
+          <w:sz w:val="22"/>
+        </w:rPr>
+        <w:t>主要用到了下列插件：</w:t>
+      </w:r>
+    </w:p>
+    <w:p>
+      <w:pPr>
+        <w:widowControl/>
+        <w:adjustRightInd w:val="0"/>
+        <w:snapToGrid w:val="0"/>
+        <w:jc w:val="left"/>
+        <w:rPr>
+          <w:rFonts w:ascii="Tahoma" w:eastAsia="微软雅黑" w:hAnsi="Tahoma"/>
+          <w:kern w:val="0"/>
+          <w:sz w:val="22"/>
+        </w:rPr>
+      </w:pPr>
+      <w:r>
+        <w:rPr>
+          <w:rFonts w:ascii="Tahoma" w:eastAsia="微软雅黑" w:hAnsi="Tahoma"/>
+          <w:kern w:val="0"/>
+          <w:sz w:val="22"/>
+        </w:rPr>
+        <w:tab/>
+      </w:r>
+      <w:r>
+        <w:rPr>
+          <w:rFonts w:ascii="Tahoma" w:eastAsia="微软雅黑" w:hAnsi="Tahoma" w:hint="eastAsia"/>
+          <w:kern w:val="0"/>
+          <w:sz w:val="22"/>
+        </w:rPr>
+        <w:t>◆</w:t>
+      </w:r>
+      <w:r>
+        <w:rPr>
+          <w:rFonts w:ascii="Tahoma" w:eastAsia="微软雅黑" w:hAnsi="Tahoma"/>
+          <w:kern w:val="0"/>
+          <w:sz w:val="22"/>
+        </w:rPr>
+        <w:t>Drill_CoreOfWindowCharacter</w:t>
+      </w:r>
+      <w:r>
+        <w:rPr>
+          <w:rFonts w:ascii="Tahoma" w:eastAsia="微软雅黑" w:hAnsi="Tahoma"/>
+          <w:kern w:val="0"/>
+          <w:sz w:val="22"/>
+        </w:rPr>
+        <w:tab/>
+      </w:r>
+      <w:r>
+        <w:rPr>
+          <w:rFonts w:ascii="Tahoma" w:eastAsia="微软雅黑" w:hAnsi="Tahoma"/>
+          <w:kern w:val="0"/>
+          <w:sz w:val="22"/>
+        </w:rPr>
+        <w:tab/>
+      </w:r>
+      <w:r>
+        <w:rPr>
+          <w:rFonts w:ascii="Tahoma" w:eastAsia="微软雅黑" w:hAnsi="Tahoma" w:hint="eastAsia"/>
+          <w:kern w:val="0"/>
+          <w:sz w:val="22"/>
+        </w:rPr>
+        <w:t>窗口字符</w:t>
+      </w:r>
+      <w:r>
+        <w:rPr>
+          <w:rFonts w:ascii="Tahoma" w:eastAsia="微软雅黑" w:hAnsi="Tahoma" w:hint="eastAsia"/>
+          <w:kern w:val="0"/>
+          <w:sz w:val="22"/>
+        </w:rPr>
+        <w:t xml:space="preserve"> - </w:t>
+      </w:r>
+      <w:r>
+        <w:rPr>
+          <w:rFonts w:ascii="Tahoma" w:eastAsia="微软雅黑" w:hAnsi="Tahoma" w:hint="eastAsia"/>
+          <w:kern w:val="0"/>
+          <w:sz w:val="22"/>
+        </w:rPr>
+        <w:t>窗口字符核心</w:t>
+      </w:r>
+    </w:p>
+    <w:p>
+      <w:pPr>
+        <w:widowControl/>
+        <w:adjustRightInd w:val="0"/>
+        <w:snapToGrid w:val="0"/>
+        <w:jc w:val="left"/>
+        <w:rPr>
+          <w:rFonts w:ascii="Tahoma" w:eastAsia="微软雅黑" w:hAnsi="Tahoma"/>
+          <w:kern w:val="0"/>
+          <w:sz w:val="22"/>
+        </w:rPr>
+      </w:pPr>
+      <w:r>
+        <w:rPr>
+          <w:rFonts w:ascii="Tahoma" w:eastAsia="微软雅黑" w:hAnsi="Tahoma"/>
+          <w:kern w:val="0"/>
+          <w:sz w:val="22"/>
+        </w:rPr>
+        <w:tab/>
+      </w:r>
+      <w:r>
+        <w:rPr>
+          <w:rFonts w:ascii="Tahoma" w:eastAsia="微软雅黑" w:hAnsi="Tahoma" w:hint="eastAsia"/>
+          <w:kern w:val="0"/>
+          <w:sz w:val="22"/>
+        </w:rPr>
+        <w:t>◆</w:t>
+      </w:r>
+      <w:r>
+        <w:rPr>
+          <w:rFonts w:ascii="Tahoma" w:eastAsia="微软雅黑" w:hAnsi="Tahoma"/>
+          <w:kern w:val="0"/>
+          <w:sz w:val="22"/>
+        </w:rPr>
+        <w:t>Drill_DialogFontFace</w:t>
+      </w:r>
+      <w:r>
+        <w:rPr>
+          <w:rFonts w:ascii="Tahoma" w:eastAsia="微软雅黑" w:hAnsi="Tahoma"/>
+          <w:kern w:val="0"/>
+          <w:sz w:val="22"/>
+        </w:rPr>
+        <w:tab/>
+      </w:r>
+      <w:r>
+        <w:rPr>
+          <w:rFonts w:ascii="Tahoma" w:eastAsia="微软雅黑" w:hAnsi="Tahoma"/>
+          <w:kern w:val="0"/>
+          <w:sz w:val="22"/>
+        </w:rPr>
+        <w:tab/>
+      </w:r>
+      <w:r>
+        <w:rPr>
+          <w:rFonts w:ascii="Tahoma" w:eastAsia="微软雅黑" w:hAnsi="Tahoma"/>
+          <w:kern w:val="0"/>
+          <w:sz w:val="22"/>
+        </w:rPr>
+        <w:tab/>
+      </w:r>
+      <w:r>
+        <w:rPr>
+          <w:rFonts w:ascii="Tahoma" w:eastAsia="微软雅黑" w:hAnsi="Tahoma"/>
+          <w:kern w:val="0"/>
+          <w:sz w:val="22"/>
+        </w:rPr>
+        <w:tab/>
+      </w:r>
+      <w:r>
+        <w:rPr>
+          <w:rFonts w:ascii="Tahoma" w:eastAsia="微软雅黑" w:hAnsi="Tahoma" w:hint="eastAsia"/>
+          <w:kern w:val="0"/>
+          <w:sz w:val="22"/>
+        </w:rPr>
+        <w:t>窗口字符</w:t>
+      </w:r>
+      <w:r>
+        <w:rPr>
+          <w:rFonts w:ascii="Tahoma" w:eastAsia="微软雅黑" w:hAnsi="Tahoma"/>
+          <w:kern w:val="0"/>
+          <w:sz w:val="22"/>
+        </w:rPr>
+        <w:t xml:space="preserve"> - </w:t>
+      </w:r>
+      <w:r>
+        <w:rPr>
+          <w:rFonts w:ascii="Tahoma" w:eastAsia="微软雅黑" w:hAnsi="Tahoma"/>
+          <w:kern w:val="0"/>
+          <w:sz w:val="22"/>
+        </w:rPr>
+        <w:t>字体管理器</w:t>
+      </w:r>
+    </w:p>
+    <w:p>
+      <w:pPr>
+        <w:widowControl/>
+        <w:adjustRightInd w:val="0"/>
+        <w:snapToGrid w:val="0"/>
+        <w:jc w:val="left"/>
+        <w:rPr>
+          <w:rFonts w:ascii="Tahoma" w:eastAsia="微软雅黑" w:hAnsi="Tahoma"/>
+          <w:kern w:val="0"/>
+          <w:sz w:val="22"/>
+        </w:rPr>
+      </w:pPr>
+      <w:r>
+        <w:rPr>
+          <w:rFonts w:ascii="Tahoma" w:eastAsia="微软雅黑" w:hAnsi="Tahoma"/>
+          <w:kern w:val="0"/>
+          <w:sz w:val="22"/>
+        </w:rPr>
+        <w:tab/>
+      </w:r>
+      <w:r>
+        <w:rPr>
+          <w:rFonts w:ascii="Tahoma" w:eastAsia="微软雅黑" w:hAnsi="Tahoma" w:hint="eastAsia"/>
+          <w:kern w:val="0"/>
+          <w:sz w:val="22"/>
+        </w:rPr>
+        <w:t>◆</w:t>
+      </w:r>
+      <w:r>
+        <w:rPr>
+          <w:rFonts w:ascii="Tahoma" w:eastAsia="微软雅黑" w:hAnsi="Tahoma"/>
+          <w:kern w:val="0"/>
+          <w:sz w:val="22"/>
+        </w:rPr>
+        <w:t>Drill_Dialog</w:t>
+      </w:r>
+      <w:r>
+        <w:rPr>
+          <w:rFonts w:ascii="Tahoma" w:eastAsia="微软雅黑" w:hAnsi="Tahoma" w:hint="eastAsia"/>
+          <w:kern w:val="0"/>
+          <w:sz w:val="22"/>
+        </w:rPr>
+        <w:t>CharOuterGlow</w:t>
+      </w:r>
+      <w:r>
+        <w:rPr>
+          <w:rFonts w:ascii="Tahoma" w:eastAsia="微软雅黑" w:hAnsi="Tahoma"/>
+          <w:kern w:val="0"/>
+          <w:sz w:val="22"/>
+        </w:rPr>
+        <w:tab/>
+      </w:r>
+      <w:r>
+        <w:rPr>
+          <w:rFonts w:ascii="Tahoma" w:eastAsia="微软雅黑" w:hAnsi="Tahoma"/>
+          <w:kern w:val="0"/>
+          <w:sz w:val="22"/>
+        </w:rPr>
+        <w:tab/>
+      </w:r>
+      <w:r>
+        <w:rPr>
+          <w:rFonts w:ascii="Tahoma" w:eastAsia="微软雅黑" w:hAnsi="Tahoma"/>
+          <w:kern w:val="0"/>
+          <w:sz w:val="22"/>
+        </w:rPr>
+        <w:tab/>
+      </w:r>
+      <w:r>
+        <w:rPr>
+          <w:rFonts w:ascii="Tahoma" w:eastAsia="微软雅黑" w:hAnsi="Tahoma" w:hint="eastAsia"/>
+          <w:kern w:val="0"/>
+          <w:sz w:val="22"/>
+        </w:rPr>
+        <w:t>窗口字符</w:t>
+      </w:r>
+      <w:r>
+        <w:rPr>
+          <w:rFonts w:ascii="Tahoma" w:eastAsia="微软雅黑" w:hAnsi="Tahoma"/>
+          <w:kern w:val="0"/>
+          <w:sz w:val="22"/>
+        </w:rPr>
+        <w:t xml:space="preserve"> </w:t>
+      </w:r>
+      <w:r>
+        <w:rPr>
+          <w:rFonts w:ascii="Tahoma" w:eastAsia="微软雅黑" w:hAnsi="Tahoma" w:hint="eastAsia"/>
+          <w:kern w:val="0"/>
+          <w:sz w:val="22"/>
+        </w:rPr>
+        <w:t>-</w:t>
+      </w:r>
+      <w:r>
+        <w:rPr>
+          <w:rFonts w:ascii="Tahoma" w:eastAsia="微软雅黑" w:hAnsi="Tahoma"/>
+          <w:kern w:val="0"/>
+          <w:sz w:val="22"/>
+        </w:rPr>
+        <w:t xml:space="preserve"> </w:t>
+      </w:r>
+      <w:r>
+        <w:rPr>
+          <w:rFonts w:ascii="Tahoma" w:eastAsia="微软雅黑" w:hAnsi="Tahoma" w:hint="eastAsia"/>
+          <w:kern w:val="0"/>
+          <w:sz w:val="22"/>
+        </w:rPr>
+        <w:t>外发光效果</w:t>
+      </w:r>
+    </w:p>
+    <w:p>
+      <w:pPr>
+        <w:widowControl/>
+        <w:adjustRightInd w:val="0"/>
+        <w:snapToGrid w:val="0"/>
+        <w:jc w:val="left"/>
+        <w:rPr>
+          <w:rFonts w:ascii="Tahoma" w:eastAsia="微软雅黑" w:hAnsi="Tahoma"/>
+          <w:kern w:val="0"/>
+          <w:sz w:val="22"/>
+        </w:rPr>
+      </w:pPr>
+      <w:r>
+        <w:rPr>
+          <w:rFonts w:ascii="Tahoma" w:eastAsia="微软雅黑" w:hAnsi="Tahoma"/>
+          <w:kern w:val="0"/>
+          <w:sz w:val="22"/>
+        </w:rPr>
+        <w:tab/>
+      </w:r>
+      <w:r>
+        <w:rPr>
+          <w:rFonts w:ascii="Tahoma" w:eastAsia="微软雅黑" w:hAnsi="Tahoma" w:hint="eastAsia"/>
+          <w:kern w:val="0"/>
+          <w:sz w:val="22"/>
+        </w:rPr>
+        <w:t>◆</w:t>
+      </w:r>
+      <w:r>
+        <w:rPr>
+          <w:rFonts w:ascii="Tahoma" w:eastAsia="微软雅黑" w:hAnsi="Tahoma"/>
+          <w:kern w:val="0"/>
+          <w:sz w:val="22"/>
+        </w:rPr>
+        <w:t>Drill_DialogCharOuterBorder</w:t>
+      </w:r>
+      <w:r>
+        <w:rPr>
+          <w:rFonts w:ascii="Tahoma" w:eastAsia="微软雅黑" w:hAnsi="Tahoma"/>
+          <w:kern w:val="0"/>
+          <w:sz w:val="22"/>
+        </w:rPr>
+        <w:tab/>
+      </w:r>
+      <w:r>
+        <w:rPr>
+          <w:rFonts w:ascii="Tahoma" w:eastAsia="微软雅黑" w:hAnsi="Tahoma"/>
+          <w:kern w:val="0"/>
+          <w:sz w:val="22"/>
+        </w:rPr>
+        <w:tab/>
+      </w:r>
+      <w:r>
+        <w:rPr>
+          <w:rFonts w:ascii="Tahoma" w:eastAsia="微软雅黑" w:hAnsi="Tahoma"/>
+          <w:kern w:val="0"/>
+          <w:sz w:val="22"/>
+        </w:rPr>
+        <w:tab/>
+      </w:r>
+      <w:r>
+        <w:rPr>
+          <w:rFonts w:ascii="Tahoma" w:eastAsia="微软雅黑" w:hAnsi="Tahoma" w:hint="eastAsia"/>
+          <w:kern w:val="0"/>
+          <w:sz w:val="22"/>
+        </w:rPr>
+        <w:t>窗口字符</w:t>
+      </w:r>
+      <w:r>
+        <w:rPr>
+          <w:rFonts w:ascii="Tahoma" w:eastAsia="微软雅黑" w:hAnsi="Tahoma"/>
+          <w:kern w:val="0"/>
+          <w:sz w:val="22"/>
+        </w:rPr>
+        <w:t xml:space="preserve"> </w:t>
+      </w:r>
+      <w:r>
+        <w:rPr>
+          <w:rFonts w:ascii="Tahoma" w:eastAsia="微软雅黑" w:hAnsi="Tahoma" w:hint="eastAsia"/>
+          <w:kern w:val="0"/>
+          <w:sz w:val="22"/>
+        </w:rPr>
+        <w:t>-</w:t>
+      </w:r>
+      <w:r>
+        <w:rPr>
+          <w:rFonts w:ascii="Tahoma" w:eastAsia="微软雅黑" w:hAnsi="Tahoma"/>
+          <w:kern w:val="0"/>
+          <w:sz w:val="22"/>
+        </w:rPr>
+        <w:t xml:space="preserve"> </w:t>
+      </w:r>
+      <w:r>
+        <w:rPr>
+          <w:rFonts w:ascii="Tahoma" w:eastAsia="微软雅黑" w:hAnsi="Tahoma" w:hint="eastAsia"/>
+          <w:kern w:val="0"/>
+          <w:sz w:val="22"/>
+        </w:rPr>
+        <w:t>描边效果</w:t>
+      </w:r>
+    </w:p>
+    <w:p>
+      <w:pPr>
+        <w:widowControl/>
+        <w:snapToGrid w:val="0"/>
+        <w:jc w:val="left"/>
+        <w:rPr>
+          <w:rFonts w:ascii="Tahoma" w:eastAsia="微软雅黑" w:hAnsi="Tahoma"/>
+          <w:kern w:val="0"/>
+          <w:sz w:val="22"/>
+        </w:rPr>
+      </w:pPr>
+      <w:r>
+        <w:rPr>
+          <w:rFonts w:ascii="Tahoma" w:eastAsia="微软雅黑" w:hAnsi="Tahoma" w:hint="eastAsia"/>
+          <w:kern w:val="0"/>
+          <w:sz w:val="22"/>
+        </w:rPr>
+        <w:t>窗口字符的多个效果组合设计。</w:t>
+      </w:r>
+    </w:p>
+    <w:p>
+      <w:pPr>
+        <w:widowControl/>
+        <w:snapToGrid w:val="0"/>
+        <w:jc w:val="left"/>
+        <w:rPr>
+          <w:rFonts w:ascii="Tahoma" w:eastAsia="微软雅黑" w:hAnsi="Tahoma"/>
+          <w:kern w:val="0"/>
+          <w:sz w:val="22"/>
+        </w:rPr>
+      </w:pPr>
+      <w:r>
+        <w:rPr>
+          <w:rFonts w:ascii="Tahoma" w:eastAsia="微软雅黑" w:hAnsi="Tahoma" w:hint="eastAsia"/>
+          <w:kern w:val="0"/>
+          <w:sz w:val="22"/>
+        </w:rPr>
+        <w:t>你可以去看看文档</w:t>
+      </w:r>
+      <w:r>
+        <w:rPr>
+          <w:rFonts w:ascii="Tahoma" w:eastAsia="微软雅黑" w:hAnsi="Tahoma" w:hint="eastAsia"/>
+          <w:kern w:val="0"/>
+          <w:sz w:val="22"/>
+        </w:rPr>
+        <w:t xml:space="preserve"> </w:t>
+      </w:r>
+      <w:r>
+        <w:rPr>
+          <w:rFonts w:ascii="Tahoma" w:eastAsia="微软雅黑" w:hAnsi="Tahoma"/>
+          <w:kern w:val="0"/>
+          <w:sz w:val="22"/>
+        </w:rPr>
+        <w:t>”</w:t>
+      </w:r>
+      <w:r>
+        <w:rPr>
+          <w:rFonts w:ascii="Tahoma" w:eastAsia="微软雅黑" w:hAnsi="Tahoma" w:hint="eastAsia"/>
+          <w:color w:val="0070C0"/>
+          <w:kern w:val="0"/>
+          <w:sz w:val="22"/>
+        </w:rPr>
+        <w:t>23.</w:t>
+      </w:r>
+      <w:r>
+        <w:rPr>
+          <w:rFonts w:ascii="Tahoma" w:eastAsia="微软雅黑" w:hAnsi="Tahoma" w:hint="eastAsia"/>
+          <w:color w:val="0070C0"/>
+          <w:kern w:val="0"/>
+          <w:sz w:val="22"/>
+        </w:rPr>
+        <w:t>窗口字符</w:t>
+      </w:r>
+      <w:r>
+        <w:rPr>
+          <w:rFonts w:ascii="Tahoma" w:eastAsia="微软雅黑" w:hAnsi="Tahoma" w:hint="eastAsia"/>
+          <w:color w:val="0070C0"/>
+          <w:kern w:val="0"/>
+          <w:sz w:val="22"/>
+        </w:rPr>
+        <w:t xml:space="preserve"> </w:t>
+      </w:r>
+      <w:r>
+        <w:rPr>
+          <w:rFonts w:ascii="Tahoma" w:eastAsia="微软雅黑" w:hAnsi="Tahoma"/>
+          <w:color w:val="0070C0"/>
+          <w:kern w:val="0"/>
+          <w:sz w:val="22"/>
+        </w:rPr>
+        <w:t xml:space="preserve">&gt; </w:t>
+      </w:r>
+      <w:r>
+        <w:rPr>
+          <w:rFonts w:ascii="Tahoma" w:eastAsia="微软雅黑" w:hAnsi="Tahoma" w:hint="eastAsia"/>
+          <w:color w:val="0070C0"/>
+          <w:kern w:val="0"/>
+          <w:sz w:val="22"/>
+        </w:rPr>
+        <w:t>关于字符描边与外发光</w:t>
+      </w:r>
+      <w:r>
+        <w:rPr>
+          <w:rFonts w:ascii="Tahoma" w:eastAsia="微软雅黑" w:hAnsi="Tahoma" w:hint="eastAsia"/>
+          <w:color w:val="0070C0"/>
+          <w:kern w:val="0"/>
+          <w:sz w:val="22"/>
+        </w:rPr>
+        <w:t>.docx</w:t>
+      </w:r>
+      <w:r>
+        <w:rPr>
+          <w:rFonts w:ascii="Tahoma" w:eastAsia="微软雅黑" w:hAnsi="Tahoma"/>
+          <w:kern w:val="0"/>
+          <w:sz w:val="22"/>
+        </w:rPr>
+        <w:t xml:space="preserve">” </w:t>
+      </w:r>
+      <w:r>
+        <w:rPr>
+          <w:rFonts w:ascii="Tahoma" w:eastAsia="微软雅黑" w:hAnsi="Tahoma" w:hint="eastAsia"/>
+          <w:kern w:val="0"/>
+          <w:sz w:val="22"/>
+        </w:rPr>
+        <w:t>。</w:t>
+      </w:r>
+    </w:p>
+    <w:p>
+      <w:pPr>
+        <w:widowControl/>
+        <w:jc w:val="center"/>
+        <w:rPr>
+          <w:rFonts w:ascii="宋体" w:eastAsia="宋体" w:hAnsi="宋体" w:cs="宋体" w:hint="eastAsia"/>
+          <w:kern w:val="0"/>
+          <w:sz w:val="24"/>
+          <w:szCs w:val="24"/>
+        </w:rPr>
+      </w:pPr>
+      <w:r>
+        <w:rPr>
+          <w:noProof/>
+        </w:rPr>
+        <w:drawing>
+          <wp:inline distT="0" distB="0" distL="0" distR="0" wp14:anchorId="42D1F364" wp14:editId="5CB39037">
+            <wp:extent cx="5274310" cy="763905"/>
+            <wp:effectExtent l="0" t="0" r="2540" b="0"/>
+            <wp:docPr id="292313591" name="图片 20"/>
+            <wp:cNvGraphicFramePr>
+              <a:graphicFrameLocks xmlns:a="http://schemas.openxmlformats.org/drawingml/2006/main" noChangeAspect="1"/>
+            </wp:cNvGraphicFramePr>
+            <a:graphic xmlns:a="http://schemas.openxmlformats.org/drawingml/2006/main">
+              <a:graphicData uri="http://schemas.openxmlformats.org/drawingml/2006/picture">
+                <pic:pic xmlns:pic="http://schemas.openxmlformats.org/drawingml/2006/picture">
+                  <pic:nvPicPr>
+                    <pic:cNvPr id="0" name="Picture 42"/>
+                    <pic:cNvPicPr>
+                      <a:picLocks noChangeAspect="1" noChangeArrowheads="1"/>
+                    </pic:cNvPicPr>
+                  </pic:nvPicPr>
+                  <pic:blipFill>
+                    <a:blip r:embed="rId27">
+                      <a:extLst>
+                        <a:ext uri="{28A0092B-C50C-407E-A947-70E740481C1C}">
+                          <a14:useLocalDpi xmlns:a14="http://schemas.microsoft.com/office/drawing/2010/main" val="0"/>
+                        </a:ext>
+                      </a:extLst>
+                    </a:blip>
+                    <a:srcRect/>
+                    <a:stretch>
+                      <a:fillRect/>
+                    </a:stretch>
+                  </pic:blipFill>
+                  <pic:spPr bwMode="auto">
+                    <a:xfrm>
+                      <a:off x="0" y="0"/>
+                      <a:ext cx="5274310" cy="763905"/>
+                    </a:xfrm>
+                    <a:prstGeom prst="rect">
+                      <a:avLst/>
+                    </a:prstGeom>
+                    <a:noFill/>
+                    <a:ln>
+                      <a:noFill/>
+                    </a:ln>
+                  </pic:spPr>
+                </pic:pic>
+              </a:graphicData>
+            </a:graphic>
+          </wp:inline>
+        </w:drawing>
+      </w:r>
+    </w:p>
+    <w:p>
+      <w:pPr>
+        <w:widowControl/>
+        <w:jc w:val="center"/>
+        <w:rPr>
+          <w:rFonts w:ascii="Tahoma" w:eastAsia="微软雅黑" w:hAnsi="Tahoma"/>
+          <w:kern w:val="0"/>
+          <w:sz w:val="22"/>
+        </w:rPr>
+      </w:pPr>
+      <w:r>
+        <w:rPr>
+          <w:noProof/>
+        </w:rPr>
+        <w:drawing>
+          <wp:inline distT="0" distB="0" distL="0" distR="0" wp14:anchorId="2EBF4400" wp14:editId="08310D9E">
+            <wp:extent cx="1955800" cy="958925"/>
+            <wp:effectExtent l="0" t="0" r="6350" b="0"/>
+            <wp:docPr id="1341658315" name="图片 21"/>
+            <wp:cNvGraphicFramePr>
+              <a:graphicFrameLocks xmlns:a="http://schemas.openxmlformats.org/drawingml/2006/main" noChangeAspect="1"/>
+            </wp:cNvGraphicFramePr>
+            <a:graphic xmlns:a="http://schemas.openxmlformats.org/drawingml/2006/main">
+              <a:graphicData uri="http://schemas.openxmlformats.org/drawingml/2006/picture">
+                <pic:pic xmlns:pic="http://schemas.openxmlformats.org/drawingml/2006/picture">
+                  <pic:nvPicPr>
+                    <pic:cNvPr id="0" name="Picture 44"/>
+                    <pic:cNvPicPr>
+                      <a:picLocks noChangeAspect="1" noChangeArrowheads="1"/>
+                    </pic:cNvPicPr>
+                  </pic:nvPicPr>
+                  <pic:blipFill>
+                    <a:blip r:embed="rId28">
+                      <a:extLst>
+                        <a:ext uri="{28A0092B-C50C-407E-A947-70E740481C1C}">
+                          <a14:useLocalDpi xmlns:a14="http://schemas.microsoft.com/office/drawing/2010/main" val="0"/>
+                        </a:ext>
+                      </a:extLst>
+                    </a:blip>
+                    <a:srcRect/>
+                    <a:stretch>
+                      <a:fillRect/>
+                    </a:stretch>
+                  </pic:blipFill>
+                  <pic:spPr bwMode="auto">
+                    <a:xfrm>
+                      <a:off x="0" y="0"/>
+                      <a:ext cx="1963992" cy="962941"/>
+                    </a:xfrm>
+                    <a:prstGeom prst="rect">
+                      <a:avLst/>
+                    </a:prstGeom>
+                    <a:noFill/>
+                    <a:ln>
+                      <a:noFill/>
+                    </a:ln>
+                  </pic:spPr>
+                </pic:pic>
+              </a:graphicData>
+            </a:graphic>
+          </wp:inline>
+        </w:drawing>
+      </w:r>
+    </w:p>
+    <w:p>
+      <w:pPr>
+        <w:widowControl/>
+        <w:snapToGrid w:val="0"/>
+        <w:rPr>
+          <w:rFonts w:ascii="Tahoma" w:eastAsia="微软雅黑" w:hAnsi="Tahoma"/>
+          <w:kern w:val="0"/>
+          <w:sz w:val="22"/>
+        </w:rPr>
+      </w:pPr>
+    </w:p>
+    <w:p>
+      <w:pPr>
+        <w:widowControl/>
+        <w:jc w:val="left"/>
+        <w:rPr>
+          <w:rFonts w:ascii="Tahoma" w:eastAsia="微软雅黑" w:hAnsi="Tahoma"/>
+          <w:kern w:val="0"/>
+          <w:sz w:val="22"/>
+        </w:rPr>
+      </w:pPr>
+      <w:r>
+        <w:rPr>
+          <w:rFonts w:ascii="Tahoma" w:eastAsia="微软雅黑" w:hAnsi="Tahoma"/>
+          <w:kern w:val="0"/>
+          <w:sz w:val="22"/>
+        </w:rPr>
+        <w:br w:type="page"/>
+      </w:r>
+    </w:p>
+    <w:p>
+      <w:pPr>
+        <w:pStyle w:val="2"/>
+        <w:rPr>
+          <w:rFonts w:hint="eastAsia"/>
+        </w:rPr>
+      </w:pPr>
+      <w:r>
+        <w:rPr>
+          <w:rFonts w:hint="eastAsia"/>
+        </w:rPr>
+        <w:lastRenderedPageBreak/>
+        <w:t>常见问题</w:t>
+      </w:r>
+      <w:r>
+        <w:rPr>
+          <w:rFonts w:hint="eastAsia"/>
+        </w:rPr>
+        <w:t>（FAQ）</w:t>
+      </w:r>
+    </w:p>
+    <w:p>
+      <w:pPr>
+        <w:pStyle w:val="3"/>
+        <w:spacing w:before="240" w:after="120" w:line="415" w:lineRule="auto"/>
+        <w:rPr>
+          <w:rFonts w:hint="eastAsia"/>
+          <w:sz w:val="28"/>
+        </w:rPr>
+      </w:pPr>
+      <w:bookmarkStart w:id="5" w:name="_部分字体未及时变化"/>
+      <w:bookmarkEnd w:id="5"/>
       <w:r>
         <w:rPr>
           <w:rFonts w:hint="eastAsia"/>
@@ -5453,17 +6552,13 @@
             </w:pPr>
             <w:r>
               <w:rPr>
-                <w:rFonts w:ascii="宋体" w:eastAsia="宋体" w:hAnsi="宋体" w:cs="宋体"/>
                 <w:noProof/>
-                <w:kern w:val="0"/>
-                <w:sz w:val="24"/>
-                <w:szCs w:val="24"/>
               </w:rPr>
               <w:drawing>
-                <wp:inline distT="0" distB="0" distL="0" distR="0" wp14:anchorId="02C8D380" wp14:editId="6D66872D">
-                  <wp:extent cx="4404360" cy="1313460"/>
-                  <wp:effectExtent l="0" t="0" r="0" b="1270"/>
-                  <wp:docPr id="11" name="图片 11"/>
+                <wp:inline distT="0" distB="0" distL="0" distR="0" wp14:anchorId="32095EF6" wp14:editId="5DF1993D">
+                  <wp:extent cx="4275879" cy="1275872"/>
+                  <wp:effectExtent l="0" t="0" r="0" b="635"/>
+                  <wp:docPr id="390207339" name="图片 22"/>
                   <wp:cNvGraphicFramePr>
                     <a:graphicFrameLocks xmlns:a="http://schemas.openxmlformats.org/drawingml/2006/main" noChangeAspect="1"/>
                   </wp:cNvGraphicFramePr>
@@ -5471,13 +6566,13 @@
                     <a:graphicData uri="http://schemas.openxmlformats.org/drawingml/2006/picture">
                       <pic:pic xmlns:pic="http://schemas.openxmlformats.org/drawingml/2006/picture">
                         <pic:nvPicPr>
-                          <pic:cNvPr id="0" name="Picture 5"/>
+                          <pic:cNvPr id="0" name="Picture 46"/>
                           <pic:cNvPicPr>
                             <a:picLocks noChangeAspect="1" noChangeArrowheads="1"/>
                           </pic:cNvPicPr>
                         </pic:nvPicPr>
                         <pic:blipFill>
-                          <a:blip r:embed="rId25">
+                          <a:blip r:embed="rId29">
                             <a:extLst>
                               <a:ext uri="{28A0092B-C50C-407E-A947-70E740481C1C}">
                                 <a14:useLocalDpi xmlns:a14="http://schemas.microsoft.com/office/drawing/2010/main" val="0"/>
@@ -5492,7 +6587,7 @@
                         <pic:spPr bwMode="auto">
                           <a:xfrm>
                             <a:off x="0" y="0"/>
-                            <a:ext cx="4413446" cy="1316170"/>
+                            <a:ext cx="4285814" cy="1278836"/>
                           </a:xfrm>
                           <a:prstGeom prst="rect">
                             <a:avLst/>
@@ -5523,16 +6618,13 @@
             </w:pPr>
             <w:r>
               <w:rPr>
-                <w:rFonts w:ascii="Tahoma" w:eastAsia="微软雅黑" w:hAnsi="Tahoma"/>
                 <w:noProof/>
-                <w:kern w:val="0"/>
-                <w:sz w:val="22"/>
               </w:rPr>
               <w:drawing>
-                <wp:inline distT="0" distB="0" distL="0" distR="0" wp14:anchorId="3D1AE91C" wp14:editId="2EBDAA25">
-                  <wp:extent cx="4404360" cy="1084387"/>
-                  <wp:effectExtent l="0" t="0" r="0" b="1905"/>
-                  <wp:docPr id="15" name="图片 15"/>
+                <wp:inline distT="0" distB="0" distL="0" distR="0" wp14:anchorId="75540E20" wp14:editId="41EF012E">
+                  <wp:extent cx="4275879" cy="1048037"/>
+                  <wp:effectExtent l="0" t="0" r="0" b="0"/>
+                  <wp:docPr id="1955811518" name="图片 23"/>
                   <wp:cNvGraphicFramePr>
                     <a:graphicFrameLocks xmlns:a="http://schemas.openxmlformats.org/drawingml/2006/main" noChangeAspect="1"/>
                   </wp:cNvGraphicFramePr>
@@ -5540,7 +6632,7 @@
                     <a:graphicData uri="http://schemas.openxmlformats.org/drawingml/2006/picture">
                       <pic:pic xmlns:pic="http://schemas.openxmlformats.org/drawingml/2006/picture">
                         <pic:nvPicPr>
-                          <pic:cNvPr id="0" name="Picture 7"/>
+                          <pic:cNvPr id="0" name="Picture 48"/>
                           <pic:cNvPicPr>
                             <a:picLocks noChangeAspect="1" noChangeArrowheads="1"/>
                           </pic:cNvPicPr>
@@ -5561,7 +6653,7 @@
                         <pic:spPr bwMode="auto">
                           <a:xfrm>
                             <a:off x="0" y="0"/>
-                            <a:ext cx="4434355" cy="1091772"/>
+                            <a:ext cx="4296880" cy="1053184"/>
                           </a:xfrm>
                           <a:prstGeom prst="rect">
                             <a:avLst/>
@@ -5801,7 +6893,80 @@
                 <w:kern w:val="0"/>
                 <w:sz w:val="22"/>
               </w:rPr>
-              <w:t>字体本身缺字少字，所以会自动填上默认的字体文字。</w:t>
+              <w:t>字体本身缺字少字。</w:t>
+            </w:r>
+          </w:p>
+          <w:p>
+            <w:pPr>
+              <w:widowControl/>
+              <w:adjustRightInd w:val="0"/>
+              <w:snapToGrid w:val="0"/>
+              <w:spacing w:line="276" w:lineRule="auto"/>
+              <w:jc w:val="left"/>
+              <w:rPr>
+                <w:rFonts w:ascii="Tahoma" w:eastAsia="微软雅黑" w:hAnsi="Tahoma" w:hint="eastAsia"/>
+                <w:kern w:val="0"/>
+                <w:sz w:val="22"/>
+              </w:rPr>
+            </w:pPr>
+            <w:r>
+              <w:rPr>
+                <w:rFonts w:ascii="Tahoma" w:eastAsia="微软雅黑" w:hAnsi="Tahoma" w:hint="eastAsia"/>
+                <w:kern w:val="0"/>
+                <w:sz w:val="22"/>
+              </w:rPr>
+              <w:t>出现</w:t>
+            </w:r>
+            <w:r>
+              <w:rPr>
+                <w:rFonts w:ascii="Tahoma" w:eastAsia="微软雅黑" w:hAnsi="Tahoma" w:hint="eastAsia"/>
+                <w:kern w:val="0"/>
+                <w:sz w:val="22"/>
+              </w:rPr>
+              <w:t>任何字体失败</w:t>
+            </w:r>
+            <w:r>
+              <w:rPr>
+                <w:rFonts w:ascii="Tahoma" w:eastAsia="微软雅黑" w:hAnsi="Tahoma" w:hint="eastAsia"/>
+                <w:kern w:val="0"/>
+                <w:sz w:val="22"/>
+              </w:rPr>
+              <w:t>情况，系统都会使用</w:t>
+            </w:r>
+            <w:r>
+              <w:rPr>
+                <w:rFonts w:ascii="Tahoma" w:eastAsia="微软雅黑" w:hAnsi="Tahoma" w:hint="eastAsia"/>
+                <w:kern w:val="0"/>
+                <w:sz w:val="22"/>
+              </w:rPr>
+              <w:t xml:space="preserve"> </w:t>
+            </w:r>
+            <w:hyperlink w:anchor="第一默认字体" w:history="1">
+              <w:r>
+                <w:rPr>
+                  <w:rStyle w:val="a4"/>
+                  <w:rFonts w:ascii="Tahoma" w:eastAsia="微软雅黑" w:hAnsi="Tahoma" w:hint="eastAsia"/>
+                  <w:kern w:val="0"/>
+                  <w:sz w:val="22"/>
+                </w:rPr>
+                <w:t>第一默认字体</w:t>
+              </w:r>
+            </w:hyperlink>
+            <w:r>
+              <w:rPr>
+                <w:rFonts w:ascii="Tahoma" w:eastAsia="微软雅黑" w:hAnsi="Tahoma" w:hint="eastAsia"/>
+                <w:kern w:val="0"/>
+                <w:sz w:val="22"/>
+              </w:rPr>
+              <w:t xml:space="preserve"> </w:t>
+            </w:r>
+            <w:r>
+              <w:rPr>
+                <w:rFonts w:ascii="Tahoma" w:eastAsia="微软雅黑" w:hAnsi="Tahoma" w:hint="eastAsia"/>
+                <w:kern w:val="0"/>
+                <w:sz w:val="22"/>
+              </w:rPr>
+              <w:t>来补救。</w:t>
             </w:r>
           </w:p>
           <w:p>
@@ -5962,17 +7127,13 @@
             </w:pPr>
             <w:r>
               <w:rPr>
-                <w:rFonts w:ascii="宋体" w:eastAsia="宋体" w:hAnsi="宋体" w:cs="宋体"/>
                 <w:noProof/>
-                <w:kern w:val="0"/>
-                <w:sz w:val="24"/>
-                <w:szCs w:val="24"/>
               </w:rPr>
               <w:drawing>
-                <wp:inline distT="0" distB="0" distL="0" distR="0" wp14:anchorId="681F14C8" wp14:editId="0B6D3392">
-                  <wp:extent cx="2545080" cy="1176882"/>
-                  <wp:effectExtent l="0" t="0" r="7620" b="4445"/>
-                  <wp:docPr id="19" name="图片 19"/>
+                <wp:inline distT="0" distB="0" distL="0" distR="0" wp14:anchorId="209BC124" wp14:editId="6E619B45">
+                  <wp:extent cx="3344545" cy="1541145"/>
+                  <wp:effectExtent l="0" t="0" r="8255" b="1905"/>
+                  <wp:docPr id="548218235" name="图片 24"/>
                   <wp:cNvGraphicFramePr>
                     <a:graphicFrameLocks xmlns:a="http://schemas.openxmlformats.org/drawingml/2006/main" noChangeAspect="1"/>
                   </wp:cNvGraphicFramePr>
@@ -5980,7 +7141,7 @@
                     <a:graphicData uri="http://schemas.openxmlformats.org/drawingml/2006/picture">
                       <pic:pic xmlns:pic="http://schemas.openxmlformats.org/drawingml/2006/picture">
                         <pic:nvPicPr>
-                          <pic:cNvPr id="0" name="Picture 14"/>
+                          <pic:cNvPr id="0" name="Picture 50"/>
                           <pic:cNvPicPr>
                             <a:picLocks noChangeAspect="1" noChangeArrowheads="1"/>
                           </pic:cNvPicPr>
@@ -6001,7 +7162,7 @@
                         <pic:spPr bwMode="auto">
                           <a:xfrm>
                             <a:off x="0" y="0"/>
-                            <a:ext cx="2560193" cy="1183870"/>
+                            <a:ext cx="3344545" cy="1541145"/>
                           </a:xfrm>
                           <a:prstGeom prst="rect">
                             <a:avLst/>
@@ -6054,8 +7215,1663 @@
         </w:rPr>
       </w:pPr>
     </w:p>
+    <w:p>
+      <w:pPr>
+        <w:widowControl/>
+        <w:jc w:val="left"/>
+        <w:rPr>
+          <w:rFonts w:ascii="Tahoma" w:eastAsia="微软雅黑" w:hAnsi="Tahoma"/>
+          <w:kern w:val="0"/>
+          <w:sz w:val="22"/>
+        </w:rPr>
+      </w:pPr>
+      <w:r>
+        <w:rPr>
+          <w:rFonts w:ascii="Tahoma" w:eastAsia="微软雅黑" w:hAnsi="Tahoma"/>
+          <w:kern w:val="0"/>
+          <w:sz w:val="22"/>
+        </w:rPr>
+        <w:br w:type="page"/>
+      </w:r>
+    </w:p>
+    <w:p>
+      <w:pPr>
+        <w:pStyle w:val="3"/>
+        <w:spacing w:before="240" w:after="120" w:line="415" w:lineRule="auto"/>
+        <w:rPr>
+          <w:rFonts w:hint="eastAsia"/>
+          <w:sz w:val="28"/>
+        </w:rPr>
+      </w:pPr>
+      <w:bookmarkStart w:id="6" w:name="_配置字体后，一直卡在loading界面"/>
+      <w:bookmarkEnd w:id="6"/>
+      <w:r>
+        <w:rPr>
+          <w:rFonts w:hint="eastAsia"/>
+          <w:sz w:val="28"/>
+        </w:rPr>
+        <w:lastRenderedPageBreak/>
+        <w:t>配置字体后，一直卡在</w:t>
+      </w:r>
+      <w:r>
+        <w:rPr>
+          <w:rFonts w:hint="eastAsia"/>
+          <w:sz w:val="28"/>
+        </w:rPr>
+        <w:t>loading</w:t>
+      </w:r>
+      <w:r>
+        <w:rPr>
+          <w:rFonts w:hint="eastAsia"/>
+          <w:sz w:val="28"/>
+        </w:rPr>
+        <w:t>界面</w:t>
+      </w:r>
+    </w:p>
+    <w:tbl>
+      <w:tblPr>
+        <w:tblStyle w:val="af"/>
+        <w:tblW w:w="8789" w:type="dxa"/>
+        <w:tblInd w:w="-176" w:type="dxa"/>
+        <w:tblBorders>
+          <w:top w:val="single" w:sz="4" w:space="0" w:color="D9D9D9" w:themeColor="background1" w:themeShade="D9"/>
+          <w:left w:val="none" w:sz="0" w:space="0" w:color="auto"/>
+          <w:bottom w:val="single" w:sz="4" w:space="0" w:color="D9D9D9" w:themeColor="background1" w:themeShade="D9"/>
+          <w:right w:val="none" w:sz="0" w:space="0" w:color="auto"/>
+          <w:insideH w:val="single" w:sz="4" w:space="0" w:color="D9D9D9" w:themeColor="background1" w:themeShade="D9"/>
+          <w:insideV w:val="none" w:sz="0" w:space="0" w:color="auto"/>
+        </w:tblBorders>
+        <w:tblLook w:val="04A0" w:firstRow="1" w:lastRow="0" w:firstColumn="1" w:lastColumn="0" w:noHBand="0" w:noVBand="1"/>
+      </w:tblPr>
+      <w:tblGrid>
+        <w:gridCol w:w="1418"/>
+        <w:gridCol w:w="7371"/>
+      </w:tblGrid>
+      <w:tr>
+        <w:tc>
+          <w:tcPr>
+            <w:tcW w:w="1418" w:type="dxa"/>
+          </w:tcPr>
+          <w:p>
+            <w:pPr>
+              <w:widowControl/>
+              <w:adjustRightInd w:val="0"/>
+              <w:snapToGrid w:val="0"/>
+              <w:spacing w:line="276" w:lineRule="auto"/>
+              <w:jc w:val="left"/>
+              <w:rPr>
+                <w:rFonts w:ascii="Tahoma" w:eastAsia="微软雅黑" w:hAnsi="Tahoma"/>
+                <w:kern w:val="0"/>
+                <w:sz w:val="22"/>
+              </w:rPr>
+            </w:pPr>
+            <w:r>
+              <w:rPr>
+                <w:rFonts w:ascii="Tahoma" w:eastAsia="微软雅黑" w:hAnsi="Tahoma" w:hint="eastAsia"/>
+                <w:b/>
+                <w:bCs/>
+                <w:kern w:val="0"/>
+                <w:sz w:val="22"/>
+              </w:rPr>
+              <w:t>问题名称</w:t>
+            </w:r>
+          </w:p>
+        </w:tc>
+        <w:tc>
+          <w:tcPr>
+            <w:tcW w:w="7371" w:type="dxa"/>
+          </w:tcPr>
+          <w:p>
+            <w:pPr>
+              <w:widowControl/>
+              <w:adjustRightInd w:val="0"/>
+              <w:snapToGrid w:val="0"/>
+              <w:spacing w:line="276" w:lineRule="auto"/>
+              <w:jc w:val="left"/>
+              <w:rPr>
+                <w:rFonts w:ascii="Tahoma" w:eastAsia="微软雅黑" w:hAnsi="Tahoma"/>
+                <w:kern w:val="0"/>
+                <w:sz w:val="22"/>
+              </w:rPr>
+            </w:pPr>
+            <w:r>
+              <w:rPr>
+                <w:rFonts w:ascii="Tahoma" w:eastAsia="微软雅黑" w:hAnsi="Tahoma" w:hint="eastAsia"/>
+                <w:kern w:val="0"/>
+                <w:sz w:val="22"/>
+              </w:rPr>
+              <w:t>配置字体后，一直卡在</w:t>
+            </w:r>
+            <w:r>
+              <w:rPr>
+                <w:rFonts w:ascii="Tahoma" w:eastAsia="微软雅黑" w:hAnsi="Tahoma" w:hint="eastAsia"/>
+                <w:kern w:val="0"/>
+                <w:sz w:val="22"/>
+              </w:rPr>
+              <w:t>loading</w:t>
+            </w:r>
+            <w:r>
+              <w:rPr>
+                <w:rFonts w:ascii="Tahoma" w:eastAsia="微软雅黑" w:hAnsi="Tahoma" w:hint="eastAsia"/>
+                <w:kern w:val="0"/>
+                <w:sz w:val="22"/>
+              </w:rPr>
+              <w:t>界面</w:t>
+            </w:r>
+          </w:p>
+        </w:tc>
+      </w:tr>
+      <w:tr>
+        <w:tc>
+          <w:tcPr>
+            <w:tcW w:w="1418" w:type="dxa"/>
+          </w:tcPr>
+          <w:p>
+            <w:pPr>
+              <w:widowControl/>
+              <w:adjustRightInd w:val="0"/>
+              <w:snapToGrid w:val="0"/>
+              <w:spacing w:line="276" w:lineRule="auto"/>
+              <w:jc w:val="left"/>
+              <w:rPr>
+                <w:rFonts w:ascii="Tahoma" w:eastAsia="微软雅黑" w:hAnsi="Tahoma"/>
+                <w:b/>
+                <w:bCs/>
+                <w:kern w:val="0"/>
+                <w:sz w:val="22"/>
+              </w:rPr>
+            </w:pPr>
+            <w:r>
+              <w:rPr>
+                <w:rFonts w:ascii="Tahoma" w:eastAsia="微软雅黑" w:hAnsi="Tahoma" w:hint="eastAsia"/>
+                <w:b/>
+                <w:bCs/>
+                <w:kern w:val="0"/>
+                <w:sz w:val="22"/>
+              </w:rPr>
+              <w:t>问题图示</w:t>
+            </w:r>
+          </w:p>
+        </w:tc>
+        <w:tc>
+          <w:tcPr>
+            <w:tcW w:w="7371" w:type="dxa"/>
+          </w:tcPr>
+          <w:p>
+            <w:pPr>
+              <w:widowControl/>
+              <w:snapToGrid w:val="0"/>
+              <w:jc w:val="left"/>
+              <w:rPr>
+                <w:rFonts w:ascii="Tahoma" w:eastAsia="微软雅黑" w:hAnsi="Tahoma" w:hint="eastAsia"/>
+                <w:kern w:val="0"/>
+                <w:sz w:val="22"/>
+              </w:rPr>
+            </w:pPr>
+            <w:r>
+              <w:rPr>
+                <w:noProof/>
+              </w:rPr>
+              <w:drawing>
+                <wp:inline distT="0" distB="0" distL="0" distR="0" wp14:anchorId="4AB8CABC" wp14:editId="083D6F60">
+                  <wp:extent cx="4165600" cy="2987040"/>
+                  <wp:effectExtent l="0" t="0" r="6350" b="3810"/>
+                  <wp:docPr id="2119356873" name="图片 25"/>
+                  <wp:cNvGraphicFramePr>
+                    <a:graphicFrameLocks xmlns:a="http://schemas.openxmlformats.org/drawingml/2006/main" noChangeAspect="1"/>
+                  </wp:cNvGraphicFramePr>
+                  <a:graphic xmlns:a="http://schemas.openxmlformats.org/drawingml/2006/main">
+                    <a:graphicData uri="http://schemas.openxmlformats.org/drawingml/2006/picture">
+                      <pic:pic xmlns:pic="http://schemas.openxmlformats.org/drawingml/2006/picture">
+                        <pic:nvPicPr>
+                          <pic:cNvPr id="0" name="Picture 52"/>
+                          <pic:cNvPicPr>
+                            <a:picLocks noChangeAspect="1" noChangeArrowheads="1"/>
+                          </pic:cNvPicPr>
+                        </pic:nvPicPr>
+                        <pic:blipFill>
+                          <a:blip r:embed="rId30">
+                            <a:extLst>
+                              <a:ext uri="{28A0092B-C50C-407E-A947-70E740481C1C}">
+                                <a14:useLocalDpi xmlns:a14="http://schemas.microsoft.com/office/drawing/2010/main" val="0"/>
+                              </a:ext>
+                            </a:extLst>
+                          </a:blip>
+                          <a:srcRect/>
+                          <a:stretch>
+                            <a:fillRect/>
+                          </a:stretch>
+                        </pic:blipFill>
+                        <pic:spPr bwMode="auto">
+                          <a:xfrm>
+                            <a:off x="0" y="0"/>
+                            <a:ext cx="4168566" cy="2989167"/>
+                          </a:xfrm>
+                          <a:prstGeom prst="rect">
+                            <a:avLst/>
+                          </a:prstGeom>
+                          <a:noFill/>
+                          <a:ln>
+                            <a:noFill/>
+                          </a:ln>
+                        </pic:spPr>
+                      </pic:pic>
+                    </a:graphicData>
+                  </a:graphic>
+                </wp:inline>
+              </w:drawing>
+            </w:r>
+          </w:p>
+        </w:tc>
+      </w:tr>
+      <w:tr>
+        <w:tc>
+          <w:tcPr>
+            <w:tcW w:w="1418" w:type="dxa"/>
+          </w:tcPr>
+          <w:p>
+            <w:pPr>
+              <w:widowControl/>
+              <w:adjustRightInd w:val="0"/>
+              <w:snapToGrid w:val="0"/>
+              <w:spacing w:line="276" w:lineRule="auto"/>
+              <w:jc w:val="left"/>
+              <w:rPr>
+                <w:rFonts w:ascii="Tahoma" w:eastAsia="微软雅黑" w:hAnsi="Tahoma"/>
+                <w:b/>
+                <w:bCs/>
+                <w:kern w:val="0"/>
+                <w:sz w:val="22"/>
+              </w:rPr>
+            </w:pPr>
+            <w:r>
+              <w:rPr>
+                <w:rFonts w:ascii="Tahoma" w:eastAsia="微软雅黑" w:hAnsi="Tahoma" w:hint="eastAsia"/>
+                <w:b/>
+                <w:bCs/>
+                <w:kern w:val="0"/>
+                <w:sz w:val="22"/>
+              </w:rPr>
+              <w:t>问题描述</w:t>
+            </w:r>
+          </w:p>
+        </w:tc>
+        <w:tc>
+          <w:tcPr>
+            <w:tcW w:w="7371" w:type="dxa"/>
+          </w:tcPr>
+          <w:p>
+            <w:pPr>
+              <w:widowControl/>
+              <w:adjustRightInd w:val="0"/>
+              <w:snapToGrid w:val="0"/>
+              <w:spacing w:line="276" w:lineRule="auto"/>
+              <w:jc w:val="left"/>
+              <w:rPr>
+                <w:rFonts w:ascii="Tahoma" w:eastAsia="微软雅黑" w:hAnsi="Tahoma"/>
+                <w:kern w:val="0"/>
+                <w:sz w:val="22"/>
+              </w:rPr>
+            </w:pPr>
+            <w:r>
+              <w:rPr>
+                <w:rFonts w:ascii="Tahoma" w:eastAsia="微软雅黑" w:hAnsi="Tahoma" w:hint="eastAsia"/>
+                <w:kern w:val="0"/>
+                <w:sz w:val="22"/>
+              </w:rPr>
+              <w:t>按照前面章节：</w:t>
+            </w:r>
+            <w:hyperlink w:anchor="_2）字体配置" w:history="1">
+              <w:r>
+                <w:rPr>
+                  <w:rStyle w:val="a4"/>
+                  <w:rFonts w:ascii="Tahoma" w:eastAsia="微软雅黑" w:hAnsi="Tahoma" w:hint="eastAsia"/>
+                  <w:kern w:val="0"/>
+                  <w:sz w:val="22"/>
+                </w:rPr>
+                <w:t>2</w:t>
+              </w:r>
+              <w:r>
+                <w:rPr>
+                  <w:rStyle w:val="a4"/>
+                  <w:rFonts w:ascii="Tahoma" w:eastAsia="微软雅黑" w:hAnsi="Tahoma" w:hint="eastAsia"/>
+                  <w:kern w:val="0"/>
+                  <w:sz w:val="22"/>
+                </w:rPr>
+                <w:t>）字体配置</w:t>
+              </w:r>
+            </w:hyperlink>
+            <w:r>
+              <w:rPr>
+                <w:rFonts w:ascii="Tahoma" w:eastAsia="微软雅黑" w:hAnsi="Tahoma" w:hint="eastAsia"/>
+                <w:kern w:val="0"/>
+                <w:sz w:val="22"/>
+              </w:rPr>
+              <w:t xml:space="preserve"> </w:t>
+            </w:r>
+            <w:r>
+              <w:rPr>
+                <w:rFonts w:ascii="Tahoma" w:eastAsia="微软雅黑" w:hAnsi="Tahoma" w:hint="eastAsia"/>
+                <w:kern w:val="0"/>
+                <w:sz w:val="22"/>
+              </w:rPr>
+              <w:t>修改</w:t>
+            </w:r>
+            <w:r>
+              <w:rPr>
+                <w:rFonts w:ascii="Tahoma" w:eastAsia="微软雅黑" w:hAnsi="Tahoma" w:hint="eastAsia"/>
+                <w:kern w:val="0"/>
+                <w:sz w:val="22"/>
+              </w:rPr>
+              <w:t>了</w:t>
+            </w:r>
+            <w:r>
+              <w:rPr>
+                <w:rFonts w:ascii="Tahoma" w:eastAsia="微软雅黑" w:hAnsi="Tahoma" w:hint="eastAsia"/>
+                <w:kern w:val="0"/>
+                <w:sz w:val="22"/>
+              </w:rPr>
+              <w:t>gamefont</w:t>
+            </w:r>
+            <w:r>
+              <w:rPr>
+                <w:rFonts w:ascii="Tahoma" w:eastAsia="微软雅黑" w:hAnsi="Tahoma"/>
+                <w:kern w:val="0"/>
+                <w:sz w:val="22"/>
+              </w:rPr>
+              <w:t>.css</w:t>
+            </w:r>
+            <w:r>
+              <w:rPr>
+                <w:rFonts w:ascii="Tahoma" w:eastAsia="微软雅黑" w:hAnsi="Tahoma" w:hint="eastAsia"/>
+                <w:kern w:val="0"/>
+                <w:sz w:val="22"/>
+              </w:rPr>
+              <w:t>文件</w:t>
+            </w:r>
+            <w:r>
+              <w:rPr>
+                <w:rFonts w:ascii="Tahoma" w:eastAsia="微软雅黑" w:hAnsi="Tahoma" w:hint="eastAsia"/>
+                <w:kern w:val="0"/>
+                <w:sz w:val="22"/>
+              </w:rPr>
+              <w:t>，</w:t>
+            </w:r>
+          </w:p>
+          <w:p>
+            <w:pPr>
+              <w:widowControl/>
+              <w:adjustRightInd w:val="0"/>
+              <w:snapToGrid w:val="0"/>
+              <w:spacing w:line="276" w:lineRule="auto"/>
+              <w:jc w:val="left"/>
+              <w:rPr>
+                <w:rFonts w:ascii="Tahoma" w:eastAsia="微软雅黑" w:hAnsi="Tahoma" w:hint="eastAsia"/>
+                <w:kern w:val="0"/>
+                <w:sz w:val="22"/>
+              </w:rPr>
+            </w:pPr>
+            <w:r>
+              <w:rPr>
+                <w:rFonts w:ascii="Tahoma" w:eastAsia="微软雅黑" w:hAnsi="Tahoma" w:hint="eastAsia"/>
+                <w:kern w:val="0"/>
+                <w:sz w:val="22"/>
+              </w:rPr>
+              <w:t>打开游戏后，一直卡在</w:t>
+            </w:r>
+            <w:r>
+              <w:rPr>
+                <w:rFonts w:ascii="Tahoma" w:eastAsia="微软雅黑" w:hAnsi="Tahoma" w:hint="eastAsia"/>
+                <w:kern w:val="0"/>
+                <w:sz w:val="22"/>
+              </w:rPr>
+              <w:t>loading</w:t>
+            </w:r>
+            <w:r>
+              <w:rPr>
+                <w:rFonts w:ascii="Tahoma" w:eastAsia="微软雅黑" w:hAnsi="Tahoma" w:hint="eastAsia"/>
+                <w:kern w:val="0"/>
+                <w:sz w:val="22"/>
+              </w:rPr>
+              <w:t>界面，没有任何游戏画面。</w:t>
+            </w:r>
+          </w:p>
+        </w:tc>
+      </w:tr>
+      <w:tr>
+        <w:tc>
+          <w:tcPr>
+            <w:tcW w:w="1418" w:type="dxa"/>
+          </w:tcPr>
+          <w:p>
+            <w:pPr>
+              <w:widowControl/>
+              <w:adjustRightInd w:val="0"/>
+              <w:snapToGrid w:val="0"/>
+              <w:spacing w:line="276" w:lineRule="auto"/>
+              <w:jc w:val="left"/>
+              <w:rPr>
+                <w:rFonts w:ascii="Tahoma" w:eastAsia="微软雅黑" w:hAnsi="Tahoma"/>
+                <w:b/>
+                <w:bCs/>
+                <w:kern w:val="0"/>
+                <w:sz w:val="22"/>
+              </w:rPr>
+            </w:pPr>
+            <w:r>
+              <w:rPr>
+                <w:rFonts w:ascii="Tahoma" w:eastAsia="微软雅黑" w:hAnsi="Tahoma" w:hint="eastAsia"/>
+                <w:b/>
+                <w:bCs/>
+                <w:kern w:val="0"/>
+                <w:sz w:val="22"/>
+              </w:rPr>
+              <w:t>原理解析</w:t>
+            </w:r>
+          </w:p>
+        </w:tc>
+        <w:tc>
+          <w:tcPr>
+            <w:tcW w:w="7371" w:type="dxa"/>
+          </w:tcPr>
+          <w:p>
+            <w:pPr>
+              <w:widowControl/>
+              <w:adjustRightInd w:val="0"/>
+              <w:snapToGrid w:val="0"/>
+              <w:spacing w:line="276" w:lineRule="auto"/>
+              <w:jc w:val="left"/>
+              <w:rPr>
+                <w:rFonts w:ascii="Tahoma" w:eastAsia="微软雅黑" w:hAnsi="Tahoma"/>
+                <w:kern w:val="0"/>
+                <w:sz w:val="22"/>
+              </w:rPr>
+            </w:pPr>
+            <w:r>
+              <w:rPr>
+                <w:rFonts w:ascii="Tahoma" w:eastAsia="微软雅黑" w:hAnsi="Tahoma" w:hint="eastAsia"/>
+                <w:kern w:val="0"/>
+                <w:sz w:val="22"/>
+              </w:rPr>
+              <w:t>很可能是卡在字体加载这一步了</w:t>
+            </w:r>
+            <w:r>
+              <w:rPr>
+                <w:rFonts w:ascii="Tahoma" w:eastAsia="微软雅黑" w:hAnsi="Tahoma" w:hint="eastAsia"/>
+                <w:kern w:val="0"/>
+                <w:sz w:val="22"/>
+              </w:rPr>
+              <w:t>。</w:t>
+            </w:r>
+          </w:p>
+          <w:p>
+            <w:pPr>
+              <w:widowControl/>
+              <w:adjustRightInd w:val="0"/>
+              <w:snapToGrid w:val="0"/>
+              <w:spacing w:line="276" w:lineRule="auto"/>
+              <w:jc w:val="left"/>
+              <w:rPr>
+                <w:rFonts w:ascii="Tahoma" w:eastAsia="微软雅黑" w:hAnsi="Tahoma"/>
+                <w:kern w:val="0"/>
+                <w:sz w:val="22"/>
+              </w:rPr>
+            </w:pPr>
+            <w:r>
+              <w:rPr>
+                <w:rFonts w:ascii="Tahoma" w:eastAsia="微软雅黑" w:hAnsi="Tahoma" w:hint="eastAsia"/>
+                <w:kern w:val="0"/>
+                <w:sz w:val="22"/>
+              </w:rPr>
+              <w:t>作者我测试的一种情况，就是因为</w:t>
+            </w:r>
+            <w:r>
+              <w:rPr>
+                <w:rFonts w:ascii="Tahoma" w:eastAsia="微软雅黑" w:hAnsi="Tahoma" w:hint="eastAsia"/>
+                <w:kern w:val="0"/>
+                <w:sz w:val="22"/>
+              </w:rPr>
+              <w:t xml:space="preserve"> </w:t>
+            </w:r>
+            <w:r>
+              <w:rPr>
+                <w:rFonts w:ascii="Tahoma" w:eastAsia="微软雅黑" w:hAnsi="Tahoma"/>
+                <w:kern w:val="0"/>
+                <w:sz w:val="22"/>
+              </w:rPr>
+              <w:t>“</w:t>
+            </w:r>
+            <w:r>
+              <w:rPr>
+                <w:rFonts w:ascii="Tahoma" w:eastAsia="微软雅黑" w:hAnsi="Tahoma" w:hint="eastAsia"/>
+                <w:kern w:val="0"/>
+                <w:sz w:val="22"/>
+              </w:rPr>
+              <w:t>GameFont</w:t>
+            </w:r>
+            <w:r>
+              <w:rPr>
+                <w:rFonts w:ascii="Tahoma" w:eastAsia="微软雅黑" w:hAnsi="Tahoma"/>
+                <w:kern w:val="0"/>
+                <w:sz w:val="22"/>
+              </w:rPr>
+              <w:t>”</w:t>
+            </w:r>
+            <w:r>
+              <w:rPr>
+                <w:rFonts w:ascii="Tahoma" w:eastAsia="微软雅黑" w:hAnsi="Tahoma" w:hint="eastAsia"/>
+                <w:kern w:val="0"/>
+                <w:sz w:val="22"/>
+              </w:rPr>
+              <w:t xml:space="preserve"> </w:t>
+            </w:r>
+            <w:r>
+              <w:rPr>
+                <w:rFonts w:ascii="Tahoma" w:eastAsia="微软雅黑" w:hAnsi="Tahoma" w:hint="eastAsia"/>
+                <w:kern w:val="0"/>
+                <w:sz w:val="22"/>
+              </w:rPr>
+              <w:t>的名称定义被删，</w:t>
+            </w:r>
+          </w:p>
+          <w:p>
+            <w:pPr>
+              <w:widowControl/>
+              <w:adjustRightInd w:val="0"/>
+              <w:snapToGrid w:val="0"/>
+              <w:spacing w:line="276" w:lineRule="auto"/>
+              <w:jc w:val="left"/>
+              <w:rPr>
+                <w:rFonts w:ascii="Tahoma" w:eastAsia="微软雅黑" w:hAnsi="Tahoma"/>
+                <w:kern w:val="0"/>
+                <w:sz w:val="22"/>
+              </w:rPr>
+            </w:pPr>
+            <w:r>
+              <w:rPr>
+                <w:rFonts w:ascii="Tahoma" w:eastAsia="微软雅黑" w:hAnsi="Tahoma" w:hint="eastAsia"/>
+                <w:kern w:val="0"/>
+                <w:sz w:val="22"/>
+              </w:rPr>
+              <w:t>系统会一直等待</w:t>
+            </w:r>
+            <w:r>
+              <w:rPr>
+                <w:rFonts w:ascii="Tahoma" w:eastAsia="微软雅黑" w:hAnsi="Tahoma" w:hint="eastAsia"/>
+                <w:kern w:val="0"/>
+                <w:sz w:val="22"/>
+              </w:rPr>
+              <w:t xml:space="preserve"> </w:t>
+            </w:r>
+            <w:hyperlink w:anchor="第二默认字体" w:history="1">
+              <w:r>
+                <w:rPr>
+                  <w:rStyle w:val="a4"/>
+                  <w:rFonts w:ascii="Tahoma" w:eastAsia="微软雅黑" w:hAnsi="Tahoma" w:hint="eastAsia"/>
+                  <w:kern w:val="0"/>
+                  <w:sz w:val="22"/>
+                </w:rPr>
+                <w:t>第二默认字体</w:t>
+              </w:r>
+            </w:hyperlink>
+            <w:r>
+              <w:rPr>
+                <w:rFonts w:ascii="Tahoma" w:eastAsia="微软雅黑" w:hAnsi="Tahoma" w:hint="eastAsia"/>
+                <w:kern w:val="0"/>
+                <w:sz w:val="22"/>
+              </w:rPr>
+              <w:t xml:space="preserve"> </w:t>
+            </w:r>
+            <w:r>
+              <w:rPr>
+                <w:rFonts w:ascii="Tahoma" w:eastAsia="微软雅黑" w:hAnsi="Tahoma" w:hint="eastAsia"/>
+                <w:kern w:val="0"/>
+                <w:sz w:val="22"/>
+              </w:rPr>
+              <w:t>加载。</w:t>
+            </w:r>
+          </w:p>
+          <w:p>
+            <w:pPr>
+              <w:widowControl/>
+              <w:adjustRightInd w:val="0"/>
+              <w:snapToGrid w:val="0"/>
+              <w:spacing w:line="276" w:lineRule="auto"/>
+              <w:jc w:val="left"/>
+              <w:rPr>
+                <w:rFonts w:ascii="Tahoma" w:eastAsia="微软雅黑" w:hAnsi="Tahoma"/>
+                <w:kern w:val="0"/>
+                <w:sz w:val="22"/>
+              </w:rPr>
+            </w:pPr>
+            <w:r>
+              <w:rPr>
+                <w:rFonts w:ascii="Tahoma" w:eastAsia="微软雅黑" w:hAnsi="Tahoma" w:hint="eastAsia"/>
+                <w:kern w:val="0"/>
+                <w:sz w:val="22"/>
+              </w:rPr>
+              <w:t>其它字体如果没加载成功，不会卡</w:t>
+            </w:r>
+            <w:r>
+              <w:rPr>
+                <w:rFonts w:ascii="Tahoma" w:eastAsia="微软雅黑" w:hAnsi="Tahoma" w:hint="eastAsia"/>
+                <w:kern w:val="0"/>
+                <w:sz w:val="22"/>
+              </w:rPr>
+              <w:t>loading</w:t>
+            </w:r>
+            <w:r>
+              <w:rPr>
+                <w:rFonts w:ascii="Tahoma" w:eastAsia="微软雅黑" w:hAnsi="Tahoma" w:hint="eastAsia"/>
+                <w:kern w:val="0"/>
+                <w:sz w:val="22"/>
+              </w:rPr>
+              <w:t>界面，</w:t>
+            </w:r>
+          </w:p>
+          <w:p>
+            <w:pPr>
+              <w:widowControl/>
+              <w:adjustRightInd w:val="0"/>
+              <w:snapToGrid w:val="0"/>
+              <w:spacing w:line="276" w:lineRule="auto"/>
+              <w:jc w:val="left"/>
+              <w:rPr>
+                <w:rFonts w:ascii="Tahoma" w:eastAsia="微软雅黑" w:hAnsi="Tahoma" w:hint="eastAsia"/>
+                <w:kern w:val="0"/>
+                <w:sz w:val="22"/>
+              </w:rPr>
+            </w:pPr>
+            <w:r>
+              <w:rPr>
+                <w:rFonts w:ascii="Tahoma" w:eastAsia="微软雅黑" w:hAnsi="Tahoma" w:hint="eastAsia"/>
+                <w:kern w:val="0"/>
+                <w:sz w:val="22"/>
+              </w:rPr>
+              <w:t>而是出现问题：</w:t>
+            </w:r>
+            <w:r>
+              <w:rPr>
+                <w:rFonts w:ascii="Tahoma" w:eastAsia="微软雅黑" w:hAnsi="Tahoma" w:hint="eastAsia"/>
+                <w:kern w:val="0"/>
+                <w:sz w:val="22"/>
+              </w:rPr>
+              <w:t xml:space="preserve"> </w:t>
+            </w:r>
+            <w:hyperlink w:anchor="_部分字体未及时变化" w:history="1">
+              <w:r>
+                <w:rPr>
+                  <w:rStyle w:val="a4"/>
+                  <w:rFonts w:ascii="Tahoma" w:eastAsia="微软雅黑" w:hAnsi="Tahoma" w:hint="eastAsia"/>
+                  <w:kern w:val="0"/>
+                  <w:sz w:val="22"/>
+                </w:rPr>
+                <w:t>部分字体未及时变化</w:t>
+              </w:r>
+            </w:hyperlink>
+            <w:r>
+              <w:rPr>
+                <w:rFonts w:ascii="Tahoma" w:eastAsia="微软雅黑" w:hAnsi="Tahoma" w:hint="eastAsia"/>
+                <w:kern w:val="0"/>
+                <w:sz w:val="22"/>
+              </w:rPr>
+              <w:t xml:space="preserve"> </w:t>
+            </w:r>
+            <w:r>
+              <w:rPr>
+                <w:rFonts w:ascii="Tahoma" w:eastAsia="微软雅黑" w:hAnsi="Tahoma" w:hint="eastAsia"/>
+                <w:kern w:val="0"/>
+                <w:sz w:val="22"/>
+              </w:rPr>
+              <w:t>。</w:t>
+            </w:r>
+          </w:p>
+        </w:tc>
+      </w:tr>
+      <w:tr>
+        <w:tc>
+          <w:tcPr>
+            <w:tcW w:w="1418" w:type="dxa"/>
+          </w:tcPr>
+          <w:p>
+            <w:pPr>
+              <w:widowControl/>
+              <w:adjustRightInd w:val="0"/>
+              <w:snapToGrid w:val="0"/>
+              <w:spacing w:line="276" w:lineRule="auto"/>
+              <w:jc w:val="left"/>
+              <w:rPr>
+                <w:rFonts w:ascii="Tahoma" w:eastAsia="微软雅黑" w:hAnsi="Tahoma"/>
+                <w:b/>
+                <w:bCs/>
+                <w:kern w:val="0"/>
+                <w:sz w:val="22"/>
+              </w:rPr>
+            </w:pPr>
+            <w:r>
+              <w:rPr>
+                <w:rFonts w:ascii="Tahoma" w:eastAsia="微软雅黑" w:hAnsi="Tahoma" w:hint="eastAsia"/>
+                <w:b/>
+                <w:bCs/>
+                <w:kern w:val="0"/>
+                <w:sz w:val="22"/>
+              </w:rPr>
+              <w:t>解决方案</w:t>
+            </w:r>
+          </w:p>
+        </w:tc>
+        <w:tc>
+          <w:tcPr>
+            <w:tcW w:w="7371" w:type="dxa"/>
+          </w:tcPr>
+          <w:p>
+            <w:pPr>
+              <w:widowControl/>
+              <w:snapToGrid w:val="0"/>
+              <w:rPr>
+                <w:rFonts w:ascii="Tahoma" w:eastAsia="微软雅黑" w:hAnsi="Tahoma" w:hint="eastAsia"/>
+                <w:kern w:val="0"/>
+                <w:sz w:val="22"/>
+              </w:rPr>
+            </w:pPr>
+            <w:r>
+              <w:rPr>
+                <w:rFonts w:ascii="Tahoma" w:eastAsia="微软雅黑" w:hAnsi="Tahoma" w:hint="eastAsia"/>
+                <w:kern w:val="0"/>
+                <w:sz w:val="22"/>
+              </w:rPr>
+              <w:t>检查并</w:t>
+            </w:r>
+            <w:r>
+              <w:rPr>
+                <w:rFonts w:ascii="Tahoma" w:eastAsia="微软雅黑" w:hAnsi="Tahoma" w:hint="eastAsia"/>
+                <w:kern w:val="0"/>
+                <w:sz w:val="22"/>
+              </w:rPr>
+              <w:t>恢复</w:t>
+            </w:r>
+            <w:r>
+              <w:rPr>
+                <w:rFonts w:ascii="Tahoma" w:eastAsia="微软雅黑" w:hAnsi="Tahoma" w:hint="eastAsia"/>
+                <w:kern w:val="0"/>
+                <w:sz w:val="22"/>
+              </w:rPr>
+              <w:t xml:space="preserve"> </w:t>
+            </w:r>
+            <w:r>
+              <w:rPr>
+                <w:rFonts w:ascii="Tahoma" w:eastAsia="微软雅黑" w:hAnsi="Tahoma"/>
+                <w:kern w:val="0"/>
+                <w:sz w:val="22"/>
+              </w:rPr>
+              <w:t>“</w:t>
+            </w:r>
+            <w:r>
+              <w:rPr>
+                <w:rFonts w:ascii="Tahoma" w:eastAsia="微软雅黑" w:hAnsi="Tahoma" w:hint="eastAsia"/>
+                <w:kern w:val="0"/>
+                <w:sz w:val="22"/>
+              </w:rPr>
+              <w:t>GameFont</w:t>
+            </w:r>
+            <w:r>
+              <w:rPr>
+                <w:rFonts w:ascii="Tahoma" w:eastAsia="微软雅黑" w:hAnsi="Tahoma"/>
+                <w:kern w:val="0"/>
+                <w:sz w:val="22"/>
+              </w:rPr>
+              <w:t>”</w:t>
+            </w:r>
+            <w:r>
+              <w:rPr>
+                <w:rFonts w:ascii="Tahoma" w:eastAsia="微软雅黑" w:hAnsi="Tahoma" w:hint="eastAsia"/>
+                <w:kern w:val="0"/>
+                <w:sz w:val="22"/>
+              </w:rPr>
+              <w:t xml:space="preserve"> </w:t>
+            </w:r>
+            <w:r>
+              <w:rPr>
+                <w:rFonts w:ascii="Tahoma" w:eastAsia="微软雅黑" w:hAnsi="Tahoma" w:hint="eastAsia"/>
+                <w:kern w:val="0"/>
+                <w:sz w:val="22"/>
+              </w:rPr>
+              <w:t>的定义。</w:t>
+            </w:r>
+          </w:p>
+        </w:tc>
+      </w:tr>
+    </w:tbl>
+    <w:p>
+      <w:pPr>
+        <w:widowControl/>
+        <w:adjustRightInd w:val="0"/>
+        <w:snapToGrid w:val="0"/>
+        <w:spacing w:after="200"/>
+        <w:jc w:val="left"/>
+        <w:rPr>
+          <w:rFonts w:ascii="Tahoma" w:eastAsia="微软雅黑" w:hAnsi="Tahoma"/>
+          <w:kern w:val="0"/>
+          <w:sz w:val="22"/>
+        </w:rPr>
+      </w:pPr>
+    </w:p>
+    <w:p>
+      <w:pPr>
+        <w:widowControl/>
+        <w:jc w:val="left"/>
+        <w:rPr>
+          <w:rFonts w:ascii="Tahoma" w:eastAsia="微软雅黑" w:hAnsi="Tahoma"/>
+          <w:kern w:val="0"/>
+          <w:sz w:val="22"/>
+        </w:rPr>
+      </w:pPr>
+      <w:r>
+        <w:rPr>
+          <w:rFonts w:ascii="Tahoma" w:eastAsia="微软雅黑" w:hAnsi="Tahoma"/>
+          <w:kern w:val="0"/>
+          <w:sz w:val="22"/>
+        </w:rPr>
+        <w:br w:type="page"/>
+      </w:r>
+    </w:p>
+    <w:p>
+      <w:pPr>
+        <w:pStyle w:val="3"/>
+        <w:spacing w:before="240" w:after="120" w:line="415" w:lineRule="auto"/>
+        <w:rPr>
+          <w:rFonts w:hint="eastAsia"/>
+          <w:sz w:val="28"/>
+        </w:rPr>
+      </w:pPr>
+      <w:r>
+        <w:rPr>
+          <w:rFonts w:hint="eastAsia"/>
+          <w:sz w:val="28"/>
+        </w:rPr>
+        <w:lastRenderedPageBreak/>
+        <w:t>某些字体加载后</w:t>
+      </w:r>
+      <w:bookmarkStart w:id="7" w:name="_Hlk215987593"/>
+      <w:r>
+        <w:rPr>
+          <w:rFonts w:hint="eastAsia"/>
+          <w:sz w:val="28"/>
+        </w:rPr>
+        <w:t>，出现贴顶、砍头现象</w:t>
+      </w:r>
+      <w:bookmarkEnd w:id="7"/>
+    </w:p>
+    <w:tbl>
+      <w:tblPr>
+        <w:tblStyle w:val="af"/>
+        <w:tblW w:w="8789" w:type="dxa"/>
+        <w:tblInd w:w="-176" w:type="dxa"/>
+        <w:tblBorders>
+          <w:top w:val="single" w:sz="4" w:space="0" w:color="D9D9D9" w:themeColor="background1" w:themeShade="D9"/>
+          <w:left w:val="none" w:sz="0" w:space="0" w:color="auto"/>
+          <w:bottom w:val="single" w:sz="4" w:space="0" w:color="D9D9D9" w:themeColor="background1" w:themeShade="D9"/>
+          <w:right w:val="none" w:sz="0" w:space="0" w:color="auto"/>
+          <w:insideH w:val="single" w:sz="4" w:space="0" w:color="D9D9D9" w:themeColor="background1" w:themeShade="D9"/>
+          <w:insideV w:val="none" w:sz="0" w:space="0" w:color="auto"/>
+        </w:tblBorders>
+        <w:tblLook w:val="04A0" w:firstRow="1" w:lastRow="0" w:firstColumn="1" w:lastColumn="0" w:noHBand="0" w:noVBand="1"/>
+      </w:tblPr>
+      <w:tblGrid>
+        <w:gridCol w:w="1418"/>
+        <w:gridCol w:w="7371"/>
+      </w:tblGrid>
+      <w:tr>
+        <w:tc>
+          <w:tcPr>
+            <w:tcW w:w="1418" w:type="dxa"/>
+          </w:tcPr>
+          <w:p>
+            <w:pPr>
+              <w:widowControl/>
+              <w:adjustRightInd w:val="0"/>
+              <w:snapToGrid w:val="0"/>
+              <w:spacing w:line="276" w:lineRule="auto"/>
+              <w:jc w:val="left"/>
+              <w:rPr>
+                <w:rFonts w:ascii="Tahoma" w:eastAsia="微软雅黑" w:hAnsi="Tahoma"/>
+                <w:kern w:val="0"/>
+                <w:sz w:val="22"/>
+              </w:rPr>
+            </w:pPr>
+            <w:r>
+              <w:rPr>
+                <w:rFonts w:ascii="Tahoma" w:eastAsia="微软雅黑" w:hAnsi="Tahoma" w:hint="eastAsia"/>
+                <w:b/>
+                <w:bCs/>
+                <w:kern w:val="0"/>
+                <w:sz w:val="22"/>
+              </w:rPr>
+              <w:t>问题名称</w:t>
+            </w:r>
+          </w:p>
+        </w:tc>
+        <w:tc>
+          <w:tcPr>
+            <w:tcW w:w="7371" w:type="dxa"/>
+          </w:tcPr>
+          <w:p>
+            <w:pPr>
+              <w:widowControl/>
+              <w:adjustRightInd w:val="0"/>
+              <w:snapToGrid w:val="0"/>
+              <w:spacing w:line="276" w:lineRule="auto"/>
+              <w:jc w:val="left"/>
+              <w:rPr>
+                <w:rFonts w:ascii="Tahoma" w:eastAsia="微软雅黑" w:hAnsi="Tahoma"/>
+                <w:kern w:val="0"/>
+                <w:sz w:val="22"/>
+              </w:rPr>
+            </w:pPr>
+            <w:r>
+              <w:rPr>
+                <w:rFonts w:ascii="Tahoma" w:eastAsia="微软雅黑" w:hAnsi="Tahoma" w:hint="eastAsia"/>
+                <w:kern w:val="0"/>
+                <w:sz w:val="22"/>
+              </w:rPr>
+              <w:t>配置字体后，一直卡在</w:t>
+            </w:r>
+            <w:r>
+              <w:rPr>
+                <w:rFonts w:ascii="Tahoma" w:eastAsia="微软雅黑" w:hAnsi="Tahoma" w:hint="eastAsia"/>
+                <w:kern w:val="0"/>
+                <w:sz w:val="22"/>
+              </w:rPr>
+              <w:t>loading</w:t>
+            </w:r>
+            <w:r>
+              <w:rPr>
+                <w:rFonts w:ascii="Tahoma" w:eastAsia="微软雅黑" w:hAnsi="Tahoma" w:hint="eastAsia"/>
+                <w:kern w:val="0"/>
+                <w:sz w:val="22"/>
+              </w:rPr>
+              <w:t>界面</w:t>
+            </w:r>
+          </w:p>
+        </w:tc>
+      </w:tr>
+      <w:tr>
+        <w:tc>
+          <w:tcPr>
+            <w:tcW w:w="1418" w:type="dxa"/>
+          </w:tcPr>
+          <w:p>
+            <w:pPr>
+              <w:widowControl/>
+              <w:adjustRightInd w:val="0"/>
+              <w:snapToGrid w:val="0"/>
+              <w:spacing w:line="276" w:lineRule="auto"/>
+              <w:jc w:val="left"/>
+              <w:rPr>
+                <w:rFonts w:ascii="Tahoma" w:eastAsia="微软雅黑" w:hAnsi="Tahoma"/>
+                <w:b/>
+                <w:bCs/>
+                <w:kern w:val="0"/>
+                <w:sz w:val="22"/>
+              </w:rPr>
+            </w:pPr>
+            <w:r>
+              <w:rPr>
+                <w:rFonts w:ascii="Tahoma" w:eastAsia="微软雅黑" w:hAnsi="Tahoma" w:hint="eastAsia"/>
+                <w:b/>
+                <w:bCs/>
+                <w:kern w:val="0"/>
+                <w:sz w:val="22"/>
+              </w:rPr>
+              <w:t>问题图示</w:t>
+            </w:r>
+          </w:p>
+        </w:tc>
+        <w:tc>
+          <w:tcPr>
+            <w:tcW w:w="7371" w:type="dxa"/>
+          </w:tcPr>
+          <w:p>
+            <w:pPr>
+              <w:widowControl/>
+              <w:jc w:val="left"/>
+              <w:rPr>
+                <w:rFonts w:ascii="Tahoma" w:eastAsia="微软雅黑" w:hAnsi="Tahoma" w:hint="eastAsia"/>
+                <w:kern w:val="0"/>
+                <w:sz w:val="22"/>
+              </w:rPr>
+            </w:pPr>
+            <w:r>
+              <w:rPr>
+                <w:noProof/>
+              </w:rPr>
+              <w:drawing>
+                <wp:inline distT="0" distB="0" distL="0" distR="0" wp14:anchorId="28ABB70C" wp14:editId="027B86D9">
+                  <wp:extent cx="4438822" cy="2082800"/>
+                  <wp:effectExtent l="0" t="0" r="0" b="0"/>
+                  <wp:docPr id="1771280620" name="图片 26"/>
+                  <wp:cNvGraphicFramePr>
+                    <a:graphicFrameLocks xmlns:a="http://schemas.openxmlformats.org/drawingml/2006/main" noChangeAspect="1"/>
+                  </wp:cNvGraphicFramePr>
+                  <a:graphic xmlns:a="http://schemas.openxmlformats.org/drawingml/2006/main">
+                    <a:graphicData uri="http://schemas.openxmlformats.org/drawingml/2006/picture">
+                      <pic:pic xmlns:pic="http://schemas.openxmlformats.org/drawingml/2006/picture">
+                        <pic:nvPicPr>
+                          <pic:cNvPr id="0" name="Picture 54"/>
+                          <pic:cNvPicPr>
+                            <a:picLocks noChangeAspect="1" noChangeArrowheads="1"/>
+                          </pic:cNvPicPr>
+                        </pic:nvPicPr>
+                        <pic:blipFill>
+                          <a:blip r:embed="rId31">
+                            <a:extLst>
+                              <a:ext uri="{28A0092B-C50C-407E-A947-70E740481C1C}">
+                                <a14:useLocalDpi xmlns:a14="http://schemas.microsoft.com/office/drawing/2010/main" val="0"/>
+                              </a:ext>
+                            </a:extLst>
+                          </a:blip>
+                          <a:srcRect/>
+                          <a:stretch>
+                            <a:fillRect/>
+                          </a:stretch>
+                        </pic:blipFill>
+                        <pic:spPr bwMode="auto">
+                          <a:xfrm>
+                            <a:off x="0" y="0"/>
+                            <a:ext cx="4448354" cy="2087273"/>
+                          </a:xfrm>
+                          <a:prstGeom prst="rect">
+                            <a:avLst/>
+                          </a:prstGeom>
+                          <a:noFill/>
+                          <a:ln>
+                            <a:noFill/>
+                          </a:ln>
+                        </pic:spPr>
+                      </pic:pic>
+                    </a:graphicData>
+                  </a:graphic>
+                </wp:inline>
+              </w:drawing>
+            </w:r>
+          </w:p>
+        </w:tc>
+      </w:tr>
+      <w:tr>
+        <w:tc>
+          <w:tcPr>
+            <w:tcW w:w="1418" w:type="dxa"/>
+          </w:tcPr>
+          <w:p>
+            <w:pPr>
+              <w:widowControl/>
+              <w:adjustRightInd w:val="0"/>
+              <w:snapToGrid w:val="0"/>
+              <w:spacing w:line="276" w:lineRule="auto"/>
+              <w:jc w:val="left"/>
+              <w:rPr>
+                <w:rFonts w:ascii="Tahoma" w:eastAsia="微软雅黑" w:hAnsi="Tahoma"/>
+                <w:b/>
+                <w:bCs/>
+                <w:kern w:val="0"/>
+                <w:sz w:val="22"/>
+              </w:rPr>
+            </w:pPr>
+            <w:r>
+              <w:rPr>
+                <w:rFonts w:ascii="Tahoma" w:eastAsia="微软雅黑" w:hAnsi="Tahoma" w:hint="eastAsia"/>
+                <w:b/>
+                <w:bCs/>
+                <w:kern w:val="0"/>
+                <w:sz w:val="22"/>
+              </w:rPr>
+              <w:t>问题描述</w:t>
+            </w:r>
+          </w:p>
+        </w:tc>
+        <w:tc>
+          <w:tcPr>
+            <w:tcW w:w="7371" w:type="dxa"/>
+          </w:tcPr>
+          <w:p>
+            <w:pPr>
+              <w:widowControl/>
+              <w:adjustRightInd w:val="0"/>
+              <w:snapToGrid w:val="0"/>
+              <w:spacing w:line="276" w:lineRule="auto"/>
+              <w:jc w:val="left"/>
+              <w:rPr>
+                <w:rFonts w:ascii="Tahoma" w:eastAsia="微软雅黑" w:hAnsi="Tahoma"/>
+                <w:kern w:val="0"/>
+                <w:sz w:val="22"/>
+              </w:rPr>
+            </w:pPr>
+            <w:r>
+              <w:rPr>
+                <w:rFonts w:ascii="Tahoma" w:eastAsia="微软雅黑" w:hAnsi="Tahoma" w:hint="eastAsia"/>
+                <w:kern w:val="0"/>
+                <w:sz w:val="22"/>
+              </w:rPr>
+              <w:t>部分文本出现头部一点点被切割的痕迹。</w:t>
+            </w:r>
+          </w:p>
+        </w:tc>
+      </w:tr>
+      <w:tr>
+        <w:tc>
+          <w:tcPr>
+            <w:tcW w:w="1418" w:type="dxa"/>
+          </w:tcPr>
+          <w:p>
+            <w:pPr>
+              <w:widowControl/>
+              <w:adjustRightInd w:val="0"/>
+              <w:snapToGrid w:val="0"/>
+              <w:spacing w:line="276" w:lineRule="auto"/>
+              <w:jc w:val="left"/>
+              <w:rPr>
+                <w:rFonts w:ascii="Tahoma" w:eastAsia="微软雅黑" w:hAnsi="Tahoma" w:hint="eastAsia"/>
+                <w:b/>
+                <w:bCs/>
+                <w:kern w:val="0"/>
+                <w:sz w:val="22"/>
+              </w:rPr>
+            </w:pPr>
+            <w:r>
+              <w:rPr>
+                <w:rFonts w:ascii="Tahoma" w:eastAsia="微软雅黑" w:hAnsi="Tahoma" w:hint="eastAsia"/>
+                <w:b/>
+                <w:bCs/>
+                <w:kern w:val="0"/>
+                <w:sz w:val="22"/>
+              </w:rPr>
+              <w:t>出现时机</w:t>
+            </w:r>
+          </w:p>
+        </w:tc>
+        <w:tc>
+          <w:tcPr>
+            <w:tcW w:w="7371" w:type="dxa"/>
+          </w:tcPr>
+          <w:p>
+            <w:pPr>
+              <w:widowControl/>
+              <w:adjustRightInd w:val="0"/>
+              <w:snapToGrid w:val="0"/>
+              <w:spacing w:line="276" w:lineRule="auto"/>
+              <w:jc w:val="left"/>
+              <w:rPr>
+                <w:rFonts w:ascii="Tahoma" w:eastAsia="微软雅黑" w:hAnsi="Tahoma"/>
+                <w:kern w:val="0"/>
+                <w:sz w:val="22"/>
+              </w:rPr>
+            </w:pPr>
+            <w:r>
+              <w:rPr>
+                <w:rFonts w:ascii="Tahoma" w:eastAsia="微软雅黑" w:hAnsi="Tahoma"/>
+                <w:kern w:val="0"/>
+                <w:sz w:val="22"/>
+              </w:rPr>
+              <w:t xml:space="preserve">&gt; </w:t>
+            </w:r>
+            <w:r>
+              <w:rPr>
+                <w:rFonts w:ascii="Tahoma" w:eastAsia="微软雅黑" w:hAnsi="Tahoma" w:hint="eastAsia"/>
+                <w:kern w:val="0"/>
+                <w:sz w:val="22"/>
+              </w:rPr>
+              <w:t>换了其他字体后就出现，示例里面不会出现。</w:t>
+            </w:r>
+          </w:p>
+          <w:p>
+            <w:pPr>
+              <w:widowControl/>
+              <w:adjustRightInd w:val="0"/>
+              <w:snapToGrid w:val="0"/>
+              <w:spacing w:line="276" w:lineRule="auto"/>
+              <w:jc w:val="left"/>
+              <w:rPr>
+                <w:rFonts w:ascii="Tahoma" w:eastAsia="微软雅黑" w:hAnsi="Tahoma" w:hint="eastAsia"/>
+                <w:kern w:val="0"/>
+                <w:sz w:val="22"/>
+              </w:rPr>
+            </w:pPr>
+            <w:r>
+              <w:rPr>
+                <w:rFonts w:ascii="Tahoma" w:eastAsia="微软雅黑" w:hAnsi="Tahoma" w:hint="eastAsia"/>
+                <w:kern w:val="0"/>
+                <w:sz w:val="22"/>
+              </w:rPr>
+              <w:t xml:space="preserve">&gt; </w:t>
+            </w:r>
+            <w:r>
+              <w:rPr>
+                <w:rFonts w:ascii="Tahoma" w:eastAsia="微软雅黑" w:hAnsi="Tahoma" w:hint="eastAsia"/>
+                <w:kern w:val="0"/>
+                <w:sz w:val="22"/>
+              </w:rPr>
+              <w:t>没有修改行高，没加行高控制器插件。</w:t>
+            </w:r>
+          </w:p>
+        </w:tc>
+      </w:tr>
+      <w:tr>
+        <w:tc>
+          <w:tcPr>
+            <w:tcW w:w="1418" w:type="dxa"/>
+          </w:tcPr>
+          <w:p>
+            <w:pPr>
+              <w:widowControl/>
+              <w:adjustRightInd w:val="0"/>
+              <w:snapToGrid w:val="0"/>
+              <w:spacing w:line="276" w:lineRule="auto"/>
+              <w:jc w:val="left"/>
+              <w:rPr>
+                <w:rFonts w:ascii="Tahoma" w:eastAsia="微软雅黑" w:hAnsi="Tahoma"/>
+                <w:b/>
+                <w:bCs/>
+                <w:kern w:val="0"/>
+                <w:sz w:val="22"/>
+              </w:rPr>
+            </w:pPr>
+            <w:r>
+              <w:rPr>
+                <w:rFonts w:ascii="Tahoma" w:eastAsia="微软雅黑" w:hAnsi="Tahoma" w:hint="eastAsia"/>
+                <w:b/>
+                <w:bCs/>
+                <w:kern w:val="0"/>
+                <w:sz w:val="22"/>
+              </w:rPr>
+              <w:t>原理解析</w:t>
+            </w:r>
+          </w:p>
+        </w:tc>
+        <w:tc>
+          <w:tcPr>
+            <w:tcW w:w="7371" w:type="dxa"/>
+          </w:tcPr>
+          <w:p>
+            <w:pPr>
+              <w:widowControl/>
+              <w:adjustRightInd w:val="0"/>
+              <w:snapToGrid w:val="0"/>
+              <w:spacing w:line="276" w:lineRule="auto"/>
+              <w:jc w:val="left"/>
+              <w:rPr>
+                <w:rFonts w:ascii="Tahoma" w:eastAsia="微软雅黑" w:hAnsi="Tahoma"/>
+                <w:kern w:val="0"/>
+                <w:sz w:val="22"/>
+              </w:rPr>
+            </w:pPr>
+            <w:r>
+              <w:rPr>
+                <w:rFonts w:ascii="Tahoma" w:eastAsia="微软雅黑" w:hAnsi="Tahoma" w:hint="eastAsia"/>
+                <w:kern w:val="0"/>
+                <w:sz w:val="22"/>
+              </w:rPr>
+              <w:t>与字体相关，有些字体本身就很高，体积很大。</w:t>
+            </w:r>
+          </w:p>
+          <w:p>
+            <w:pPr>
+              <w:widowControl/>
+              <w:adjustRightInd w:val="0"/>
+              <w:snapToGrid w:val="0"/>
+              <w:spacing w:line="276" w:lineRule="auto"/>
+              <w:jc w:val="left"/>
+              <w:rPr>
+                <w:rFonts w:ascii="Tahoma" w:eastAsia="微软雅黑" w:hAnsi="Tahoma"/>
+                <w:kern w:val="0"/>
+                <w:sz w:val="22"/>
+              </w:rPr>
+            </w:pPr>
+            <w:r>
+              <w:rPr>
+                <w:rFonts w:ascii="Tahoma" w:eastAsia="微软雅黑" w:hAnsi="Tahoma" w:hint="eastAsia"/>
+                <w:kern w:val="0"/>
+                <w:sz w:val="22"/>
+              </w:rPr>
+              <w:t>系统无法直接知道字体多高，</w:t>
+            </w:r>
+          </w:p>
+          <w:p>
+            <w:pPr>
+              <w:widowControl/>
+              <w:adjustRightInd w:val="0"/>
+              <w:snapToGrid w:val="0"/>
+              <w:spacing w:line="276" w:lineRule="auto"/>
+              <w:jc w:val="left"/>
+              <w:rPr>
+                <w:rFonts w:ascii="Tahoma" w:eastAsia="微软雅黑" w:hAnsi="Tahoma"/>
+                <w:kern w:val="0"/>
+                <w:sz w:val="22"/>
+              </w:rPr>
+            </w:pPr>
+            <w:r>
+              <w:rPr>
+                <w:rFonts w:ascii="Tahoma" w:eastAsia="微软雅黑" w:hAnsi="Tahoma" w:hint="eastAsia"/>
+                <w:kern w:val="0"/>
+                <w:sz w:val="22"/>
+              </w:rPr>
+              <w:t>所以使用计算公式：字体高度</w:t>
+            </w:r>
+            <w:r>
+              <w:rPr>
+                <w:rFonts w:ascii="Tahoma" w:eastAsia="微软雅黑" w:hAnsi="Tahoma" w:hint="eastAsia"/>
+                <w:kern w:val="0"/>
+                <w:sz w:val="22"/>
+              </w:rPr>
+              <w:t xml:space="preserve"> = </w:t>
+            </w:r>
+            <w:r>
+              <w:rPr>
+                <w:rFonts w:ascii="Tahoma" w:eastAsia="微软雅黑" w:hAnsi="Tahoma" w:hint="eastAsia"/>
+                <w:kern w:val="0"/>
+                <w:sz w:val="22"/>
+              </w:rPr>
+              <w:t>字体大小</w:t>
+            </w:r>
+            <w:r>
+              <w:rPr>
+                <w:rFonts w:ascii="Tahoma" w:eastAsia="微软雅黑" w:hAnsi="Tahoma" w:hint="eastAsia"/>
+                <w:kern w:val="0"/>
+                <w:sz w:val="22"/>
+              </w:rPr>
+              <w:t xml:space="preserve"> * </w:t>
+            </w:r>
+            <w:r>
+              <w:rPr>
+                <w:rFonts w:ascii="Tahoma" w:eastAsia="微软雅黑" w:hAnsi="Tahoma" w:hint="eastAsia"/>
+                <w:kern w:val="0"/>
+                <w:sz w:val="22"/>
+              </w:rPr>
+              <w:t>比率。（比率通常为</w:t>
+            </w:r>
+            <w:r>
+              <w:rPr>
+                <w:rFonts w:ascii="Tahoma" w:eastAsia="微软雅黑" w:hAnsi="Tahoma" w:hint="eastAsia"/>
+                <w:kern w:val="0"/>
+                <w:sz w:val="22"/>
+              </w:rPr>
+              <w:t>1.10</w:t>
+            </w:r>
+            <w:r>
+              <w:rPr>
+                <w:rFonts w:ascii="Tahoma" w:eastAsia="微软雅黑" w:hAnsi="Tahoma" w:hint="eastAsia"/>
+                <w:kern w:val="0"/>
+                <w:sz w:val="22"/>
+              </w:rPr>
+              <w:t>）</w:t>
+            </w:r>
+          </w:p>
+          <w:p>
+            <w:pPr>
+              <w:widowControl/>
+              <w:adjustRightInd w:val="0"/>
+              <w:snapToGrid w:val="0"/>
+              <w:spacing w:line="276" w:lineRule="auto"/>
+              <w:jc w:val="left"/>
+              <w:rPr>
+                <w:rFonts w:ascii="Tahoma" w:eastAsia="微软雅黑" w:hAnsi="Tahoma"/>
+                <w:kern w:val="0"/>
+                <w:sz w:val="22"/>
+              </w:rPr>
+            </w:pPr>
+            <w:r>
+              <w:rPr>
+                <w:rFonts w:ascii="Tahoma" w:eastAsia="微软雅黑" w:hAnsi="Tahoma" w:hint="eastAsia"/>
+                <w:kern w:val="0"/>
+                <w:sz w:val="22"/>
+              </w:rPr>
+              <w:t>某些字体是可能出现高度不够，字体没被包裹的问题。</w:t>
+            </w:r>
+          </w:p>
+        </w:tc>
+      </w:tr>
+      <w:tr>
+        <w:tc>
+          <w:tcPr>
+            <w:tcW w:w="1418" w:type="dxa"/>
+          </w:tcPr>
+          <w:p>
+            <w:pPr>
+              <w:widowControl/>
+              <w:adjustRightInd w:val="0"/>
+              <w:snapToGrid w:val="0"/>
+              <w:spacing w:line="276" w:lineRule="auto"/>
+              <w:jc w:val="left"/>
+              <w:rPr>
+                <w:rFonts w:ascii="Tahoma" w:eastAsia="微软雅黑" w:hAnsi="Tahoma"/>
+                <w:b/>
+                <w:bCs/>
+                <w:kern w:val="0"/>
+                <w:sz w:val="22"/>
+              </w:rPr>
+            </w:pPr>
+            <w:r>
+              <w:rPr>
+                <w:rFonts w:ascii="Tahoma" w:eastAsia="微软雅黑" w:hAnsi="Tahoma" w:hint="eastAsia"/>
+                <w:b/>
+                <w:bCs/>
+                <w:kern w:val="0"/>
+                <w:sz w:val="22"/>
+              </w:rPr>
+              <w:t>解决方案</w:t>
+            </w:r>
+          </w:p>
+        </w:tc>
+        <w:tc>
+          <w:tcPr>
+            <w:tcW w:w="7371" w:type="dxa"/>
+          </w:tcPr>
+          <w:p>
+            <w:pPr>
+              <w:widowControl/>
+              <w:adjustRightInd w:val="0"/>
+              <w:snapToGrid w:val="0"/>
+              <w:rPr>
+                <w:rFonts w:ascii="Tahoma" w:eastAsia="微软雅黑" w:hAnsi="Tahoma"/>
+                <w:kern w:val="0"/>
+                <w:sz w:val="22"/>
+              </w:rPr>
+            </w:pPr>
+            <w:r>
+              <w:rPr>
+                <w:rFonts w:ascii="Tahoma" w:eastAsia="微软雅黑" w:hAnsi="Tahoma" w:hint="eastAsia"/>
+                <w:kern w:val="0"/>
+                <w:sz w:val="22"/>
+              </w:rPr>
+              <w:t>【</w:t>
+            </w:r>
+            <w:r>
+              <w:rPr>
+                <w:rFonts w:ascii="Tahoma" w:eastAsia="微软雅黑" w:hAnsi="Tahoma" w:hint="eastAsia"/>
+                <w:kern w:val="0"/>
+                <w:sz w:val="22"/>
+              </w:rPr>
+              <w:t>系统</w:t>
+            </w:r>
+            <w:r>
+              <w:rPr>
+                <w:rFonts w:ascii="Tahoma" w:eastAsia="微软雅黑" w:hAnsi="Tahoma" w:hint="eastAsia"/>
+                <w:kern w:val="0"/>
+                <w:sz w:val="22"/>
+              </w:rPr>
+              <w:t xml:space="preserve"> - </w:t>
+            </w:r>
+            <w:r>
+              <w:rPr>
+                <w:rFonts w:ascii="Tahoma" w:eastAsia="微软雅黑" w:hAnsi="Tahoma" w:hint="eastAsia"/>
+                <w:kern w:val="0"/>
+                <w:sz w:val="22"/>
+              </w:rPr>
+              <w:t>字符绘制核心</w:t>
+            </w:r>
+            <w:r>
+              <w:rPr>
+                <w:rFonts w:ascii="Tahoma" w:eastAsia="微软雅黑" w:hAnsi="Tahoma" w:hint="eastAsia"/>
+                <w:kern w:val="0"/>
+                <w:sz w:val="22"/>
+              </w:rPr>
+              <w:t>】</w:t>
+            </w:r>
+            <w:r>
+              <w:rPr>
+                <w:rFonts w:ascii="Tahoma" w:eastAsia="微软雅黑" w:hAnsi="Tahoma" w:hint="eastAsia"/>
+                <w:kern w:val="0"/>
+                <w:sz w:val="22"/>
+              </w:rPr>
+              <w:t xml:space="preserve"> </w:t>
+            </w:r>
+            <w:r>
+              <w:rPr>
+                <w:rFonts w:ascii="Tahoma" w:eastAsia="微软雅黑" w:hAnsi="Tahoma" w:hint="eastAsia"/>
+                <w:kern w:val="0"/>
+                <w:sz w:val="22"/>
+              </w:rPr>
+              <w:t>插件中，</w:t>
+            </w:r>
+          </w:p>
+          <w:p>
+            <w:pPr>
+              <w:widowControl/>
+              <w:adjustRightInd w:val="0"/>
+              <w:snapToGrid w:val="0"/>
+              <w:rPr>
+                <w:rFonts w:ascii="Tahoma" w:eastAsia="微软雅黑" w:hAnsi="Tahoma"/>
+                <w:kern w:val="0"/>
+                <w:sz w:val="22"/>
+              </w:rPr>
+            </w:pPr>
+            <w:r>
+              <w:rPr>
+                <w:rFonts w:ascii="Tahoma" w:eastAsia="微软雅黑" w:hAnsi="Tahoma" w:hint="eastAsia"/>
+                <w:kern w:val="0"/>
+                <w:sz w:val="22"/>
+              </w:rPr>
+              <w:t>可以调整此比率，一般最大设置</w:t>
+            </w:r>
+            <w:r>
+              <w:rPr>
+                <w:rFonts w:ascii="Tahoma" w:eastAsia="微软雅黑" w:hAnsi="Tahoma" w:hint="eastAsia"/>
+                <w:kern w:val="0"/>
+                <w:sz w:val="22"/>
+              </w:rPr>
+              <w:t>1.20</w:t>
+            </w:r>
+            <w:r>
+              <w:rPr>
+                <w:rFonts w:ascii="Tahoma" w:eastAsia="微软雅黑" w:hAnsi="Tahoma" w:hint="eastAsia"/>
+                <w:kern w:val="0"/>
+                <w:sz w:val="22"/>
+              </w:rPr>
+              <w:t>就足够了。</w:t>
+            </w:r>
+          </w:p>
+          <w:p>
+            <w:pPr>
+              <w:widowControl/>
+              <w:adjustRightInd w:val="0"/>
+              <w:snapToGrid w:val="0"/>
+              <w:rPr>
+                <w:rFonts w:ascii="Tahoma" w:eastAsia="微软雅黑" w:hAnsi="Tahoma"/>
+                <w:kern w:val="0"/>
+                <w:sz w:val="22"/>
+              </w:rPr>
+            </w:pPr>
+            <w:r>
+              <w:rPr>
+                <w:noProof/>
+              </w:rPr>
+              <w:drawing>
+                <wp:inline distT="0" distB="0" distL="0" distR="0" wp14:anchorId="0E0FB736" wp14:editId="0BF45109">
+                  <wp:extent cx="3390900" cy="655320"/>
+                  <wp:effectExtent l="0" t="0" r="0" b="0"/>
+                  <wp:docPr id="1103291308" name="图片 2"/>
+                  <wp:cNvGraphicFramePr>
+                    <a:graphicFrameLocks xmlns:a="http://schemas.openxmlformats.org/drawingml/2006/main" noChangeAspect="1"/>
+                  </wp:cNvGraphicFramePr>
+                  <a:graphic xmlns:a="http://schemas.openxmlformats.org/drawingml/2006/main">
+                    <a:graphicData uri="http://schemas.openxmlformats.org/drawingml/2006/picture">
+                      <pic:pic xmlns:pic="http://schemas.openxmlformats.org/drawingml/2006/picture">
+                        <pic:nvPicPr>
+                          <pic:cNvPr id="0" name="Picture 13"/>
+                          <pic:cNvPicPr>
+                            <a:picLocks noChangeAspect="1" noChangeArrowheads="1"/>
+                          </pic:cNvPicPr>
+                        </pic:nvPicPr>
+                        <pic:blipFill>
+                          <a:blip r:embed="rId32">
+                            <a:extLst>
+                              <a:ext uri="{28A0092B-C50C-407E-A947-70E740481C1C}">
+                                <a14:useLocalDpi xmlns:a14="http://schemas.microsoft.com/office/drawing/2010/main" val="0"/>
+                              </a:ext>
+                            </a:extLst>
+                          </a:blip>
+                          <a:srcRect/>
+                          <a:stretch>
+                            <a:fillRect/>
+                          </a:stretch>
+                        </pic:blipFill>
+                        <pic:spPr bwMode="auto">
+                          <a:xfrm>
+                            <a:off x="0" y="0"/>
+                            <a:ext cx="3390900" cy="655320"/>
+                          </a:xfrm>
+                          <a:prstGeom prst="rect">
+                            <a:avLst/>
+                          </a:prstGeom>
+                          <a:noFill/>
+                          <a:ln>
+                            <a:noFill/>
+                          </a:ln>
+                        </pic:spPr>
+                      </pic:pic>
+                    </a:graphicData>
+                  </a:graphic>
+                </wp:inline>
+              </w:drawing>
+            </w:r>
+          </w:p>
+          <w:p>
+            <w:pPr>
+              <w:widowControl/>
+              <w:snapToGrid w:val="0"/>
+              <w:rPr>
+                <w:rFonts w:ascii="Tahoma" w:eastAsia="微软雅黑" w:hAnsi="Tahoma" w:hint="eastAsia"/>
+                <w:kern w:val="0"/>
+                <w:sz w:val="22"/>
+              </w:rPr>
+            </w:pPr>
+            <w:r>
+              <w:rPr>
+                <w:rFonts w:ascii="Tahoma" w:eastAsia="微软雅黑" w:hAnsi="Tahoma" w:hint="eastAsia"/>
+                <w:kern w:val="0"/>
+                <w:sz w:val="22"/>
+              </w:rPr>
+              <w:t>由于此设置会影响所有文本和字体，需要慎重修改。</w:t>
+            </w:r>
+          </w:p>
+        </w:tc>
+      </w:tr>
+    </w:tbl>
+    <w:p>
+      <w:pPr>
+        <w:widowControl/>
+        <w:adjustRightInd w:val="0"/>
+        <w:snapToGrid w:val="0"/>
+        <w:spacing w:after="200"/>
+        <w:jc w:val="left"/>
+        <w:rPr>
+          <w:rFonts w:ascii="Tahoma" w:eastAsia="微软雅黑" w:hAnsi="Tahoma"/>
+          <w:kern w:val="0"/>
+          <w:sz w:val="22"/>
+        </w:rPr>
+      </w:pPr>
+    </w:p>
     <w:sectPr>
-      <w:headerReference w:type="default" r:id="rId26"/>
+      <w:headerReference w:type="default" r:id="rId33"/>
       <w:pgSz w:w="11906" w:h="16838"/>
       <w:pgMar w:top="1440" w:right="1800" w:bottom="1440" w:left="1800" w:header="851" w:footer="992" w:gutter="0"/>
       <w:cols w:space="425"/>
@@ -6988,6 +9804,18 @@
       <w:szCs w:val="28"/>
     </w:rPr>
   </w:style>
+  <w:style w:type="character" w:styleId="af2">
+    <w:name w:val="Unresolved Mention"/>
+    <w:basedOn w:val="a0"/>
+    <w:uiPriority w:val="99"/>
+    <w:semiHidden/>
+    <w:unhideWhenUsed/>
+    <w:rsid w:val="002A4D9C"/>
+    <w:rPr>
+      <w:color w:val="605E5C"/>
+      <w:shd w:val="clear" w:color="auto" w:fill="E1DFDD"/>
+    </w:rPr>
+  </w:style>
 </w:styles>
 </file>
 
